--- a/06-学生侧材料/讲义/_数学工具/数学工具-第2讲-对数与指数.docx
+++ b/06-学生侧材料/讲义/_数学工具/数学工具-第2讲-对数与指数.docx
@@ -229,13 +229,73 @@
         <w:rPr>
           <w:rFonts w:hint="eastAsia" w:ascii="Times New Roman" w:hAnsi="Times New Roman" w:eastAsia="Times New Roman" w:cs="Times New Roman"/>
         </w:rPr>
+        <w:t>/3-</w:t>
+      </w:r>
+      <w:r>
+        <w:rPr>
+          <w:rFonts w:hint="eastAsia" w:ascii="Times New Roman" w:hAnsi="Times New Roman" w:eastAsia="FangSong" w:cs="Times New Roman"/>
+        </w:rPr>
+        <w:t>物理化学</w:t>
+      </w:r>
+      <w:r>
+        <w:rPr>
+          <w:rFonts w:hint="eastAsia" w:ascii="Times New Roman" w:hAnsi="Times New Roman" w:eastAsia="Times New Roman" w:cs="Times New Roman"/>
+        </w:rPr>
         <w:t>/</w:t>
       </w:r>
       <w:r>
         <w:rPr>
           <w:rFonts w:hint="eastAsia" w:ascii="Times New Roman" w:hAnsi="Times New Roman" w:eastAsia="FangSong" w:cs="Times New Roman"/>
         </w:rPr>
-        <w:t>化学原理</w:t>
+        <w:t>化学动力学</w:t>
+      </w:r>
+      <w:r>
+        <w:rPr>
+          <w:rFonts w:hint="eastAsia" w:ascii="Times New Roman" w:hAnsi="Times New Roman" w:eastAsia="Times New Roman" w:cs="Times New Roman"/>
+        </w:rPr>
+        <w:t>-</w:t>
+      </w:r>
+      <w:r>
+        <w:rPr>
+          <w:rFonts w:hint="eastAsia" w:ascii="Times New Roman" w:hAnsi="Times New Roman" w:eastAsia="FangSong" w:cs="Times New Roman"/>
+        </w:rPr>
+        <w:t>超级充实版</w:t>
+      </w:r>
+      <w:r>
+        <w:rPr>
+          <w:rFonts w:hint="eastAsia" w:ascii="Times New Roman" w:hAnsi="Times New Roman" w:eastAsia="Times New Roman" w:cs="Times New Roman"/>
+        </w:rPr>
+        <w:t>（</w:t>
+      </w:r>
+      <w:r>
+        <w:rPr>
+          <w:rFonts w:hint="eastAsia" w:ascii="Times New Roman" w:hAnsi="Times New Roman" w:eastAsia="FangSong" w:cs="Times New Roman"/>
+        </w:rPr>
+        <w:t>自学完整</w:t>
+      </w:r>
+      <w:r>
+        <w:rPr>
+          <w:rFonts w:hint="eastAsia" w:ascii="Times New Roman" w:hAnsi="Times New Roman" w:eastAsia="Times New Roman" w:cs="Times New Roman"/>
+        </w:rPr>
+        <w:t>）</w:t>
+      </w:r>
+      <w:r>
+        <w:rPr>
+          <w:rFonts w:ascii="Times New Roman" w:hAnsi="Times New Roman" w:eastAsia="Times New Roman" w:cs="Times New Roman"/>
+        </w:rPr>
+        <w:t xml:space="preserve"> · </w:t>
+      </w:r>
+      <w:r>
+        <w:rPr>
+          <w:rFonts w:hint="eastAsia" w:ascii="Times New Roman" w:hAnsi="Times New Roman" w:eastAsia="Times New Roman" w:cs="Times New Roman"/>
+        </w:rPr>
+        <w:t>04-</w:t>
+      </w:r>
+      <w:r>
+        <w:rPr>
+          <w:rFonts w:hint="eastAsia" w:ascii="Times New Roman" w:hAnsi="Times New Roman" w:eastAsia="FangSong" w:cs="Times New Roman"/>
+        </w:rPr>
+        <w:t>课件</w:t>
       </w:r>
       <w:r>
         <w:rPr>
@@ -247,7 +307,31 @@
         <w:rPr>
           <w:rFonts w:hint="eastAsia" w:ascii="Times New Roman" w:hAnsi="Times New Roman" w:eastAsia="FangSong" w:cs="Times New Roman"/>
         </w:rPr>
-        <w:t>化学动力学</w:t>
+        <w:t>学生讲义</w:t>
+      </w:r>
+      <w:r>
+        <w:rPr>
+          <w:rFonts w:hint="eastAsia" w:ascii="Times New Roman" w:hAnsi="Times New Roman" w:eastAsia="Times New Roman" w:cs="Times New Roman"/>
+        </w:rPr>
+        <w:t>/3-</w:t>
+      </w:r>
+      <w:r>
+        <w:rPr>
+          <w:rFonts w:hint="eastAsia" w:ascii="Times New Roman" w:hAnsi="Times New Roman" w:eastAsia="FangSong" w:cs="Times New Roman"/>
+        </w:rPr>
+        <w:t>物理化学</w:t>
+      </w:r>
+      <w:r>
+        <w:rPr>
+          <w:rFonts w:hint="eastAsia" w:ascii="Times New Roman" w:hAnsi="Times New Roman" w:eastAsia="Times New Roman" w:cs="Times New Roman"/>
+        </w:rPr>
+        <w:t>/</w:t>
+      </w:r>
+      <w:r>
+        <w:rPr>
+          <w:rFonts w:hint="eastAsia" w:ascii="Times New Roman" w:hAnsi="Times New Roman" w:eastAsia="FangSong" w:cs="Times New Roman"/>
+        </w:rPr>
+        <w:t>化学平衡</w:t>
       </w:r>
       <w:r>
         <w:rPr>
@@ -313,97 +397,13 @@
         <w:rPr>
           <w:rFonts w:hint="eastAsia" w:ascii="Times New Roman" w:hAnsi="Times New Roman" w:eastAsia="Times New Roman" w:cs="Times New Roman"/>
         </w:rPr>
-        <w:t>/</w:t>
-      </w:r>
-      <w:r>
-        <w:rPr>
-          <w:rFonts w:hint="eastAsia" w:ascii="Times New Roman" w:hAnsi="Times New Roman" w:eastAsia="FangSong" w:cs="Times New Roman"/>
-        </w:rPr>
-        <w:t>化学原理</w:t>
-      </w:r>
-      <w:r>
-        <w:rPr>
-          <w:rFonts w:hint="eastAsia" w:ascii="Times New Roman" w:hAnsi="Times New Roman" w:eastAsia="Times New Roman" w:cs="Times New Roman"/>
-        </w:rPr>
-        <w:t>/</w:t>
-      </w:r>
-      <w:r>
-        <w:rPr>
-          <w:rFonts w:hint="eastAsia" w:ascii="Times New Roman" w:hAnsi="Times New Roman" w:eastAsia="FangSong" w:cs="Times New Roman"/>
-        </w:rPr>
-        <w:t>化学平衡</w:t>
-      </w:r>
-      <w:r>
-        <w:rPr>
-          <w:rFonts w:hint="eastAsia" w:ascii="Times New Roman" w:hAnsi="Times New Roman" w:eastAsia="Times New Roman" w:cs="Times New Roman"/>
-        </w:rPr>
-        <w:t>-</w:t>
-      </w:r>
-      <w:r>
-        <w:rPr>
-          <w:rFonts w:hint="eastAsia" w:ascii="Times New Roman" w:hAnsi="Times New Roman" w:eastAsia="FangSong" w:cs="Times New Roman"/>
-        </w:rPr>
-        <w:t>超级充实版</w:t>
-      </w:r>
-      <w:r>
-        <w:rPr>
-          <w:rFonts w:hint="eastAsia" w:ascii="Times New Roman" w:hAnsi="Times New Roman" w:eastAsia="Times New Roman" w:cs="Times New Roman"/>
-        </w:rPr>
-        <w:t>（</w:t>
-      </w:r>
-      <w:r>
-        <w:rPr>
-          <w:rFonts w:hint="eastAsia" w:ascii="Times New Roman" w:hAnsi="Times New Roman" w:eastAsia="FangSong" w:cs="Times New Roman"/>
-        </w:rPr>
-        <w:t>自学完整</w:t>
-      </w:r>
-      <w:r>
-        <w:rPr>
-          <w:rFonts w:hint="eastAsia" w:ascii="Times New Roman" w:hAnsi="Times New Roman" w:eastAsia="Times New Roman" w:cs="Times New Roman"/>
-        </w:rPr>
-        <w:t>）</w:t>
-      </w:r>
-      <w:r>
-        <w:rPr>
-          <w:rFonts w:ascii="Times New Roman" w:hAnsi="Times New Roman" w:eastAsia="Times New Roman" w:cs="Times New Roman"/>
-        </w:rPr>
-        <w:t xml:space="preserve"> · </w:t>
-      </w:r>
-      <w:r>
-        <w:rPr>
-          <w:rFonts w:hint="eastAsia" w:ascii="Times New Roman" w:hAnsi="Times New Roman" w:eastAsia="Times New Roman" w:cs="Times New Roman"/>
-        </w:rPr>
-        <w:t>04-</w:t>
-      </w:r>
-      <w:r>
-        <w:rPr>
-          <w:rFonts w:hint="eastAsia" w:ascii="Times New Roman" w:hAnsi="Times New Roman" w:eastAsia="FangSong" w:cs="Times New Roman"/>
-        </w:rPr>
-        <w:t>课件</w:t>
-      </w:r>
-      <w:r>
-        <w:rPr>
-          <w:rFonts w:hint="eastAsia" w:ascii="Times New Roman" w:hAnsi="Times New Roman" w:eastAsia="Times New Roman" w:cs="Times New Roman"/>
-        </w:rPr>
-        <w:t>/</w:t>
-      </w:r>
-      <w:r>
-        <w:rPr>
-          <w:rFonts w:hint="eastAsia" w:ascii="Times New Roman" w:hAnsi="Times New Roman" w:eastAsia="FangSong" w:cs="Times New Roman"/>
-        </w:rPr>
-        <w:t>学生讲义</w:t>
-      </w:r>
-      <w:r>
-        <w:rPr>
-          <w:rFonts w:hint="eastAsia" w:ascii="Times New Roman" w:hAnsi="Times New Roman" w:eastAsia="Times New Roman" w:cs="Times New Roman"/>
-        </w:rPr>
-        <w:t>/</w:t>
-      </w:r>
-      <w:r>
-        <w:rPr>
-          <w:rFonts w:hint="eastAsia" w:ascii="Times New Roman" w:hAnsi="Times New Roman" w:eastAsia="FangSong" w:cs="Times New Roman"/>
-        </w:rPr>
-        <w:t>化学原理</w:t>
+        <w:t>/3-</w:t>
+      </w:r>
+      <w:r>
+        <w:rPr>
+          <w:rFonts w:hint="eastAsia" w:ascii="Times New Roman" w:hAnsi="Times New Roman" w:eastAsia="FangSong" w:cs="Times New Roman"/>
+        </w:rPr>
+        <w:t>物理化学</w:t>
       </w:r>
       <w:r>
         <w:rPr>
@@ -17568,7 +17568,33 @@
         <w:rPr>
           <w:rFonts w:ascii="Times New Roman" w:hAnsi="Times New Roman" w:eastAsia="Times New Roman" w:cs="Times New Roman"/>
         </w:rPr>
-        <w:t xml:space="preserve"> α_t = </w:t>
+        <w:t xml:space="preserve"> </w:t>
+      </w:r>
+      <m:oMath>
+        <m:sSub>
+          <m:e>
+            <m:r>
+              <m:t>α</m:t>
+            </m:r>
+          </m:e>
+          <m:sub>
+            <m:r>
+              <m:t>t</m:t>
+            </m:r>
+          </m:sub>
+        </m:sSub>
+      </m:oMath>
+      <w:r>
+        <w:rPr>
+          <w:rFonts w:ascii="Times New Roman" w:hAnsi="Times New Roman" w:eastAsia="Times New Roman" w:cs="Times New Roman"/>
+        </w:rPr>
+        <w:t xml:space="preserve"> </w:t>
+      </w:r>
+      <w:r>
+        <w:rPr>
+          <w:rFonts w:ascii="Times New Roman" w:hAnsi="Times New Roman" w:eastAsia="Times New Roman" w:cs="Times New Roman"/>
+        </w:rPr>
+        <w:t xml:space="preserve">= </w:t>
       </w:r>
       <w:r>
         <w:rPr>
@@ -17586,13 +17612,33 @@
         <w:rPr>
           <w:rFonts w:hint="eastAsia" w:ascii="Times New Roman" w:hAnsi="Times New Roman" w:eastAsia="Times New Roman" w:cs="Times New Roman"/>
         </w:rPr>
-        <w:t xml:space="preserve">1，α_0</w:t>
-      </w:r>
-      <w:r>
-        <w:rPr>
-          <w:rFonts w:ascii="Times New Roman" w:hAnsi="Times New Roman" w:eastAsia="Times New Roman" w:cs="Times New Roman"/>
-        </w:rPr>
-        <w:t xml:space="preserve"> = </w:t>
+        <w:t xml:space="preserve">1，</w:t>
+      </w:r>
+      <m:oMath>
+        <m:sSub>
+          <m:e>
+            <m:r>
+              <m:t>α</m:t>
+            </m:r>
+          </m:e>
+          <m:sub>
+            <m:r>
+              <m:t>0</m:t>
+            </m:r>
+          </m:sub>
+        </m:sSub>
+      </m:oMath>
+      <w:r>
+        <w:rPr>
+          <w:rFonts w:ascii="Times New Roman" w:hAnsi="Times New Roman" w:eastAsia="Times New Roman" w:cs="Times New Roman"/>
+        </w:rPr>
+        <w:t xml:space="preserve"> </w:t>
+      </w:r>
+      <w:r>
+        <w:rPr>
+          <w:rFonts w:ascii="Times New Roman" w:hAnsi="Times New Roman" w:eastAsia="Times New Roman" w:cs="Times New Roman"/>
+        </w:rPr>
+        <w:t xml:space="preserve">= </w:t>
       </w:r>
       <w:r>
         <w:rPr>

--- a/06-学生侧材料/讲义/_数学工具/数学工具-第2讲-对数与指数.docx
+++ b/06-学生侧材料/讲义/_数学工具/数学工具-第2讲-对数与指数.docx
@@ -19723,6 +19723,12 @@
       </w:pPr>
       <w:r>
         <w:rPr>
+          <w:rFonts w:ascii="Times New Roman" w:hAnsi="Times New Roman" w:eastAsia="Times New Roman" w:cs="Times New Roman"/>
+        </w:rPr>
+        <w:t xml:space="preserve">9.1 </w:t>
+      </w:r>
+      <w:r>
+        <w:rPr>
           <w:rFonts w:hint="eastAsia" w:ascii="Times New Roman" w:hAnsi="Times New Roman" w:eastAsia="SimHei" w:cs="Times New Roman"/>
         </w:rPr>
         <w:t>基础巩固</w:t>
@@ -19783,11 +19789,22 @@
     </w:p>
     <w:p>
       <w:pPr>
-        <w:numPr>
-          <w:ilvl w:val="0"/>
-          <w:numId w:val="1003"/>
-        </w:numPr>
+        <w:pStyle w:val="BodyText"/>
       </w:pPr>
+      <w:r>
+        <w:rPr>
+          <w:rFonts w:ascii="Times New Roman" w:hAnsi="Times New Roman" w:eastAsia="Times New Roman" w:cs="Times New Roman"/>
+          <w:b/>
+          <w:bCs/>
+        </w:rPr>
+        <w:t xml:space="preserve">1.</w:t>
+      </w:r>
+      <w:r>
+        <w:rPr>
+          <w:rFonts w:ascii="Times New Roman" w:hAnsi="Times New Roman" w:eastAsia="Times New Roman" w:cs="Times New Roman"/>
+        </w:rPr>
+        <w:t xml:space="preserve"> </w:t>
+      </w:r>
       <w:r>
         <w:rPr>
           <w:rFonts w:hint="eastAsia" w:ascii="Times New Roman" w:hAnsi="Times New Roman" w:eastAsia="FangSong" w:cs="Times New Roman"/>
@@ -19942,11 +19959,22 @@
     </w:p>
     <w:p>
       <w:pPr>
-        <w:numPr>
-          <w:ilvl w:val="0"/>
-          <w:numId w:val="1003"/>
-        </w:numPr>
+        <w:pStyle w:val="BodyText"/>
       </w:pPr>
+      <w:r>
+        <w:rPr>
+          <w:rFonts w:ascii="Times New Roman" w:hAnsi="Times New Roman" w:eastAsia="Times New Roman" w:cs="Times New Roman"/>
+          <w:b/>
+          <w:bCs/>
+        </w:rPr>
+        <w:t xml:space="preserve">2.</w:t>
+      </w:r>
+      <w:r>
+        <w:rPr>
+          <w:rFonts w:ascii="Times New Roman" w:hAnsi="Times New Roman" w:eastAsia="Times New Roman" w:cs="Times New Roman"/>
+        </w:rPr>
+        <w:t xml:space="preserve"> </w:t>
+      </w:r>
       <w:r>
         <w:rPr>
           <w:rFonts w:hint="eastAsia" w:ascii="Times New Roman" w:hAnsi="Times New Roman" w:eastAsia="FangSong" w:cs="Times New Roman"/>
@@ -20106,7 +20134,7 @@
     </w:p>
     <w:p>
       <w:pPr>
-        <w:pStyle w:val="FirstParagraph"/>
+        <w:pStyle w:val="BodyText"/>
       </w:pPr>
       <w:r>
         <w:rPr>
@@ -20135,11 +20163,22 @@
     </w:p>
     <w:p>
       <w:pPr>
-        <w:numPr>
-          <w:ilvl w:val="0"/>
-          <w:numId w:val="1004"/>
-        </w:numPr>
+        <w:pStyle w:val="BodyText"/>
       </w:pPr>
+      <w:r>
+        <w:rPr>
+          <w:rFonts w:ascii="Times New Roman" w:hAnsi="Times New Roman" w:eastAsia="Times New Roman" w:cs="Times New Roman"/>
+          <w:b/>
+          <w:bCs/>
+        </w:rPr>
+        <w:t xml:space="preserve">3.</w:t>
+      </w:r>
+      <w:r>
+        <w:rPr>
+          <w:rFonts w:ascii="Times New Roman" w:hAnsi="Times New Roman" w:eastAsia="Times New Roman" w:cs="Times New Roman"/>
+        </w:rPr>
+        <w:t xml:space="preserve"> </w:t>
+      </w:r>
       <w:r>
         <w:rPr>
           <w:rFonts w:hint="eastAsia" w:ascii="Times New Roman" w:hAnsi="Times New Roman" w:eastAsia="FangSong" w:cs="Times New Roman"/>
@@ -20277,13 +20316,24 @@
     </w:p>
     <w:p>
       <w:pPr>
-        <w:numPr>
-          <w:ilvl w:val="0"/>
-          <w:numId w:val="1004"/>
-        </w:numPr>
+        <w:pStyle w:val="BodyText"/>
       </w:pPr>
       <w:r>
         <w:rPr>
+          <w:rFonts w:ascii="Times New Roman" w:hAnsi="Times New Roman" w:eastAsia="Times New Roman" w:cs="Times New Roman"/>
+          <w:b/>
+          <w:bCs/>
+        </w:rPr>
+        <w:t xml:space="preserve">4.</w:t>
+      </w:r>
+      <w:r>
+        <w:rPr>
+          <w:rFonts w:ascii="Times New Roman" w:hAnsi="Times New Roman" w:eastAsia="Times New Roman" w:cs="Times New Roman"/>
+        </w:rPr>
+        <w:t xml:space="preserve"> </w:t>
+      </w:r>
+      <w:r>
+        <w:rPr>
           <w:rFonts w:hint="eastAsia" w:ascii="Times New Roman" w:hAnsi="Times New Roman" w:eastAsia="FangSong" w:cs="Times New Roman"/>
         </w:rPr>
         <w:t>判断正误并改正</w:t>
@@ -20306,15 +20356,24 @@
         </w:rPr>
         <w:t>）：</w:t>
       </w:r>
-    </w:p>
-    <w:p>
-      <w:pPr>
-        <w:pStyle w:val="Compact"/>
-        <w:numPr>
-          <w:ilvl w:val="1"/>
-          <w:numId w:val="1005"/>
-        </w:numPr>
-      </w:pPr>
+      <w:r>
+        <w:rPr>
+          <w:rFonts w:ascii="Times New Roman" w:hAnsi="Times New Roman" w:eastAsia="Times New Roman" w:cs="Times New Roman"/>
+        </w:rPr>
+        <w:t xml:space="preserve"> </w:t>
+      </w:r>
+      <w:r>
+        <w:rPr>
+          <w:rFonts w:ascii="Times New Roman" w:hAnsi="Times New Roman" w:eastAsia="Times New Roman" w:cs="Times New Roman"/>
+        </w:rPr>
+        <w:t xml:space="preserve">(a)</w:t>
+      </w:r>
+      <w:r>
+        <w:rPr>
+          <w:rFonts w:ascii="Times New Roman" w:hAnsi="Times New Roman" w:eastAsia="Times New Roman" w:cs="Times New Roman"/>
+        </w:rPr>
+        <w:t xml:space="preserve"> </w:t>
+      </w:r>
       <m:oMath>
         <m:oMathPr>
           <m:ctrlPr>
@@ -20389,17 +20448,20 @@
         <w:rPr>
           <w:rFonts w:ascii="Times New Roman" w:hAnsi="Times New Roman" w:eastAsia="Times New Roman" w:cs="Times New Roman"/>
         </w:rPr>
-        <w:t xml:space="preserve">​</w:t>
-      </w:r>
-    </w:p>
-    <w:p>
-      <w:pPr>
-        <w:pStyle w:val="Compact"/>
-        <w:numPr>
-          <w:ilvl w:val="1"/>
-          <w:numId w:val="1005"/>
-        </w:numPr>
-      </w:pPr>
+        <w:t xml:space="preserve"> </w:t>
+      </w:r>
+      <w:r>
+        <w:rPr>
+          <w:rFonts w:ascii="Times New Roman" w:hAnsi="Times New Roman" w:eastAsia="Times New Roman" w:cs="Times New Roman"/>
+        </w:rPr>
+        <w:t xml:space="preserve">(b)</w:t>
+      </w:r>
+      <w:r>
+        <w:rPr>
+          <w:rFonts w:ascii="Times New Roman" w:hAnsi="Times New Roman" w:eastAsia="Times New Roman" w:cs="Times New Roman"/>
+        </w:rPr>
+        <w:t xml:space="preserve"> </w:t>
+      </w:r>
       <m:oMath>
         <m:oMathPr>
           <m:ctrlPr>
@@ -20453,17 +20515,20 @@
         <w:rPr>
           <w:rFonts w:ascii="Times New Roman" w:hAnsi="Times New Roman" w:eastAsia="Times New Roman" w:cs="Times New Roman"/>
         </w:rPr>
-        <w:t xml:space="preserve">​</w:t>
-      </w:r>
-    </w:p>
-    <w:p>
-      <w:pPr>
-        <w:pStyle w:val="Compact"/>
-        <w:numPr>
-          <w:ilvl w:val="1"/>
-          <w:numId w:val="1005"/>
-        </w:numPr>
-      </w:pPr>
+        <w:t xml:space="preserve"> </w:t>
+      </w:r>
+      <w:r>
+        <w:rPr>
+          <w:rFonts w:ascii="Times New Roman" w:hAnsi="Times New Roman" w:eastAsia="Times New Roman" w:cs="Times New Roman"/>
+        </w:rPr>
+        <w:t xml:space="preserve">(c)</w:t>
+      </w:r>
+      <w:r>
+        <w:rPr>
+          <w:rFonts w:ascii="Times New Roman" w:hAnsi="Times New Roman" w:eastAsia="Times New Roman" w:cs="Times New Roman"/>
+        </w:rPr>
+        <w:t xml:space="preserve"> </w:t>
+      </w:r>
       <m:oMath>
         <m:oMathPr>
           <m:ctrlPr>
@@ -20522,20 +20587,25 @@
           <m:t>2</m:t>
         </m:r>
       </m:oMath>
-      <w:r>
-        <w:rPr>
-          <w:rFonts w:ascii="Times New Roman" w:hAnsi="Times New Roman" w:eastAsia="Times New Roman" w:cs="Times New Roman"/>
-        </w:rPr>
-        <w:t xml:space="preserve">​</w:t>
-      </w:r>
     </w:p>
     <w:p>
       <w:pPr>
-        <w:numPr>
-          <w:ilvl w:val="0"/>
-          <w:numId w:val="1004"/>
-        </w:numPr>
+        <w:pStyle w:val="BodyText"/>
       </w:pPr>
+      <w:r>
+        <w:rPr>
+          <w:rFonts w:ascii="Times New Roman" w:hAnsi="Times New Roman" w:eastAsia="Times New Roman" w:cs="Times New Roman"/>
+          <w:b/>
+          <w:bCs/>
+        </w:rPr>
+        <w:t xml:space="preserve">5.</w:t>
+      </w:r>
+      <w:r>
+        <w:rPr>
+          <w:rFonts w:ascii="Times New Roman" w:hAnsi="Times New Roman" w:eastAsia="Times New Roman" w:cs="Times New Roman"/>
+        </w:rPr>
+        <w:t xml:space="preserve"> </w:t>
+      </w:r>
       <w:r>
         <w:rPr>
           <w:rFonts w:hint="eastAsia" w:ascii="Times New Roman" w:hAnsi="Times New Roman" w:eastAsia="FangSong" w:cs="Times New Roman"/>
@@ -20650,6 +20720,12 @@
       </w:pPr>
       <w:r>
         <w:rPr>
+          <w:rFonts w:ascii="Times New Roman" w:hAnsi="Times New Roman" w:eastAsia="Times New Roman" w:cs="Times New Roman"/>
+        </w:rPr>
+        <w:t xml:space="preserve">9.2 </w:t>
+      </w:r>
+      <w:r>
+        <w:rPr>
           <w:rFonts w:hint="eastAsia" w:ascii="Times New Roman" w:hAnsi="Times New Roman" w:eastAsia="SimHei" w:cs="Times New Roman"/>
         </w:rPr>
         <w:t>竞赛入门</w:t>
@@ -20710,11 +20786,22 @@
     </w:p>
     <w:p>
       <w:pPr>
-        <w:numPr>
-          <w:ilvl w:val="0"/>
-          <w:numId w:val="1006"/>
-        </w:numPr>
+        <w:pStyle w:val="BodyText"/>
       </w:pPr>
+      <w:r>
+        <w:rPr>
+          <w:rFonts w:ascii="Times New Roman" w:hAnsi="Times New Roman" w:eastAsia="Times New Roman" w:cs="Times New Roman"/>
+          <w:b/>
+          <w:bCs/>
+        </w:rPr>
+        <w:t xml:space="preserve">6.</w:t>
+      </w:r>
+      <w:r>
+        <w:rPr>
+          <w:rFonts w:ascii="Times New Roman" w:hAnsi="Times New Roman" w:eastAsia="Times New Roman" w:cs="Times New Roman"/>
+        </w:rPr>
+        <w:t xml:space="preserve"> </w:t>
+      </w:r>
       <w:r>
         <w:rPr>
           <w:rFonts w:hint="eastAsia" w:ascii="Times New Roman" w:hAnsi="Times New Roman" w:eastAsia="FangSong" w:cs="Times New Roman"/>
@@ -20942,11 +21029,22 @@
     </w:p>
     <w:p>
       <w:pPr>
-        <w:numPr>
-          <w:ilvl w:val="0"/>
-          <w:numId w:val="1006"/>
-        </w:numPr>
+        <w:pStyle w:val="BodyText"/>
       </w:pPr>
+      <w:r>
+        <w:rPr>
+          <w:rFonts w:ascii="Times New Roman" w:hAnsi="Times New Roman" w:eastAsia="Times New Roman" w:cs="Times New Roman"/>
+          <w:b/>
+          <w:bCs/>
+        </w:rPr>
+        <w:t xml:space="preserve">7.</w:t>
+      </w:r>
+      <w:r>
+        <w:rPr>
+          <w:rFonts w:ascii="Times New Roman" w:hAnsi="Times New Roman" w:eastAsia="Times New Roman" w:cs="Times New Roman"/>
+        </w:rPr>
+        <w:t xml:space="preserve"> </w:t>
+      </w:r>
       <w:r>
         <w:rPr>
           <w:rFonts w:ascii="Times New Roman" w:hAnsi="Times New Roman" w:eastAsia="Times New Roman" w:cs="Times New Roman"/>
@@ -21104,7 +21202,7 @@
     </w:p>
     <w:p>
       <w:pPr>
-        <w:pStyle w:val="FirstParagraph"/>
+        <w:pStyle w:val="BodyText"/>
       </w:pPr>
       <w:r>
         <w:rPr>
@@ -21133,11 +21231,22 @@
     </w:p>
     <w:p>
       <w:pPr>
-        <w:numPr>
-          <w:ilvl w:val="0"/>
-          <w:numId w:val="1007"/>
-        </w:numPr>
+        <w:pStyle w:val="BodyText"/>
       </w:pPr>
+      <w:r>
+        <w:rPr>
+          <w:rFonts w:ascii="Times New Roman" w:hAnsi="Times New Roman" w:eastAsia="Times New Roman" w:cs="Times New Roman"/>
+          <w:b/>
+          <w:bCs/>
+        </w:rPr>
+        <w:t xml:space="preserve">8.</w:t>
+      </w:r>
+      <w:r>
+        <w:rPr>
+          <w:rFonts w:ascii="Times New Roman" w:hAnsi="Times New Roman" w:eastAsia="Times New Roman" w:cs="Times New Roman"/>
+        </w:rPr>
+        <w:t xml:space="preserve"> </w:t>
+      </w:r>
       <w:r>
         <w:rPr>
           <w:rFonts w:hint="eastAsia" w:ascii="Times New Roman" w:hAnsi="Times New Roman" w:eastAsia="FangSong" w:cs="Times New Roman"/>
@@ -21238,11 +21347,22 @@
     </w:p>
     <w:p>
       <w:pPr>
-        <w:numPr>
-          <w:ilvl w:val="0"/>
-          <w:numId w:val="1007"/>
-        </w:numPr>
+        <w:pStyle w:val="BodyText"/>
       </w:pPr>
+      <w:r>
+        <w:rPr>
+          <w:rFonts w:ascii="Times New Roman" w:hAnsi="Times New Roman" w:eastAsia="Times New Roman" w:cs="Times New Roman"/>
+          <w:b/>
+          <w:bCs/>
+        </w:rPr>
+        <w:t xml:space="preserve">9.</w:t>
+      </w:r>
+      <w:r>
+        <w:rPr>
+          <w:rFonts w:ascii="Times New Roman" w:hAnsi="Times New Roman" w:eastAsia="Times New Roman" w:cs="Times New Roman"/>
+        </w:rPr>
+        <w:t xml:space="preserve"> </w:t>
+      </w:r>
       <w:r>
         <w:rPr>
           <w:rFonts w:hint="eastAsia" w:ascii="Times New Roman" w:hAnsi="Times New Roman" w:eastAsia="FangSong" w:cs="Times New Roman"/>
@@ -21498,11 +21618,22 @@
     </w:p>
     <w:p>
       <w:pPr>
-        <w:numPr>
-          <w:ilvl w:val="0"/>
-          <w:numId w:val="1007"/>
-        </w:numPr>
+        <w:pStyle w:val="BodyText"/>
       </w:pPr>
+      <w:r>
+        <w:rPr>
+          <w:rFonts w:ascii="Times New Roman" w:hAnsi="Times New Roman" w:eastAsia="Times New Roman" w:cs="Times New Roman"/>
+          <w:b/>
+          <w:bCs/>
+        </w:rPr>
+        <w:t xml:space="preserve">10.</w:t>
+      </w:r>
+      <w:r>
+        <w:rPr>
+          <w:rFonts w:ascii="Times New Roman" w:hAnsi="Times New Roman" w:eastAsia="Times New Roman" w:cs="Times New Roman"/>
+        </w:rPr>
+        <w:t xml:space="preserve"> </w:t>
+      </w:r>
       <w:r>
         <w:rPr>
           <w:rFonts w:hint="eastAsia" w:ascii="Times New Roman" w:hAnsi="Times New Roman" w:eastAsia="FangSong" w:cs="Times New Roman"/>
@@ -21717,7 +21848,7 @@
       </w:r>
     </w:p>
     <w:bookmarkEnd w:id="37"/>
-    <w:bookmarkStart w:id="38" w:name="真题挑战5-题竞赛风格改编"/>
+    <w:bookmarkStart w:id="38" w:name="真题挑战5-题竞赛风格改编5-题"/>
     <w:p>
       <w:pPr>
         <w:pStyle w:val="Heading3"/>
@@ -21725,6 +21856,12 @@
       </w:pPr>
       <w:r>
         <w:rPr>
+          <w:rFonts w:ascii="Times New Roman" w:hAnsi="Times New Roman" w:eastAsia="Times New Roman" w:cs="Times New Roman"/>
+        </w:rPr>
+        <w:t xml:space="preserve">9.3 </w:t>
+      </w:r>
+      <w:r>
+        <w:rPr>
           <w:rFonts w:hint="eastAsia" w:ascii="Times New Roman" w:hAnsi="Times New Roman" w:eastAsia="SimHei" w:cs="Times New Roman"/>
         </w:rPr>
         <w:t>真题挑战</w:t>
@@ -21758,6 +21895,24 @@
           <w:rFonts w:hint="eastAsia" w:ascii="Times New Roman" w:hAnsi="Times New Roman" w:eastAsia="SimHei" w:cs="Times New Roman"/>
         </w:rPr>
         <w:t>竞赛风格改编</w:t>
+      </w:r>
+      <w:r>
+        <w:rPr>
+          <w:rFonts w:hint="eastAsia" w:ascii="Times New Roman" w:hAnsi="Times New Roman" w:eastAsia="Times New Roman" w:cs="Times New Roman"/>
+        </w:rPr>
+        <w:t>）（5</w:t>
+      </w:r>
+      <w:r>
+        <w:rPr>
+          <w:rFonts w:ascii="Times New Roman" w:hAnsi="Times New Roman" w:eastAsia="Times New Roman" w:cs="Times New Roman"/>
+        </w:rPr>
+        <w:t xml:space="preserve"> </w:t>
+      </w:r>
+      <w:r>
+        <w:rPr>
+          <w:rFonts w:hint="eastAsia" w:ascii="Times New Roman" w:hAnsi="Times New Roman" w:eastAsia="SimHei" w:cs="Times New Roman"/>
+        </w:rPr>
+        <w:t>题</w:t>
       </w:r>
       <w:r>
         <w:rPr>
@@ -21768,11 +21923,22 @@
     </w:p>
     <w:p>
       <w:pPr>
-        <w:numPr>
-          <w:ilvl w:val="0"/>
-          <w:numId w:val="1008"/>
-        </w:numPr>
+        <w:pStyle w:val="FirstParagraph"/>
       </w:pPr>
+      <w:r>
+        <w:rPr>
+          <w:rFonts w:ascii="Times New Roman" w:hAnsi="Times New Roman" w:eastAsia="Times New Roman" w:cs="Times New Roman"/>
+          <w:b/>
+          <w:bCs/>
+        </w:rPr>
+        <w:t xml:space="preserve">11.</w:t>
+      </w:r>
+      <w:r>
+        <w:rPr>
+          <w:rFonts w:ascii="Times New Roman" w:hAnsi="Times New Roman" w:eastAsia="Times New Roman" w:cs="Times New Roman"/>
+        </w:rPr>
+        <w:t xml:space="preserve"> </w:t>
+      </w:r>
       <w:r>
         <w:rPr>
           <w:rFonts w:ascii="Times New Roman" w:hAnsi="Times New Roman" w:eastAsia="Times New Roman" w:cs="Times New Roman"/>
@@ -22066,11 +22232,22 @@
     </w:p>
     <w:p>
       <w:pPr>
-        <w:numPr>
-          <w:ilvl w:val="0"/>
-          <w:numId w:val="1008"/>
-        </w:numPr>
+        <w:pStyle w:val="BodyText"/>
       </w:pPr>
+      <w:r>
+        <w:rPr>
+          <w:rFonts w:ascii="Times New Roman" w:hAnsi="Times New Roman" w:eastAsia="Times New Roman" w:cs="Times New Roman"/>
+          <w:b/>
+          <w:bCs/>
+        </w:rPr>
+        <w:t xml:space="preserve">12.</w:t>
+      </w:r>
+      <w:r>
+        <w:rPr>
+          <w:rFonts w:ascii="Times New Roman" w:hAnsi="Times New Roman" w:eastAsia="Times New Roman" w:cs="Times New Roman"/>
+        </w:rPr>
+        <w:t xml:space="preserve"> </w:t>
+      </w:r>
       <w:r>
         <w:rPr>
           <w:rFonts w:ascii="Times New Roman" w:hAnsi="Times New Roman" w:eastAsia="Times New Roman" w:cs="Times New Roman"/>
@@ -22292,11 +22469,22 @@
     </w:p>
     <w:p>
       <w:pPr>
-        <w:numPr>
-          <w:ilvl w:val="0"/>
-          <w:numId w:val="1008"/>
-        </w:numPr>
+        <w:pStyle w:val="BodyText"/>
       </w:pPr>
+      <w:r>
+        <w:rPr>
+          <w:rFonts w:ascii="Times New Roman" w:hAnsi="Times New Roman" w:eastAsia="Times New Roman" w:cs="Times New Roman"/>
+          <w:b/>
+          <w:bCs/>
+        </w:rPr>
+        <w:t xml:space="preserve">13.</w:t>
+      </w:r>
+      <w:r>
+        <w:rPr>
+          <w:rFonts w:ascii="Times New Roman" w:hAnsi="Times New Roman" w:eastAsia="Times New Roman" w:cs="Times New Roman"/>
+        </w:rPr>
+        <w:t xml:space="preserve"> </w:t>
+      </w:r>
       <w:r>
         <w:rPr>
           <w:rFonts w:hint="eastAsia" w:ascii="Times New Roman" w:hAnsi="Times New Roman" w:eastAsia="FangSong" w:cs="Times New Roman"/>
@@ -22516,11 +22704,22 @@
     </w:p>
     <w:p>
       <w:pPr>
-        <w:numPr>
-          <w:ilvl w:val="0"/>
-          <w:numId w:val="1008"/>
-        </w:numPr>
+        <w:pStyle w:val="BodyText"/>
       </w:pPr>
+      <w:r>
+        <w:rPr>
+          <w:rFonts w:ascii="Times New Roman" w:hAnsi="Times New Roman" w:eastAsia="Times New Roman" w:cs="Times New Roman"/>
+          <w:b/>
+          <w:bCs/>
+        </w:rPr>
+        <w:t xml:space="preserve">14.</w:t>
+      </w:r>
+      <w:r>
+        <w:rPr>
+          <w:rFonts w:ascii="Times New Roman" w:hAnsi="Times New Roman" w:eastAsia="Times New Roman" w:cs="Times New Roman"/>
+        </w:rPr>
+        <w:t xml:space="preserve"> </w:t>
+      </w:r>
       <w:r>
         <w:rPr>
           <w:rFonts w:hint="eastAsia" w:ascii="Times New Roman" w:hAnsi="Times New Roman" w:eastAsia="FangSong" w:cs="Times New Roman"/>
@@ -22707,11 +22906,22 @@
     </w:p>
     <w:p>
       <w:pPr>
-        <w:numPr>
-          <w:ilvl w:val="0"/>
-          <w:numId w:val="1008"/>
-        </w:numPr>
+        <w:pStyle w:val="BodyText"/>
       </w:pPr>
+      <w:r>
+        <w:rPr>
+          <w:rFonts w:ascii="Times New Roman" w:hAnsi="Times New Roman" w:eastAsia="Times New Roman" w:cs="Times New Roman"/>
+          <w:b/>
+          <w:bCs/>
+        </w:rPr>
+        <w:t xml:space="preserve">15.</w:t>
+      </w:r>
+      <w:r>
+        <w:rPr>
+          <w:rFonts w:ascii="Times New Roman" w:hAnsi="Times New Roman" w:eastAsia="Times New Roman" w:cs="Times New Roman"/>
+        </w:rPr>
+        <w:t xml:space="preserve"> </w:t>
+      </w:r>
       <w:r>
         <w:rPr>
           <w:rFonts w:hint="eastAsia" w:ascii="Times New Roman" w:hAnsi="Times New Roman" w:eastAsia="FangSong" w:cs="Times New Roman"/>
@@ -22791,15 +23001,18 @@
         </w:rPr>
         <w:t xml:space="preserve">。</w:t>
       </w:r>
-    </w:p>
-    <w:p>
-      <w:pPr>
-        <w:pStyle w:val="Compact"/>
-        <w:numPr>
-          <w:ilvl w:val="1"/>
-          <w:numId w:val="1009"/>
-        </w:numPr>
-      </w:pPr>
+      <w:r>
+        <w:rPr>
+          <w:rFonts w:ascii="Times New Roman" w:hAnsi="Times New Roman" w:eastAsia="Times New Roman" w:cs="Times New Roman"/>
+        </w:rPr>
+        <w:t xml:space="preserve"> </w:t>
+      </w:r>
+      <w:r>
+        <w:rPr>
+          <w:rFonts w:ascii="Times New Roman" w:hAnsi="Times New Roman" w:eastAsia="Times New Roman" w:cs="Times New Roman"/>
+        </w:rPr>
+        <w:t xml:space="preserve">(a) </w:t>
+      </w:r>
       <w:r>
         <w:rPr>
           <w:rFonts w:hint="eastAsia" w:ascii="Times New Roman" w:hAnsi="Times New Roman" w:eastAsia="FangSong" w:cs="Times New Roman"/>
@@ -22818,15 +23031,18 @@
         </w:rPr>
         <w:t xml:space="preserve">k；</w:t>
       </w:r>
-    </w:p>
-    <w:p>
-      <w:pPr>
-        <w:pStyle w:val="Compact"/>
-        <w:numPr>
-          <w:ilvl w:val="1"/>
-          <w:numId w:val="1009"/>
-        </w:numPr>
-      </w:pPr>
+      <w:r>
+        <w:rPr>
+          <w:rFonts w:ascii="Times New Roman" w:hAnsi="Times New Roman" w:eastAsia="Times New Roman" w:cs="Times New Roman"/>
+        </w:rPr>
+        <w:t xml:space="preserve"> </w:t>
+      </w:r>
+      <w:r>
+        <w:rPr>
+          <w:rFonts w:ascii="Times New Roman" w:hAnsi="Times New Roman" w:eastAsia="Times New Roman" w:cs="Times New Roman"/>
+        </w:rPr>
+        <w:t xml:space="preserve">(b) </w:t>
+      </w:r>
       <w:r>
         <w:rPr>
           <w:rFonts w:hint="eastAsia" w:ascii="Times New Roman" w:hAnsi="Times New Roman" w:eastAsia="FangSong" w:cs="Times New Roman"/>
@@ -22930,15 +23146,18 @@
         </w:rPr>
         <w:t xml:space="preserve">；</w:t>
       </w:r>
-    </w:p>
-    <w:p>
-      <w:pPr>
-        <w:pStyle w:val="Compact"/>
-        <w:numPr>
-          <w:ilvl w:val="1"/>
-          <w:numId w:val="1009"/>
-        </w:numPr>
-      </w:pPr>
+      <w:r>
+        <w:rPr>
+          <w:rFonts w:ascii="Times New Roman" w:hAnsi="Times New Roman" w:eastAsia="Times New Roman" w:cs="Times New Roman"/>
+        </w:rPr>
+        <w:t xml:space="preserve"> </w:t>
+      </w:r>
+      <w:r>
+        <w:rPr>
+          <w:rFonts w:ascii="Times New Roman" w:hAnsi="Times New Roman" w:eastAsia="Times New Roman" w:cs="Times New Roman"/>
+        </w:rPr>
+        <w:t xml:space="preserve">(c) </w:t>
+      </w:r>
       <w:r>
         <w:rPr>
           <w:rFonts w:hint="eastAsia" w:ascii="Times New Roman" w:hAnsi="Times New Roman" w:eastAsia="FangSong" w:cs="Times New Roman"/>
@@ -22972,15 +23191,18 @@
         </w:rPr>
         <w:t xml:space="preserve">；</w:t>
       </w:r>
-    </w:p>
-    <w:p>
-      <w:pPr>
-        <w:pStyle w:val="Compact"/>
-        <w:numPr>
-          <w:ilvl w:val="1"/>
-          <w:numId w:val="1009"/>
-        </w:numPr>
-      </w:pPr>
+      <w:r>
+        <w:rPr>
+          <w:rFonts w:ascii="Times New Roman" w:hAnsi="Times New Roman" w:eastAsia="Times New Roman" w:cs="Times New Roman"/>
+        </w:rPr>
+        <w:t xml:space="preserve"> </w:t>
+      </w:r>
+      <w:r>
+        <w:rPr>
+          <w:rFonts w:ascii="Times New Roman" w:hAnsi="Times New Roman" w:eastAsia="Times New Roman" w:cs="Times New Roman"/>
+        </w:rPr>
+        <w:t xml:space="preserve">(d) </w:t>
+      </w:r>
       <w:r>
         <w:rPr>
           <w:rFonts w:hint="eastAsia" w:ascii="Times New Roman" w:hAnsi="Times New Roman" w:eastAsia="FangSong" w:cs="Times New Roman"/>
@@ -28986,516 +29208,6 @@
       </w:rPr>
     </w:lvl>
   </w:abstractNum>
-  <w:abstractNum w:abstractNumId="99411">
-    <w:nsid w:val="00A99411"/>
-    <w:multiLevelType w:val="multilevel"/>
-    <w:lvl w:ilvl="0">
-      <w:start w:val="1"/>
-      <w:numFmt w:val="decimal"/>
-      <w:lvlText w:val="%1."/>
-      <w:lvlJc w:val="left"/>
-      <w:pPr>
-        <w:ind w:left="720" w:hanging="360"/>
-      </w:pPr>
-    </w:lvl>
-    <w:lvl w:ilvl="1">
-      <w:start w:val="1"/>
-      <w:numFmt w:val="decimal"/>
-      <w:lvlText w:val="%2."/>
-      <w:lvlJc w:val="left"/>
-      <w:pPr>
-        <w:ind w:left="1440" w:hanging="360"/>
-      </w:pPr>
-    </w:lvl>
-    <w:lvl w:ilvl="2">
-      <w:start w:val="1"/>
-      <w:numFmt w:val="decimal"/>
-      <w:lvlText w:val="%3."/>
-      <w:lvlJc w:val="left"/>
-      <w:pPr>
-        <w:ind w:left="2160" w:hanging="360"/>
-      </w:pPr>
-    </w:lvl>
-    <w:lvl w:ilvl="3">
-      <w:start w:val="1"/>
-      <w:numFmt w:val="decimal"/>
-      <w:lvlText w:val="%4."/>
-      <w:lvlJc w:val="left"/>
-      <w:pPr>
-        <w:ind w:left="2880" w:hanging="360"/>
-      </w:pPr>
-    </w:lvl>
-    <w:lvl w:ilvl="4">
-      <w:start w:val="1"/>
-      <w:numFmt w:val="decimal"/>
-      <w:lvlText w:val="%5."/>
-      <w:lvlJc w:val="left"/>
-      <w:pPr>
-        <w:ind w:left="3600" w:hanging="360"/>
-      </w:pPr>
-    </w:lvl>
-    <w:lvl w:ilvl="5">
-      <w:start w:val="1"/>
-      <w:numFmt w:val="decimal"/>
-      <w:lvlText w:val="%6."/>
-      <w:lvlJc w:val="left"/>
-      <w:pPr>
-        <w:ind w:left="4320" w:hanging="360"/>
-      </w:pPr>
-    </w:lvl>
-    <w:lvl w:ilvl="6">
-      <w:start w:val="1"/>
-      <w:numFmt w:val="decimal"/>
-      <w:lvlText w:val="%7."/>
-      <w:lvlJc w:val="left"/>
-      <w:pPr>
-        <w:ind w:left="5040" w:hanging="360"/>
-      </w:pPr>
-    </w:lvl>
-    <w:lvl w:ilvl="7">
-      <w:start w:val="1"/>
-      <w:numFmt w:val="decimal"/>
-      <w:lvlText w:val="%8."/>
-      <w:lvlJc w:val="left"/>
-      <w:pPr>
-        <w:ind w:left="5760" w:hanging="360"/>
-      </w:pPr>
-    </w:lvl>
-    <w:lvl w:ilvl="8">
-      <w:start w:val="1"/>
-      <w:numFmt w:val="decimal"/>
-      <w:lvlText w:val="%9."/>
-      <w:lvlJc w:val="left"/>
-      <w:pPr>
-        <w:ind w:left="6480" w:hanging="360"/>
-      </w:pPr>
-    </w:lvl>
-  </w:abstractNum>
-  <w:abstractNum w:abstractNumId="99413">
-    <w:nsid w:val="00A99413"/>
-    <w:multiLevelType w:val="multilevel"/>
-    <w:lvl w:ilvl="0">
-      <w:start w:val="3"/>
-      <w:numFmt w:val="decimal"/>
-      <w:lvlText w:val="%1."/>
-      <w:lvlJc w:val="left"/>
-      <w:pPr>
-        <w:ind w:left="720" w:hanging="360"/>
-      </w:pPr>
-    </w:lvl>
-    <w:lvl w:ilvl="1">
-      <w:start w:val="3"/>
-      <w:numFmt w:val="decimal"/>
-      <w:lvlText w:val="%2."/>
-      <w:lvlJc w:val="left"/>
-      <w:pPr>
-        <w:ind w:left="1440" w:hanging="360"/>
-      </w:pPr>
-    </w:lvl>
-    <w:lvl w:ilvl="2">
-      <w:start w:val="3"/>
-      <w:numFmt w:val="decimal"/>
-      <w:lvlText w:val="%3."/>
-      <w:lvlJc w:val="left"/>
-      <w:pPr>
-        <w:ind w:left="2160" w:hanging="360"/>
-      </w:pPr>
-    </w:lvl>
-    <w:lvl w:ilvl="3">
-      <w:start w:val="3"/>
-      <w:numFmt w:val="decimal"/>
-      <w:lvlText w:val="%4."/>
-      <w:lvlJc w:val="left"/>
-      <w:pPr>
-        <w:ind w:left="2880" w:hanging="360"/>
-      </w:pPr>
-    </w:lvl>
-    <w:lvl w:ilvl="4">
-      <w:start w:val="3"/>
-      <w:numFmt w:val="decimal"/>
-      <w:lvlText w:val="%5."/>
-      <w:lvlJc w:val="left"/>
-      <w:pPr>
-        <w:ind w:left="3600" w:hanging="360"/>
-      </w:pPr>
-    </w:lvl>
-    <w:lvl w:ilvl="5">
-      <w:start w:val="3"/>
-      <w:numFmt w:val="decimal"/>
-      <w:lvlText w:val="%6."/>
-      <w:lvlJc w:val="left"/>
-      <w:pPr>
-        <w:ind w:left="4320" w:hanging="360"/>
-      </w:pPr>
-    </w:lvl>
-    <w:lvl w:ilvl="6">
-      <w:start w:val="3"/>
-      <w:numFmt w:val="decimal"/>
-      <w:lvlText w:val="%7."/>
-      <w:lvlJc w:val="left"/>
-      <w:pPr>
-        <w:ind w:left="5040" w:hanging="360"/>
-      </w:pPr>
-    </w:lvl>
-    <w:lvl w:ilvl="7">
-      <w:start w:val="3"/>
-      <w:numFmt w:val="decimal"/>
-      <w:lvlText w:val="%8."/>
-      <w:lvlJc w:val="left"/>
-      <w:pPr>
-        <w:ind w:left="5760" w:hanging="360"/>
-      </w:pPr>
-    </w:lvl>
-    <w:lvl w:ilvl="8">
-      <w:start w:val="3"/>
-      <w:numFmt w:val="decimal"/>
-      <w:lvlText w:val="%9."/>
-      <w:lvlJc w:val="left"/>
-      <w:pPr>
-        <w:ind w:left="6480" w:hanging="360"/>
-      </w:pPr>
-    </w:lvl>
-  </w:abstractNum>
-  <w:abstractNum w:abstractNumId="99731">
-    <w:nsid w:val="00A99731"/>
-    <w:multiLevelType w:val="multilevel"/>
-    <w:lvl w:ilvl="0">
-      <w:start w:val="1"/>
-      <w:numFmt w:val="lowerLetter"/>
-      <w:lvlText w:val="(%1)"/>
-      <w:lvlJc w:val="left"/>
-      <w:pPr>
-        <w:ind w:left="720" w:hanging="360"/>
-      </w:pPr>
-    </w:lvl>
-    <w:lvl w:ilvl="1">
-      <w:start w:val="1"/>
-      <w:numFmt w:val="lowerLetter"/>
-      <w:lvlText w:val="(%2)"/>
-      <w:lvlJc w:val="left"/>
-      <w:pPr>
-        <w:ind w:left="1440" w:hanging="360"/>
-      </w:pPr>
-    </w:lvl>
-    <w:lvl w:ilvl="2">
-      <w:start w:val="1"/>
-      <w:numFmt w:val="lowerLetter"/>
-      <w:lvlText w:val="(%3)"/>
-      <w:lvlJc w:val="left"/>
-      <w:pPr>
-        <w:ind w:left="2160" w:hanging="360"/>
-      </w:pPr>
-    </w:lvl>
-    <w:lvl w:ilvl="3">
-      <w:start w:val="1"/>
-      <w:numFmt w:val="lowerLetter"/>
-      <w:lvlText w:val="(%4)"/>
-      <w:lvlJc w:val="left"/>
-      <w:pPr>
-        <w:ind w:left="2880" w:hanging="360"/>
-      </w:pPr>
-    </w:lvl>
-    <w:lvl w:ilvl="4">
-      <w:start w:val="1"/>
-      <w:numFmt w:val="lowerLetter"/>
-      <w:lvlText w:val="(%5)"/>
-      <w:lvlJc w:val="left"/>
-      <w:pPr>
-        <w:ind w:left="3600" w:hanging="360"/>
-      </w:pPr>
-    </w:lvl>
-    <w:lvl w:ilvl="5">
-      <w:start w:val="1"/>
-      <w:numFmt w:val="lowerLetter"/>
-      <w:lvlText w:val="(%6)"/>
-      <w:lvlJc w:val="left"/>
-      <w:pPr>
-        <w:ind w:left="4320" w:hanging="360"/>
-      </w:pPr>
-    </w:lvl>
-    <w:lvl w:ilvl="6">
-      <w:start w:val="1"/>
-      <w:numFmt w:val="lowerLetter"/>
-      <w:lvlText w:val="(%7)"/>
-      <w:lvlJc w:val="left"/>
-      <w:pPr>
-        <w:ind w:left="5040" w:hanging="360"/>
-      </w:pPr>
-    </w:lvl>
-    <w:lvl w:ilvl="7">
-      <w:start w:val="1"/>
-      <w:numFmt w:val="lowerLetter"/>
-      <w:lvlText w:val="(%8)"/>
-      <w:lvlJc w:val="left"/>
-      <w:pPr>
-        <w:ind w:left="5760" w:hanging="360"/>
-      </w:pPr>
-    </w:lvl>
-    <w:lvl w:ilvl="8">
-      <w:start w:val="1"/>
-      <w:numFmt w:val="lowerLetter"/>
-      <w:lvlText w:val="(%9)"/>
-      <w:lvlJc w:val="left"/>
-      <w:pPr>
-        <w:ind w:left="6480" w:hanging="360"/>
-      </w:pPr>
-    </w:lvl>
-  </w:abstractNum>
-  <w:abstractNum w:abstractNumId="99416">
-    <w:nsid w:val="00A99416"/>
-    <w:multiLevelType w:val="multilevel"/>
-    <w:lvl w:ilvl="0">
-      <w:start w:val="6"/>
-      <w:numFmt w:val="decimal"/>
-      <w:lvlText w:val="%1."/>
-      <w:lvlJc w:val="left"/>
-      <w:pPr>
-        <w:ind w:left="720" w:hanging="360"/>
-      </w:pPr>
-    </w:lvl>
-    <w:lvl w:ilvl="1">
-      <w:start w:val="6"/>
-      <w:numFmt w:val="decimal"/>
-      <w:lvlText w:val="%2."/>
-      <w:lvlJc w:val="left"/>
-      <w:pPr>
-        <w:ind w:left="1440" w:hanging="360"/>
-      </w:pPr>
-    </w:lvl>
-    <w:lvl w:ilvl="2">
-      <w:start w:val="6"/>
-      <w:numFmt w:val="decimal"/>
-      <w:lvlText w:val="%3."/>
-      <w:lvlJc w:val="left"/>
-      <w:pPr>
-        <w:ind w:left="2160" w:hanging="360"/>
-      </w:pPr>
-    </w:lvl>
-    <w:lvl w:ilvl="3">
-      <w:start w:val="6"/>
-      <w:numFmt w:val="decimal"/>
-      <w:lvlText w:val="%4."/>
-      <w:lvlJc w:val="left"/>
-      <w:pPr>
-        <w:ind w:left="2880" w:hanging="360"/>
-      </w:pPr>
-    </w:lvl>
-    <w:lvl w:ilvl="4">
-      <w:start w:val="6"/>
-      <w:numFmt w:val="decimal"/>
-      <w:lvlText w:val="%5."/>
-      <w:lvlJc w:val="left"/>
-      <w:pPr>
-        <w:ind w:left="3600" w:hanging="360"/>
-      </w:pPr>
-    </w:lvl>
-    <w:lvl w:ilvl="5">
-      <w:start w:val="6"/>
-      <w:numFmt w:val="decimal"/>
-      <w:lvlText w:val="%6."/>
-      <w:lvlJc w:val="left"/>
-      <w:pPr>
-        <w:ind w:left="4320" w:hanging="360"/>
-      </w:pPr>
-    </w:lvl>
-    <w:lvl w:ilvl="6">
-      <w:start w:val="6"/>
-      <w:numFmt w:val="decimal"/>
-      <w:lvlText w:val="%7."/>
-      <w:lvlJc w:val="left"/>
-      <w:pPr>
-        <w:ind w:left="5040" w:hanging="360"/>
-      </w:pPr>
-    </w:lvl>
-    <w:lvl w:ilvl="7">
-      <w:start w:val="6"/>
-      <w:numFmt w:val="decimal"/>
-      <w:lvlText w:val="%8."/>
-      <w:lvlJc w:val="left"/>
-      <w:pPr>
-        <w:ind w:left="5760" w:hanging="360"/>
-      </w:pPr>
-    </w:lvl>
-    <w:lvl w:ilvl="8">
-      <w:start w:val="6"/>
-      <w:numFmt w:val="decimal"/>
-      <w:lvlText w:val="%9."/>
-      <w:lvlJc w:val="left"/>
-      <w:pPr>
-        <w:ind w:left="6480" w:hanging="360"/>
-      </w:pPr>
-    </w:lvl>
-  </w:abstractNum>
-  <w:abstractNum w:abstractNumId="99418">
-    <w:nsid w:val="00A99418"/>
-    <w:multiLevelType w:val="multilevel"/>
-    <w:lvl w:ilvl="0">
-      <w:start w:val="8"/>
-      <w:numFmt w:val="decimal"/>
-      <w:lvlText w:val="%1."/>
-      <w:lvlJc w:val="left"/>
-      <w:pPr>
-        <w:ind w:left="720" w:hanging="360"/>
-      </w:pPr>
-    </w:lvl>
-    <w:lvl w:ilvl="1">
-      <w:start w:val="8"/>
-      <w:numFmt w:val="decimal"/>
-      <w:lvlText w:val="%2."/>
-      <w:lvlJc w:val="left"/>
-      <w:pPr>
-        <w:ind w:left="1440" w:hanging="360"/>
-      </w:pPr>
-    </w:lvl>
-    <w:lvl w:ilvl="2">
-      <w:start w:val="8"/>
-      <w:numFmt w:val="decimal"/>
-      <w:lvlText w:val="%3."/>
-      <w:lvlJc w:val="left"/>
-      <w:pPr>
-        <w:ind w:left="2160" w:hanging="360"/>
-      </w:pPr>
-    </w:lvl>
-    <w:lvl w:ilvl="3">
-      <w:start w:val="8"/>
-      <w:numFmt w:val="decimal"/>
-      <w:lvlText w:val="%4."/>
-      <w:lvlJc w:val="left"/>
-      <w:pPr>
-        <w:ind w:left="2880" w:hanging="360"/>
-      </w:pPr>
-    </w:lvl>
-    <w:lvl w:ilvl="4">
-      <w:start w:val="8"/>
-      <w:numFmt w:val="decimal"/>
-      <w:lvlText w:val="%5."/>
-      <w:lvlJc w:val="left"/>
-      <w:pPr>
-        <w:ind w:left="3600" w:hanging="360"/>
-      </w:pPr>
-    </w:lvl>
-    <w:lvl w:ilvl="5">
-      <w:start w:val="8"/>
-      <w:numFmt w:val="decimal"/>
-      <w:lvlText w:val="%6."/>
-      <w:lvlJc w:val="left"/>
-      <w:pPr>
-        <w:ind w:left="4320" w:hanging="360"/>
-      </w:pPr>
-    </w:lvl>
-    <w:lvl w:ilvl="6">
-      <w:start w:val="8"/>
-      <w:numFmt w:val="decimal"/>
-      <w:lvlText w:val="%7."/>
-      <w:lvlJc w:val="left"/>
-      <w:pPr>
-        <w:ind w:left="5040" w:hanging="360"/>
-      </w:pPr>
-    </w:lvl>
-    <w:lvl w:ilvl="7">
-      <w:start w:val="8"/>
-      <w:numFmt w:val="decimal"/>
-      <w:lvlText w:val="%8."/>
-      <w:lvlJc w:val="left"/>
-      <w:pPr>
-        <w:ind w:left="5760" w:hanging="360"/>
-      </w:pPr>
-    </w:lvl>
-    <w:lvl w:ilvl="8">
-      <w:start w:val="8"/>
-      <w:numFmt w:val="decimal"/>
-      <w:lvlText w:val="%9."/>
-      <w:lvlJc w:val="left"/>
-      <w:pPr>
-        <w:ind w:left="6480" w:hanging="360"/>
-      </w:pPr>
-    </w:lvl>
-  </w:abstractNum>
-  <w:abstractNum w:abstractNumId="994111">
-    <w:nsid w:val="0A994111"/>
-    <w:multiLevelType w:val="multilevel"/>
-    <w:lvl w:ilvl="0">
-      <w:start w:val="11"/>
-      <w:numFmt w:val="decimal"/>
-      <w:lvlText w:val="%1."/>
-      <w:lvlJc w:val="left"/>
-      <w:pPr>
-        <w:ind w:left="720" w:hanging="360"/>
-      </w:pPr>
-    </w:lvl>
-    <w:lvl w:ilvl="1">
-      <w:start w:val="11"/>
-      <w:numFmt w:val="decimal"/>
-      <w:lvlText w:val="%2."/>
-      <w:lvlJc w:val="left"/>
-      <w:pPr>
-        <w:ind w:left="1440" w:hanging="360"/>
-      </w:pPr>
-    </w:lvl>
-    <w:lvl w:ilvl="2">
-      <w:start w:val="11"/>
-      <w:numFmt w:val="decimal"/>
-      <w:lvlText w:val="%3."/>
-      <w:lvlJc w:val="left"/>
-      <w:pPr>
-        <w:ind w:left="2160" w:hanging="360"/>
-      </w:pPr>
-    </w:lvl>
-    <w:lvl w:ilvl="3">
-      <w:start w:val="11"/>
-      <w:numFmt w:val="decimal"/>
-      <w:lvlText w:val="%4."/>
-      <w:lvlJc w:val="left"/>
-      <w:pPr>
-        <w:ind w:left="2880" w:hanging="360"/>
-      </w:pPr>
-    </w:lvl>
-    <w:lvl w:ilvl="4">
-      <w:start w:val="11"/>
-      <w:numFmt w:val="decimal"/>
-      <w:lvlText w:val="%5."/>
-      <w:lvlJc w:val="left"/>
-      <w:pPr>
-        <w:ind w:left="3600" w:hanging="360"/>
-      </w:pPr>
-    </w:lvl>
-    <w:lvl w:ilvl="5">
-      <w:start w:val="11"/>
-      <w:numFmt w:val="decimal"/>
-      <w:lvlText w:val="%6."/>
-      <w:lvlJc w:val="left"/>
-      <w:pPr>
-        <w:ind w:left="4320" w:hanging="360"/>
-      </w:pPr>
-    </w:lvl>
-    <w:lvl w:ilvl="6">
-      <w:start w:val="11"/>
-      <w:numFmt w:val="decimal"/>
-      <w:lvlText w:val="%7."/>
-      <w:lvlJc w:val="left"/>
-      <w:pPr>
-        <w:ind w:left="5040" w:hanging="360"/>
-      </w:pPr>
-    </w:lvl>
-    <w:lvl w:ilvl="7">
-      <w:start w:val="11"/>
-      <w:numFmt w:val="decimal"/>
-      <w:lvlText w:val="%8."/>
-      <w:lvlJc w:val="left"/>
-      <w:pPr>
-        <w:ind w:left="5760" w:hanging="360"/>
-      </w:pPr>
-    </w:lvl>
-    <w:lvl w:ilvl="8">
-      <w:start w:val="11"/>
-      <w:numFmt w:val="decimal"/>
-      <w:lvlText w:val="%9."/>
-      <w:lvlJc w:val="left"/>
-      <w:pPr>
-        <w:ind w:left="6480" w:hanging="360"/>
-      </w:pPr>
-    </w:lvl>
-  </w:abstractNum>
   <w:num w:numId="1000">
     <w:abstractNumId w:val="990"/>
   </w:num>
@@ -29504,216 +29216,6 @@
   </w:num>
   <w:num w:numId="1002">
     <w:abstractNumId w:val="991"/>
-  </w:num>
-  <w:num w:numId="1003">
-    <w:abstractNumId w:val="99411"/>
-    <w:lvlOverride w:ilvl="0">
-      <w:startOverride w:val="1"/>
-    </w:lvlOverride>
-    <w:lvlOverride w:ilvl="1">
-      <w:startOverride w:val="1"/>
-    </w:lvlOverride>
-    <w:lvlOverride w:ilvl="2">
-      <w:startOverride w:val="1"/>
-    </w:lvlOverride>
-    <w:lvlOverride w:ilvl="3">
-      <w:startOverride w:val="1"/>
-    </w:lvlOverride>
-    <w:lvlOverride w:ilvl="4">
-      <w:startOverride w:val="1"/>
-    </w:lvlOverride>
-    <w:lvlOverride w:ilvl="5">
-      <w:startOverride w:val="1"/>
-    </w:lvlOverride>
-    <w:lvlOverride w:ilvl="6">
-      <w:startOverride w:val="1"/>
-    </w:lvlOverride>
-    <w:lvlOverride w:ilvl="7">
-      <w:startOverride w:val="1"/>
-    </w:lvlOverride>
-    <w:lvlOverride w:ilvl="8">
-      <w:startOverride w:val="1"/>
-    </w:lvlOverride>
-  </w:num>
-  <w:num w:numId="1004">
-    <w:abstractNumId w:val="99413"/>
-    <w:lvlOverride w:ilvl="0">
-      <w:startOverride w:val="3"/>
-    </w:lvlOverride>
-    <w:lvlOverride w:ilvl="1">
-      <w:startOverride w:val="3"/>
-    </w:lvlOverride>
-    <w:lvlOverride w:ilvl="2">
-      <w:startOverride w:val="3"/>
-    </w:lvlOverride>
-    <w:lvlOverride w:ilvl="3">
-      <w:startOverride w:val="3"/>
-    </w:lvlOverride>
-    <w:lvlOverride w:ilvl="4">
-      <w:startOverride w:val="3"/>
-    </w:lvlOverride>
-    <w:lvlOverride w:ilvl="5">
-      <w:startOverride w:val="3"/>
-    </w:lvlOverride>
-    <w:lvlOverride w:ilvl="6">
-      <w:startOverride w:val="3"/>
-    </w:lvlOverride>
-    <w:lvlOverride w:ilvl="7">
-      <w:startOverride w:val="3"/>
-    </w:lvlOverride>
-    <w:lvlOverride w:ilvl="8">
-      <w:startOverride w:val="3"/>
-    </w:lvlOverride>
-  </w:num>
-  <w:num w:numId="1005">
-    <w:abstractNumId w:val="99731"/>
-    <w:lvlOverride w:ilvl="0">
-      <w:startOverride w:val="1"/>
-    </w:lvlOverride>
-    <w:lvlOverride w:ilvl="1">
-      <w:startOverride w:val="1"/>
-    </w:lvlOverride>
-    <w:lvlOverride w:ilvl="2">
-      <w:startOverride w:val="1"/>
-    </w:lvlOverride>
-    <w:lvlOverride w:ilvl="3">
-      <w:startOverride w:val="1"/>
-    </w:lvlOverride>
-    <w:lvlOverride w:ilvl="4">
-      <w:startOverride w:val="1"/>
-    </w:lvlOverride>
-    <w:lvlOverride w:ilvl="5">
-      <w:startOverride w:val="1"/>
-    </w:lvlOverride>
-    <w:lvlOverride w:ilvl="6">
-      <w:startOverride w:val="1"/>
-    </w:lvlOverride>
-    <w:lvlOverride w:ilvl="7">
-      <w:startOverride w:val="1"/>
-    </w:lvlOverride>
-    <w:lvlOverride w:ilvl="8">
-      <w:startOverride w:val="1"/>
-    </w:lvlOverride>
-  </w:num>
-  <w:num w:numId="1006">
-    <w:abstractNumId w:val="99416"/>
-    <w:lvlOverride w:ilvl="0">
-      <w:startOverride w:val="6"/>
-    </w:lvlOverride>
-    <w:lvlOverride w:ilvl="1">
-      <w:startOverride w:val="6"/>
-    </w:lvlOverride>
-    <w:lvlOverride w:ilvl="2">
-      <w:startOverride w:val="6"/>
-    </w:lvlOverride>
-    <w:lvlOverride w:ilvl="3">
-      <w:startOverride w:val="6"/>
-    </w:lvlOverride>
-    <w:lvlOverride w:ilvl="4">
-      <w:startOverride w:val="6"/>
-    </w:lvlOverride>
-    <w:lvlOverride w:ilvl="5">
-      <w:startOverride w:val="6"/>
-    </w:lvlOverride>
-    <w:lvlOverride w:ilvl="6">
-      <w:startOverride w:val="6"/>
-    </w:lvlOverride>
-    <w:lvlOverride w:ilvl="7">
-      <w:startOverride w:val="6"/>
-    </w:lvlOverride>
-    <w:lvlOverride w:ilvl="8">
-      <w:startOverride w:val="6"/>
-    </w:lvlOverride>
-  </w:num>
-  <w:num w:numId="1007">
-    <w:abstractNumId w:val="99418"/>
-    <w:lvlOverride w:ilvl="0">
-      <w:startOverride w:val="8"/>
-    </w:lvlOverride>
-    <w:lvlOverride w:ilvl="1">
-      <w:startOverride w:val="8"/>
-    </w:lvlOverride>
-    <w:lvlOverride w:ilvl="2">
-      <w:startOverride w:val="8"/>
-    </w:lvlOverride>
-    <w:lvlOverride w:ilvl="3">
-      <w:startOverride w:val="8"/>
-    </w:lvlOverride>
-    <w:lvlOverride w:ilvl="4">
-      <w:startOverride w:val="8"/>
-    </w:lvlOverride>
-    <w:lvlOverride w:ilvl="5">
-      <w:startOverride w:val="8"/>
-    </w:lvlOverride>
-    <w:lvlOverride w:ilvl="6">
-      <w:startOverride w:val="8"/>
-    </w:lvlOverride>
-    <w:lvlOverride w:ilvl="7">
-      <w:startOverride w:val="8"/>
-    </w:lvlOverride>
-    <w:lvlOverride w:ilvl="8">
-      <w:startOverride w:val="8"/>
-    </w:lvlOverride>
-  </w:num>
-  <w:num w:numId="1008">
-    <w:abstractNumId w:val="994111"/>
-    <w:lvlOverride w:ilvl="0">
-      <w:startOverride w:val="11"/>
-    </w:lvlOverride>
-    <w:lvlOverride w:ilvl="1">
-      <w:startOverride w:val="11"/>
-    </w:lvlOverride>
-    <w:lvlOverride w:ilvl="2">
-      <w:startOverride w:val="11"/>
-    </w:lvlOverride>
-    <w:lvlOverride w:ilvl="3">
-      <w:startOverride w:val="11"/>
-    </w:lvlOverride>
-    <w:lvlOverride w:ilvl="4">
-      <w:startOverride w:val="11"/>
-    </w:lvlOverride>
-    <w:lvlOverride w:ilvl="5">
-      <w:startOverride w:val="11"/>
-    </w:lvlOverride>
-    <w:lvlOverride w:ilvl="6">
-      <w:startOverride w:val="11"/>
-    </w:lvlOverride>
-    <w:lvlOverride w:ilvl="7">
-      <w:startOverride w:val="11"/>
-    </w:lvlOverride>
-    <w:lvlOverride w:ilvl="8">
-      <w:startOverride w:val="11"/>
-    </w:lvlOverride>
-  </w:num>
-  <w:num w:numId="1009">
-    <w:abstractNumId w:val="99731"/>
-    <w:lvlOverride w:ilvl="0">
-      <w:startOverride w:val="1"/>
-    </w:lvlOverride>
-    <w:lvlOverride w:ilvl="1">
-      <w:startOverride w:val="1"/>
-    </w:lvlOverride>
-    <w:lvlOverride w:ilvl="2">
-      <w:startOverride w:val="1"/>
-    </w:lvlOverride>
-    <w:lvlOverride w:ilvl="3">
-      <w:startOverride w:val="1"/>
-    </w:lvlOverride>
-    <w:lvlOverride w:ilvl="4">
-      <w:startOverride w:val="1"/>
-    </w:lvlOverride>
-    <w:lvlOverride w:ilvl="5">
-      <w:startOverride w:val="1"/>
-    </w:lvlOverride>
-    <w:lvlOverride w:ilvl="6">
-      <w:startOverride w:val="1"/>
-    </w:lvlOverride>
-    <w:lvlOverride w:ilvl="7">
-      <w:startOverride w:val="1"/>
-    </w:lvlOverride>
-    <w:lvlOverride w:ilvl="8">
-      <w:startOverride w:val="1"/>
-    </w:lvlOverride>
   </w:num>
 </w:numbering>
 </file>

--- a/06-学生侧材料/讲义/_数学工具/数学工具-第2讲-对数与指数.docx
+++ b/06-学生侧材料/讲义/_数学工具/数学工具-第2讲-对数与指数.docx
@@ -24484,7 +24484,6 @@
     <w:p>
       <w:pPr>
         <w:pStyle w:val="BodyText"/>
-        <w:spacing w:after="80"/>
       </w:pPr>
       <w:r>
         <w:rPr>
@@ -24621,3663 +24620,4819 @@
         <w:t xml:space="preserve">α/2）。</w:t>
       </w:r>
     </w:p>
-    <w:tbl>
-      <w:tblPr>
-        <w:tblStyle w:val="Table"/>
-        <w:tblW w:type="pct" w:w="5000"/>
-        <w:tblLayout w:type="fixed"/>
-        <w:tblLook w:firstRow="1" w:lastRow="0" w:firstColumn="0" w:lastColumn="0" w:noHBand="0" w:noVBand="0" w:val="0020"/>
-      </w:tblPr>
-      <w:tblGrid>
-        <w:gridCol w:w="3960"/>
-        <w:gridCol w:w="3960"/>
-      </w:tblGrid>
-      <w:tr>
-        <w:trPr>
-          <w:tblHeader w:val="on"/>
-        </w:trPr>
-        <w:tc>
-          <w:tcPr/>
-          <w:p>
-            <w:pPr>
-              <w:pStyle w:val="Compact"/>
-              <w:jc w:val="center"/>
-            </w:pPr>
-            <w:r>
-              <w:rPr>
-                <w:rFonts w:hint="eastAsia" w:ascii="Times New Roman" w:hAnsi="Times New Roman" w:eastAsia="SimHei" w:cs="Times New Roman"/>
-                <w:b/>
-              </w:rPr>
-              <w:t xml:space="preserve">题号</w:t>
-            </w:r>
-          </w:p>
-        </w:tc>
-        <w:tc>
-          <w:tcPr/>
-          <w:p>
-            <w:pPr>
-              <w:pStyle w:val="Compact"/>
-              <w:jc w:val="center"/>
-            </w:pPr>
-            <w:r>
-              <w:rPr>
-                <w:rFonts w:hint="eastAsia" w:ascii="Times New Roman" w:hAnsi="Times New Roman" w:eastAsia="SimHei" w:cs="Times New Roman"/>
-                <w:b/>
-              </w:rPr>
-              <w:t xml:space="preserve">答案</w:t>
-            </w:r>
-          </w:p>
-        </w:tc>
-      </w:tr>
-      <w:tr>
-        <w:tc>
-          <w:tcPr/>
-          <w:p>
-            <w:pPr>
-              <w:pStyle w:val="Compact"/>
-              <w:jc w:val="center"/>
-            </w:pPr>
-            <w:r>
-              <w:rPr>
-                <w:rFonts w:ascii="Times New Roman" w:hAnsi="Times New Roman" w:eastAsia="Times New Roman" w:cs="Times New Roman"/>
-              </w:rPr>
-              <w:t xml:space="preserve">1</w:t>
-            </w:r>
-          </w:p>
-        </w:tc>
-        <w:tc>
-          <w:tcPr/>
-          <w:p>
-            <w:pPr>
-              <w:pStyle w:val="Compact"/>
-              <w:jc w:val="center"/>
-            </w:pPr>
-            <w:r>
-              <w:rPr>
-                <w:rFonts w:hint="eastAsia" w:ascii="Times New Roman" w:hAnsi="Times New Roman" w:eastAsia="Times New Roman" w:cs="Times New Roman"/>
-              </w:rPr>
-              <w:t xml:space="preserve">4；0.04；7；−2</w:t>
-            </w:r>
-          </w:p>
-        </w:tc>
-      </w:tr>
-      <w:tr>
-        <w:tc>
-          <w:tcPr/>
-          <w:p>
-            <w:pPr>
-              <w:pStyle w:val="Compact"/>
-              <w:jc w:val="center"/>
-            </w:pPr>
-            <w:r>
-              <w:rPr>
-                <w:rFonts w:ascii="Times New Roman" w:hAnsi="Times New Roman" w:eastAsia="Times New Roman" w:cs="Times New Roman"/>
-              </w:rPr>
-              <w:t xml:space="preserve">2</w:t>
-            </w:r>
-          </w:p>
-        </w:tc>
-        <w:tc>
-          <w:tcPr/>
-          <w:p>
-            <w:pPr>
-              <w:pStyle w:val="Compact"/>
-              <w:jc w:val="center"/>
-            </w:pPr>
-            <w:r>
-              <w:rPr>
-                <w:rFonts w:ascii="Times New Roman" w:hAnsi="Times New Roman" w:eastAsia="Times New Roman" w:cs="Times New Roman"/>
-              </w:rPr>
-              <w:t xml:space="preserve">(a)</w:t>
-            </w:r>
-            <w:r>
-              <w:rPr>
-                <w:rFonts w:ascii="Times New Roman" w:hAnsi="Times New Roman" w:eastAsia="Times New Roman" w:cs="Times New Roman"/>
-              </w:rPr>
-              <w:t xml:space="preserve"> </w:t>
-            </w:r>
-            <m:oMath>
-              <m:r>
-                <m:rPr>
-                  <m:sty m:val="p"/>
-                </m:rPr>
-                <m:t>lg</m:t>
-              </m:r>
-              <m:r>
-                <m:t>0.001</m:t>
-              </m:r>
-              <m:r>
-                <m:rPr>
-                  <m:sty m:val="p"/>
-                </m:rPr>
-                <m:t>=</m:t>
-              </m:r>
-              <m:r>
-                <m:rPr>
-                  <m:sty m:val="p"/>
-                </m:rPr>
-                <m:t>−</m:t>
-              </m:r>
-              <m:r>
-                <m:t>3</m:t>
-              </m:r>
-            </m:oMath>
-            <w:r>
-              <w:rPr>
-                <w:rFonts w:hint="eastAsia" w:ascii="Times New Roman" w:hAnsi="Times New Roman" w:eastAsia="Times New Roman" w:cs="Times New Roman"/>
-              </w:rPr>
-              <w:t xml:space="preserve">；(b)</w:t>
-            </w:r>
-            <w:r>
-              <w:rPr>
-                <w:rFonts w:ascii="Times New Roman" w:hAnsi="Times New Roman" w:eastAsia="Times New Roman" w:cs="Times New Roman"/>
-              </w:rPr>
-              <w:t xml:space="preserve"> </w:t>
-            </w:r>
-            <m:oMath>
-              <m:r>
-                <m:rPr>
-                  <m:sty m:val="p"/>
-                </m:rPr>
-                <m:t>ln</m:t>
-              </m:r>
-              <m:r>
-                <m:t>10</m:t>
-              </m:r>
-              <m:r>
-                <m:rPr>
-                  <m:sty m:val="p"/>
-                </m:rPr>
-                <m:t>=</m:t>
-              </m:r>
-              <m:r>
-                <m:t>2.303</m:t>
-              </m:r>
-            </m:oMath>
-            <w:r>
-              <w:rPr>
-                <w:rFonts w:hint="eastAsia" w:ascii="Times New Roman" w:hAnsi="Times New Roman" w:eastAsia="Times New Roman" w:cs="Times New Roman"/>
-              </w:rPr>
-              <w:t xml:space="preserve">；(c)</w:t>
-            </w:r>
-            <w:r>
-              <w:rPr>
-                <w:rFonts w:ascii="Times New Roman" w:hAnsi="Times New Roman" w:eastAsia="Times New Roman" w:cs="Times New Roman"/>
-              </w:rPr>
-              <w:t xml:space="preserve"> </w:t>
-            </w:r>
-            <m:oMath>
-              <m:sSub>
-                <m:e>
-                  <m:r>
-                    <m:rPr>
-                      <m:sty m:val="p"/>
-                    </m:rPr>
-                    <m:t>log</m:t>
-                  </m:r>
-                </m:e>
-                <m:sub>
-                  <m:r>
-                    <m:t>20.5</m:t>
-                  </m:r>
-                </m:sub>
-              </m:sSub>
-              <m:r>
-                <m:rPr>
-                  <m:sty m:val="p"/>
-                </m:rPr>
-                <m:t>=</m:t>
-              </m:r>
-              <m:r>
-                <m:rPr>
-                  <m:sty m:val="p"/>
-                </m:rPr>
-                <m:t>−</m:t>
-              </m:r>
-              <m:r>
-                <m:t>1</m:t>
-              </m:r>
-            </m:oMath>
-          </w:p>
-        </w:tc>
-      </w:tr>
-      <w:tr>
-        <w:tc>
-          <w:tcPr/>
-          <w:p>
-            <w:pPr>
-              <w:pStyle w:val="Compact"/>
-              <w:jc w:val="center"/>
-            </w:pPr>
-            <w:r>
-              <w:rPr>
-                <w:rFonts w:ascii="Times New Roman" w:hAnsi="Times New Roman" w:eastAsia="Times New Roman" w:cs="Times New Roman"/>
-              </w:rPr>
-              <w:t xml:space="preserve">3</w:t>
-            </w:r>
-          </w:p>
-        </w:tc>
-        <w:tc>
-          <w:tcPr/>
-          <w:p>
-            <w:pPr>
-              <w:pStyle w:val="Compact"/>
-              <w:jc w:val="center"/>
-            </w:pPr>
-            <m:oMath>
-              <m:r>
-                <m:rPr>
-                  <m:sty m:val="p"/>
-                </m:rPr>
-                <m:t>ln</m:t>
-              </m:r>
-              <m:r>
-                <m:t>18</m:t>
-              </m:r>
-              <m:r>
-                <m:rPr>
-                  <m:sty m:val="p"/>
-                </m:rPr>
-                <m:t>=</m:t>
-              </m:r>
-              <m:r>
-                <m:rPr>
-                  <m:sty m:val="p"/>
-                </m:rPr>
-                <m:t>ln</m:t>
-              </m:r>
-              <m:r>
-                <m:t>2</m:t>
-              </m:r>
-              <m:r>
-                <m:rPr>
-                  <m:sty m:val="p"/>
-                </m:rPr>
-                <m:t>+</m:t>
-              </m:r>
-              <m:r>
-                <m:t>2</m:t>
-              </m:r>
-              <m:r>
-                <m:rPr>
-                  <m:sty m:val="p"/>
-                </m:rPr>
-                <m:t>ln</m:t>
-              </m:r>
-              <m:r>
-                <m:t>3</m:t>
-              </m:r>
-              <m:r>
-                <m:rPr>
-                  <m:sty m:val="p"/>
-                </m:rPr>
-                <m:t>=</m:t>
-              </m:r>
-              <m:r>
-                <m:t>2.891</m:t>
-              </m:r>
-            </m:oMath>
-            <w:r>
-              <w:rPr>
-                <w:rFonts w:hint="eastAsia" w:ascii="Times New Roman" w:hAnsi="Times New Roman" w:eastAsia="Times New Roman" w:cs="Times New Roman"/>
-              </w:rPr>
-              <w:t xml:space="preserve">；</w:t>
-            </w:r>
-            <m:oMath>
-              <m:r>
-                <m:rPr>
-                  <m:sty m:val="p"/>
-                </m:rPr>
-                <m:t>ln</m:t>
-              </m:r>
-              <m:f>
-                <m:fPr>
-                  <m:type m:val="bar"/>
-                </m:fPr>
-                <m:num>
-                  <m:r>
-                    <m:t>4</m:t>
-                  </m:r>
-                </m:num>
-                <m:den>
-                  <m:r>
-                    <m:t>9</m:t>
-                  </m:r>
-                </m:den>
-              </m:f>
-              <m:r>
-                <m:rPr>
-                  <m:sty m:val="p"/>
-                </m:rPr>
-                <m:t>=</m:t>
-              </m:r>
-              <m:r>
-                <m:t>2</m:t>
-              </m:r>
-              <m:r>
-                <m:rPr>
-                  <m:sty m:val="p"/>
-                </m:rPr>
-                <m:t>ln</m:t>
-              </m:r>
-              <m:r>
-                <m:t>2</m:t>
-              </m:r>
-              <m:r>
-                <m:rPr>
-                  <m:sty m:val="p"/>
-                </m:rPr>
-                <m:t>−</m:t>
-              </m:r>
-              <m:r>
-                <m:t>2</m:t>
-              </m:r>
-              <m:r>
-                <m:rPr>
-                  <m:sty m:val="p"/>
-                </m:rPr>
-                <m:t>ln</m:t>
-              </m:r>
-              <m:r>
-                <m:t>3</m:t>
-              </m:r>
-              <m:r>
-                <m:rPr>
-                  <m:sty m:val="p"/>
-                </m:rPr>
-                <m:t>=</m:t>
-              </m:r>
-              <m:r>
-                <m:rPr>
-                  <m:sty m:val="p"/>
-                </m:rPr>
-                <m:t>−</m:t>
-              </m:r>
-              <m:r>
-                <m:t>0.812</m:t>
-              </m:r>
-            </m:oMath>
-            <w:r>
-              <w:rPr>
-                <w:rFonts w:hint="eastAsia" w:ascii="Times New Roman" w:hAnsi="Times New Roman" w:eastAsia="Times New Roman" w:cs="Times New Roman"/>
-              </w:rPr>
-              <w:t xml:space="preserve">；</w:t>
-            </w:r>
-            <m:oMath>
-              <m:r>
-                <m:rPr>
-                  <m:sty m:val="p"/>
-                </m:rPr>
-                <m:t>ln</m:t>
-              </m:r>
-              <m:rad>
-                <m:deg>
-                  <m:r>
-                    <m:t>3</m:t>
-                  </m:r>
-                </m:deg>
-                <m:e>
-                  <m:r>
-                    <m:t>6</m:t>
-                  </m:r>
-                </m:e>
-              </m:rad>
-              <m:r>
-                <m:rPr>
-                  <m:sty m:val="p"/>
-                </m:rPr>
-                <m:t>=</m:t>
-              </m:r>
-              <m:f>
-                <m:fPr>
-                  <m:type m:val="bar"/>
-                </m:fPr>
-                <m:num>
-                  <m:r>
-                    <m:t>1</m:t>
-                  </m:r>
-                </m:num>
-                <m:den>
-                  <m:r>
-                    <m:t>3</m:t>
-                  </m:r>
-                </m:den>
-              </m:f>
-              <m:r>
-                <m:rPr>
-                  <m:sty m:val="p"/>
-                </m:rPr>
-                <m:t>(</m:t>
-              </m:r>
-              <m:r>
-                <m:rPr>
-                  <m:sty m:val="p"/>
-                </m:rPr>
-                <m:t>ln</m:t>
-              </m:r>
-              <m:r>
-                <m:t>2</m:t>
-              </m:r>
-              <m:r>
-                <m:rPr>
-                  <m:sty m:val="p"/>
-                </m:rPr>
-                <m:t>+</m:t>
-              </m:r>
-              <m:r>
-                <m:rPr>
-                  <m:sty m:val="p"/>
-                </m:rPr>
-                <m:t>ln</m:t>
-              </m:r>
-              <m:r>
-                <m:t>3</m:t>
-              </m:r>
-              <m:r>
-                <m:rPr>
-                  <m:sty m:val="p"/>
-                </m:rPr>
-                <m:t>)</m:t>
-              </m:r>
-              <m:r>
-                <m:rPr>
-                  <m:sty m:val="p"/>
-                </m:rPr>
-                <m:t>=</m:t>
-              </m:r>
-              <m:r>
-                <m:t>0.597</m:t>
-              </m:r>
-            </m:oMath>
-          </w:p>
-        </w:tc>
-      </w:tr>
-      <w:tr>
-        <w:tc>
-          <w:tcPr/>
-          <w:p>
-            <w:pPr>
-              <w:pStyle w:val="Compact"/>
-              <w:jc w:val="center"/>
-            </w:pPr>
-            <w:r>
-              <w:rPr>
-                <w:rFonts w:ascii="Times New Roman" w:hAnsi="Times New Roman" w:eastAsia="Times New Roman" w:cs="Times New Roman"/>
-              </w:rPr>
-              <w:t xml:space="preserve">4</w:t>
-            </w:r>
-          </w:p>
-        </w:tc>
-        <w:tc>
-          <w:tcPr/>
-          <w:p>
-            <w:pPr>
-              <w:pStyle w:val="Compact"/>
-              <w:jc w:val="center"/>
-            </w:pPr>
-            <w:r>
-              <w:rPr>
-                <w:rFonts w:ascii="Times New Roman" w:hAnsi="Times New Roman" w:eastAsia="Times New Roman" w:cs="Times New Roman"/>
-              </w:rPr>
-              <w:t xml:space="preserve">(a) </w:t>
-            </w:r>
-            <w:r>
-              <w:rPr>
-                <w:rFonts w:hint="eastAsia" w:ascii="Times New Roman" w:hAnsi="Times New Roman" w:eastAsia="FangSong" w:cs="Times New Roman"/>
-              </w:rPr>
-              <w:t>错</w:t>
-            </w:r>
-            <w:r>
-              <w:rPr>
-                <w:rFonts w:hint="eastAsia" w:ascii="Times New Roman" w:hAnsi="Times New Roman" w:eastAsia="Times New Roman" w:cs="Times New Roman"/>
-              </w:rPr>
-              <w:t>，</w:t>
-            </w:r>
-            <m:oMath>
-              <m:r>
-                <m:rPr>
-                  <m:sty m:val="p"/>
-                </m:rPr>
-                <m:t>ln</m:t>
-              </m:r>
-              <m:r>
-                <m:t>5</m:t>
-              </m:r>
-              <m:r>
-                <m:rPr>
-                  <m:sty m:val="p"/>
-                </m:rPr>
-                <m:t>≠</m:t>
-              </m:r>
-              <m:r>
-                <m:rPr>
-                  <m:sty m:val="p"/>
-                </m:rPr>
-                <m:t>ln</m:t>
-              </m:r>
-              <m:r>
-                <m:t>2</m:t>
-              </m:r>
-              <m:r>
-                <m:rPr>
-                  <m:sty m:val="p"/>
-                </m:rPr>
-                <m:t>+</m:t>
-              </m:r>
-              <m:r>
-                <m:rPr>
-                  <m:sty m:val="p"/>
-                </m:rPr>
-                <m:t>ln</m:t>
-              </m:r>
-              <m:r>
-                <m:t>3</m:t>
-              </m:r>
-              <m:r>
-                <m:rPr>
-                  <m:sty m:val="p"/>
-                </m:rPr>
-                <m:t>=</m:t>
-              </m:r>
-              <m:r>
-                <m:rPr>
-                  <m:sty m:val="p"/>
-                </m:rPr>
-                <m:t>ln</m:t>
-              </m:r>
-              <m:r>
-                <m:t>6</m:t>
-              </m:r>
-            </m:oMath>
-            <w:r>
-              <w:rPr>
-                <w:rFonts w:hint="eastAsia" w:ascii="Times New Roman" w:hAnsi="Times New Roman" w:eastAsia="Times New Roman" w:cs="Times New Roman"/>
-              </w:rPr>
-              <w:t>，</w:t>
-            </w:r>
-            <w:r>
-              <w:rPr>
-                <w:rFonts w:hint="eastAsia" w:ascii="Times New Roman" w:hAnsi="Times New Roman" w:eastAsia="FangSong" w:cs="Times New Roman"/>
-              </w:rPr>
-              <w:t>无法化简</w:t>
-            </w:r>
-            <w:r>
-              <w:rPr>
-                <w:rFonts w:hint="eastAsia" w:ascii="Times New Roman" w:hAnsi="Times New Roman" w:eastAsia="Times New Roman" w:cs="Times New Roman"/>
-              </w:rPr>
-              <w:t>；(b)</w:t>
-            </w:r>
-            <w:r>
-              <w:rPr>
-                <w:rFonts w:ascii="Times New Roman" w:hAnsi="Times New Roman" w:eastAsia="Times New Roman" w:cs="Times New Roman"/>
-              </w:rPr>
-              <w:t xml:space="preserve"> </w:t>
-            </w:r>
-            <w:r>
-              <w:rPr>
-                <w:rFonts w:hint="eastAsia" w:ascii="Times New Roman" w:hAnsi="Times New Roman" w:eastAsia="FangSong" w:cs="Times New Roman"/>
-              </w:rPr>
-              <w:t>错</w:t>
-            </w:r>
-            <w:r>
-              <w:rPr>
-                <w:rFonts w:hint="eastAsia" w:ascii="Times New Roman" w:hAnsi="Times New Roman" w:eastAsia="Times New Roman" w:cs="Times New Roman"/>
-              </w:rPr>
-              <w:t>，</w:t>
-            </w:r>
-            <w:r>
-              <w:rPr>
-                <w:rFonts w:hint="eastAsia" w:ascii="Times New Roman" w:hAnsi="Times New Roman" w:eastAsia="FangSong" w:cs="Times New Roman"/>
-              </w:rPr>
-              <w:t>应为</w:t>
-            </w:r>
-            <w:r>
-              <w:rPr>
-                <w:rFonts w:ascii="Times New Roman" w:hAnsi="Times New Roman" w:eastAsia="Times New Roman" w:cs="Times New Roman"/>
-              </w:rPr>
-              <w:t xml:space="preserve"> </w:t>
-            </w:r>
-            <m:oMath>
-              <m:r>
-                <m:rPr>
-                  <m:sty m:val="p"/>
-                </m:rPr>
-                <m:t>ln</m:t>
-              </m:r>
-              <m:r>
-                <m:t>2</m:t>
-              </m:r>
-              <m:r>
-                <m:rPr>
-                  <m:sty m:val="p"/>
-                </m:rPr>
-                <m:t>+</m:t>
-              </m:r>
-              <m:r>
-                <m:rPr>
-                  <m:sty m:val="p"/>
-                </m:rPr>
-                <m:t>ln</m:t>
-              </m:r>
-              <m:r>
-                <m:t>3</m:t>
-              </m:r>
-            </m:oMath>
-            <w:r>
-              <w:rPr>
-                <w:rFonts w:hint="eastAsia" w:ascii="Times New Roman" w:hAnsi="Times New Roman" w:eastAsia="Times New Roman" w:cs="Times New Roman"/>
-              </w:rPr>
-              <w:t xml:space="preserve">；(c)</w:t>
-            </w:r>
-            <w:r>
-              <w:rPr>
-                <w:rFonts w:ascii="Times New Roman" w:hAnsi="Times New Roman" w:eastAsia="Times New Roman" w:cs="Times New Roman"/>
-              </w:rPr>
-              <w:t xml:space="preserve"> </w:t>
-            </w:r>
-            <w:r>
-              <w:rPr>
-                <w:rFonts w:hint="eastAsia" w:ascii="Times New Roman" w:hAnsi="Times New Roman" w:eastAsia="FangSong" w:cs="Times New Roman"/>
-              </w:rPr>
-              <w:t xml:space="preserve">对</w:t>
-            </w:r>
-          </w:p>
-        </w:tc>
-      </w:tr>
-      <w:tr>
-        <w:tc>
-          <w:tcPr/>
-          <w:p>
-            <w:pPr>
-              <w:pStyle w:val="Compact"/>
-              <w:jc w:val="center"/>
-            </w:pPr>
-            <w:r>
-              <w:rPr>
-                <w:rFonts w:ascii="Times New Roman" w:hAnsi="Times New Roman" w:eastAsia="Times New Roman" w:cs="Times New Roman"/>
-              </w:rPr>
-              <w:t xml:space="preserve">5</w:t>
-            </w:r>
-          </w:p>
-        </w:tc>
-        <w:tc>
-          <w:tcPr/>
-          <w:p>
-            <w:pPr>
-              <w:pStyle w:val="Compact"/>
-              <w:jc w:val="center"/>
-            </w:pPr>
-            <m:oMath>
-              <m:r>
-                <m:rPr>
-                  <m:sty m:val="p"/>
-                </m:rPr>
-                <m:t>ln</m:t>
-              </m:r>
-              <m:r>
-                <m:t>5</m:t>
-              </m:r>
-              <m:r>
-                <m:rPr>
-                  <m:sty m:val="p"/>
-                </m:rPr>
-                <m:t>=</m:t>
-              </m:r>
-              <m:r>
-                <m:t>2.303</m:t>
-              </m:r>
-              <m:r>
-                <m:rPr>
-                  <m:sty m:val="p"/>
-                </m:rPr>
-                <m:t>×</m:t>
-              </m:r>
-              <m:r>
-                <m:t>0.699</m:t>
-              </m:r>
-              <m:r>
-                <m:rPr>
-                  <m:sty m:val="p"/>
-                </m:rPr>
-                <m:t>=</m:t>
-              </m:r>
-              <m:r>
-                <m:t>1.610</m:t>
-              </m:r>
-            </m:oMath>
-            <w:r>
-              <w:rPr>
-                <w:rFonts w:hint="eastAsia" w:ascii="Times New Roman" w:hAnsi="Times New Roman" w:eastAsia="Times New Roman" w:cs="Times New Roman"/>
-              </w:rPr>
-              <w:t xml:space="preserve">；</w:t>
-            </w:r>
-            <m:oMath>
-              <m:r>
-                <m:rPr>
-                  <m:sty m:val="p"/>
-                </m:rPr>
-                <m:t>ln</m:t>
-              </m:r>
-              <m:r>
-                <m:t>0.2</m:t>
-              </m:r>
-              <m:r>
-                <m:rPr>
-                  <m:sty m:val="p"/>
-                </m:rPr>
-                <m:t>=</m:t>
-              </m:r>
-              <m:r>
-                <m:rPr>
-                  <m:sty m:val="p"/>
-                </m:rPr>
-                <m:t>ln</m:t>
-              </m:r>
-              <m:f>
-                <m:fPr>
-                  <m:type m:val="bar"/>
-                </m:fPr>
-                <m:num>
-                  <m:r>
-                    <m:t>1</m:t>
-                  </m:r>
-                </m:num>
-                <m:den>
-                  <m:r>
-                    <m:t>5</m:t>
-                  </m:r>
-                </m:den>
-              </m:f>
-              <m:r>
-                <m:rPr>
-                  <m:sty m:val="p"/>
-                </m:rPr>
-                <m:t>=</m:t>
-              </m:r>
-              <m:r>
-                <m:rPr>
-                  <m:sty m:val="p"/>
-                </m:rPr>
-                <m:t>−</m:t>
-              </m:r>
-              <m:r>
-                <m:t>1.610</m:t>
-              </m:r>
-            </m:oMath>
-          </w:p>
-        </w:tc>
-      </w:tr>
-      <w:tr>
-        <w:tc>
-          <w:tcPr/>
-          <w:p>
-            <w:pPr>
-              <w:pStyle w:val="Compact"/>
-              <w:jc w:val="center"/>
-            </w:pPr>
-            <w:r>
-              <w:rPr>
-                <w:rFonts w:ascii="Times New Roman" w:hAnsi="Times New Roman" w:eastAsia="Times New Roman" w:cs="Times New Roman"/>
-              </w:rPr>
-              <w:t xml:space="preserve">6</w:t>
-            </w:r>
-          </w:p>
-        </w:tc>
-        <w:tc>
-          <w:tcPr/>
-          <w:p>
-            <w:pPr>
-              <w:pStyle w:val="Compact"/>
-              <w:jc w:val="center"/>
-            </w:pPr>
-            <m:oMath>
-              <m:r>
-                <m:t>k</m:t>
-              </m:r>
-              <m:r>
-                <m:t>t</m:t>
-              </m:r>
-              <m:r>
-                <m:rPr>
-                  <m:sty m:val="p"/>
-                </m:rPr>
-                <m:t>=</m:t>
-              </m:r>
-              <m:r>
-                <m:t>1.08</m:t>
-              </m:r>
-            </m:oMath>
-            <w:r>
-              <w:rPr>
-                <w:rFonts w:hint="eastAsia" w:ascii="Times New Roman" w:hAnsi="Times New Roman" w:eastAsia="Times New Roman" w:cs="Times New Roman"/>
-              </w:rPr>
-              <w:t xml:space="preserve">；</w:t>
-            </w:r>
-            <m:oMath>
-              <m:f>
-                <m:fPr>
-                  <m:type m:val="bar"/>
-                </m:fPr>
-                <m:num>
-                  <m:r>
-                    <m:rPr>
-                      <m:sty m:val="p"/>
-                    </m:rPr>
-                    <m:t>[</m:t>
-                  </m:r>
-                  <m:r>
-                    <m:t>A</m:t>
-                  </m:r>
-                  <m:sSub>
-                    <m:e>
-                      <m:r>
-                        <m:rPr>
-                          <m:sty m:val="p"/>
-                        </m:rPr>
-                        <m:t>]</m:t>
-                      </m:r>
-                    </m:e>
-                    <m:sub>
-                      <m:r>
-                        <m:t>0</m:t>
-                      </m:r>
-                    </m:sub>
-                  </m:sSub>
-                </m:num>
-                <m:den>
-                  <m:r>
-                    <m:rPr>
-                      <m:sty m:val="p"/>
-                    </m:rPr>
-                    <m:t>[</m:t>
-                  </m:r>
-                  <m:r>
-                    <m:t>A</m:t>
-                  </m:r>
-                  <m:r>
-                    <m:rPr>
-                      <m:sty m:val="p"/>
-                    </m:rPr>
-                    <m:t>]</m:t>
-                  </m:r>
-                </m:den>
-              </m:f>
-              <m:r>
-                <m:rPr>
-                  <m:sty m:val="p"/>
-                </m:rPr>
-                <m:t>=</m:t>
-              </m:r>
-              <m:sSup>
-                <m:e>
-                  <m:r>
-                    <m:rPr>
-                      <m:sty m:val="p"/>
-                    </m:rPr>
-                    <m:t>e</m:t>
-                  </m:r>
-                </m:e>
-                <m:sup>
-                  <m:r>
-                    <m:t>1.08</m:t>
-                  </m:r>
-                </m:sup>
-              </m:sSup>
-              <m:r>
-                <m:rPr>
-                  <m:sty m:val="p"/>
-                </m:rPr>
-                <m:t>=</m:t>
-              </m:r>
-              <m:r>
-                <m:t>2.94</m:t>
-              </m:r>
-            </m:oMath>
-            <w:r>
-              <w:rPr>
-                <w:rFonts w:hint="eastAsia" w:ascii="Times New Roman" w:hAnsi="Times New Roman" w:eastAsia="Times New Roman" w:cs="Times New Roman"/>
-              </w:rPr>
-              <w:t xml:space="preserve">；</w:t>
-            </w:r>
-            <m:oMath>
-              <m:r>
-                <m:rPr>
-                  <m:sty m:val="p"/>
-                </m:rPr>
-                <m:t>[</m:t>
-              </m:r>
-              <m:r>
-                <m:t>A</m:t>
-              </m:r>
-              <m:r>
-                <m:rPr>
-                  <m:sty m:val="p"/>
-                </m:rPr>
-                <m:t>]</m:t>
-              </m:r>
-              <m:r>
-                <m:rPr>
-                  <m:sty m:val="p"/>
-                </m:rPr>
-                <m:t>=</m:t>
-              </m:r>
-              <m:r>
-                <m:t>0.500</m:t>
-              </m:r>
-              <m:r>
-                <m:rPr>
-                  <m:sty m:val="p"/>
-                </m:rPr>
-                <m:t>/</m:t>
-              </m:r>
-              <m:r>
-                <m:t>2.94</m:t>
-              </m:r>
-              <m:r>
-                <m:rPr>
-                  <m:sty m:val="p"/>
-                </m:rPr>
-                <m:t>=</m:t>
-              </m:r>
-              <m:r>
-                <m:t>0.170</m:t>
-              </m:r>
-              <m:r>
-                <m:t> </m:t>
-              </m:r>
-              <m:r>
-                <m:rPr>
-                  <m:sty m:val="p"/>
-                </m:rPr>
-                <m:t>m</m:t>
-              </m:r>
-              <m:r>
-                <m:rPr>
-                  <m:sty m:val="p"/>
-                </m:rPr>
-                <m:t>o</m:t>
-              </m:r>
-              <m:r>
-                <m:rPr>
-                  <m:sty m:val="p"/>
-                </m:rPr>
-                <m:t>l</m:t>
-              </m:r>
-              <m:r>
-                <m:rPr>
-                  <m:sty m:val="p"/>
-                </m:rPr>
-                <m:t>⋅</m:t>
-              </m:r>
-              <m:sSup>
-                <m:e>
-                  <m:r>
-                    <m:rPr>
-                      <m:sty m:val="p"/>
-                    </m:rPr>
-                    <m:t>L</m:t>
-                  </m:r>
-                </m:e>
-                <m:sup>
-                  <m:r>
-                    <m:rPr>
-                      <m:sty m:val="p"/>
-                    </m:rPr>
-                    <m:t>−</m:t>
-                  </m:r>
-                  <m:r>
-                    <m:rPr>
-                      <m:sty m:val="p"/>
-                    </m:rPr>
-                    <m:t>1</m:t>
-                  </m:r>
-                </m:sup>
-              </m:sSup>
-            </m:oMath>
-          </w:p>
-        </w:tc>
-      </w:tr>
-      <w:tr>
-        <w:tc>
-          <w:tcPr/>
-          <w:p>
-            <w:pPr>
-              <w:pStyle w:val="Compact"/>
-              <w:jc w:val="center"/>
-            </w:pPr>
-            <w:r>
-              <w:rPr>
-                <w:rFonts w:ascii="Times New Roman" w:hAnsi="Times New Roman" w:eastAsia="Times New Roman" w:cs="Times New Roman"/>
-              </w:rPr>
-              <w:t xml:space="preserve">7</w:t>
-            </w:r>
-          </w:p>
-        </w:tc>
-        <w:tc>
-          <w:tcPr/>
-          <w:p>
-            <w:pPr>
-              <w:pStyle w:val="Compact"/>
-              <w:jc w:val="center"/>
-            </w:pPr>
-            <m:oMath>
-              <m:r>
-                <m:rPr>
-                  <m:sty m:val="p"/>
-                </m:rPr>
-                <m:t>ln</m:t>
-              </m:r>
-              <m:r>
-                <m:t>K</m:t>
-              </m:r>
-              <m:r>
-                <m:rPr>
-                  <m:sty m:val="p"/>
-                </m:rPr>
-                <m:t>=</m:t>
-              </m:r>
-              <m:r>
-                <m:rPr>
-                  <m:sty m:val="p"/>
-                </m:rPr>
-                <m:t>−</m:t>
-              </m:r>
-              <m:r>
-                <m:t>5.71</m:t>
-              </m:r>
-              <m:r>
-                <m:rPr>
-                  <m:sty m:val="p"/>
-                </m:rPr>
-                <m:t>×</m:t>
-              </m:r>
-              <m:sSup>
-                <m:e>
-                  <m:r>
-                    <m:t>10</m:t>
-                  </m:r>
-                </m:e>
-                <m:sup>
-                  <m:r>
-                    <m:t>3</m:t>
-                  </m:r>
-                </m:sup>
-              </m:sSup>
-              <m:r>
-                <m:rPr>
-                  <m:sty m:val="p"/>
-                </m:rPr>
-                <m:t>/</m:t>
-              </m:r>
-              <m:r>
-                <m:t>2477.6</m:t>
-              </m:r>
-              <m:r>
-                <m:rPr>
-                  <m:sty m:val="p"/>
-                </m:rPr>
-                <m:t>=</m:t>
-              </m:r>
-              <m:r>
-                <m:rPr>
-                  <m:sty m:val="p"/>
-                </m:rPr>
-                <m:t>−</m:t>
-              </m:r>
-              <m:r>
-                <m:t>2.305</m:t>
-              </m:r>
-            </m:oMath>
-            <w:r>
-              <w:rPr>
-                <w:rFonts w:hint="eastAsia" w:ascii="Times New Roman" w:hAnsi="Times New Roman" w:eastAsia="Times New Roman" w:cs="Times New Roman"/>
-              </w:rPr>
-              <w:t xml:space="preserve">；</w:t>
-            </w:r>
-            <m:oMath>
-              <m:r>
-                <m:t>K</m:t>
-              </m:r>
-              <m:r>
-                <m:rPr>
-                  <m:sty m:val="p"/>
-                </m:rPr>
-                <m:t>=</m:t>
-              </m:r>
-              <m:sSup>
-                <m:e>
-                  <m:r>
-                    <m:rPr>
-                      <m:sty m:val="p"/>
-                    </m:rPr>
-                    <m:t>e</m:t>
-                  </m:r>
-                </m:e>
-                <m:sup>
-                  <m:r>
-                    <m:rPr>
-                      <m:sty m:val="p"/>
-                    </m:rPr>
-                    <m:t>−</m:t>
-                  </m:r>
-                  <m:r>
-                    <m:t>2.305</m:t>
-                  </m:r>
-                </m:sup>
-              </m:sSup>
-              <m:r>
-                <m:rPr>
-                  <m:sty m:val="p"/>
-                </m:rPr>
-                <m:t>=</m:t>
-              </m:r>
-              <m:r>
-                <m:t>0.0997</m:t>
-              </m:r>
-              <m:r>
-                <m:rPr>
-                  <m:sty m:val="p"/>
-                </m:rPr>
-                <m:t>≈</m:t>
-              </m:r>
-              <m:r>
-                <m:t>0.10</m:t>
-              </m:r>
-            </m:oMath>
-            <w:r>
-              <w:rPr>
-                <w:rFonts w:hint="eastAsia" w:ascii="Times New Roman" w:hAnsi="Times New Roman" w:eastAsia="Times New Roman" w:cs="Times New Roman"/>
-              </w:rPr>
-              <w:t xml:space="preserve">；</w:t>
-            </w:r>
-            <m:oMath>
-              <m:r>
-                <m:t>K</m:t>
-              </m:r>
-              <m:r>
-                <m:rPr>
-                  <m:sty m:val="p"/>
-                </m:rPr>
-                <m:t>&lt;</m:t>
-              </m:r>
-              <m:r>
-                <m:t>1</m:t>
-              </m:r>
-            </m:oMath>
-            <w:r>
-              <w:rPr>
-                <w:rFonts w:hint="eastAsia" w:ascii="Times New Roman" w:hAnsi="Times New Roman" w:eastAsia="Times New Roman" w:cs="Times New Roman"/>
-              </w:rPr>
-              <w:t>，</w:t>
-            </w:r>
-            <w:r>
-              <w:rPr>
-                <w:rFonts w:hint="eastAsia" w:ascii="Times New Roman" w:hAnsi="Times New Roman" w:eastAsia="FangSong" w:cs="Times New Roman"/>
-              </w:rPr>
-              <w:t>标准态下逆向自发</w:t>
-            </w:r>
-          </w:p>
-        </w:tc>
-      </w:tr>
-      <w:tr>
-        <w:tc>
-          <w:tcPr/>
-          <w:p>
-            <w:pPr>
-              <w:pStyle w:val="Compact"/>
-              <w:jc w:val="center"/>
-            </w:pPr>
-            <w:r>
-              <w:rPr>
-                <w:rFonts w:ascii="Times New Roman" w:hAnsi="Times New Roman" w:eastAsia="Times New Roman" w:cs="Times New Roman"/>
-              </w:rPr>
-              <w:t xml:space="preserve">8</w:t>
-            </w:r>
-          </w:p>
-        </w:tc>
-        <w:tc>
-          <w:tcPr/>
-          <w:p>
-            <w:pPr>
-              <w:pStyle w:val="Compact"/>
-              <w:jc w:val="center"/>
-            </w:pPr>
-            <m:oMath>
-              <m:r>
-                <m:rPr>
-                  <m:sty m:val="p"/>
-                </m:rPr>
-                <m:t>ln</m:t>
-              </m:r>
-              <m:r>
-                <m:t>1.03</m:t>
-              </m:r>
-              <m:r>
-                <m:rPr>
-                  <m:sty m:val="p"/>
-                </m:rPr>
-                <m:t>≈</m:t>
-              </m:r>
-              <m:r>
-                <m:t>0.03</m:t>
-              </m:r>
-            </m:oMath>
-            <w:r>
-              <w:rPr>
-                <w:rFonts w:hint="eastAsia" w:ascii="Times New Roman" w:hAnsi="Times New Roman" w:eastAsia="Times New Roman" w:cs="Times New Roman"/>
-              </w:rPr>
-              <w:t>（</w:t>
-            </w:r>
-            <w:r>
-              <w:rPr>
-                <w:rFonts w:hint="eastAsia" w:ascii="Times New Roman" w:hAnsi="Times New Roman" w:eastAsia="FangSong" w:cs="Times New Roman"/>
-              </w:rPr>
-              <w:t>真值</w:t>
-            </w:r>
-            <w:r>
-              <w:rPr>
-                <w:rFonts w:ascii="Times New Roman" w:hAnsi="Times New Roman" w:eastAsia="Times New Roman" w:cs="Times New Roman"/>
-              </w:rPr>
-              <w:t xml:space="preserve"> </w:t>
-            </w:r>
-            <w:r>
-              <w:rPr>
-                <w:rFonts w:hint="eastAsia" w:ascii="Times New Roman" w:hAnsi="Times New Roman" w:eastAsia="Times New Roman" w:cs="Times New Roman"/>
-              </w:rPr>
-              <w:t>0.02956，</w:t>
-            </w:r>
-            <w:r>
-              <w:rPr>
-                <w:rFonts w:hint="eastAsia" w:ascii="Times New Roman" w:hAnsi="Times New Roman" w:eastAsia="FangSong" w:cs="Times New Roman"/>
-              </w:rPr>
-              <w:t>误差</w:t>
-            </w:r>
-            <w:r>
-              <w:rPr>
-                <w:rFonts w:ascii="Times New Roman" w:hAnsi="Times New Roman" w:eastAsia="Times New Roman" w:cs="Times New Roman"/>
-              </w:rPr>
-              <w:t xml:space="preserve"> </w:t>
-            </w:r>
-            <w:r>
-              <w:rPr>
-                <w:rFonts w:hint="eastAsia" w:ascii="Times New Roman" w:hAnsi="Times New Roman" w:eastAsia="Times New Roman" w:cs="Times New Roman"/>
-              </w:rPr>
-              <w:t xml:space="preserve">1.5%）；</w:t>
-            </w:r>
-            <m:oMath>
-              <m:r>
-                <m:rPr>
-                  <m:sty m:val="p"/>
-                </m:rPr>
-                <m:t>ln</m:t>
-              </m:r>
-              <m:r>
-                <m:t>0.97</m:t>
-              </m:r>
-              <m:r>
-                <m:rPr>
-                  <m:sty m:val="p"/>
-                </m:rPr>
-                <m:t>≈</m:t>
-              </m:r>
-              <m:r>
-                <m:rPr>
-                  <m:sty m:val="p"/>
-                </m:rPr>
-                <m:t>−</m:t>
-              </m:r>
-              <m:r>
-                <m:t>0.03</m:t>
-              </m:r>
-            </m:oMath>
-            <w:r>
-              <w:rPr>
-                <w:rFonts w:hint="eastAsia" w:ascii="Times New Roman" w:hAnsi="Times New Roman" w:eastAsia="Times New Roman" w:cs="Times New Roman"/>
-              </w:rPr>
-              <w:t>（</w:t>
-            </w:r>
-            <w:r>
-              <w:rPr>
-                <w:rFonts w:hint="eastAsia" w:ascii="Times New Roman" w:hAnsi="Times New Roman" w:eastAsia="FangSong" w:cs="Times New Roman"/>
-              </w:rPr>
-              <w:t>真值</w:t>
-            </w:r>
-            <w:r>
-              <w:rPr>
-                <w:rFonts w:ascii="Times New Roman" w:hAnsi="Times New Roman" w:eastAsia="Times New Roman" w:cs="Times New Roman"/>
-              </w:rPr>
-              <w:t xml:space="preserve"> </w:t>
-            </w:r>
-            <w:r>
-              <w:rPr>
-                <w:rFonts w:hint="eastAsia" w:ascii="Times New Roman" w:hAnsi="Times New Roman" w:eastAsia="Times New Roman" w:cs="Times New Roman"/>
-              </w:rPr>
-              <w:t>−0.03046，</w:t>
-            </w:r>
-            <w:r>
-              <w:rPr>
-                <w:rFonts w:hint="eastAsia" w:ascii="Times New Roman" w:hAnsi="Times New Roman" w:eastAsia="FangSong" w:cs="Times New Roman"/>
-              </w:rPr>
-              <w:t>误差</w:t>
-            </w:r>
-            <w:r>
-              <w:rPr>
-                <w:rFonts w:ascii="Times New Roman" w:hAnsi="Times New Roman" w:eastAsia="Times New Roman" w:cs="Times New Roman"/>
-              </w:rPr>
-              <w:t xml:space="preserve"> </w:t>
-            </w:r>
-            <w:r>
-              <w:rPr>
-                <w:rFonts w:hint="eastAsia" w:ascii="Times New Roman" w:hAnsi="Times New Roman" w:eastAsia="Times New Roman" w:cs="Times New Roman"/>
-              </w:rPr>
-              <w:t xml:space="preserve">1.5%）；</w:t>
-            </w:r>
-            <m:oMath>
-              <m:sSup>
-                <m:e>
-                  <m:r>
-                    <m:rPr>
-                      <m:sty m:val="p"/>
-                    </m:rPr>
-                    <m:t>e</m:t>
-                  </m:r>
-                </m:e>
-                <m:sup>
-                  <m:r>
-                    <m:t>0.02</m:t>
-                  </m:r>
-                </m:sup>
-              </m:sSup>
-              <m:r>
-                <m:rPr>
-                  <m:sty m:val="p"/>
-                </m:rPr>
-                <m:t>≈</m:t>
-              </m:r>
-              <m:r>
-                <m:t>1.02</m:t>
-              </m:r>
-            </m:oMath>
-            <w:r>
-              <w:rPr>
-                <w:rFonts w:hint="eastAsia" w:ascii="Times New Roman" w:hAnsi="Times New Roman" w:eastAsia="Times New Roman" w:cs="Times New Roman"/>
-              </w:rPr>
-              <w:t>（</w:t>
-            </w:r>
-            <w:r>
-              <w:rPr>
-                <w:rFonts w:hint="eastAsia" w:ascii="Times New Roman" w:hAnsi="Times New Roman" w:eastAsia="FangSong" w:cs="Times New Roman"/>
-              </w:rPr>
-              <w:t>真值</w:t>
-            </w:r>
-            <w:r>
-              <w:rPr>
-                <w:rFonts w:ascii="Times New Roman" w:hAnsi="Times New Roman" w:eastAsia="Times New Roman" w:cs="Times New Roman"/>
-              </w:rPr>
-              <w:t xml:space="preserve"> </w:t>
-            </w:r>
-            <w:r>
-              <w:rPr>
-                <w:rFonts w:hint="eastAsia" w:ascii="Times New Roman" w:hAnsi="Times New Roman" w:eastAsia="Times New Roman" w:cs="Times New Roman"/>
-              </w:rPr>
-              <w:t>1.0202，</w:t>
-            </w:r>
-            <w:r>
-              <w:rPr>
-                <w:rFonts w:hint="eastAsia" w:ascii="Times New Roman" w:hAnsi="Times New Roman" w:eastAsia="FangSong" w:cs="Times New Roman"/>
-              </w:rPr>
-              <w:t>误差</w:t>
-            </w:r>
-            <w:r>
-              <w:rPr>
-                <w:rFonts w:ascii="Times New Roman" w:hAnsi="Times New Roman" w:eastAsia="Times New Roman" w:cs="Times New Roman"/>
-              </w:rPr>
-              <w:t xml:space="preserve"> </w:t>
-            </w:r>
-            <w:r>
-              <w:rPr>
-                <w:rFonts w:hint="eastAsia" w:ascii="Times New Roman" w:hAnsi="Times New Roman" w:eastAsia="Times New Roman" w:cs="Times New Roman"/>
-              </w:rPr>
-              <w:t xml:space="preserve">0.02%）</w:t>
-            </w:r>
-          </w:p>
-        </w:tc>
-      </w:tr>
-      <w:tr>
-        <w:tc>
-          <w:tcPr/>
-          <w:p>
-            <w:pPr>
-              <w:pStyle w:val="Compact"/>
-              <w:jc w:val="center"/>
-            </w:pPr>
-            <w:r>
-              <w:rPr>
-                <w:rFonts w:ascii="Times New Roman" w:hAnsi="Times New Roman" w:eastAsia="Times New Roman" w:cs="Times New Roman"/>
-              </w:rPr>
-              <w:t xml:space="preserve">9</w:t>
-            </w:r>
-          </w:p>
-        </w:tc>
-        <w:tc>
-          <w:tcPr/>
-          <w:p>
-            <w:pPr>
-              <w:pStyle w:val="Compact"/>
-              <w:jc w:val="center"/>
-            </w:pPr>
-            <w:r>
-              <w:rPr>
-                <w:rFonts w:hint="eastAsia" w:ascii="Times New Roman" w:hAnsi="Times New Roman" w:eastAsia="FangSong" w:cs="Times New Roman"/>
-              </w:rPr>
-              <w:t>精确</w:t>
-            </w:r>
-            <w:r>
-              <w:rPr>
-                <w:rFonts w:hint="eastAsia" w:ascii="Times New Roman" w:hAnsi="Times New Roman" w:eastAsia="Times New Roman" w:cs="Times New Roman"/>
-              </w:rPr>
-              <w:t>：</w:t>
-            </w:r>
-            <m:oMath>
-              <m:sSub>
-                <m:e>
-                  <m:r>
-                    <m:t>K</m:t>
-                  </m:r>
-                </m:e>
-                <m:sub>
-                  <m:r>
-                    <m:t>a</m:t>
-                  </m:r>
-                </m:sub>
-              </m:sSub>
-              <m:r>
-                <m:rPr>
-                  <m:sty m:val="p"/>
-                </m:rPr>
-                <m:t>=</m:t>
-              </m:r>
-              <m:r>
-                <m:t>0.10</m:t>
-              </m:r>
-              <m:r>
-                <m:rPr>
-                  <m:sty m:val="p"/>
-                </m:rPr>
-                <m:t>×</m:t>
-              </m:r>
-              <m:sSup>
-                <m:e>
-                  <m:r>
-                    <m:t>0.042</m:t>
-                  </m:r>
-                </m:e>
-                <m:sup>
-                  <m:r>
-                    <m:t>2</m:t>
-                  </m:r>
-                </m:sup>
-              </m:sSup>
-              <m:r>
-                <m:rPr>
-                  <m:sty m:val="p"/>
-                </m:rPr>
-                <m:t>/</m:t>
-              </m:r>
-              <m:r>
-                <m:t>0.958</m:t>
-              </m:r>
-              <m:r>
-                <m:rPr>
-                  <m:sty m:val="p"/>
-                </m:rPr>
-                <m:t>=</m:t>
-              </m:r>
-              <m:r>
-                <m:t>1.84</m:t>
-              </m:r>
-              <m:r>
-                <m:rPr>
-                  <m:sty m:val="p"/>
-                </m:rPr>
-                <m:t>×</m:t>
-              </m:r>
-              <m:sSup>
-                <m:e>
-                  <m:r>
-                    <m:t>10</m:t>
-                  </m:r>
-                </m:e>
-                <m:sup>
-                  <m:r>
-                    <m:rPr>
-                      <m:sty m:val="p"/>
-                    </m:rPr>
-                    <m:t>−</m:t>
-                  </m:r>
-                  <m:r>
-                    <m:t>4</m:t>
-                  </m:r>
-                </m:sup>
-              </m:sSup>
-            </m:oMath>
-            <w:r>
-              <w:rPr>
-                <w:rFonts w:hint="eastAsia" w:ascii="Times New Roman" w:hAnsi="Times New Roman" w:eastAsia="Times New Roman" w:cs="Times New Roman"/>
-              </w:rPr>
-              <w:t>；</w:t>
-            </w:r>
-            <w:r>
-              <w:rPr>
-                <w:rFonts w:hint="eastAsia" w:ascii="Times New Roman" w:hAnsi="Times New Roman" w:eastAsia="FangSong" w:cs="Times New Roman"/>
-              </w:rPr>
-              <w:t>近似</w:t>
-            </w:r>
-            <w:r>
-              <w:rPr>
-                <w:rFonts w:hint="eastAsia" w:ascii="Times New Roman" w:hAnsi="Times New Roman" w:eastAsia="Times New Roman" w:cs="Times New Roman"/>
-              </w:rPr>
-              <w:t>：</w:t>
-            </w:r>
-            <m:oMath>
-              <m:r>
-                <m:t>1.76</m:t>
-              </m:r>
-              <m:r>
-                <m:rPr>
-                  <m:sty m:val="p"/>
-                </m:rPr>
-                <m:t>×</m:t>
-              </m:r>
-              <m:sSup>
-                <m:e>
-                  <m:r>
-                    <m:t>10</m:t>
-                  </m:r>
-                </m:e>
-                <m:sup>
-                  <m:r>
-                    <m:rPr>
-                      <m:sty m:val="p"/>
-                    </m:rPr>
-                    <m:t>−</m:t>
-                  </m:r>
-                  <m:r>
-                    <m:t>4</m:t>
-                  </m:r>
-                </m:sup>
-              </m:sSup>
-            </m:oMath>
-            <w:r>
-              <w:rPr>
-                <w:rFonts w:hint="eastAsia" w:ascii="Times New Roman" w:hAnsi="Times New Roman" w:eastAsia="Times New Roman" w:cs="Times New Roman"/>
-              </w:rPr>
-              <w:t>；</w:t>
-            </w:r>
-            <w:r>
-              <w:rPr>
-                <w:rFonts w:hint="eastAsia" w:ascii="Times New Roman" w:hAnsi="Times New Roman" w:eastAsia="FangSong" w:cs="Times New Roman"/>
-              </w:rPr>
-              <w:t>低估</w:t>
-            </w:r>
-            <w:r>
-              <w:rPr>
-                <w:rFonts w:ascii="Times New Roman" w:hAnsi="Times New Roman" w:eastAsia="Times New Roman" w:cs="Times New Roman"/>
-              </w:rPr>
-              <w:t xml:space="preserve"> </w:t>
-            </w:r>
-            <w:r>
-              <w:rPr>
-                <w:rFonts w:hint="eastAsia" w:ascii="Times New Roman" w:hAnsi="Times New Roman" w:eastAsia="Times New Roman" w:cs="Times New Roman"/>
-              </w:rPr>
-              <w:t xml:space="preserve">4.2%（≈</w:t>
-            </w:r>
-            <w:r>
-              <w:rPr>
-                <w:rFonts w:ascii="Times New Roman" w:hAnsi="Times New Roman" w:eastAsia="Times New Roman" w:cs="Times New Roman"/>
-              </w:rPr>
-              <w:t xml:space="preserve"> </w:t>
-            </w:r>
-            <w:r>
-              <w:rPr>
-                <w:rFonts w:hint="eastAsia" w:ascii="Times New Roman" w:hAnsi="Times New Roman" w:eastAsia="Times New Roman" w:cs="Times New Roman"/>
-              </w:rPr>
-              <w:t xml:space="preserve">α），5%</w:t>
-            </w:r>
-            <w:r>
-              <w:rPr>
-                <w:rFonts w:ascii="Times New Roman" w:hAnsi="Times New Roman" w:eastAsia="Times New Roman" w:cs="Times New Roman"/>
-              </w:rPr>
-              <w:t xml:space="preserve"> </w:t>
-            </w:r>
-            <w:r>
-              <w:rPr>
-                <w:rFonts w:hint="eastAsia" w:ascii="Times New Roman" w:hAnsi="Times New Roman" w:eastAsia="FangSong" w:cs="Times New Roman"/>
-              </w:rPr>
-              <w:t xml:space="preserve">判据合理</w:t>
-            </w:r>
-          </w:p>
-        </w:tc>
-      </w:tr>
-      <w:tr>
-        <w:tc>
-          <w:tcPr/>
-          <w:p>
-            <w:pPr>
-              <w:pStyle w:val="Compact"/>
-              <w:jc w:val="center"/>
-            </w:pPr>
-            <w:r>
-              <w:rPr>
-                <w:rFonts w:ascii="Times New Roman" w:hAnsi="Times New Roman" w:eastAsia="Times New Roman" w:cs="Times New Roman"/>
-              </w:rPr>
-              <w:t xml:space="preserve">10</w:t>
-            </w:r>
-          </w:p>
-        </w:tc>
-        <w:tc>
-          <w:tcPr/>
-          <w:p>
-            <w:pPr>
-              <w:pStyle w:val="Compact"/>
-              <w:jc w:val="center"/>
-            </w:pPr>
-            <m:oMath>
-              <m:r>
-                <m:t>1</m:t>
-              </m:r>
-              <m:r>
-                <m:rPr>
-                  <m:sty m:val="p"/>
-                </m:rPr>
-                <m:t>−</m:t>
-              </m:r>
-              <m:f>
-                <m:fPr>
-                  <m:type m:val="bar"/>
-                </m:fPr>
-                <m:num>
-                  <m:r>
-                    <m:rPr>
-                      <m:sty m:val="p"/>
-                    </m:rPr>
-                    <m:t>[</m:t>
-                  </m:r>
-                  <m:r>
-                    <m:t>A</m:t>
-                  </m:r>
-                  <m:r>
-                    <m:rPr>
-                      <m:sty m:val="p"/>
-                    </m:rPr>
-                    <m:t>]</m:t>
-                  </m:r>
-                </m:num>
-                <m:den>
-                  <m:r>
-                    <m:rPr>
-                      <m:sty m:val="p"/>
-                    </m:rPr>
-                    <m:t>[</m:t>
-                  </m:r>
-                  <m:r>
-                    <m:t>A</m:t>
-                  </m:r>
-                  <m:sSub>
-                    <m:e>
-                      <m:r>
-                        <m:rPr>
-                          <m:sty m:val="p"/>
-                        </m:rPr>
-                        <m:t>]</m:t>
-                      </m:r>
-                    </m:e>
-                    <m:sub>
-                      <m:r>
-                        <m:t>0</m:t>
-                      </m:r>
-                    </m:sub>
-                  </m:sSub>
-                </m:den>
-              </m:f>
-              <m:r>
-                <m:rPr>
-                  <m:sty m:val="p"/>
-                </m:rPr>
-                <m:t>=</m:t>
-              </m:r>
-              <m:r>
-                <m:t>1</m:t>
-              </m:r>
-              <m:r>
-                <m:rPr>
-                  <m:sty m:val="p"/>
-                </m:rPr>
-                <m:t>−</m:t>
-              </m:r>
-              <m:sSup>
-                <m:e>
-                  <m:r>
-                    <m:rPr>
-                      <m:sty m:val="p"/>
-                    </m:rPr>
-                    <m:t>e</m:t>
-                  </m:r>
-                </m:e>
-                <m:sup>
-                  <m:r>
-                    <m:rPr>
-                      <m:sty m:val="p"/>
-                    </m:rPr>
-                    <m:t>−</m:t>
-                  </m:r>
-                  <m:r>
-                    <m:t>0.045</m:t>
-                  </m:r>
-                </m:sup>
-              </m:sSup>
-              <m:r>
-                <m:rPr>
-                  <m:sty m:val="p"/>
-                </m:rPr>
-                <m:t>=</m:t>
-              </m:r>
-              <m:r>
-                <m:t>0.0440</m:t>
-              </m:r>
-            </m:oMath>
-            <w:r>
-              <w:rPr>
-                <w:rFonts w:hint="eastAsia" w:ascii="Times New Roman" w:hAnsi="Times New Roman" w:eastAsia="Times New Roman" w:cs="Times New Roman"/>
-              </w:rPr>
-              <w:t>，</w:t>
-            </w:r>
-            <w:r>
-              <w:rPr>
-                <w:rFonts w:hint="eastAsia" w:ascii="Times New Roman" w:hAnsi="Times New Roman" w:eastAsia="FangSong" w:cs="Times New Roman"/>
-              </w:rPr>
-              <w:t>即</w:t>
-            </w:r>
-            <w:r>
-              <w:rPr>
-                <w:rFonts w:ascii="Times New Roman" w:hAnsi="Times New Roman" w:eastAsia="Times New Roman" w:cs="Times New Roman"/>
-              </w:rPr>
-              <w:t xml:space="preserve"> α = </w:t>
-            </w:r>
-            <w:r>
-              <w:rPr>
-                <w:rFonts w:hint="eastAsia" w:ascii="Times New Roman" w:hAnsi="Times New Roman" w:eastAsia="Times New Roman" w:cs="Times New Roman"/>
-              </w:rPr>
-              <w:t>4.4%；</w:t>
-            </w:r>
-            <w:r>
-              <w:rPr>
-                <w:rFonts w:hint="eastAsia" w:ascii="Times New Roman" w:hAnsi="Times New Roman" w:eastAsia="FangSong" w:cs="Times New Roman"/>
-              </w:rPr>
-              <w:t>近似误差</w:t>
-            </w:r>
-            <w:r>
-              <w:rPr>
-                <w:rFonts w:ascii="Times New Roman" w:hAnsi="Times New Roman" w:eastAsia="Times New Roman" w:cs="Times New Roman"/>
-              </w:rPr>
-              <w:t xml:space="preserve"> ≈ 0.045/2 = 2.3%</w:t>
-            </w:r>
-          </w:p>
-        </w:tc>
-      </w:tr>
-      <w:tr>
-        <w:tc>
-          <w:tcPr/>
-          <w:p>
-            <w:pPr>
-              <w:pStyle w:val="Compact"/>
-              <w:jc w:val="center"/>
-            </w:pPr>
-            <w:r>
-              <w:rPr>
-                <w:rFonts w:ascii="Times New Roman" w:hAnsi="Times New Roman" w:eastAsia="Times New Roman" w:cs="Times New Roman"/>
-              </w:rPr>
-              <w:t xml:space="preserve">11</w:t>
-            </w:r>
-          </w:p>
-        </w:tc>
-        <w:tc>
-          <w:tcPr/>
-          <w:p>
-            <w:pPr>
-              <w:pStyle w:val="Compact"/>
-              <w:jc w:val="center"/>
-            </w:pPr>
-            <m:oMath>
-              <m:r>
-                <m:rPr>
-                  <m:sty m:val="p"/>
-                </m:rPr>
-                <m:t>ln</m:t>
-              </m:r>
-              <m:r>
-                <m:t>K</m:t>
-              </m:r>
-              <m:r>
-                <m:rPr>
-                  <m:sty m:val="p"/>
-                </m:rPr>
-                <m:t>=</m:t>
-              </m:r>
-              <m:r>
-                <m:rPr>
-                  <m:sty m:val="p"/>
-                </m:rPr>
-                <m:t>−</m:t>
-              </m:r>
-              <m:f>
-                <m:fPr>
-                  <m:type m:val="bar"/>
-                </m:fPr>
-                <m:num>
-                  <m:r>
-                    <m:rPr>
-                      <m:sty m:val="p"/>
-                    </m:rPr>
-                    <m:t>Δ</m:t>
-                  </m:r>
-                  <m:sSup>
-                    <m:e>
-                      <m:r>
-                        <m:t>G</m:t>
-                      </m:r>
-                    </m:e>
-                    <m:sup>
-                      <m:r>
-                        <m:t>θ</m:t>
-                      </m:r>
-                    </m:sup>
-                  </m:sSup>
-                </m:num>
-                <m:den>
-                  <m:r>
-                    <m:t>R</m:t>
-                  </m:r>
-                  <m:r>
-                    <m:t>T</m:t>
-                  </m:r>
-                </m:den>
-              </m:f>
-              <m:r>
-                <m:rPr>
-                  <m:sty m:val="p"/>
-                </m:rPr>
-                <m:t>=</m:t>
-              </m:r>
-              <m:r>
-                <m:rPr>
-                  <m:sty m:val="p"/>
-                </m:rPr>
-                <m:t>−</m:t>
-              </m:r>
-              <m:f>
-                <m:fPr>
-                  <m:type m:val="bar"/>
-                </m:fPr>
-                <m:num>
-                  <m:r>
-                    <m:rPr>
-                      <m:sty m:val="p"/>
-                    </m:rPr>
-                    <m:t>Δ</m:t>
-                  </m:r>
-                  <m:sSup>
-                    <m:e>
-                      <m:r>
-                        <m:t>H</m:t>
-                      </m:r>
-                    </m:e>
-                    <m:sup>
-                      <m:r>
-                        <m:t>θ</m:t>
-                      </m:r>
-                    </m:sup>
-                  </m:sSup>
-                </m:num>
-                <m:den>
-                  <m:r>
-                    <m:t>R</m:t>
-                  </m:r>
-                </m:den>
-              </m:f>
-              <m:r>
-                <m:rPr>
-                  <m:sty m:val="p"/>
-                </m:rPr>
-                <m:t>⋅</m:t>
-              </m:r>
-              <m:f>
-                <m:fPr>
-                  <m:type m:val="bar"/>
-                </m:fPr>
-                <m:num>
-                  <m:r>
-                    <m:t>1</m:t>
-                  </m:r>
-                </m:num>
-                <m:den>
-                  <m:r>
-                    <m:t>T</m:t>
-                  </m:r>
-                </m:den>
-              </m:f>
-              <m:r>
-                <m:rPr>
-                  <m:sty m:val="p"/>
-                </m:rPr>
-                <m:t>+</m:t>
-              </m:r>
-              <m:f>
-                <m:fPr>
-                  <m:type m:val="bar"/>
-                </m:fPr>
-                <m:num>
-                  <m:r>
-                    <m:rPr>
-                      <m:sty m:val="p"/>
-                    </m:rPr>
-                    <m:t>Δ</m:t>
-                  </m:r>
-                  <m:sSup>
-                    <m:e>
-                      <m:r>
-                        <m:t>S</m:t>
-                      </m:r>
-                    </m:e>
-                    <m:sup>
-                      <m:r>
-                        <m:t>θ</m:t>
-                      </m:r>
-                    </m:sup>
-                  </m:sSup>
-                </m:num>
-                <m:den>
-                  <m:r>
-                    <m:t>R</m:t>
-                  </m:r>
-                </m:den>
-              </m:f>
-            </m:oMath>
-            <w:r>
-              <w:rPr>
-                <w:rFonts w:hint="eastAsia" w:ascii="Times New Roman" w:hAnsi="Times New Roman" w:eastAsia="Times New Roman" w:cs="Times New Roman"/>
-              </w:rPr>
-              <w:t>；</w:t>
-            </w:r>
-            <w:r>
-              <w:rPr>
-                <w:rFonts w:hint="eastAsia" w:ascii="Times New Roman" w:hAnsi="Times New Roman" w:eastAsia="FangSong" w:cs="Times New Roman"/>
-              </w:rPr>
-              <w:t>斜率</w:t>
-            </w:r>
-            <w:r>
-              <w:rPr>
-                <w:rFonts w:ascii="Times New Roman" w:hAnsi="Times New Roman" w:eastAsia="Times New Roman" w:cs="Times New Roman"/>
-              </w:rPr>
-              <w:t xml:space="preserve"> =</w:t>
-            </w:r>
-            <w:r>
-              <w:rPr>
-                <w:rFonts w:ascii="Times New Roman" w:hAnsi="Times New Roman" w:eastAsia="Times New Roman" w:cs="Times New Roman"/>
-              </w:rPr>
-              <w:t xml:space="preserve"> </w:t>
-            </w:r>
-            <m:oMath>
-              <m:r>
-                <m:rPr>
-                  <m:sty m:val="p"/>
-                </m:rPr>
-                <m:t>−</m:t>
-              </m:r>
-              <m:r>
-                <m:rPr>
-                  <m:sty m:val="p"/>
-                </m:rPr>
-                <m:t>Δ</m:t>
-              </m:r>
-              <m:sSup>
-                <m:e>
-                  <m:r>
-                    <m:t>H</m:t>
-                  </m:r>
-                </m:e>
-                <m:sup>
-                  <m:r>
-                    <m:t>θ</m:t>
-                  </m:r>
-                </m:sup>
-              </m:sSup>
-              <m:r>
-                <m:rPr>
-                  <m:sty m:val="p"/>
-                </m:rPr>
-                <m:t>/</m:t>
-              </m:r>
-              <m:r>
-                <m:t>R</m:t>
-              </m:r>
-            </m:oMath>
-            <w:r>
-              <w:rPr>
-                <w:rFonts w:hint="eastAsia" w:ascii="Times New Roman" w:hAnsi="Times New Roman" w:eastAsia="Times New Roman" w:cs="Times New Roman"/>
-              </w:rPr>
-              <w:t>，</w:t>
-            </w:r>
-            <w:r>
-              <w:rPr>
-                <w:rFonts w:hint="eastAsia" w:ascii="Times New Roman" w:hAnsi="Times New Roman" w:eastAsia="FangSong" w:cs="Times New Roman"/>
-              </w:rPr>
-              <w:t>截距</w:t>
-            </w:r>
-            <w:r>
-              <w:rPr>
-                <w:rFonts w:ascii="Times New Roman" w:hAnsi="Times New Roman" w:eastAsia="Times New Roman" w:cs="Times New Roman"/>
-              </w:rPr>
-              <w:t xml:space="preserve"> =</w:t>
-            </w:r>
-            <w:r>
-              <w:rPr>
-                <w:rFonts w:ascii="Times New Roman" w:hAnsi="Times New Roman" w:eastAsia="Times New Roman" w:cs="Times New Roman"/>
-              </w:rPr>
-              <w:t xml:space="preserve"> </w:t>
-            </w:r>
-            <m:oMath>
-              <m:r>
-                <m:rPr>
-                  <m:sty m:val="p"/>
-                </m:rPr>
-                <m:t>Δ</m:t>
-              </m:r>
-              <m:sSup>
-                <m:e>
-                  <m:r>
-                    <m:t>S</m:t>
-                  </m:r>
-                </m:e>
-                <m:sup>
-                  <m:r>
-                    <m:t>θ</m:t>
-                  </m:r>
-                </m:sup>
-              </m:sSup>
-              <m:r>
-                <m:rPr>
-                  <m:sty m:val="p"/>
-                </m:rPr>
-                <m:t>/</m:t>
-              </m:r>
-              <m:r>
-                <m:t>R</m:t>
-              </m:r>
-            </m:oMath>
-            <w:r>
-              <w:rPr>
-                <w:rFonts w:hint="eastAsia" w:ascii="Times New Roman" w:hAnsi="Times New Roman" w:eastAsia="Times New Roman" w:cs="Times New Roman"/>
-              </w:rPr>
-              <w:t>（</w:t>
-            </w:r>
-            <w:r>
-              <w:rPr>
-                <w:rFonts w:hint="eastAsia" w:ascii="Times New Roman" w:hAnsi="Times New Roman" w:eastAsia="FangSong" w:cs="Times New Roman"/>
-              </w:rPr>
-              <w:t>假设</w:t>
-            </w:r>
-            <w:r>
-              <w:rPr>
-                <w:rFonts w:ascii="Times New Roman" w:hAnsi="Times New Roman" w:eastAsia="Times New Roman" w:cs="Times New Roman"/>
-              </w:rPr>
-              <w:t xml:space="preserve"> ΔHθ、ΔSθ </w:t>
-            </w:r>
-            <w:r>
-              <w:rPr>
-                <w:rFonts w:hint="eastAsia" w:ascii="Times New Roman" w:hAnsi="Times New Roman" w:eastAsia="FangSong" w:cs="Times New Roman"/>
-              </w:rPr>
-              <w:t xml:space="preserve">不随</w:t>
-            </w:r>
-            <w:r>
-              <w:rPr>
-                <w:rFonts w:ascii="Times New Roman" w:hAnsi="Times New Roman" w:eastAsia="Times New Roman" w:cs="Times New Roman"/>
-              </w:rPr>
-              <w:t xml:space="preserve"> T </w:t>
-            </w:r>
-            <w:r>
-              <w:rPr>
-                <w:rFonts w:hint="eastAsia" w:ascii="Times New Roman" w:hAnsi="Times New Roman" w:eastAsia="FangSong" w:cs="Times New Roman"/>
-              </w:rPr>
-              <w:t>变</w:t>
-            </w:r>
-            <w:r>
-              <w:rPr>
-                <w:rFonts w:hint="eastAsia" w:ascii="Times New Roman" w:hAnsi="Times New Roman" w:eastAsia="Times New Roman" w:cs="Times New Roman"/>
-              </w:rPr>
-              <w:t>）</w:t>
-            </w:r>
-          </w:p>
-        </w:tc>
-      </w:tr>
-      <w:tr>
-        <w:tc>
-          <w:tcPr/>
-          <w:p>
-            <w:pPr>
-              <w:pStyle w:val="Compact"/>
-              <w:jc w:val="center"/>
-            </w:pPr>
-            <w:r>
-              <w:rPr>
-                <w:rFonts w:ascii="Times New Roman" w:hAnsi="Times New Roman" w:eastAsia="Times New Roman" w:cs="Times New Roman"/>
-              </w:rPr>
-              <w:t xml:space="preserve">12</w:t>
-            </w:r>
-          </w:p>
-        </w:tc>
-        <w:tc>
-          <w:tcPr/>
-          <w:p>
-            <w:pPr>
-              <w:pStyle w:val="Compact"/>
-              <w:jc w:val="center"/>
-            </w:pPr>
-            <m:oMath>
-              <m:f>
-                <m:fPr>
-                  <m:type m:val="bar"/>
-                </m:fPr>
-                <m:num>
-                  <m:r>
-                    <m:t>R</m:t>
-                  </m:r>
-                  <m:r>
-                    <m:t>T</m:t>
-                  </m:r>
-                </m:num>
-                <m:den>
-                  <m:r>
-                    <m:t>F</m:t>
-                  </m:r>
-                </m:den>
-              </m:f>
-              <m:r>
-                <m:rPr>
-                  <m:sty m:val="p"/>
-                </m:rPr>
-                <m:t>=</m:t>
-              </m:r>
-              <m:f>
-                <m:fPr>
-                  <m:type m:val="bar"/>
-                </m:fPr>
-                <m:num>
-                  <m:r>
-                    <m:t>8.314</m:t>
-                  </m:r>
-                  <m:r>
-                    <m:rPr>
-                      <m:sty m:val="p"/>
-                    </m:rPr>
-                    <m:t>×</m:t>
-                  </m:r>
-                  <m:r>
-                    <m:t>298</m:t>
-                  </m:r>
-                </m:num>
-                <m:den>
-                  <m:r>
-                    <m:t>96485</m:t>
-                  </m:r>
-                </m:den>
-              </m:f>
-              <m:r>
-                <m:rPr>
-                  <m:sty m:val="p"/>
-                </m:rPr>
-                <m:t>=</m:t>
-              </m:r>
-              <m:r>
-                <m:t>0.02569</m:t>
-              </m:r>
-              <m:r>
-                <m:t> </m:t>
-              </m:r>
-              <m:r>
-                <m:rPr>
-                  <m:sty m:val="p"/>
-                </m:rPr>
-                <m:t>V</m:t>
-              </m:r>
-            </m:oMath>
-            <w:r>
-              <w:rPr>
-                <w:rFonts w:hint="eastAsia" w:ascii="Times New Roman" w:hAnsi="Times New Roman" w:eastAsia="Times New Roman" w:cs="Times New Roman"/>
-              </w:rPr>
-              <w:t xml:space="preserve">；</w:t>
-            </w:r>
-            <m:oMath>
-              <m:r>
-                <m:t>0.02569</m:t>
-              </m:r>
-              <m:r>
-                <m:rPr>
-                  <m:sty m:val="p"/>
-                </m:rPr>
-                <m:t>×</m:t>
-              </m:r>
-              <m:r>
-                <m:t>2.303</m:t>
-              </m:r>
-              <m:r>
-                <m:rPr>
-                  <m:sty m:val="p"/>
-                </m:rPr>
-                <m:t>=</m:t>
-              </m:r>
-              <m:r>
-                <m:t>0.05916</m:t>
-              </m:r>
-              <m:r>
-                <m:rPr>
-                  <m:sty m:val="p"/>
-                </m:rPr>
-                <m:t>≈</m:t>
-              </m:r>
-              <m:r>
-                <m:t>0.0592</m:t>
-              </m:r>
-              <m:r>
-                <m:t> </m:t>
-              </m:r>
-              <m:r>
-                <m:rPr>
-                  <m:sty m:val="p"/>
-                </m:rPr>
-                <m:t>V</m:t>
-              </m:r>
-            </m:oMath>
-            <w:r>
-              <w:rPr>
-                <w:rFonts w:hint="eastAsia" w:ascii="Times New Roman" w:hAnsi="Times New Roman" w:eastAsia="Times New Roman" w:cs="Times New Roman"/>
-              </w:rPr>
-              <w:t>，</w:t>
-            </w:r>
-            <w:r>
-              <w:rPr>
-                <w:rFonts w:hint="eastAsia" w:ascii="Times New Roman" w:hAnsi="Times New Roman" w:eastAsia="FangSong" w:cs="Times New Roman"/>
-              </w:rPr>
-              <w:t>故</w:t>
-            </w:r>
-            <w:r>
-              <w:rPr>
-                <w:rFonts w:ascii="Times New Roman" w:hAnsi="Times New Roman" w:eastAsia="Times New Roman" w:cs="Times New Roman"/>
-              </w:rPr>
-              <w:t xml:space="preserve"> </w:t>
-            </w:r>
-            <m:oMath>
-              <m:f>
-                <m:fPr>
-                  <m:type m:val="bar"/>
-                </m:fPr>
-                <m:num>
-                  <m:r>
-                    <m:t>R</m:t>
-                  </m:r>
-                  <m:r>
-                    <m:t>T</m:t>
-                  </m:r>
-                </m:num>
-                <m:den>
-                  <m:r>
-                    <m:t>F</m:t>
-                  </m:r>
-                </m:den>
-              </m:f>
-              <m:r>
-                <m:rPr>
-                  <m:sty m:val="p"/>
-                </m:rPr>
-                <m:t>ln</m:t>
-              </m:r>
-              <m:r>
-                <m:t>Q</m:t>
-              </m:r>
-              <m:r>
-                <m:rPr>
-                  <m:sty m:val="p"/>
-                </m:rPr>
-                <m:t>=</m:t>
-              </m:r>
-              <m:r>
-                <m:t>0.0592</m:t>
-              </m:r>
-              <m:r>
-                <m:rPr>
-                  <m:sty m:val="p"/>
-                </m:rPr>
-                <m:t>lg</m:t>
-              </m:r>
-              <m:r>
-                <m:t>Q</m:t>
-              </m:r>
-            </m:oMath>
-          </w:p>
-        </w:tc>
-      </w:tr>
-      <w:tr>
-        <w:tc>
-          <w:tcPr/>
-          <w:p>
-            <w:pPr>
-              <w:pStyle w:val="Compact"/>
-              <w:jc w:val="center"/>
-            </w:pPr>
-            <w:r>
-              <w:rPr>
-                <w:rFonts w:ascii="Times New Roman" w:hAnsi="Times New Roman" w:eastAsia="Times New Roman" w:cs="Times New Roman"/>
-              </w:rPr>
-              <w:t xml:space="preserve">13</w:t>
-            </w:r>
-          </w:p>
-        </w:tc>
-        <w:tc>
-          <w:tcPr/>
-          <w:p>
-            <w:pPr>
-              <w:pStyle w:val="Compact"/>
-              <w:jc w:val="center"/>
-            </w:pPr>
-            <w:r>
-              <w:rPr>
-                <w:rFonts w:hint="eastAsia" w:ascii="Times New Roman" w:hAnsi="Times New Roman" w:eastAsia="FangSong" w:cs="Times New Roman"/>
-              </w:rPr>
-              <w:t>正确</w:t>
-            </w:r>
-            <w:r>
-              <w:rPr>
-                <w:rFonts w:hint="eastAsia" w:ascii="Times New Roman" w:hAnsi="Times New Roman" w:eastAsia="Times New Roman" w:cs="Times New Roman"/>
-              </w:rPr>
-              <w:t>：</w:t>
-            </w:r>
-            <m:oMath>
-              <m:r>
-                <m:rPr>
-                  <m:sty m:val="p"/>
-                </m:rPr>
-                <m:t>ln</m:t>
-              </m:r>
-              <m:r>
-                <m:t>K</m:t>
-              </m:r>
-              <m:r>
-                <m:rPr>
-                  <m:sty m:val="p"/>
-                </m:rPr>
-                <m:t>=</m:t>
-              </m:r>
-              <m:r>
-                <m:rPr>
-                  <m:sty m:val="p"/>
-                </m:rPr>
-                <m:t>−</m:t>
-              </m:r>
-              <m:r>
-                <m:rPr>
-                  <m:sty m:val="p"/>
-                </m:rPr>
-                <m:t>Δ</m:t>
-              </m:r>
-              <m:sSup>
-                <m:e>
-                  <m:r>
-                    <m:t>G</m:t>
-                  </m:r>
-                </m:e>
-                <m:sup>
-                  <m:r>
-                    <m:t>θ</m:t>
-                  </m:r>
-                </m:sup>
-              </m:sSup>
-              <m:r>
-                <m:rPr>
-                  <m:sty m:val="p"/>
-                </m:rPr>
-                <m:t>/</m:t>
-              </m:r>
-              <m:r>
-                <m:t>R</m:t>
-              </m:r>
-              <m:r>
-                <m:t>T</m:t>
-              </m:r>
-            </m:oMath>
-            <w:r>
-              <w:rPr>
-                <w:rFonts w:hint="eastAsia" w:ascii="Times New Roman" w:hAnsi="Times New Roman" w:eastAsia="Times New Roman" w:cs="Times New Roman"/>
-              </w:rPr>
-              <w:t>；</w:t>
-            </w:r>
-            <w:r>
-              <w:rPr>
-                <w:rFonts w:hint="eastAsia" w:ascii="Times New Roman" w:hAnsi="Times New Roman" w:eastAsia="FangSong" w:cs="Times New Roman"/>
-              </w:rPr>
-              <w:t>他算成</w:t>
-            </w:r>
-            <w:r>
-              <w:rPr>
-                <w:rFonts w:ascii="Times New Roman" w:hAnsi="Times New Roman" w:eastAsia="Times New Roman" w:cs="Times New Roman"/>
-              </w:rPr>
-              <w:t xml:space="preserve"> </w:t>
-            </w:r>
-            <m:oMath>
-              <m:r>
-                <m:rPr>
-                  <m:sty m:val="p"/>
-                </m:rPr>
-                <m:t>ln</m:t>
-              </m:r>
-              <m:sSup>
-                <m:e>
-                  <m:r>
-                    <m:t>K</m:t>
-                  </m:r>
-                </m:e>
-                <m:sup>
-                  <m:r>
-                    <m:rPr>
-                      <m:sty m:val="p"/>
-                    </m:rPr>
-                    <m:t>′</m:t>
-                  </m:r>
-                </m:sup>
-              </m:sSup>
-              <m:r>
-                <m:rPr>
-                  <m:sty m:val="p"/>
-                </m:rPr>
-                <m:t>=</m:t>
-              </m:r>
-              <m:r>
-                <m:rPr>
-                  <m:sty m:val="p"/>
-                </m:rPr>
-                <m:t>−</m:t>
-              </m:r>
-              <m:r>
-                <m:rPr>
-                  <m:sty m:val="p"/>
-                </m:rPr>
-                <m:t>Δ</m:t>
-              </m:r>
-              <m:sSup>
-                <m:e>
-                  <m:r>
-                    <m:t>G</m:t>
-                  </m:r>
-                </m:e>
-                <m:sup>
-                  <m:r>
-                    <m:t>θ</m:t>
-                  </m:r>
-                </m:sup>
-              </m:sSup>
-              <m:r>
-                <m:rPr>
-                  <m:sty m:val="p"/>
-                </m:rPr>
-                <m:t>/</m:t>
-              </m:r>
-              <m:r>
-                <m:rPr>
-                  <m:sty m:val="p"/>
-                </m:rPr>
-                <m:t>(</m:t>
-              </m:r>
-              <m:r>
-                <m:t>2.303</m:t>
-              </m:r>
-              <m:r>
-                <m:t>R</m:t>
-              </m:r>
-              <m:r>
-                <m:t>T</m:t>
-              </m:r>
-              <m:r>
-                <m:rPr>
-                  <m:sty m:val="p"/>
-                </m:rPr>
-                <m:t>)</m:t>
-              </m:r>
-              <m:r>
-                <m:rPr>
-                  <m:sty m:val="p"/>
-                </m:rPr>
-                <m:t>=</m:t>
-              </m:r>
-              <m:r>
-                <m:rPr>
-                  <m:sty m:val="p"/>
-                </m:rPr>
-                <m:t>ln</m:t>
-              </m:r>
-              <m:r>
-                <m:t>K</m:t>
-              </m:r>
-              <m:r>
-                <m:rPr>
-                  <m:sty m:val="p"/>
-                </m:rPr>
-                <m:t>/</m:t>
-              </m:r>
-              <m:r>
-                <m:t>2.303</m:t>
-              </m:r>
-            </m:oMath>
-            <w:r>
-              <w:rPr>
-                <w:rFonts w:hint="eastAsia" w:ascii="Times New Roman" w:hAnsi="Times New Roman" w:eastAsia="Times New Roman" w:cs="Times New Roman"/>
-              </w:rPr>
-              <w:t xml:space="preserve">；</w:t>
-            </w:r>
-            <m:oMath>
-              <m:sSup>
-                <m:e>
-                  <m:r>
-                    <m:t>K</m:t>
-                  </m:r>
-                </m:e>
-                <m:sup>
-                  <m:r>
-                    <m:rPr>
-                      <m:sty m:val="p"/>
-                    </m:rPr>
-                    <m:t>′</m:t>
-                  </m:r>
-                </m:sup>
-              </m:sSup>
-              <m:r>
-                <m:rPr>
-                  <m:sty m:val="p"/>
-                </m:rPr>
-                <m:t>=</m:t>
-              </m:r>
-              <m:sSup>
-                <m:e>
-                  <m:r>
-                    <m:t>K</m:t>
-                  </m:r>
-                </m:e>
-                <m:sup>
-                  <m:r>
-                    <m:t>1</m:t>
-                  </m:r>
-                  <m:r>
-                    <m:rPr>
-                      <m:sty m:val="p"/>
-                    </m:rPr>
-                    <m:t>/</m:t>
-                  </m:r>
-                  <m:r>
-                    <m:t>2.303</m:t>
-                  </m:r>
-                </m:sup>
-              </m:sSup>
-              <m:r>
-                <m:rPr>
-                  <m:sty m:val="p"/>
-                </m:rPr>
-                <m:t>=</m:t>
-              </m:r>
-              <m:r>
-                <m:rPr>
-                  <m:sty m:val="p"/>
-                </m:rPr>
-                <m:t>(</m:t>
-              </m:r>
-              <m:sSup>
-                <m:e>
-                  <m:r>
-                    <m:t>10</m:t>
-                  </m:r>
-                </m:e>
-                <m:sup>
-                  <m:r>
-                    <m:t>3</m:t>
-                  </m:r>
-                </m:sup>
-              </m:sSup>
-              <m:sSup>
-                <m:e>
-                  <m:r>
-                    <m:rPr>
-                      <m:sty m:val="p"/>
-                    </m:rPr>
-                    <m:t>)</m:t>
-                  </m:r>
-                </m:e>
-                <m:sup>
-                  <m:r>
-                    <m:t>0.434</m:t>
-                  </m:r>
-                </m:sup>
-              </m:sSup>
-              <m:r>
-                <m:rPr>
-                  <m:sty m:val="p"/>
-                </m:rPr>
-                <m:t>=</m:t>
-              </m:r>
-              <m:sSup>
-                <m:e>
-                  <m:r>
-                    <m:t>10</m:t>
-                  </m:r>
-                </m:e>
-                <m:sup>
-                  <m:r>
-                    <m:t>1.30</m:t>
-                  </m:r>
-                </m:sup>
-              </m:sSup>
-              <m:r>
-                <m:rPr>
-                  <m:sty m:val="p"/>
-                </m:rPr>
-                <m:t>≈</m:t>
-              </m:r>
-              <m:r>
-                <m:t>20</m:t>
-              </m:r>
-            </m:oMath>
-          </w:p>
-        </w:tc>
-      </w:tr>
-      <w:tr>
-        <w:tc>
-          <w:tcPr/>
-          <w:p>
-            <w:pPr>
-              <w:pStyle w:val="Compact"/>
-              <w:jc w:val="center"/>
-            </w:pPr>
-            <w:r>
-              <w:rPr>
-                <w:rFonts w:ascii="Times New Roman" w:hAnsi="Times New Roman" w:eastAsia="Times New Roman" w:cs="Times New Roman"/>
-              </w:rPr>
-              <w:t xml:space="preserve">14</w:t>
-            </w:r>
-          </w:p>
-        </w:tc>
-        <w:tc>
-          <w:tcPr/>
-          <w:p>
-            <w:pPr>
-              <w:pStyle w:val="Compact"/>
-              <w:jc w:val="center"/>
-            </w:pPr>
-            <m:oMath>
-              <m:r>
-                <m:rPr>
-                  <m:sty m:val="p"/>
-                </m:rPr>
-                <m:t>ln</m:t>
-              </m:r>
-              <m:f>
-                <m:fPr>
-                  <m:type m:val="bar"/>
-                </m:fPr>
-                <m:num>
-                  <m:sSub>
-                    <m:e>
-                      <m:r>
-                        <m:t>K</m:t>
-                      </m:r>
-                    </m:e>
-                    <m:sub>
-                      <m:r>
-                        <m:t>2</m:t>
-                      </m:r>
-                    </m:sub>
-                  </m:sSub>
-                </m:num>
-                <m:den>
-                  <m:sSub>
-                    <m:e>
-                      <m:r>
-                        <m:t>K</m:t>
-                      </m:r>
-                    </m:e>
-                    <m:sub>
-                      <m:r>
-                        <m:t>1</m:t>
-                      </m:r>
-                    </m:sub>
-                  </m:sSub>
-                </m:den>
-              </m:f>
-              <m:r>
-                <m:rPr>
-                  <m:sty m:val="p"/>
-                </m:rPr>
-                <m:t>=</m:t>
-              </m:r>
-              <m:r>
-                <m:rPr>
-                  <m:sty m:val="p"/>
-                </m:rPr>
-                <m:t>ln</m:t>
-              </m:r>
-              <m:r>
-                <m:t>2</m:t>
-              </m:r>
-              <m:r>
-                <m:rPr>
-                  <m:sty m:val="p"/>
-                </m:rPr>
-                <m:t>=</m:t>
-              </m:r>
-              <m:r>
-                <m:t>0.693</m:t>
-              </m:r>
-              <m:r>
-                <m:rPr>
-                  <m:sty m:val="p"/>
-                </m:rPr>
-                <m:t>=</m:t>
-              </m:r>
-              <m:f>
-                <m:fPr>
-                  <m:type m:val="bar"/>
-                </m:fPr>
-                <m:num>
-                  <m:r>
-                    <m:rPr>
-                      <m:sty m:val="p"/>
-                    </m:rPr>
-                    <m:t>Δ</m:t>
-                  </m:r>
-                  <m:sSup>
-                    <m:e>
-                      <m:r>
-                        <m:t>H</m:t>
-                      </m:r>
-                    </m:e>
-                    <m:sup>
-                      <m:r>
-                        <m:t>θ</m:t>
-                      </m:r>
-                    </m:sup>
-                  </m:sSup>
-                </m:num>
-                <m:den>
-                  <m:r>
-                    <m:t>R</m:t>
-                  </m:r>
-                </m:den>
-              </m:f>
-              <m:d>
-                <m:dPr>
-                  <m:begChr m:val="("/>
-                  <m:sepChr m:val=""/>
-                  <m:endChr m:val=")"/>
-                  <m:grow/>
-                </m:dPr>
-                <m:e>
-                  <m:f>
-                    <m:fPr>
-                      <m:type m:val="bar"/>
-                    </m:fPr>
-                    <m:num>
-                      <m:r>
-                        <m:t>1</m:t>
-                      </m:r>
-                    </m:num>
-                    <m:den>
-                      <m:r>
-                        <m:t>300</m:t>
-                      </m:r>
-                    </m:den>
-                  </m:f>
-                  <m:r>
-                    <m:rPr>
-                      <m:sty m:val="p"/>
-                    </m:rPr>
-                    <m:t>−</m:t>
-                  </m:r>
-                  <m:f>
-                    <m:fPr>
-                      <m:type m:val="bar"/>
-                    </m:fPr>
-                    <m:num>
-                      <m:r>
-                        <m:t>1</m:t>
-                      </m:r>
-                    </m:num>
-                    <m:den>
-                      <m:r>
-                        <m:t>310</m:t>
-                      </m:r>
-                    </m:den>
-                  </m:f>
-                </m:e>
-              </m:d>
-              <m:r>
-                <m:rPr>
-                  <m:sty m:val="p"/>
-                </m:rPr>
-                <m:t>=</m:t>
-              </m:r>
-              <m:f>
-                <m:fPr>
-                  <m:type m:val="bar"/>
-                </m:fPr>
-                <m:num>
-                  <m:r>
-                    <m:rPr>
-                      <m:sty m:val="p"/>
-                    </m:rPr>
-                    <m:t>Δ</m:t>
-                  </m:r>
-                  <m:sSup>
-                    <m:e>
-                      <m:r>
-                        <m:t>H</m:t>
-                      </m:r>
-                    </m:e>
-                    <m:sup>
-                      <m:r>
-                        <m:t>θ</m:t>
-                      </m:r>
-                    </m:sup>
-                  </m:sSup>
-                </m:num>
-                <m:den>
-                  <m:r>
-                    <m:t>R</m:t>
-                  </m:r>
-                </m:den>
-              </m:f>
-              <m:r>
-                <m:rPr>
-                  <m:sty m:val="p"/>
-                </m:rPr>
-                <m:t>×</m:t>
-              </m:r>
-              <m:r>
-                <m:t>1.075</m:t>
-              </m:r>
-              <m:r>
-                <m:rPr>
-                  <m:sty m:val="p"/>
-                </m:rPr>
-                <m:t>×</m:t>
-              </m:r>
-              <m:sSup>
-                <m:e>
-                  <m:r>
-                    <m:t>10</m:t>
-                  </m:r>
-                </m:e>
-                <m:sup>
-                  <m:r>
-                    <m:rPr>
-                      <m:sty m:val="p"/>
-                    </m:rPr>
-                    <m:t>−</m:t>
-                  </m:r>
-                  <m:r>
-                    <m:t>4</m:t>
-                  </m:r>
-                </m:sup>
-              </m:sSup>
-            </m:oMath>
-            <w:r>
-              <w:rPr>
-                <w:rFonts w:hint="eastAsia" w:ascii="Times New Roman" w:hAnsi="Times New Roman" w:eastAsia="Times New Roman" w:cs="Times New Roman"/>
-              </w:rPr>
-              <w:t xml:space="preserve">；</w:t>
-            </w:r>
-            <m:oMath>
-              <m:r>
-                <m:rPr>
-                  <m:sty m:val="p"/>
-                </m:rPr>
-                <m:t>Δ</m:t>
-              </m:r>
-              <m:sSup>
-                <m:e>
-                  <m:r>
-                    <m:t>H</m:t>
-                  </m:r>
-                </m:e>
-                <m:sup>
-                  <m:r>
-                    <m:t>θ</m:t>
-                  </m:r>
-                </m:sup>
-              </m:sSup>
-              <m:r>
-                <m:rPr>
-                  <m:sty m:val="p"/>
-                </m:rPr>
-                <m:t>=</m:t>
-              </m:r>
-              <m:r>
-                <m:t>0.693</m:t>
-              </m:r>
-              <m:r>
-                <m:rPr>
-                  <m:sty m:val="p"/>
-                </m:rPr>
-                <m:t>×</m:t>
-              </m:r>
-              <m:r>
-                <m:t>8.314</m:t>
-              </m:r>
-              <m:r>
-                <m:rPr>
-                  <m:sty m:val="p"/>
-                </m:rPr>
-                <m:t>/</m:t>
-              </m:r>
-              <m:r>
-                <m:t>1.075</m:t>
-              </m:r>
-              <m:r>
-                <m:rPr>
-                  <m:sty m:val="p"/>
-                </m:rPr>
-                <m:t>×</m:t>
-              </m:r>
-              <m:sSup>
-                <m:e>
-                  <m:r>
-                    <m:t>10</m:t>
-                  </m:r>
-                </m:e>
-                <m:sup>
-                  <m:r>
-                    <m:rPr>
-                      <m:sty m:val="p"/>
-                    </m:rPr>
-                    <m:t>−</m:t>
-                  </m:r>
-                  <m:r>
-                    <m:t>4</m:t>
-                  </m:r>
-                </m:sup>
-              </m:sSup>
-              <m:r>
-                <m:rPr>
-                  <m:sty m:val="p"/>
-                </m:rPr>
-                <m:t>=</m:t>
-              </m:r>
-              <m:r>
-                <m:t>5.36</m:t>
-              </m:r>
-              <m:r>
-                <m:rPr>
-                  <m:sty m:val="p"/>
-                </m:rPr>
-                <m:t>×</m:t>
-              </m:r>
-              <m:sSup>
-                <m:e>
-                  <m:r>
-                    <m:t>10</m:t>
-                  </m:r>
-                </m:e>
-                <m:sup>
-                  <m:r>
-                    <m:t>4</m:t>
-                  </m:r>
-                </m:sup>
-              </m:sSup>
-              <m:r>
-                <m:t> </m:t>
-              </m:r>
-              <m:r>
-                <m:rPr>
-                  <m:sty m:val="p"/>
-                </m:rPr>
-                <m:t>J</m:t>
-              </m:r>
-              <m:r>
-                <m:rPr>
-                  <m:sty m:val="p"/>
-                </m:rPr>
-                <m:t>⋅</m:t>
-              </m:r>
-              <m:r>
-                <m:rPr>
-                  <m:sty m:val="p"/>
-                </m:rPr>
-                <m:t>m</m:t>
-              </m:r>
-              <m:r>
-                <m:rPr>
-                  <m:sty m:val="p"/>
-                </m:rPr>
-                <m:t>o</m:t>
-              </m:r>
-              <m:sSup>
-                <m:e>
-                  <m:r>
-                    <m:rPr>
-                      <m:sty m:val="p"/>
-                    </m:rPr>
-                    <m:t>l</m:t>
-                  </m:r>
-                </m:e>
-                <m:sup>
-                  <m:r>
-                    <m:rPr>
-                      <m:sty m:val="p"/>
-                    </m:rPr>
-                    <m:t>−</m:t>
-                  </m:r>
-                  <m:r>
-                    <m:rPr>
-                      <m:sty m:val="p"/>
-                    </m:rPr>
-                    <m:t>1</m:t>
-                  </m:r>
-                </m:sup>
-              </m:sSup>
-              <m:r>
-                <m:rPr>
-                  <m:sty m:val="p"/>
-                </m:rPr>
-                <m:t>=</m:t>
-              </m:r>
-              <m:r>
-                <m:t>53.6</m:t>
-              </m:r>
-              <m:r>
-                <m:t> </m:t>
-              </m:r>
-              <m:r>
-                <m:rPr>
-                  <m:sty m:val="p"/>
-                </m:rPr>
-                <m:t>k</m:t>
-              </m:r>
-              <m:r>
-                <m:rPr>
-                  <m:sty m:val="p"/>
-                </m:rPr>
-                <m:t>J</m:t>
-              </m:r>
-              <m:r>
-                <m:rPr>
-                  <m:sty m:val="p"/>
-                </m:rPr>
-                <m:t>⋅</m:t>
-              </m:r>
-              <m:r>
-                <m:rPr>
-                  <m:sty m:val="p"/>
-                </m:rPr>
-                <m:t>m</m:t>
-              </m:r>
-              <m:r>
-                <m:rPr>
-                  <m:sty m:val="p"/>
-                </m:rPr>
-                <m:t>o</m:t>
-              </m:r>
-              <m:sSup>
-                <m:e>
-                  <m:r>
-                    <m:rPr>
-                      <m:sty m:val="p"/>
-                    </m:rPr>
-                    <m:t>l</m:t>
-                  </m:r>
-                </m:e>
-                <m:sup>
-                  <m:r>
-                    <m:rPr>
-                      <m:sty m:val="p"/>
-                    </m:rPr>
-                    <m:t>−</m:t>
-                  </m:r>
-                  <m:r>
-                    <m:rPr>
-                      <m:sty m:val="p"/>
-                    </m:rPr>
-                    <m:t>1</m:t>
-                  </m:r>
-                </m:sup>
-              </m:sSup>
-            </m:oMath>
-            <w:r>
-              <w:rPr>
-                <w:rFonts w:hint="eastAsia" w:ascii="Times New Roman" w:hAnsi="Times New Roman" w:eastAsia="Times New Roman" w:cs="Times New Roman"/>
-              </w:rPr>
-              <w:t>。</w:t>
-            </w:r>
-            <w:r>
-              <w:rPr>
-                <w:rFonts w:hint="eastAsia" w:ascii="Times New Roman" w:hAnsi="Times New Roman" w:eastAsia="FangSong" w:cs="Times New Roman"/>
-              </w:rPr>
-              <w:t>自检</w:t>
-            </w:r>
-            <w:r>
-              <w:rPr>
-                <w:rFonts w:hint="eastAsia" w:ascii="Times New Roman" w:hAnsi="Times New Roman" w:eastAsia="Times New Roman" w:cs="Times New Roman"/>
-              </w:rPr>
-              <w:t>：ΔHθ</w:t>
-            </w:r>
-            <w:r>
-              <w:rPr>
-                <w:rFonts w:ascii="Times New Roman" w:hAnsi="Times New Roman" w:eastAsia="Times New Roman" w:cs="Times New Roman"/>
-              </w:rPr>
-              <w:t xml:space="preserve"> &gt; 0 </w:t>
-            </w:r>
-            <w:r>
-              <w:rPr>
-                <w:rFonts w:hint="eastAsia" w:ascii="Times New Roman" w:hAnsi="Times New Roman" w:eastAsia="FangSong" w:cs="Times New Roman"/>
-              </w:rPr>
-              <w:t>吸热</w:t>
-            </w:r>
-            <w:r>
-              <w:rPr>
-                <w:rFonts w:hint="eastAsia" w:ascii="Times New Roman" w:hAnsi="Times New Roman" w:eastAsia="Times New Roman" w:cs="Times New Roman"/>
-              </w:rPr>
-              <w:t>，</w:t>
-            </w:r>
-            <w:r>
-              <w:rPr>
-                <w:rFonts w:hint="eastAsia" w:ascii="Times New Roman" w:hAnsi="Times New Roman" w:eastAsia="FangSong" w:cs="Times New Roman"/>
-              </w:rPr>
-              <w:t>升温</w:t>
-            </w:r>
-            <w:r>
-              <w:rPr>
-                <w:rFonts w:ascii="Times New Roman" w:hAnsi="Times New Roman" w:eastAsia="Times New Roman" w:cs="Times New Roman"/>
-              </w:rPr>
-              <w:t xml:space="preserve"> K </w:t>
-            </w:r>
-            <w:r>
-              <w:rPr>
-                <w:rFonts w:hint="eastAsia" w:ascii="Times New Roman" w:hAnsi="Times New Roman" w:eastAsia="FangSong" w:cs="Times New Roman"/>
-              </w:rPr>
-              <w:t xml:space="preserve">增大</w:t>
-            </w:r>
-            <w:r>
-              <w:rPr>
-                <w:rFonts w:ascii="Times New Roman" w:hAnsi="Times New Roman" w:eastAsia="Times New Roman" w:cs="Times New Roman"/>
-              </w:rPr>
-              <w:t xml:space="preserve"> ✓</w:t>
-            </w:r>
-          </w:p>
-        </w:tc>
-      </w:tr>
-      <w:tr>
-        <w:tc>
-          <w:tcPr/>
-          <w:p>
-            <w:pPr>
-              <w:pStyle w:val="Compact"/>
-              <w:jc w:val="center"/>
-            </w:pPr>
-            <w:r>
-              <w:rPr>
-                <w:rFonts w:ascii="Times New Roman" w:hAnsi="Times New Roman" w:eastAsia="Times New Roman" w:cs="Times New Roman"/>
-              </w:rPr>
-              <w:t xml:space="preserve">15</w:t>
-            </w:r>
-          </w:p>
-        </w:tc>
-        <w:tc>
-          <w:tcPr/>
-          <w:p>
-            <w:pPr>
-              <w:pStyle w:val="Compact"/>
-              <w:jc w:val="center"/>
-            </w:pPr>
-            <w:r>
-              <w:rPr>
-                <w:rFonts w:ascii="Times New Roman" w:hAnsi="Times New Roman" w:eastAsia="Times New Roman" w:cs="Times New Roman"/>
-              </w:rPr>
-              <w:t xml:space="preserve">(a)</w:t>
-            </w:r>
-            <w:r>
-              <w:rPr>
-                <w:rFonts w:ascii="Times New Roman" w:hAnsi="Times New Roman" w:eastAsia="Times New Roman" w:cs="Times New Roman"/>
-              </w:rPr>
-              <w:t xml:space="preserve"> </w:t>
-            </w:r>
-            <m:oMath>
-              <m:r>
-                <m:t>k</m:t>
-              </m:r>
-              <m:r>
-                <m:rPr>
-                  <m:sty m:val="p"/>
-                </m:rPr>
-                <m:t>=</m:t>
-              </m:r>
-              <m:r>
-                <m:rPr>
-                  <m:sty m:val="p"/>
-                </m:rPr>
-                <m:t>ln</m:t>
-              </m:r>
-              <m:r>
-                <m:t>2</m:t>
-              </m:r>
-              <m:r>
-                <m:rPr>
-                  <m:sty m:val="p"/>
-                </m:rPr>
-                <m:t>/</m:t>
-              </m:r>
-              <m:r>
-                <m:t>500</m:t>
-              </m:r>
-              <m:r>
-                <m:rPr>
-                  <m:sty m:val="p"/>
-                </m:rPr>
-                <m:t>=</m:t>
-              </m:r>
-              <m:r>
-                <m:t>1.386</m:t>
-              </m:r>
-              <m:r>
-                <m:rPr>
-                  <m:sty m:val="p"/>
-                </m:rPr>
-                <m:t>×</m:t>
-              </m:r>
-              <m:sSup>
-                <m:e>
-                  <m:r>
-                    <m:t>10</m:t>
-                  </m:r>
-                </m:e>
-                <m:sup>
-                  <m:r>
-                    <m:rPr>
-                      <m:sty m:val="p"/>
-                    </m:rPr>
-                    <m:t>−</m:t>
-                  </m:r>
-                  <m:r>
-                    <m:t>3</m:t>
-                  </m:r>
-                </m:sup>
-              </m:sSup>
-              <m:r>
-                <m:t> </m:t>
-              </m:r>
-              <m:sSup>
-                <m:e>
-                  <m:r>
-                    <m:rPr>
-                      <m:sty m:val="p"/>
-                    </m:rPr>
-                    <m:t>s</m:t>
-                  </m:r>
-                </m:e>
-                <m:sup>
-                  <m:r>
-                    <m:rPr>
-                      <m:sty m:val="p"/>
-                    </m:rPr>
-                    <m:t>−</m:t>
-                  </m:r>
-                  <m:r>
-                    <m:rPr>
-                      <m:sty m:val="p"/>
-                    </m:rPr>
-                    <m:t>1</m:t>
-                  </m:r>
-                </m:sup>
-              </m:sSup>
-            </m:oMath>
-            <w:r>
-              <w:rPr>
-                <w:rFonts w:hint="eastAsia" w:ascii="Times New Roman" w:hAnsi="Times New Roman" w:eastAsia="Times New Roman" w:cs="Times New Roman"/>
-              </w:rPr>
-              <w:t xml:space="preserve">；(b)</w:t>
-            </w:r>
-            <w:r>
-              <w:rPr>
-                <w:rFonts w:ascii="Times New Roman" w:hAnsi="Times New Roman" w:eastAsia="Times New Roman" w:cs="Times New Roman"/>
-              </w:rPr>
-              <w:t xml:space="preserve"> </w:t>
-            </w:r>
-            <m:oMath>
-              <m:r>
-                <m:t>k</m:t>
-              </m:r>
-              <m:r>
-                <m:t>t</m:t>
-              </m:r>
-              <m:r>
-                <m:rPr>
-                  <m:sty m:val="p"/>
-                </m:rPr>
-                <m:t>=</m:t>
-              </m:r>
-              <m:r>
-                <m:t>1.386</m:t>
-              </m:r>
-            </m:oMath>
-            <w:r>
-              <w:rPr>
-                <w:rFonts w:hint="eastAsia" w:ascii="Times New Roman" w:hAnsi="Times New Roman" w:eastAsia="Times New Roman" w:cs="Times New Roman"/>
-              </w:rPr>
-              <w:t xml:space="preserve">；(c)</w:t>
-            </w:r>
-            <w:r>
-              <w:rPr>
-                <w:rFonts w:ascii="Times New Roman" w:hAnsi="Times New Roman" w:eastAsia="Times New Roman" w:cs="Times New Roman"/>
-              </w:rPr>
-              <w:t xml:space="preserve"> </w:t>
-            </w:r>
-            <m:oMath>
-              <m:r>
-                <m:rPr>
-                  <m:sty m:val="p"/>
-                </m:rPr>
-                <m:t>[</m:t>
-              </m:r>
-              <m:r>
-                <m:t>A</m:t>
-              </m:r>
-              <m:r>
-                <m:rPr>
-                  <m:sty m:val="p"/>
-                </m:rPr>
-                <m:t>]</m:t>
-              </m:r>
-              <m:r>
-                <m:rPr>
-                  <m:sty m:val="p"/>
-                </m:rPr>
-                <m:t>/</m:t>
-              </m:r>
-              <m:r>
-                <m:rPr>
-                  <m:sty m:val="p"/>
-                </m:rPr>
-                <m:t>[</m:t>
-              </m:r>
-              <m:r>
-                <m:t>A</m:t>
-              </m:r>
-              <m:sSub>
-                <m:e>
-                  <m:r>
-                    <m:rPr>
-                      <m:sty m:val="p"/>
-                    </m:rPr>
-                    <m:t>]</m:t>
-                  </m:r>
-                </m:e>
-                <m:sub>
-                  <m:r>
-                    <m:t>0</m:t>
-                  </m:r>
-                </m:sub>
-              </m:sSub>
-              <m:r>
-                <m:rPr>
-                  <m:sty m:val="p"/>
-                </m:rPr>
-                <m:t>=</m:t>
-              </m:r>
-              <m:sSup>
-                <m:e>
-                  <m:r>
-                    <m:rPr>
-                      <m:sty m:val="p"/>
-                    </m:rPr>
-                    <m:t>e</m:t>
-                  </m:r>
-                </m:e>
-                <m:sup>
-                  <m:r>
-                    <m:rPr>
-                      <m:sty m:val="p"/>
-                    </m:rPr>
-                    <m:t>−</m:t>
-                  </m:r>
-                  <m:r>
-                    <m:t>1.386</m:t>
-                  </m:r>
-                </m:sup>
-              </m:sSup>
-              <m:r>
-                <m:rPr>
-                  <m:sty m:val="p"/>
-                </m:rPr>
-                <m:t>=</m:t>
-              </m:r>
-              <m:r>
-                <m:t>0.250</m:t>
-              </m:r>
-            </m:oMath>
-            <w:r>
-              <w:rPr>
-                <w:rFonts w:hint="eastAsia" w:ascii="Times New Roman" w:hAnsi="Times New Roman" w:eastAsia="Times New Roman" w:cs="Times New Roman"/>
-              </w:rPr>
-              <w:t xml:space="preserve">；(d)</w:t>
-            </w:r>
-            <w:r>
-              <w:rPr>
-                <w:rFonts w:ascii="Times New Roman" w:hAnsi="Times New Roman" w:eastAsia="Times New Roman" w:cs="Times New Roman"/>
-              </w:rPr>
-              <w:t xml:space="preserve"> </w:t>
-            </w:r>
-            <w:r>
-              <w:rPr>
-                <w:rFonts w:hint="eastAsia" w:ascii="Times New Roman" w:hAnsi="Times New Roman" w:eastAsia="FangSong" w:cs="Times New Roman"/>
-              </w:rPr>
-              <w:t xml:space="preserve">一阶近似给</w:t>
-            </w:r>
-            <w:r>
-              <w:rPr>
-                <w:rFonts w:ascii="Times New Roman" w:hAnsi="Times New Roman" w:eastAsia="Times New Roman" w:cs="Times New Roman"/>
-              </w:rPr>
-              <w:t xml:space="preserve"> </w:t>
-            </w:r>
-            <m:oMath>
-              <m:r>
-                <m:t>1</m:t>
-              </m:r>
-              <m:r>
-                <m:rPr>
-                  <m:sty m:val="p"/>
-                </m:rPr>
-                <m:t>−</m:t>
-              </m:r>
-              <m:r>
-                <m:t>1.386</m:t>
-              </m:r>
-              <m:r>
-                <m:rPr>
-                  <m:sty m:val="p"/>
-                </m:rPr>
-                <m:t>=</m:t>
-              </m:r>
-              <m:r>
-                <m:rPr>
-                  <m:sty m:val="p"/>
-                </m:rPr>
-                <m:t>−</m:t>
-              </m:r>
-              <m:r>
-                <m:t>0.386</m:t>
-              </m:r>
-            </m:oMath>
-            <w:r>
-              <w:rPr>
-                <w:rFonts w:hint="eastAsia" w:ascii="Times New Roman" w:hAnsi="Times New Roman" w:eastAsia="Times New Roman" w:cs="Times New Roman"/>
-              </w:rPr>
-              <w:t>，</w:t>
-            </w:r>
-            <w:r>
-              <w:rPr>
-                <w:rFonts w:hint="eastAsia" w:ascii="Times New Roman" w:hAnsi="Times New Roman" w:eastAsia="FangSong" w:cs="Times New Roman"/>
-              </w:rPr>
-              <w:t>荒谬</w:t>
-            </w:r>
-            <w:r>
-              <w:rPr>
-                <w:rFonts w:hint="eastAsia" w:ascii="Times New Roman" w:hAnsi="Times New Roman" w:eastAsia="Times New Roman" w:cs="Times New Roman"/>
-              </w:rPr>
-              <w:t>（</w:t>
-            </w:r>
-            <w:r>
-              <w:rPr>
-                <w:rFonts w:hint="eastAsia" w:ascii="Times New Roman" w:hAnsi="Times New Roman" w:eastAsia="FangSong" w:cs="Times New Roman"/>
-              </w:rPr>
-              <w:t>负浓度</w:t>
-            </w:r>
-            <w:r>
-              <w:rPr>
-                <w:rFonts w:hint="eastAsia" w:ascii="Times New Roman" w:hAnsi="Times New Roman" w:eastAsia="Times New Roman" w:cs="Times New Roman"/>
-              </w:rPr>
-              <w:t>）。</w:t>
-            </w:r>
-            <w:r>
-              <w:rPr>
-                <w:rFonts w:hint="eastAsia" w:ascii="Times New Roman" w:hAnsi="Times New Roman" w:eastAsia="FangSong" w:cs="Times New Roman"/>
-              </w:rPr>
-              <w:t>原因</w:t>
-            </w:r>
-            <w:r>
-              <w:rPr>
-                <w:rFonts w:hint="eastAsia" w:ascii="Times New Roman" w:hAnsi="Times New Roman" w:eastAsia="Times New Roman" w:cs="Times New Roman"/>
-              </w:rPr>
-              <w:t>：</w:t>
-            </w:r>
-            <w:r>
-              <w:rPr>
-                <w:rFonts w:hint="eastAsia" w:ascii="Times New Roman" w:hAnsi="Times New Roman" w:eastAsia="FangSong" w:cs="Times New Roman"/>
-              </w:rPr>
-              <w:t>一阶近似要求</w:t>
-            </w:r>
-            <w:r>
-              <w:rPr>
-                <w:rFonts w:ascii="Times New Roman" w:hAnsi="Times New Roman" w:eastAsia="Times New Roman" w:cs="Times New Roman"/>
-              </w:rPr>
-              <w:t xml:space="preserve"> </w:t>
-            </w:r>
-            <w:r>
-              <w:rPr>
-                <w:rStyle w:val="VerbatimChar"/>
-                <w:rFonts w:ascii="Times New Roman" w:hAnsi="Times New Roman" w:eastAsia="Times New Roman" w:cs="Times New Roman"/>
-              </w:rPr>
-              <w:t xml:space="preserve">|x| ≪ 1</w:t>
-            </w:r>
-            <w:r>
-              <w:rPr>
-                <w:rFonts w:hint="eastAsia" w:ascii="Times New Roman" w:hAnsi="Times New Roman" w:eastAsia="Times New Roman" w:cs="Times New Roman"/>
-              </w:rPr>
-              <w:t>，</w:t>
-            </w:r>
-            <w:r>
-              <w:rPr>
-                <w:rFonts w:hint="eastAsia" w:ascii="Times New Roman" w:hAnsi="Times New Roman" w:eastAsia="FangSong" w:cs="Times New Roman"/>
-              </w:rPr>
-              <w:t>这里</w:t>
-            </w:r>
-            <w:r>
-              <w:rPr>
-                <w:rFonts w:ascii="Times New Roman" w:hAnsi="Times New Roman" w:eastAsia="Times New Roman" w:cs="Times New Roman"/>
-              </w:rPr>
-              <w:t xml:space="preserve"> kt = 1.386 </w:t>
-            </w:r>
-            <w:r>
-              <w:rPr>
-                <w:rFonts w:hint="eastAsia" w:ascii="Times New Roman" w:hAnsi="Times New Roman" w:eastAsia="FangSong" w:cs="Times New Roman"/>
-              </w:rPr>
-              <w:t xml:space="preserve">远大于</w:t>
-            </w:r>
-            <w:r>
-              <w:rPr>
-                <w:rFonts w:ascii="Times New Roman" w:hAnsi="Times New Roman" w:eastAsia="Times New Roman" w:cs="Times New Roman"/>
-              </w:rPr>
-              <w:t xml:space="preserve"> </w:t>
-            </w:r>
-            <w:r>
-              <w:rPr>
-                <w:rFonts w:hint="eastAsia" w:ascii="Times New Roman" w:hAnsi="Times New Roman" w:eastAsia="Times New Roman" w:cs="Times New Roman"/>
-              </w:rPr>
-              <w:t xml:space="preserve">0.1，</w:t>
-            </w:r>
-            <w:r>
-              <w:rPr>
-                <w:rFonts w:hint="eastAsia" w:ascii="Times New Roman" w:hAnsi="Times New Roman" w:eastAsia="FangSong" w:cs="Times New Roman"/>
-                <w:b/>
-                <w:bCs/>
-              </w:rPr>
-              <w:t xml:space="preserve">指数衰减必须用</w:t>
-            </w:r>
-            <w:r>
-              <w:rPr>
-                <w:rFonts w:ascii="Times New Roman" w:hAnsi="Times New Roman" w:eastAsia="Times New Roman" w:cs="Times New Roman"/>
-                <w:b/>
-                <w:bCs/>
-              </w:rPr>
-              <w:t xml:space="preserve"> </w:t>
-            </w:r>
-            <m:oMath>
-              <m:sSup>
-                <m:e>
-                  <m:r>
-                    <m:rPr>
-                      <m:sty m:val="p"/>
-                    </m:rPr>
-                    <m:t>e</m:t>
-                  </m:r>
-                </m:e>
-                <m:sup>
-                  <m:r>
-                    <m:rPr>
-                      <m:sty m:val="p"/>
-                    </m:rPr>
-                    <m:t>−</m:t>
-                  </m:r>
-                  <m:r>
-                    <m:t>k</m:t>
-                  </m:r>
-                  <m:r>
-                    <m:t>t</m:t>
-                  </m:r>
-                </m:sup>
-              </m:sSup>
-            </m:oMath>
-            <w:r>
-              <w:rPr>
-                <w:rFonts w:hint="eastAsia" w:ascii="Times New Roman" w:hAnsi="Times New Roman" w:eastAsia="Times New Roman" w:cs="Times New Roman"/>
-                <w:b/>
-                <w:bCs/>
-              </w:rPr>
-              <w:t>，</w:t>
-            </w:r>
-            <w:r>
-              <w:rPr>
-                <w:rFonts w:hint="eastAsia" w:ascii="Times New Roman" w:hAnsi="Times New Roman" w:eastAsia="FangSong" w:cs="Times New Roman"/>
-                <w:b/>
-                <w:bCs/>
-              </w:rPr>
-              <w:t>不能用线性近似</w:t>
-            </w:r>
-          </w:p>
-        </w:tc>
-      </w:tr>
-    </w:tbl>
+    <w:p>
+      <w:pPr>
+        <w:pStyle w:val="BodyText"/>
+      </w:pPr>
+      <w:r>
+        <w:rPr>
+          <w:rFonts w:ascii="Times New Roman" w:hAnsi="Times New Roman" w:eastAsia="Times New Roman" w:cs="Times New Roman"/>
+          <w:b/>
+          <w:bCs/>
+        </w:rPr>
+        <w:t xml:space="preserve">1.</w:t>
+      </w:r>
+      <w:r>
+        <w:rPr>
+          <w:rFonts w:ascii="Times New Roman" w:hAnsi="Times New Roman" w:eastAsia="Times New Roman" w:cs="Times New Roman"/>
+        </w:rPr>
+        <w:t xml:space="preserve"> </w:t>
+      </w:r>
+      <m:oMath>
+        <m:oMathPr>
+          <m:ctrlPr>
+            <w:rPr>
+              <w:sz w:val="28"/>
+              <w:szCs w:val="28"/>
+            </w:rPr>
+          </m:ctrlPr>
+        </m:oMathPr>
+        <m:sSup>
+          <m:e>
+            <m:r>
+              <m:t>8</m:t>
+            </m:r>
+          </m:e>
+          <m:sup>
+            <m:r>
+              <m:t>2</m:t>
+            </m:r>
+            <m:r>
+              <m:rPr>
+                <m:sty m:val="p"/>
+              </m:rPr>
+              <m:t>/</m:t>
+            </m:r>
+            <m:r>
+              <m:t>3</m:t>
+            </m:r>
+          </m:sup>
+        </m:sSup>
+        <m:r>
+          <m:rPr>
+            <m:sty m:val="p"/>
+          </m:rPr>
+          <m:t>=</m:t>
+        </m:r>
+        <m:r>
+          <m:t>4</m:t>
+        </m:r>
+      </m:oMath>
+      <w:r>
+        <w:rPr>
+          <w:rFonts w:hint="eastAsia" w:ascii="Times New Roman" w:hAnsi="Times New Roman" w:eastAsia="Times New Roman" w:cs="Times New Roman"/>
+        </w:rPr>
+        <w:t xml:space="preserve">；</w:t>
+      </w:r>
+      <m:oMath>
+        <m:oMathPr>
+          <m:ctrlPr>
+            <w:rPr>
+              <w:sz w:val="28"/>
+              <w:szCs w:val="28"/>
+            </w:rPr>
+          </m:ctrlPr>
+        </m:oMathPr>
+        <m:sSup>
+          <m:e>
+            <m:r>
+              <m:t>5</m:t>
+            </m:r>
+          </m:e>
+          <m:sup>
+            <m:r>
+              <m:rPr>
+                <m:sty m:val="p"/>
+              </m:rPr>
+              <m:t>−</m:t>
+            </m:r>
+            <m:r>
+              <m:t>2</m:t>
+            </m:r>
+          </m:sup>
+        </m:sSup>
+        <m:r>
+          <m:rPr>
+            <m:sty m:val="p"/>
+          </m:rPr>
+          <m:t>=</m:t>
+        </m:r>
+        <m:r>
+          <m:t>0.04</m:t>
+        </m:r>
+      </m:oMath>
+      <w:r>
+        <w:rPr>
+          <w:rFonts w:hint="eastAsia" w:ascii="Times New Roman" w:hAnsi="Times New Roman" w:eastAsia="Times New Roman" w:cs="Times New Roman"/>
+        </w:rPr>
+        <w:t xml:space="preserve">；</w:t>
+      </w:r>
+      <m:oMath>
+        <m:oMathPr>
+          <m:ctrlPr>
+            <w:rPr>
+              <w:sz w:val="28"/>
+              <w:szCs w:val="28"/>
+            </w:rPr>
+          </m:ctrlPr>
+        </m:oMathPr>
+        <m:sSup>
+          <m:e>
+            <m:r>
+              <m:rPr>
+                <m:sty m:val="p"/>
+              </m:rPr>
+              <m:t>e</m:t>
+            </m:r>
+          </m:e>
+          <m:sup>
+            <m:r>
+              <m:rPr>
+                <m:sty m:val="p"/>
+              </m:rPr>
+              <m:t>ln</m:t>
+            </m:r>
+            <m:r>
+              <m:t>7</m:t>
+            </m:r>
+          </m:sup>
+        </m:sSup>
+        <m:r>
+          <m:rPr>
+            <m:sty m:val="p"/>
+          </m:rPr>
+          <m:t>=</m:t>
+        </m:r>
+        <m:r>
+          <m:t>7</m:t>
+        </m:r>
+      </m:oMath>
+      <w:r>
+        <w:rPr>
+          <w:rFonts w:hint="eastAsia" w:ascii="Times New Roman" w:hAnsi="Times New Roman" w:eastAsia="Times New Roman" w:cs="Times New Roman"/>
+        </w:rPr>
+        <w:t xml:space="preserve">；</w:t>
+      </w:r>
+      <m:oMath>
+        <m:oMathPr>
+          <m:ctrlPr>
+            <w:rPr>
+              <w:sz w:val="28"/>
+              <w:szCs w:val="28"/>
+            </w:rPr>
+          </m:ctrlPr>
+        </m:oMathPr>
+        <m:r>
+          <m:rPr>
+            <m:sty m:val="p"/>
+          </m:rPr>
+          <m:t>ln</m:t>
+        </m:r>
+        <m:r>
+          <m:rPr>
+            <m:sty m:val="p"/>
+          </m:rPr>
+          <m:t>(</m:t>
+        </m:r>
+        <m:sSup>
+          <m:e>
+            <m:r>
+              <m:rPr>
+                <m:sty m:val="p"/>
+              </m:rPr>
+              <m:t>e</m:t>
+            </m:r>
+          </m:e>
+          <m:sup>
+            <m:r>
+              <m:rPr>
+                <m:sty m:val="p"/>
+              </m:rPr>
+              <m:t>−</m:t>
+            </m:r>
+            <m:r>
+              <m:t>2</m:t>
+            </m:r>
+          </m:sup>
+        </m:sSup>
+        <m:r>
+          <m:rPr>
+            <m:sty m:val="p"/>
+          </m:rPr>
+          <m:t>)</m:t>
+        </m:r>
+        <m:r>
+          <m:rPr>
+            <m:sty m:val="p"/>
+          </m:rPr>
+          <m:t>=</m:t>
+        </m:r>
+        <m:r>
+          <m:rPr>
+            <m:sty m:val="p"/>
+          </m:rPr>
+          <m:t>−</m:t>
+        </m:r>
+        <m:r>
+          <m:t>2</m:t>
+        </m:r>
+      </m:oMath>
+      <w:r>
+        <w:rPr>
+          <w:rFonts w:ascii="Times New Roman" w:hAnsi="Times New Roman" w:eastAsia="Times New Roman" w:cs="Times New Roman"/>
+        </w:rPr>
+        <w:t xml:space="preserve">。</w:t>
+      </w:r>
+    </w:p>
+    <w:p>
+      <w:pPr>
+        <w:pStyle w:val="BodyText"/>
+      </w:pPr>
+      <w:r>
+        <w:rPr>
+          <w:rFonts w:ascii="Times New Roman" w:hAnsi="Times New Roman" w:eastAsia="Times New Roman" w:cs="Times New Roman"/>
+          <w:b/>
+          <w:bCs/>
+        </w:rPr>
+        <w:t xml:space="preserve">2.</w:t>
+      </w:r>
+      <w:r>
+        <w:rPr>
+          <w:rFonts w:ascii="Times New Roman" w:hAnsi="Times New Roman" w:eastAsia="Times New Roman" w:cs="Times New Roman"/>
+        </w:rPr>
+        <w:t xml:space="preserve"> </w:t>
+      </w:r>
+      <w:r>
+        <w:rPr>
+          <w:rFonts w:ascii="Times New Roman" w:hAnsi="Times New Roman" w:eastAsia="Times New Roman" w:cs="Times New Roman"/>
+        </w:rPr>
+        <w:t xml:space="preserve">(a)</w:t>
+      </w:r>
+      <w:r>
+        <w:rPr>
+          <w:rFonts w:ascii="Times New Roman" w:hAnsi="Times New Roman" w:eastAsia="Times New Roman" w:cs="Times New Roman"/>
+        </w:rPr>
+        <w:t xml:space="preserve"> </w:t>
+      </w:r>
+      <m:oMath>
+        <m:oMathPr>
+          <m:ctrlPr>
+            <w:rPr>
+              <w:sz w:val="28"/>
+              <w:szCs w:val="28"/>
+            </w:rPr>
+          </m:ctrlPr>
+        </m:oMathPr>
+        <m:r>
+          <m:rPr>
+            <m:sty m:val="p"/>
+          </m:rPr>
+          <m:t>lg</m:t>
+        </m:r>
+        <m:r>
+          <m:t>0.001</m:t>
+        </m:r>
+        <m:r>
+          <m:rPr>
+            <m:sty m:val="p"/>
+          </m:rPr>
+          <m:t>=</m:t>
+        </m:r>
+        <m:r>
+          <m:rPr>
+            <m:sty m:val="p"/>
+          </m:rPr>
+          <m:t>−</m:t>
+        </m:r>
+        <m:r>
+          <m:t>3</m:t>
+        </m:r>
+      </m:oMath>
+      <w:r>
+        <w:rPr>
+          <w:rFonts w:hint="eastAsia" w:ascii="Times New Roman" w:hAnsi="Times New Roman" w:eastAsia="Times New Roman" w:cs="Times New Roman"/>
+        </w:rPr>
+        <w:t xml:space="preserve">；(b)</w:t>
+      </w:r>
+      <w:r>
+        <w:rPr>
+          <w:rFonts w:ascii="Times New Roman" w:hAnsi="Times New Roman" w:eastAsia="Times New Roman" w:cs="Times New Roman"/>
+        </w:rPr>
+        <w:t xml:space="preserve"> </w:t>
+      </w:r>
+      <m:oMath>
+        <m:oMathPr>
+          <m:ctrlPr>
+            <w:rPr>
+              <w:sz w:val="28"/>
+              <w:szCs w:val="28"/>
+            </w:rPr>
+          </m:ctrlPr>
+        </m:oMathPr>
+        <m:r>
+          <m:rPr>
+            <m:sty m:val="p"/>
+          </m:rPr>
+          <m:t>ln</m:t>
+        </m:r>
+        <m:r>
+          <m:t>10</m:t>
+        </m:r>
+        <m:r>
+          <m:rPr>
+            <m:sty m:val="p"/>
+          </m:rPr>
+          <m:t>=</m:t>
+        </m:r>
+        <m:r>
+          <m:t>2.303</m:t>
+        </m:r>
+      </m:oMath>
+      <w:r>
+        <w:rPr>
+          <w:rFonts w:hint="eastAsia" w:ascii="Times New Roman" w:hAnsi="Times New Roman" w:eastAsia="Times New Roman" w:cs="Times New Roman"/>
+        </w:rPr>
+        <w:t xml:space="preserve">；(c)</w:t>
+      </w:r>
+      <w:r>
+        <w:rPr>
+          <w:rFonts w:ascii="Times New Roman" w:hAnsi="Times New Roman" w:eastAsia="Times New Roman" w:cs="Times New Roman"/>
+        </w:rPr>
+        <w:t xml:space="preserve"> </w:t>
+      </w:r>
+      <m:oMath>
+        <m:oMathPr>
+          <m:ctrlPr>
+            <w:rPr>
+              <w:sz w:val="28"/>
+              <w:szCs w:val="28"/>
+            </w:rPr>
+          </m:ctrlPr>
+        </m:oMathPr>
+        <m:sSub>
+          <m:e>
+            <m:r>
+              <m:rPr>
+                <m:sty m:val="p"/>
+              </m:rPr>
+              <m:t>log</m:t>
+            </m:r>
+          </m:e>
+          <m:sub>
+            <m:r>
+              <m:t>2</m:t>
+            </m:r>
+          </m:sub>
+        </m:sSub>
+        <m:r>
+          <m:t>0.5</m:t>
+        </m:r>
+        <m:r>
+          <m:rPr>
+            <m:sty m:val="p"/>
+          </m:rPr>
+          <m:t>=</m:t>
+        </m:r>
+        <m:r>
+          <m:rPr>
+            <m:sty m:val="p"/>
+          </m:rPr>
+          <m:t>−</m:t>
+        </m:r>
+        <m:r>
+          <m:t>1</m:t>
+        </m:r>
+      </m:oMath>
+      <w:r>
+        <w:rPr>
+          <w:rFonts w:ascii="Times New Roman" w:hAnsi="Times New Roman" w:eastAsia="Times New Roman" w:cs="Times New Roman"/>
+        </w:rPr>
+        <w:t xml:space="preserve">。</w:t>
+      </w:r>
+    </w:p>
+    <w:p>
+      <w:pPr>
+        <w:pStyle w:val="BodyText"/>
+      </w:pPr>
+      <w:r>
+        <w:rPr>
+          <w:rFonts w:ascii="Times New Roman" w:hAnsi="Times New Roman" w:eastAsia="Times New Roman" w:cs="Times New Roman"/>
+          <w:b/>
+          <w:bCs/>
+        </w:rPr>
+        <w:t xml:space="preserve">3.</w:t>
+      </w:r>
+      <w:r>
+        <w:rPr>
+          <w:rFonts w:ascii="Times New Roman" w:hAnsi="Times New Roman" w:eastAsia="Times New Roman" w:cs="Times New Roman"/>
+        </w:rPr>
+        <w:t xml:space="preserve"> </w:t>
+      </w:r>
+      <m:oMath>
+        <m:oMathPr>
+          <m:ctrlPr>
+            <w:rPr>
+              <w:sz w:val="28"/>
+              <w:szCs w:val="28"/>
+            </w:rPr>
+          </m:ctrlPr>
+        </m:oMathPr>
+        <m:r>
+          <m:rPr>
+            <m:sty m:val="p"/>
+          </m:rPr>
+          <m:t>ln</m:t>
+        </m:r>
+        <m:r>
+          <m:t>18</m:t>
+        </m:r>
+        <m:r>
+          <m:rPr>
+            <m:sty m:val="p"/>
+          </m:rPr>
+          <m:t>=</m:t>
+        </m:r>
+        <m:r>
+          <m:rPr>
+            <m:sty m:val="p"/>
+          </m:rPr>
+          <m:t>ln</m:t>
+        </m:r>
+        <m:r>
+          <m:t>2</m:t>
+        </m:r>
+        <m:r>
+          <m:rPr>
+            <m:sty m:val="p"/>
+          </m:rPr>
+          <m:t>+</m:t>
+        </m:r>
+        <m:r>
+          <m:t>2</m:t>
+        </m:r>
+        <m:r>
+          <m:rPr>
+            <m:sty m:val="p"/>
+          </m:rPr>
+          <m:t>ln</m:t>
+        </m:r>
+        <m:r>
+          <m:t>3</m:t>
+        </m:r>
+        <m:r>
+          <m:rPr>
+            <m:sty m:val="p"/>
+          </m:rPr>
+          <m:t>=</m:t>
+        </m:r>
+        <m:r>
+          <m:t>0.693</m:t>
+        </m:r>
+        <m:r>
+          <m:rPr>
+            <m:sty m:val="p"/>
+          </m:rPr>
+          <m:t>+</m:t>
+        </m:r>
+        <m:r>
+          <m:t>2.198</m:t>
+        </m:r>
+        <m:r>
+          <m:rPr>
+            <m:sty m:val="p"/>
+          </m:rPr>
+          <m:t>=</m:t>
+        </m:r>
+        <m:r>
+          <m:t>2.891</m:t>
+        </m:r>
+      </m:oMath>
+      <w:r>
+        <w:rPr>
+          <w:rFonts w:hint="eastAsia" w:ascii="Times New Roman" w:hAnsi="Times New Roman" w:eastAsia="Times New Roman" w:cs="Times New Roman"/>
+        </w:rPr>
+        <w:t xml:space="preserve">；</w:t>
+      </w:r>
+      <m:oMath>
+        <m:oMathPr>
+          <m:ctrlPr>
+            <w:rPr>
+              <w:sz w:val="28"/>
+              <w:szCs w:val="28"/>
+            </w:rPr>
+          </m:ctrlPr>
+        </m:oMathPr>
+        <m:r>
+          <m:rPr>
+            <m:sty m:val="p"/>
+          </m:rPr>
+          <m:t>ln</m:t>
+        </m:r>
+        <m:f>
+          <m:fPr>
+            <m:type m:val="bar"/>
+          </m:fPr>
+          <m:num>
+            <m:r>
+              <m:t>4</m:t>
+            </m:r>
+          </m:num>
+          <m:den>
+            <m:r>
+              <m:t>9</m:t>
+            </m:r>
+          </m:den>
+        </m:f>
+        <m:r>
+          <m:rPr>
+            <m:sty m:val="p"/>
+          </m:rPr>
+          <m:t>=</m:t>
+        </m:r>
+        <m:r>
+          <m:t>2</m:t>
+        </m:r>
+        <m:r>
+          <m:rPr>
+            <m:sty m:val="p"/>
+          </m:rPr>
+          <m:t>ln</m:t>
+        </m:r>
+        <m:r>
+          <m:t>2</m:t>
+        </m:r>
+        <m:r>
+          <m:rPr>
+            <m:sty m:val="p"/>
+          </m:rPr>
+          <m:t>−</m:t>
+        </m:r>
+        <m:r>
+          <m:t>2</m:t>
+        </m:r>
+        <m:r>
+          <m:rPr>
+            <m:sty m:val="p"/>
+          </m:rPr>
+          <m:t>ln</m:t>
+        </m:r>
+        <m:r>
+          <m:t>3</m:t>
+        </m:r>
+        <m:r>
+          <m:rPr>
+            <m:sty m:val="p"/>
+          </m:rPr>
+          <m:t>=</m:t>
+        </m:r>
+        <m:r>
+          <m:rPr>
+            <m:sty m:val="p"/>
+          </m:rPr>
+          <m:t>−</m:t>
+        </m:r>
+        <m:r>
+          <m:t>0.812</m:t>
+        </m:r>
+      </m:oMath>
+      <w:r>
+        <w:rPr>
+          <w:rFonts w:hint="eastAsia" w:ascii="Times New Roman" w:hAnsi="Times New Roman" w:eastAsia="Times New Roman" w:cs="Times New Roman"/>
+        </w:rPr>
+        <w:t xml:space="preserve">；</w:t>
+      </w:r>
+      <m:oMath>
+        <m:oMathPr>
+          <m:ctrlPr>
+            <w:rPr>
+              <w:sz w:val="28"/>
+              <w:szCs w:val="28"/>
+            </w:rPr>
+          </m:ctrlPr>
+        </m:oMathPr>
+        <m:r>
+          <m:rPr>
+            <m:sty m:val="p"/>
+          </m:rPr>
+          <m:t>ln</m:t>
+        </m:r>
+        <m:rad>
+          <m:deg>
+            <m:r>
+              <m:t>3</m:t>
+            </m:r>
+          </m:deg>
+          <m:e>
+            <m:r>
+              <m:t>6</m:t>
+            </m:r>
+          </m:e>
+        </m:rad>
+        <m:r>
+          <m:rPr>
+            <m:sty m:val="p"/>
+          </m:rPr>
+          <m:t>=</m:t>
+        </m:r>
+        <m:f>
+          <m:fPr>
+            <m:type m:val="bar"/>
+          </m:fPr>
+          <m:num>
+            <m:r>
+              <m:t>1</m:t>
+            </m:r>
+          </m:num>
+          <m:den>
+            <m:r>
+              <m:t>3</m:t>
+            </m:r>
+          </m:den>
+        </m:f>
+        <m:r>
+          <m:rPr>
+            <m:sty m:val="p"/>
+          </m:rPr>
+          <m:t>(</m:t>
+        </m:r>
+        <m:r>
+          <m:rPr>
+            <m:sty m:val="p"/>
+          </m:rPr>
+          <m:t>ln</m:t>
+        </m:r>
+        <m:r>
+          <m:t>2</m:t>
+        </m:r>
+        <m:r>
+          <m:rPr>
+            <m:sty m:val="p"/>
+          </m:rPr>
+          <m:t>+</m:t>
+        </m:r>
+        <m:r>
+          <m:rPr>
+            <m:sty m:val="p"/>
+          </m:rPr>
+          <m:t>ln</m:t>
+        </m:r>
+        <m:r>
+          <m:t>3</m:t>
+        </m:r>
+        <m:r>
+          <m:rPr>
+            <m:sty m:val="p"/>
+          </m:rPr>
+          <m:t>)</m:t>
+        </m:r>
+        <m:r>
+          <m:rPr>
+            <m:sty m:val="p"/>
+          </m:rPr>
+          <m:t>=</m:t>
+        </m:r>
+        <m:f>
+          <m:fPr>
+            <m:type m:val="bar"/>
+          </m:fPr>
+          <m:num>
+            <m:r>
+              <m:t>1.792</m:t>
+            </m:r>
+          </m:num>
+          <m:den>
+            <m:r>
+              <m:t>3</m:t>
+            </m:r>
+          </m:den>
+        </m:f>
+        <m:r>
+          <m:rPr>
+            <m:sty m:val="p"/>
+          </m:rPr>
+          <m:t>=</m:t>
+        </m:r>
+        <m:r>
+          <m:t>0.597</m:t>
+        </m:r>
+      </m:oMath>
+      <w:r>
+        <w:rPr>
+          <w:rFonts w:ascii="Times New Roman" w:hAnsi="Times New Roman" w:eastAsia="Times New Roman" w:cs="Times New Roman"/>
+        </w:rPr>
+        <w:t xml:space="preserve">。</w:t>
+      </w:r>
+    </w:p>
+    <w:p>
+      <w:pPr>
+        <w:pStyle w:val="BodyText"/>
+      </w:pPr>
+      <w:r>
+        <w:rPr>
+          <w:rFonts w:ascii="Times New Roman" w:hAnsi="Times New Roman" w:eastAsia="Times New Roman" w:cs="Times New Roman"/>
+          <w:b/>
+          <w:bCs/>
+        </w:rPr>
+        <w:t xml:space="preserve">4.</w:t>
+      </w:r>
+      <w:r>
+        <w:rPr>
+          <w:rFonts w:ascii="Times New Roman" w:hAnsi="Times New Roman" w:eastAsia="Times New Roman" w:cs="Times New Roman"/>
+        </w:rPr>
+        <w:t xml:space="preserve"> </w:t>
+      </w:r>
+      <w:r>
+        <w:rPr>
+          <w:rFonts w:ascii="Times New Roman" w:hAnsi="Times New Roman" w:eastAsia="Times New Roman" w:cs="Times New Roman"/>
+        </w:rPr>
+        <w:t xml:space="preserve">(a) </w:t>
+      </w:r>
+      <w:r>
+        <w:rPr>
+          <w:rFonts w:hint="eastAsia" w:ascii="Times New Roman" w:hAnsi="Times New Roman" w:eastAsia="FangSong" w:cs="Times New Roman"/>
+        </w:rPr>
+        <w:t>错</w:t>
+      </w:r>
+      <w:r>
+        <w:rPr>
+          <w:rFonts w:hint="eastAsia" w:ascii="Times New Roman" w:hAnsi="Times New Roman" w:eastAsia="Times New Roman" w:cs="Times New Roman"/>
+        </w:rPr>
+        <w:t>，</w:t>
+      </w:r>
+      <m:oMath>
+        <m:oMathPr>
+          <m:ctrlPr>
+            <w:rPr>
+              <w:sz w:val="28"/>
+              <w:szCs w:val="28"/>
+            </w:rPr>
+          </m:ctrlPr>
+        </m:oMathPr>
+        <m:r>
+          <m:rPr>
+            <m:sty m:val="p"/>
+          </m:rPr>
+          <m:t>ln</m:t>
+        </m:r>
+        <m:r>
+          <m:rPr>
+            <m:sty m:val="p"/>
+          </m:rPr>
+          <m:t>(</m:t>
+        </m:r>
+        <m:r>
+          <m:t>2</m:t>
+        </m:r>
+        <m:r>
+          <m:rPr>
+            <m:sty m:val="p"/>
+          </m:rPr>
+          <m:t>+</m:t>
+        </m:r>
+        <m:r>
+          <m:t>3</m:t>
+        </m:r>
+        <m:r>
+          <m:rPr>
+            <m:sty m:val="p"/>
+          </m:rPr>
+          <m:t>)</m:t>
+        </m:r>
+        <m:r>
+          <m:rPr>
+            <m:sty m:val="p"/>
+          </m:rPr>
+          <m:t>=</m:t>
+        </m:r>
+        <m:r>
+          <m:rPr>
+            <m:sty m:val="p"/>
+          </m:rPr>
+          <m:t>ln</m:t>
+        </m:r>
+        <m:r>
+          <m:t>5</m:t>
+        </m:r>
+        <m:r>
+          <m:rPr>
+            <m:sty m:val="p"/>
+          </m:rPr>
+          <m:t>≠</m:t>
+        </m:r>
+        <m:r>
+          <m:rPr>
+            <m:sty m:val="p"/>
+          </m:rPr>
+          <m:t>ln</m:t>
+        </m:r>
+        <m:r>
+          <m:t>2</m:t>
+        </m:r>
+        <m:r>
+          <m:rPr>
+            <m:sty m:val="p"/>
+          </m:rPr>
+          <m:t>+</m:t>
+        </m:r>
+        <m:r>
+          <m:rPr>
+            <m:sty m:val="p"/>
+          </m:rPr>
+          <m:t>ln</m:t>
+        </m:r>
+        <m:r>
+          <m:t>3</m:t>
+        </m:r>
+        <m:r>
+          <m:rPr>
+            <m:sty m:val="p"/>
+          </m:rPr>
+          <m:t>=</m:t>
+        </m:r>
+        <m:r>
+          <m:rPr>
+            <m:sty m:val="p"/>
+          </m:rPr>
+          <m:t>ln</m:t>
+        </m:r>
+        <m:r>
+          <m:t>6</m:t>
+        </m:r>
+      </m:oMath>
+      <w:r>
+        <w:rPr>
+          <w:rFonts w:hint="eastAsia" w:ascii="Times New Roman" w:hAnsi="Times New Roman" w:eastAsia="Times New Roman" w:cs="Times New Roman"/>
+        </w:rPr>
+        <w:t>，</w:t>
+      </w:r>
+      <w:r>
+        <w:rPr>
+          <w:rFonts w:hint="eastAsia" w:ascii="Times New Roman" w:hAnsi="Times New Roman" w:eastAsia="FangSong" w:cs="Times New Roman"/>
+        </w:rPr>
+        <w:t>和的对数无法化简</w:t>
+      </w:r>
+      <w:r>
+        <w:rPr>
+          <w:rFonts w:hint="eastAsia" w:ascii="Times New Roman" w:hAnsi="Times New Roman" w:eastAsia="Times New Roman" w:cs="Times New Roman"/>
+        </w:rPr>
+        <w:t>；(b)</w:t>
+      </w:r>
+      <w:r>
+        <w:rPr>
+          <w:rFonts w:ascii="Times New Roman" w:hAnsi="Times New Roman" w:eastAsia="Times New Roman" w:cs="Times New Roman"/>
+        </w:rPr>
+        <w:t xml:space="preserve"> </w:t>
+      </w:r>
+      <w:r>
+        <w:rPr>
+          <w:rFonts w:hint="eastAsia" w:ascii="Times New Roman" w:hAnsi="Times New Roman" w:eastAsia="FangSong" w:cs="Times New Roman"/>
+        </w:rPr>
+        <w:t>错</w:t>
+      </w:r>
+      <w:r>
+        <w:rPr>
+          <w:rFonts w:hint="eastAsia" w:ascii="Times New Roman" w:hAnsi="Times New Roman" w:eastAsia="Times New Roman" w:cs="Times New Roman"/>
+        </w:rPr>
+        <w:t>，</w:t>
+      </w:r>
+      <m:oMath>
+        <m:oMathPr>
+          <m:ctrlPr>
+            <w:rPr>
+              <w:sz w:val="28"/>
+              <w:szCs w:val="28"/>
+            </w:rPr>
+          </m:ctrlPr>
+        </m:oMathPr>
+        <m:r>
+          <m:rPr>
+            <m:sty m:val="p"/>
+          </m:rPr>
+          <m:t>ln</m:t>
+        </m:r>
+        <m:r>
+          <m:t>2</m:t>
+        </m:r>
+        <m:r>
+          <m:rPr>
+            <m:sty m:val="p"/>
+          </m:rPr>
+          <m:t>⋅</m:t>
+        </m:r>
+        <m:r>
+          <m:rPr>
+            <m:sty m:val="p"/>
+          </m:rPr>
+          <m:t>ln</m:t>
+        </m:r>
+        <m:r>
+          <m:t>3</m:t>
+        </m:r>
+      </m:oMath>
+      <w:r>
+        <w:rPr>
+          <w:rFonts w:ascii="Times New Roman" w:hAnsi="Times New Roman" w:eastAsia="Times New Roman" w:cs="Times New Roman"/>
+        </w:rPr>
+        <w:t xml:space="preserve"> </w:t>
+      </w:r>
+      <w:r>
+        <w:rPr>
+          <w:rFonts w:hint="eastAsia" w:ascii="Times New Roman" w:hAnsi="Times New Roman" w:eastAsia="FangSong" w:cs="Times New Roman"/>
+        </w:rPr>
+        <w:t>是两个数相乘</w:t>
+      </w:r>
+      <w:r>
+        <w:rPr>
+          <w:rFonts w:hint="eastAsia" w:ascii="Times New Roman" w:hAnsi="Times New Roman" w:eastAsia="Times New Roman" w:cs="Times New Roman"/>
+        </w:rPr>
+        <w:t>，</w:t>
+      </w:r>
+      <m:oMath>
+        <m:oMathPr>
+          <m:ctrlPr>
+            <w:rPr>
+              <w:sz w:val="28"/>
+              <w:szCs w:val="28"/>
+            </w:rPr>
+          </m:ctrlPr>
+        </m:oMathPr>
+        <m:r>
+          <m:rPr>
+            <m:sty m:val="p"/>
+          </m:rPr>
+          <m:t>ln</m:t>
+        </m:r>
+        <m:r>
+          <m:t>6</m:t>
+        </m:r>
+        <m:r>
+          <m:rPr>
+            <m:sty m:val="p"/>
+          </m:rPr>
+          <m:t>=</m:t>
+        </m:r>
+        <m:r>
+          <m:rPr>
+            <m:sty m:val="p"/>
+          </m:rPr>
+          <m:t>ln</m:t>
+        </m:r>
+        <m:r>
+          <m:t>2</m:t>
+        </m:r>
+        <m:r>
+          <m:rPr>
+            <m:sty m:val="p"/>
+          </m:rPr>
+          <m:t>+</m:t>
+        </m:r>
+        <m:r>
+          <m:rPr>
+            <m:sty m:val="p"/>
+          </m:rPr>
+          <m:t>ln</m:t>
+        </m:r>
+        <m:r>
+          <m:t>3</m:t>
+        </m:r>
+      </m:oMath>
+      <w:r>
+        <w:rPr>
+          <w:rFonts w:ascii="Times New Roman" w:hAnsi="Times New Roman" w:eastAsia="Times New Roman" w:cs="Times New Roman"/>
+        </w:rPr>
+        <w:t xml:space="preserve"> </w:t>
+      </w:r>
+      <w:r>
+        <w:rPr>
+          <w:rFonts w:hint="eastAsia" w:ascii="Times New Roman" w:hAnsi="Times New Roman" w:eastAsia="FangSong" w:cs="Times New Roman"/>
+        </w:rPr>
+        <w:t>才对</w:t>
+      </w:r>
+      <w:r>
+        <w:rPr>
+          <w:rFonts w:hint="eastAsia" w:ascii="Times New Roman" w:hAnsi="Times New Roman" w:eastAsia="Times New Roman" w:cs="Times New Roman"/>
+        </w:rPr>
+        <w:t>；(c)</w:t>
+      </w:r>
+      <w:r>
+        <w:rPr>
+          <w:rFonts w:ascii="Times New Roman" w:hAnsi="Times New Roman" w:eastAsia="Times New Roman" w:cs="Times New Roman"/>
+        </w:rPr>
+        <w:t xml:space="preserve"> </w:t>
+      </w:r>
+      <w:r>
+        <w:rPr>
+          <w:rFonts w:hint="eastAsia" w:ascii="Times New Roman" w:hAnsi="Times New Roman" w:eastAsia="FangSong" w:cs="Times New Roman"/>
+        </w:rPr>
+        <w:t>对</w:t>
+      </w:r>
+      <w:r>
+        <w:rPr>
+          <w:rFonts w:hint="eastAsia" w:ascii="Times New Roman" w:hAnsi="Times New Roman" w:eastAsia="Times New Roman" w:cs="Times New Roman"/>
+        </w:rPr>
+        <w:t>，</w:t>
+      </w:r>
+      <w:r>
+        <w:rPr>
+          <w:rFonts w:hint="eastAsia" w:ascii="Times New Roman" w:hAnsi="Times New Roman" w:eastAsia="FangSong" w:cs="Times New Roman"/>
+        </w:rPr>
+        <w:t>幂的对数</w:t>
+      </w:r>
+      <w:r>
+        <w:rPr>
+          <w:rFonts w:ascii="Times New Roman" w:hAnsi="Times New Roman" w:eastAsia="Times New Roman" w:cs="Times New Roman"/>
+        </w:rPr>
+        <w:t xml:space="preserve"> = </w:t>
+      </w:r>
+      <w:r>
+        <w:rPr>
+          <w:rFonts w:hint="eastAsia" w:ascii="Times New Roman" w:hAnsi="Times New Roman" w:eastAsia="FangSong" w:cs="Times New Roman"/>
+        </w:rPr>
+        <w:t xml:space="preserve">系数</w:t>
+      </w:r>
+      <w:r>
+        <w:rPr>
+          <w:rFonts w:ascii="Times New Roman" w:hAnsi="Times New Roman" w:eastAsia="Times New Roman" w:cs="Times New Roman"/>
+        </w:rPr>
+        <w:t xml:space="preserve"> × </w:t>
+      </w:r>
+      <w:r>
+        <w:rPr>
+          <w:rFonts w:hint="eastAsia" w:ascii="Times New Roman" w:hAnsi="Times New Roman" w:eastAsia="FangSong" w:cs="Times New Roman"/>
+        </w:rPr>
+        <w:t>对数的幂</w:t>
+      </w:r>
+      <w:r>
+        <w:rPr>
+          <w:rFonts w:hint="eastAsia" w:ascii="Times New Roman" w:hAnsi="Times New Roman" w:eastAsia="Times New Roman" w:cs="Times New Roman"/>
+        </w:rPr>
+        <w:t>。</w:t>
+      </w:r>
+    </w:p>
+    <w:p>
+      <w:pPr>
+        <w:pStyle w:val="BodyText"/>
+      </w:pPr>
+      <w:r>
+        <w:rPr>
+          <w:rFonts w:ascii="Times New Roman" w:hAnsi="Times New Roman" w:eastAsia="Times New Roman" w:cs="Times New Roman"/>
+          <w:b/>
+          <w:bCs/>
+        </w:rPr>
+        <w:t xml:space="preserve">5.</w:t>
+      </w:r>
+      <w:r>
+        <w:rPr>
+          <w:rFonts w:ascii="Times New Roman" w:hAnsi="Times New Roman" w:eastAsia="Times New Roman" w:cs="Times New Roman"/>
+        </w:rPr>
+        <w:t xml:space="preserve"> </w:t>
+      </w:r>
+      <m:oMath>
+        <m:oMathPr>
+          <m:ctrlPr>
+            <w:rPr>
+              <w:sz w:val="28"/>
+              <w:szCs w:val="28"/>
+            </w:rPr>
+          </m:ctrlPr>
+        </m:oMathPr>
+        <m:r>
+          <m:rPr>
+            <m:sty m:val="p"/>
+          </m:rPr>
+          <m:t>ln</m:t>
+        </m:r>
+        <m:r>
+          <m:t>5</m:t>
+        </m:r>
+        <m:r>
+          <m:rPr>
+            <m:sty m:val="p"/>
+          </m:rPr>
+          <m:t>=</m:t>
+        </m:r>
+        <m:r>
+          <m:t>2.303</m:t>
+        </m:r>
+        <m:r>
+          <m:rPr>
+            <m:sty m:val="p"/>
+          </m:rPr>
+          <m:t>×</m:t>
+        </m:r>
+        <m:r>
+          <m:t>0.699</m:t>
+        </m:r>
+        <m:r>
+          <m:rPr>
+            <m:sty m:val="p"/>
+          </m:rPr>
+          <m:t>=</m:t>
+        </m:r>
+        <m:r>
+          <m:t>1.610</m:t>
+        </m:r>
+      </m:oMath>
+      <w:r>
+        <w:rPr>
+          <w:rFonts w:hint="eastAsia" w:ascii="Times New Roman" w:hAnsi="Times New Roman" w:eastAsia="Times New Roman" w:cs="Times New Roman"/>
+        </w:rPr>
+        <w:t xml:space="preserve">；</w:t>
+      </w:r>
+      <m:oMath>
+        <m:oMathPr>
+          <m:ctrlPr>
+            <w:rPr>
+              <w:sz w:val="28"/>
+              <w:szCs w:val="28"/>
+            </w:rPr>
+          </m:ctrlPr>
+        </m:oMathPr>
+        <m:r>
+          <m:rPr>
+            <m:sty m:val="p"/>
+          </m:rPr>
+          <m:t>ln</m:t>
+        </m:r>
+        <m:r>
+          <m:t>0.2</m:t>
+        </m:r>
+        <m:r>
+          <m:rPr>
+            <m:sty m:val="p"/>
+          </m:rPr>
+          <m:t>=</m:t>
+        </m:r>
+        <m:r>
+          <m:rPr>
+            <m:sty m:val="p"/>
+          </m:rPr>
+          <m:t>ln</m:t>
+        </m:r>
+        <m:f>
+          <m:fPr>
+            <m:type m:val="bar"/>
+          </m:fPr>
+          <m:num>
+            <m:r>
+              <m:t>1</m:t>
+            </m:r>
+          </m:num>
+          <m:den>
+            <m:r>
+              <m:t>5</m:t>
+            </m:r>
+          </m:den>
+        </m:f>
+        <m:r>
+          <m:rPr>
+            <m:sty m:val="p"/>
+          </m:rPr>
+          <m:t>=</m:t>
+        </m:r>
+        <m:r>
+          <m:rPr>
+            <m:sty m:val="p"/>
+          </m:rPr>
+          <m:t>−</m:t>
+        </m:r>
+        <m:r>
+          <m:rPr>
+            <m:sty m:val="p"/>
+          </m:rPr>
+          <m:t>ln</m:t>
+        </m:r>
+        <m:r>
+          <m:t>5</m:t>
+        </m:r>
+        <m:r>
+          <m:rPr>
+            <m:sty m:val="p"/>
+          </m:rPr>
+          <m:t>=</m:t>
+        </m:r>
+        <m:r>
+          <m:rPr>
+            <m:sty m:val="p"/>
+          </m:rPr>
+          <m:t>−</m:t>
+        </m:r>
+        <m:r>
+          <m:t>1.610</m:t>
+        </m:r>
+      </m:oMath>
+      <w:r>
+        <w:rPr>
+          <w:rFonts w:ascii="Times New Roman" w:hAnsi="Times New Roman" w:eastAsia="Times New Roman" w:cs="Times New Roman"/>
+        </w:rPr>
+        <w:t xml:space="preserve">。</w:t>
+      </w:r>
+    </w:p>
+    <w:p>
+      <w:pPr>
+        <w:pStyle w:val="BodyText"/>
+      </w:pPr>
+      <w:r>
+        <w:rPr>
+          <w:rFonts w:ascii="Times New Roman" w:hAnsi="Times New Roman" w:eastAsia="Times New Roman" w:cs="Times New Roman"/>
+          <w:b/>
+          <w:bCs/>
+        </w:rPr>
+        <w:t xml:space="preserve">6.</w:t>
+      </w:r>
+      <w:r>
+        <w:rPr>
+          <w:rFonts w:ascii="Times New Roman" w:hAnsi="Times New Roman" w:eastAsia="Times New Roman" w:cs="Times New Roman"/>
+        </w:rPr>
+        <w:t xml:space="preserve"> </w:t>
+      </w:r>
+      <m:oMath>
+        <m:oMathPr>
+          <m:ctrlPr>
+            <w:rPr>
+              <w:sz w:val="28"/>
+              <w:szCs w:val="28"/>
+            </w:rPr>
+          </m:ctrlPr>
+        </m:oMathPr>
+        <m:r>
+          <m:t>k</m:t>
+        </m:r>
+        <m:r>
+          <m:t>t</m:t>
+        </m:r>
+        <m:r>
+          <m:rPr>
+            <m:sty m:val="p"/>
+          </m:rPr>
+          <m:t>=</m:t>
+        </m:r>
+        <m:r>
+          <m:t>3.60</m:t>
+        </m:r>
+        <m:r>
+          <m:rPr>
+            <m:sty m:val="p"/>
+          </m:rPr>
+          <m:t>×</m:t>
+        </m:r>
+        <m:sSup>
+          <m:e>
+            <m:r>
+              <m:t>10</m:t>
+            </m:r>
+          </m:e>
+          <m:sup>
+            <m:r>
+              <m:rPr>
+                <m:sty m:val="p"/>
+              </m:rPr>
+              <m:t>−</m:t>
+            </m:r>
+            <m:r>
+              <m:t>3</m:t>
+            </m:r>
+          </m:sup>
+        </m:sSup>
+        <m:r>
+          <m:rPr>
+            <m:sty m:val="p"/>
+          </m:rPr>
+          <m:t>×</m:t>
+        </m:r>
+        <m:r>
+          <m:t>300</m:t>
+        </m:r>
+        <m:r>
+          <m:rPr>
+            <m:sty m:val="p"/>
+          </m:rPr>
+          <m:t>=</m:t>
+        </m:r>
+        <m:r>
+          <m:t>1.08</m:t>
+        </m:r>
+      </m:oMath>
+      <w:r>
+        <w:rPr>
+          <w:rFonts w:hint="eastAsia" w:ascii="Times New Roman" w:hAnsi="Times New Roman" w:eastAsia="Times New Roman" w:cs="Times New Roman"/>
+        </w:rPr>
+        <w:t xml:space="preserve">；</w:t>
+      </w:r>
+      <m:oMath>
+        <m:oMathPr>
+          <m:ctrlPr>
+            <w:rPr>
+              <w:sz w:val="28"/>
+              <w:szCs w:val="28"/>
+            </w:rPr>
+          </m:ctrlPr>
+        </m:oMathPr>
+        <m:f>
+          <m:fPr>
+            <m:type m:val="bar"/>
+          </m:fPr>
+          <m:num>
+            <m:r>
+              <m:rPr>
+                <m:sty m:val="p"/>
+              </m:rPr>
+              <m:t>[</m:t>
+            </m:r>
+            <m:r>
+              <m:t>A</m:t>
+            </m:r>
+            <m:sSub>
+              <m:e>
+                <m:r>
+                  <m:rPr>
+                    <m:sty m:val="p"/>
+                  </m:rPr>
+                  <m:t>]</m:t>
+                </m:r>
+              </m:e>
+              <m:sub>
+                <m:r>
+                  <m:t>0</m:t>
+                </m:r>
+              </m:sub>
+            </m:sSub>
+          </m:num>
+          <m:den>
+            <m:r>
+              <m:rPr>
+                <m:sty m:val="p"/>
+              </m:rPr>
+              <m:t>[</m:t>
+            </m:r>
+            <m:r>
+              <m:t>A</m:t>
+            </m:r>
+            <m:r>
+              <m:rPr>
+                <m:sty m:val="p"/>
+              </m:rPr>
+              <m:t>]</m:t>
+            </m:r>
+          </m:den>
+        </m:f>
+        <m:r>
+          <m:rPr>
+            <m:sty m:val="p"/>
+          </m:rPr>
+          <m:t>=</m:t>
+        </m:r>
+        <m:sSup>
+          <m:e>
+            <m:r>
+              <m:rPr>
+                <m:sty m:val="p"/>
+              </m:rPr>
+              <m:t>e</m:t>
+            </m:r>
+          </m:e>
+          <m:sup>
+            <m:r>
+              <m:t>1.08</m:t>
+            </m:r>
+          </m:sup>
+        </m:sSup>
+        <m:r>
+          <m:rPr>
+            <m:sty m:val="p"/>
+          </m:rPr>
+          <m:t>=</m:t>
+        </m:r>
+        <m:r>
+          <m:t>2.94</m:t>
+        </m:r>
+      </m:oMath>
+      <w:r>
+        <w:rPr>
+          <w:rFonts w:hint="eastAsia" w:ascii="Times New Roman" w:hAnsi="Times New Roman" w:eastAsia="Times New Roman" w:cs="Times New Roman"/>
+        </w:rPr>
+        <w:t xml:space="preserve">；</w:t>
+      </w:r>
+      <m:oMath>
+        <m:oMathPr>
+          <m:ctrlPr>
+            <w:rPr>
+              <w:sz w:val="28"/>
+              <w:szCs w:val="28"/>
+            </w:rPr>
+          </m:ctrlPr>
+        </m:oMathPr>
+        <m:r>
+          <m:rPr>
+            <m:sty m:val="p"/>
+          </m:rPr>
+          <m:t>[</m:t>
+        </m:r>
+        <m:r>
+          <m:t>A</m:t>
+        </m:r>
+        <m:r>
+          <m:rPr>
+            <m:sty m:val="p"/>
+          </m:rPr>
+          <m:t>]</m:t>
+        </m:r>
+        <m:r>
+          <m:rPr>
+            <m:sty m:val="p"/>
+          </m:rPr>
+          <m:t>=</m:t>
+        </m:r>
+        <m:r>
+          <m:t>0.500</m:t>
+        </m:r>
+        <m:r>
+          <m:rPr>
+            <m:sty m:val="p"/>
+          </m:rPr>
+          <m:t>/</m:t>
+        </m:r>
+        <m:r>
+          <m:t>2.94</m:t>
+        </m:r>
+        <m:r>
+          <m:rPr>
+            <m:sty m:val="p"/>
+          </m:rPr>
+          <m:t>=</m:t>
+        </m:r>
+        <m:r>
+          <m:t>0.170</m:t>
+        </m:r>
+        <m:r>
+          <m:t> </m:t>
+        </m:r>
+        <m:r>
+          <m:rPr>
+            <m:sty m:val="p"/>
+          </m:rPr>
+          <m:t>m</m:t>
+        </m:r>
+        <m:r>
+          <m:rPr>
+            <m:sty m:val="p"/>
+          </m:rPr>
+          <m:t>o</m:t>
+        </m:r>
+        <m:r>
+          <m:rPr>
+            <m:sty m:val="p"/>
+          </m:rPr>
+          <m:t>l</m:t>
+        </m:r>
+        <m:r>
+          <m:rPr>
+            <m:sty m:val="p"/>
+          </m:rPr>
+          <m:t>⋅</m:t>
+        </m:r>
+        <m:sSup>
+          <m:e>
+            <m:r>
+              <m:rPr>
+                <m:sty m:val="p"/>
+              </m:rPr>
+              <m:t>L</m:t>
+            </m:r>
+          </m:e>
+          <m:sup>
+            <m:r>
+              <m:rPr>
+                <m:sty m:val="p"/>
+              </m:rPr>
+              <m:t>−</m:t>
+            </m:r>
+            <m:r>
+              <m:rPr>
+                <m:sty m:val="p"/>
+              </m:rPr>
+              <m:t>1</m:t>
+            </m:r>
+          </m:sup>
+        </m:sSup>
+      </m:oMath>
+      <w:r>
+        <w:rPr>
+          <w:rFonts w:ascii="Times New Roman" w:hAnsi="Times New Roman" w:eastAsia="Times New Roman" w:cs="Times New Roman"/>
+        </w:rPr>
+        <w:t xml:space="preserve">。</w:t>
+      </w:r>
+    </w:p>
+    <w:p>
+      <w:pPr>
+        <w:pStyle w:val="BodyText"/>
+      </w:pPr>
+      <w:r>
+        <w:rPr>
+          <w:rFonts w:ascii="Times New Roman" w:hAnsi="Times New Roman" w:eastAsia="Times New Roman" w:cs="Times New Roman"/>
+          <w:b/>
+          <w:bCs/>
+        </w:rPr>
+        <w:t xml:space="preserve">7.</w:t>
+      </w:r>
+      <w:r>
+        <w:rPr>
+          <w:rFonts w:ascii="Times New Roman" w:hAnsi="Times New Roman" w:eastAsia="Times New Roman" w:cs="Times New Roman"/>
+        </w:rPr>
+        <w:t xml:space="preserve"> </w:t>
+      </w:r>
+      <m:oMath>
+        <m:oMathPr>
+          <m:ctrlPr>
+            <w:rPr>
+              <w:sz w:val="28"/>
+              <w:szCs w:val="28"/>
+            </w:rPr>
+          </m:ctrlPr>
+        </m:oMathPr>
+        <m:r>
+          <m:rPr>
+            <m:sty m:val="p"/>
+          </m:rPr>
+          <m:t>ln</m:t>
+        </m:r>
+        <m:r>
+          <m:t>K</m:t>
+        </m:r>
+        <m:r>
+          <m:rPr>
+            <m:sty m:val="p"/>
+          </m:rPr>
+          <m:t>=</m:t>
+        </m:r>
+        <m:r>
+          <m:rPr>
+            <m:sty m:val="p"/>
+          </m:rPr>
+          <m:t>−</m:t>
+        </m:r>
+        <m:f>
+          <m:fPr>
+            <m:type m:val="bar"/>
+          </m:fPr>
+          <m:num>
+            <m:r>
+              <m:rPr>
+                <m:sty m:val="p"/>
+              </m:rPr>
+              <m:t>Δ</m:t>
+            </m:r>
+            <m:sSup>
+              <m:e>
+                <m:r>
+                  <m:t>G</m:t>
+                </m:r>
+              </m:e>
+              <m:sup>
+                <m:r>
+                  <m:t>θ</m:t>
+                </m:r>
+              </m:sup>
+            </m:sSup>
+          </m:num>
+          <m:den>
+            <m:r>
+              <m:t>R</m:t>
+            </m:r>
+            <m:r>
+              <m:t>T</m:t>
+            </m:r>
+          </m:den>
+        </m:f>
+        <m:r>
+          <m:rPr>
+            <m:sty m:val="p"/>
+          </m:rPr>
+          <m:t>=</m:t>
+        </m:r>
+        <m:r>
+          <m:rPr>
+            <m:sty m:val="p"/>
+          </m:rPr>
+          <m:t>−</m:t>
+        </m:r>
+        <m:f>
+          <m:fPr>
+            <m:type m:val="bar"/>
+          </m:fPr>
+          <m:num>
+            <m:r>
+              <m:t>5710</m:t>
+            </m:r>
+          </m:num>
+          <m:den>
+            <m:r>
+              <m:t>2477.6</m:t>
+            </m:r>
+          </m:den>
+        </m:f>
+        <m:r>
+          <m:rPr>
+            <m:sty m:val="p"/>
+          </m:rPr>
+          <m:t>=</m:t>
+        </m:r>
+        <m:r>
+          <m:rPr>
+            <m:sty m:val="p"/>
+          </m:rPr>
+          <m:t>−</m:t>
+        </m:r>
+        <m:r>
+          <m:t>2.305</m:t>
+        </m:r>
+      </m:oMath>
+      <w:r>
+        <w:rPr>
+          <w:rFonts w:hint="eastAsia" w:ascii="Times New Roman" w:hAnsi="Times New Roman" w:eastAsia="Times New Roman" w:cs="Times New Roman"/>
+        </w:rPr>
+        <w:t xml:space="preserve">；</w:t>
+      </w:r>
+      <m:oMath>
+        <m:oMathPr>
+          <m:ctrlPr>
+            <w:rPr>
+              <w:sz w:val="28"/>
+              <w:szCs w:val="28"/>
+            </w:rPr>
+          </m:ctrlPr>
+        </m:oMathPr>
+        <m:r>
+          <m:t>K</m:t>
+        </m:r>
+        <m:r>
+          <m:rPr>
+            <m:sty m:val="p"/>
+          </m:rPr>
+          <m:t>=</m:t>
+        </m:r>
+        <m:sSup>
+          <m:e>
+            <m:r>
+              <m:rPr>
+                <m:sty m:val="p"/>
+              </m:rPr>
+              <m:t>e</m:t>
+            </m:r>
+          </m:e>
+          <m:sup>
+            <m:r>
+              <m:rPr>
+                <m:sty m:val="p"/>
+              </m:rPr>
+              <m:t>−</m:t>
+            </m:r>
+            <m:r>
+              <m:t>2.305</m:t>
+            </m:r>
+          </m:sup>
+        </m:sSup>
+        <m:r>
+          <m:rPr>
+            <m:sty m:val="p"/>
+          </m:rPr>
+          <m:t>=</m:t>
+        </m:r>
+        <m:r>
+          <m:t>0.0997</m:t>
+        </m:r>
+        <m:r>
+          <m:rPr>
+            <m:sty m:val="p"/>
+          </m:rPr>
+          <m:t>≈</m:t>
+        </m:r>
+        <m:r>
+          <m:t>0.10</m:t>
+        </m:r>
+      </m:oMath>
+      <w:r>
+        <w:rPr>
+          <w:rFonts w:hint="eastAsia" w:ascii="Times New Roman" w:hAnsi="Times New Roman" w:eastAsia="Times New Roman" w:cs="Times New Roman"/>
+        </w:rPr>
+        <w:t xml:space="preserve">；</w:t>
+      </w:r>
+      <m:oMath>
+        <m:r>
+          <m:t>K</m:t>
+        </m:r>
+        <m:r>
+          <m:rPr>
+            <m:sty m:val="p"/>
+          </m:rPr>
+          <m:t>&lt;</m:t>
+        </m:r>
+        <m:r>
+          <m:t>1</m:t>
+        </m:r>
+      </m:oMath>
+      <w:r>
+        <w:rPr>
+          <w:rFonts w:hint="eastAsia" w:ascii="Times New Roman" w:hAnsi="Times New Roman" w:eastAsia="Times New Roman" w:cs="Times New Roman"/>
+        </w:rPr>
+        <w:t>，</w:t>
+      </w:r>
+      <w:r>
+        <w:rPr>
+          <w:rFonts w:hint="eastAsia" w:ascii="Times New Roman" w:hAnsi="Times New Roman" w:eastAsia="FangSong" w:cs="Times New Roman"/>
+        </w:rPr>
+        <w:t>标准态下逆向自发</w:t>
+      </w:r>
+      <w:r>
+        <w:rPr>
+          <w:rFonts w:hint="eastAsia" w:ascii="Times New Roman" w:hAnsi="Times New Roman" w:eastAsia="Times New Roman" w:cs="Times New Roman"/>
+        </w:rPr>
+        <w:t>。</w:t>
+      </w:r>
+    </w:p>
+    <w:p>
+      <w:pPr>
+        <w:pStyle w:val="BodyText"/>
+      </w:pPr>
+      <w:r>
+        <w:rPr>
+          <w:rFonts w:ascii="Times New Roman" w:hAnsi="Times New Roman" w:eastAsia="Times New Roman" w:cs="Times New Roman"/>
+          <w:b/>
+          <w:bCs/>
+        </w:rPr>
+        <w:t xml:space="preserve">8.</w:t>
+      </w:r>
+      <w:r>
+        <w:rPr>
+          <w:rFonts w:ascii="Times New Roman" w:hAnsi="Times New Roman" w:eastAsia="Times New Roman" w:cs="Times New Roman"/>
+        </w:rPr>
+        <w:t xml:space="preserve"> </w:t>
+      </w:r>
+      <m:oMath>
+        <m:oMathPr>
+          <m:ctrlPr>
+            <w:rPr>
+              <w:sz w:val="28"/>
+              <w:szCs w:val="28"/>
+            </w:rPr>
+          </m:ctrlPr>
+        </m:oMathPr>
+        <m:r>
+          <m:rPr>
+            <m:sty m:val="p"/>
+          </m:rPr>
+          <m:t>ln</m:t>
+        </m:r>
+        <m:r>
+          <m:t>1.03</m:t>
+        </m:r>
+        <m:r>
+          <m:rPr>
+            <m:sty m:val="p"/>
+          </m:rPr>
+          <m:t>≈</m:t>
+        </m:r>
+        <m:r>
+          <m:t>0.03</m:t>
+        </m:r>
+      </m:oMath>
+      <w:r>
+        <w:rPr>
+          <w:rFonts w:hint="eastAsia" w:ascii="Times New Roman" w:hAnsi="Times New Roman" w:eastAsia="Times New Roman" w:cs="Times New Roman"/>
+        </w:rPr>
+        <w:t>（</w:t>
+      </w:r>
+      <w:r>
+        <w:rPr>
+          <w:rFonts w:hint="eastAsia" w:ascii="Times New Roman" w:hAnsi="Times New Roman" w:eastAsia="FangSong" w:cs="Times New Roman"/>
+        </w:rPr>
+        <w:t>真值</w:t>
+      </w:r>
+      <w:r>
+        <w:rPr>
+          <w:rFonts w:ascii="Times New Roman" w:hAnsi="Times New Roman" w:eastAsia="Times New Roman" w:cs="Times New Roman"/>
+        </w:rPr>
+        <w:t xml:space="preserve"> </w:t>
+      </w:r>
+      <w:r>
+        <w:rPr>
+          <w:rFonts w:hint="eastAsia" w:ascii="Times New Roman" w:hAnsi="Times New Roman" w:eastAsia="Times New Roman" w:cs="Times New Roman"/>
+        </w:rPr>
+        <w:t>0.02956，</w:t>
+      </w:r>
+      <w:r>
+        <w:rPr>
+          <w:rFonts w:hint="eastAsia" w:ascii="Times New Roman" w:hAnsi="Times New Roman" w:eastAsia="FangSong" w:cs="Times New Roman"/>
+        </w:rPr>
+        <w:t>误差</w:t>
+      </w:r>
+      <w:r>
+        <w:rPr>
+          <w:rFonts w:ascii="Times New Roman" w:hAnsi="Times New Roman" w:eastAsia="Times New Roman" w:cs="Times New Roman"/>
+        </w:rPr>
+        <w:t xml:space="preserve"> </w:t>
+      </w:r>
+      <w:r>
+        <w:rPr>
+          <w:rFonts w:hint="eastAsia" w:ascii="Times New Roman" w:hAnsi="Times New Roman" w:eastAsia="Times New Roman" w:cs="Times New Roman"/>
+        </w:rPr>
+        <w:t xml:space="preserve">1.5%）；</w:t>
+      </w:r>
+      <m:oMath>
+        <m:oMathPr>
+          <m:ctrlPr>
+            <w:rPr>
+              <w:sz w:val="28"/>
+              <w:szCs w:val="28"/>
+            </w:rPr>
+          </m:ctrlPr>
+        </m:oMathPr>
+        <m:r>
+          <m:rPr>
+            <m:sty m:val="p"/>
+          </m:rPr>
+          <m:t>ln</m:t>
+        </m:r>
+        <m:r>
+          <m:t>0.97</m:t>
+        </m:r>
+        <m:r>
+          <m:rPr>
+            <m:sty m:val="p"/>
+          </m:rPr>
+          <m:t>≈</m:t>
+        </m:r>
+        <m:r>
+          <m:rPr>
+            <m:sty m:val="p"/>
+          </m:rPr>
+          <m:t>−</m:t>
+        </m:r>
+        <m:r>
+          <m:t>0.03</m:t>
+        </m:r>
+      </m:oMath>
+      <w:r>
+        <w:rPr>
+          <w:rFonts w:hint="eastAsia" w:ascii="Times New Roman" w:hAnsi="Times New Roman" w:eastAsia="Times New Roman" w:cs="Times New Roman"/>
+        </w:rPr>
+        <w:t>（</w:t>
+      </w:r>
+      <w:r>
+        <w:rPr>
+          <w:rFonts w:hint="eastAsia" w:ascii="Times New Roman" w:hAnsi="Times New Roman" w:eastAsia="FangSong" w:cs="Times New Roman"/>
+        </w:rPr>
+        <w:t>真值</w:t>
+      </w:r>
+      <w:r>
+        <w:rPr>
+          <w:rFonts w:ascii="Times New Roman" w:hAnsi="Times New Roman" w:eastAsia="Times New Roman" w:cs="Times New Roman"/>
+        </w:rPr>
+        <w:t xml:space="preserve"> </w:t>
+      </w:r>
+      <w:r>
+        <w:rPr>
+          <w:rFonts w:hint="eastAsia" w:ascii="Times New Roman" w:hAnsi="Times New Roman" w:eastAsia="Times New Roman" w:cs="Times New Roman"/>
+        </w:rPr>
+        <w:t>−0.03046，</w:t>
+      </w:r>
+      <w:r>
+        <w:rPr>
+          <w:rFonts w:hint="eastAsia" w:ascii="Times New Roman" w:hAnsi="Times New Roman" w:eastAsia="FangSong" w:cs="Times New Roman"/>
+        </w:rPr>
+        <w:t>误差</w:t>
+      </w:r>
+      <w:r>
+        <w:rPr>
+          <w:rFonts w:ascii="Times New Roman" w:hAnsi="Times New Roman" w:eastAsia="Times New Roman" w:cs="Times New Roman"/>
+        </w:rPr>
+        <w:t xml:space="preserve"> </w:t>
+      </w:r>
+      <w:r>
+        <w:rPr>
+          <w:rFonts w:hint="eastAsia" w:ascii="Times New Roman" w:hAnsi="Times New Roman" w:eastAsia="Times New Roman" w:cs="Times New Roman"/>
+        </w:rPr>
+        <w:t xml:space="preserve">1.5%）；</w:t>
+      </w:r>
+      <m:oMath>
+        <m:oMathPr>
+          <m:ctrlPr>
+            <w:rPr>
+              <w:sz w:val="28"/>
+              <w:szCs w:val="28"/>
+            </w:rPr>
+          </m:ctrlPr>
+        </m:oMathPr>
+        <m:sSup>
+          <m:e>
+            <m:r>
+              <m:rPr>
+                <m:sty m:val="p"/>
+              </m:rPr>
+              <m:t>e</m:t>
+            </m:r>
+          </m:e>
+          <m:sup>
+            <m:r>
+              <m:t>0.02</m:t>
+            </m:r>
+          </m:sup>
+        </m:sSup>
+        <m:r>
+          <m:rPr>
+            <m:sty m:val="p"/>
+          </m:rPr>
+          <m:t>≈</m:t>
+        </m:r>
+        <m:r>
+          <m:t>1.02</m:t>
+        </m:r>
+      </m:oMath>
+      <w:r>
+        <w:rPr>
+          <w:rFonts w:hint="eastAsia" w:ascii="Times New Roman" w:hAnsi="Times New Roman" w:eastAsia="Times New Roman" w:cs="Times New Roman"/>
+        </w:rPr>
+        <w:t>（</w:t>
+      </w:r>
+      <w:r>
+        <w:rPr>
+          <w:rFonts w:hint="eastAsia" w:ascii="Times New Roman" w:hAnsi="Times New Roman" w:eastAsia="FangSong" w:cs="Times New Roman"/>
+        </w:rPr>
+        <w:t>真值</w:t>
+      </w:r>
+      <w:r>
+        <w:rPr>
+          <w:rFonts w:ascii="Times New Roman" w:hAnsi="Times New Roman" w:eastAsia="Times New Roman" w:cs="Times New Roman"/>
+        </w:rPr>
+        <w:t xml:space="preserve"> </w:t>
+      </w:r>
+      <w:r>
+        <w:rPr>
+          <w:rFonts w:hint="eastAsia" w:ascii="Times New Roman" w:hAnsi="Times New Roman" w:eastAsia="Times New Roman" w:cs="Times New Roman"/>
+        </w:rPr>
+        <w:t>1.0202，</w:t>
+      </w:r>
+      <w:r>
+        <w:rPr>
+          <w:rFonts w:hint="eastAsia" w:ascii="Times New Roman" w:hAnsi="Times New Roman" w:eastAsia="FangSong" w:cs="Times New Roman"/>
+        </w:rPr>
+        <w:t>误差</w:t>
+      </w:r>
+      <w:r>
+        <w:rPr>
+          <w:rFonts w:ascii="Times New Roman" w:hAnsi="Times New Roman" w:eastAsia="Times New Roman" w:cs="Times New Roman"/>
+        </w:rPr>
+        <w:t xml:space="preserve"> </w:t>
+      </w:r>
+      <w:r>
+        <w:rPr>
+          <w:rFonts w:hint="eastAsia" w:ascii="Times New Roman" w:hAnsi="Times New Roman" w:eastAsia="Times New Roman" w:cs="Times New Roman"/>
+        </w:rPr>
+        <w:t xml:space="preserve">0.02%）。</w:t>
+      </w:r>
+    </w:p>
+    <w:p>
+      <w:pPr>
+        <w:pStyle w:val="BodyText"/>
+      </w:pPr>
+      <w:r>
+        <w:rPr>
+          <w:rFonts w:ascii="Times New Roman" w:hAnsi="Times New Roman" w:eastAsia="Times New Roman" w:cs="Times New Roman"/>
+          <w:b/>
+          <w:bCs/>
+        </w:rPr>
+        <w:t xml:space="preserve">9.</w:t>
+      </w:r>
+      <w:r>
+        <w:rPr>
+          <w:rFonts w:ascii="Times New Roman" w:hAnsi="Times New Roman" w:eastAsia="Times New Roman" w:cs="Times New Roman"/>
+        </w:rPr>
+        <w:t xml:space="preserve"> </w:t>
+      </w:r>
+      <w:r>
+        <w:rPr>
+          <w:rFonts w:hint="eastAsia" w:ascii="Times New Roman" w:hAnsi="Times New Roman" w:eastAsia="FangSong" w:cs="Times New Roman"/>
+        </w:rPr>
+        <w:t>精确</w:t>
+      </w:r>
+      <w:r>
+        <w:rPr>
+          <w:rFonts w:hint="eastAsia" w:ascii="Times New Roman" w:hAnsi="Times New Roman" w:eastAsia="Times New Roman" w:cs="Times New Roman"/>
+        </w:rPr>
+        <w:t>：</w:t>
+      </w:r>
+      <m:oMath>
+        <m:oMathPr>
+          <m:ctrlPr>
+            <w:rPr>
+              <w:sz w:val="28"/>
+              <w:szCs w:val="28"/>
+            </w:rPr>
+          </m:ctrlPr>
+        </m:oMathPr>
+        <m:sSub>
+          <m:e>
+            <m:r>
+              <m:t>K</m:t>
+            </m:r>
+          </m:e>
+          <m:sub>
+            <m:r>
+              <m:t>a</m:t>
+            </m:r>
+          </m:sub>
+        </m:sSub>
+        <m:r>
+          <m:rPr>
+            <m:sty m:val="p"/>
+          </m:rPr>
+          <m:t>=</m:t>
+        </m:r>
+        <m:f>
+          <m:fPr>
+            <m:type m:val="bar"/>
+          </m:fPr>
+          <m:num>
+            <m:r>
+              <m:t>0.10</m:t>
+            </m:r>
+            <m:r>
+              <m:rPr>
+                <m:sty m:val="p"/>
+              </m:rPr>
+              <m:t>×</m:t>
+            </m:r>
+            <m:sSup>
+              <m:e>
+                <m:r>
+                  <m:t>0.042</m:t>
+                </m:r>
+              </m:e>
+              <m:sup>
+                <m:r>
+                  <m:t>2</m:t>
+                </m:r>
+              </m:sup>
+            </m:sSup>
+          </m:num>
+          <m:den>
+            <m:r>
+              <m:t>1</m:t>
+            </m:r>
+            <m:r>
+              <m:rPr>
+                <m:sty m:val="p"/>
+              </m:rPr>
+              <m:t>−</m:t>
+            </m:r>
+            <m:r>
+              <m:t>0.042</m:t>
+            </m:r>
+          </m:den>
+        </m:f>
+        <m:r>
+          <m:rPr>
+            <m:sty m:val="p"/>
+          </m:rPr>
+          <m:t>=</m:t>
+        </m:r>
+        <m:f>
+          <m:fPr>
+            <m:type m:val="bar"/>
+          </m:fPr>
+          <m:num>
+            <m:r>
+              <m:t>1.764</m:t>
+            </m:r>
+            <m:r>
+              <m:rPr>
+                <m:sty m:val="p"/>
+              </m:rPr>
+              <m:t>×</m:t>
+            </m:r>
+            <m:sSup>
+              <m:e>
+                <m:r>
+                  <m:t>10</m:t>
+                </m:r>
+              </m:e>
+              <m:sup>
+                <m:r>
+                  <m:rPr>
+                    <m:sty m:val="p"/>
+                  </m:rPr>
+                  <m:t>−</m:t>
+                </m:r>
+                <m:r>
+                  <m:t>4</m:t>
+                </m:r>
+              </m:sup>
+            </m:sSup>
+          </m:num>
+          <m:den>
+            <m:r>
+              <m:t>0.958</m:t>
+            </m:r>
+          </m:den>
+        </m:f>
+        <m:r>
+          <m:rPr>
+            <m:sty m:val="p"/>
+          </m:rPr>
+          <m:t>=</m:t>
+        </m:r>
+        <m:r>
+          <m:t>1.84</m:t>
+        </m:r>
+        <m:r>
+          <m:rPr>
+            <m:sty m:val="p"/>
+          </m:rPr>
+          <m:t>×</m:t>
+        </m:r>
+        <m:sSup>
+          <m:e>
+            <m:r>
+              <m:t>10</m:t>
+            </m:r>
+          </m:e>
+          <m:sup>
+            <m:r>
+              <m:rPr>
+                <m:sty m:val="p"/>
+              </m:rPr>
+              <m:t>−</m:t>
+            </m:r>
+            <m:r>
+              <m:t>4</m:t>
+            </m:r>
+          </m:sup>
+        </m:sSup>
+      </m:oMath>
+      <w:r>
+        <w:rPr>
+          <w:rFonts w:hint="eastAsia" w:ascii="Times New Roman" w:hAnsi="Times New Roman" w:eastAsia="Times New Roman" w:cs="Times New Roman"/>
+        </w:rPr>
+        <w:t>；</w:t>
+      </w:r>
+      <w:r>
+        <w:rPr>
+          <w:rFonts w:hint="eastAsia" w:ascii="Times New Roman" w:hAnsi="Times New Roman" w:eastAsia="FangSong" w:cs="Times New Roman"/>
+        </w:rPr>
+        <w:t>近似</w:t>
+      </w:r>
+      <w:r>
+        <w:rPr>
+          <w:rFonts w:hint="eastAsia" w:ascii="Times New Roman" w:hAnsi="Times New Roman" w:eastAsia="Times New Roman" w:cs="Times New Roman"/>
+        </w:rPr>
+        <w:t>：</w:t>
+      </w:r>
+      <m:oMath>
+        <m:oMathPr>
+          <m:ctrlPr>
+            <w:rPr>
+              <w:sz w:val="28"/>
+              <w:szCs w:val="28"/>
+            </w:rPr>
+          </m:ctrlPr>
+        </m:oMathPr>
+        <m:r>
+          <m:t>1.76</m:t>
+        </m:r>
+        <m:r>
+          <m:rPr>
+            <m:sty m:val="p"/>
+          </m:rPr>
+          <m:t>×</m:t>
+        </m:r>
+        <m:sSup>
+          <m:e>
+            <m:r>
+              <m:t>10</m:t>
+            </m:r>
+          </m:e>
+          <m:sup>
+            <m:r>
+              <m:rPr>
+                <m:sty m:val="p"/>
+              </m:rPr>
+              <m:t>−</m:t>
+            </m:r>
+            <m:r>
+              <m:t>4</m:t>
+            </m:r>
+          </m:sup>
+        </m:sSup>
+      </m:oMath>
+      <w:r>
+        <w:rPr>
+          <w:rFonts w:hint="eastAsia" w:ascii="Times New Roman" w:hAnsi="Times New Roman" w:eastAsia="Times New Roman" w:cs="Times New Roman"/>
+        </w:rPr>
+        <w:t>；</w:t>
+      </w:r>
+      <w:r>
+        <w:rPr>
+          <w:rFonts w:hint="eastAsia" w:ascii="Times New Roman" w:hAnsi="Times New Roman" w:eastAsia="FangSong" w:cs="Times New Roman"/>
+        </w:rPr>
+        <w:t>近似值低估约</w:t>
+      </w:r>
+      <w:r>
+        <w:rPr>
+          <w:rFonts w:ascii="Times New Roman" w:hAnsi="Times New Roman" w:eastAsia="Times New Roman" w:cs="Times New Roman"/>
+        </w:rPr>
+        <w:t xml:space="preserve"> </w:t>
+      </w:r>
+      <w:r>
+        <w:rPr>
+          <w:rFonts w:hint="eastAsia" w:ascii="Times New Roman" w:hAnsi="Times New Roman" w:eastAsia="Times New Roman" w:cs="Times New Roman"/>
+        </w:rPr>
+        <w:t xml:space="preserve">4.2%（≈</w:t>
+      </w:r>
+      <w:r>
+        <w:rPr>
+          <w:rFonts w:ascii="Times New Roman" w:hAnsi="Times New Roman" w:eastAsia="Times New Roman" w:cs="Times New Roman"/>
+        </w:rPr>
+        <w:t xml:space="preserve"> </w:t>
+      </w:r>
+      <w:r>
+        <w:rPr>
+          <w:rFonts w:hint="eastAsia" w:ascii="Times New Roman" w:hAnsi="Times New Roman" w:eastAsia="Times New Roman" w:cs="Times New Roman"/>
+        </w:rPr>
+        <w:t xml:space="preserve">α），α</w:t>
+      </w:r>
+      <w:r>
+        <w:rPr>
+          <w:rFonts w:ascii="Times New Roman" w:hAnsi="Times New Roman" w:eastAsia="Times New Roman" w:cs="Times New Roman"/>
+        </w:rPr>
+        <w:t xml:space="preserve"> &lt; 5% </w:t>
+      </w:r>
+      <w:r>
+        <w:rPr>
+          <w:rFonts w:hint="eastAsia" w:ascii="Times New Roman" w:hAnsi="Times New Roman" w:eastAsia="FangSong" w:cs="Times New Roman"/>
+        </w:rPr>
+        <w:t>判据合理</w:t>
+      </w:r>
+      <w:r>
+        <w:rPr>
+          <w:rFonts w:hint="eastAsia" w:ascii="Times New Roman" w:hAnsi="Times New Roman" w:eastAsia="Times New Roman" w:cs="Times New Roman"/>
+        </w:rPr>
+        <w:t>。</w:t>
+      </w:r>
+    </w:p>
+    <w:p>
+      <w:pPr>
+        <w:pStyle w:val="BodyText"/>
+      </w:pPr>
+      <w:r>
+        <w:rPr>
+          <w:rFonts w:ascii="Times New Roman" w:hAnsi="Times New Roman" w:eastAsia="Times New Roman" w:cs="Times New Roman"/>
+          <w:b/>
+          <w:bCs/>
+        </w:rPr>
+        <w:t xml:space="preserve">10.</w:t>
+      </w:r>
+      <w:r>
+        <w:rPr>
+          <w:rFonts w:ascii="Times New Roman" w:hAnsi="Times New Roman" w:eastAsia="Times New Roman" w:cs="Times New Roman"/>
+        </w:rPr>
+        <w:t xml:space="preserve"> </w:t>
+      </w:r>
+      <m:oMath>
+        <m:oMathPr>
+          <m:ctrlPr>
+            <w:rPr>
+              <w:sz w:val="28"/>
+              <w:szCs w:val="28"/>
+            </w:rPr>
+          </m:ctrlPr>
+        </m:oMathPr>
+        <m:f>
+          <m:fPr>
+            <m:type m:val="bar"/>
+          </m:fPr>
+          <m:num>
+            <m:r>
+              <m:rPr>
+                <m:sty m:val="p"/>
+              </m:rPr>
+              <m:t>[</m:t>
+            </m:r>
+            <m:r>
+              <m:t>A</m:t>
+            </m:r>
+            <m:r>
+              <m:rPr>
+                <m:sty m:val="p"/>
+              </m:rPr>
+              <m:t>]</m:t>
+            </m:r>
+          </m:num>
+          <m:den>
+            <m:r>
+              <m:rPr>
+                <m:sty m:val="p"/>
+              </m:rPr>
+              <m:t>[</m:t>
+            </m:r>
+            <m:r>
+              <m:t>A</m:t>
+            </m:r>
+            <m:sSub>
+              <m:e>
+                <m:r>
+                  <m:rPr>
+                    <m:sty m:val="p"/>
+                  </m:rPr>
+                  <m:t>]</m:t>
+                </m:r>
+              </m:e>
+              <m:sub>
+                <m:r>
+                  <m:t>0</m:t>
+                </m:r>
+              </m:sub>
+            </m:sSub>
+          </m:den>
+        </m:f>
+        <m:r>
+          <m:rPr>
+            <m:sty m:val="p"/>
+          </m:rPr>
+          <m:t>=</m:t>
+        </m:r>
+        <m:sSup>
+          <m:e>
+            <m:r>
+              <m:rPr>
+                <m:sty m:val="p"/>
+              </m:rPr>
+              <m:t>e</m:t>
+            </m:r>
+          </m:e>
+          <m:sup>
+            <m:r>
+              <m:rPr>
+                <m:sty m:val="p"/>
+              </m:rPr>
+              <m:t>−</m:t>
+            </m:r>
+            <m:r>
+              <m:t>0.045</m:t>
+            </m:r>
+          </m:sup>
+        </m:sSup>
+        <m:r>
+          <m:rPr>
+            <m:sty m:val="p"/>
+          </m:rPr>
+          <m:t>=</m:t>
+        </m:r>
+        <m:r>
+          <m:t>0.9560</m:t>
+        </m:r>
+      </m:oMath>
+      <w:r>
+        <w:rPr>
+          <w:rFonts w:hint="eastAsia" w:ascii="Times New Roman" w:hAnsi="Times New Roman" w:eastAsia="Times New Roman" w:cs="Times New Roman"/>
+        </w:rPr>
+        <w:t>，</w:t>
+      </w:r>
+      <w:r>
+        <w:rPr>
+          <w:rFonts w:hint="eastAsia" w:ascii="Times New Roman" w:hAnsi="Times New Roman" w:eastAsia="FangSong" w:cs="Times New Roman"/>
+        </w:rPr>
+        <w:t>故</w:t>
+      </w:r>
+      <w:r>
+        <w:rPr>
+          <w:rFonts w:ascii="Times New Roman" w:hAnsi="Times New Roman" w:eastAsia="Times New Roman" w:cs="Times New Roman"/>
+        </w:rPr>
+        <w:t xml:space="preserve"> α = 1 − 0.9560 = </w:t>
+      </w:r>
+      <w:r>
+        <w:rPr>
+          <w:rFonts w:hint="eastAsia" w:ascii="Times New Roman" w:hAnsi="Times New Roman" w:eastAsia="Times New Roman" w:cs="Times New Roman"/>
+        </w:rPr>
+        <w:t>4.4%；</w:t>
+      </w:r>
+      <w:r>
+        <w:rPr>
+          <w:rFonts w:hint="eastAsia" w:ascii="Times New Roman" w:hAnsi="Times New Roman" w:eastAsia="FangSong" w:cs="Times New Roman"/>
+        </w:rPr>
+        <w:t>用</w:t>
+      </w:r>
+      <w:r>
+        <w:rPr>
+          <w:rFonts w:ascii="Times New Roman" w:hAnsi="Times New Roman" w:eastAsia="Times New Roman" w:cs="Times New Roman"/>
+        </w:rPr>
+        <w:t xml:space="preserve"> </w:t>
+      </w:r>
+      <m:oMath>
+        <m:r>
+          <m:t>α</m:t>
+        </m:r>
+        <m:r>
+          <m:rPr>
+            <m:sty m:val="p"/>
+          </m:rPr>
+          <m:t>≈</m:t>
+        </m:r>
+        <m:r>
+          <m:t>k</m:t>
+        </m:r>
+        <m:r>
+          <m:t>t</m:t>
+        </m:r>
+      </m:oMath>
+      <w:r>
+        <w:rPr>
+          <w:rFonts w:ascii="Times New Roman" w:hAnsi="Times New Roman" w:eastAsia="Times New Roman" w:cs="Times New Roman"/>
+        </w:rPr>
+        <w:t xml:space="preserve"> </w:t>
+      </w:r>
+      <w:r>
+        <w:rPr>
+          <w:rFonts w:hint="eastAsia" w:ascii="Times New Roman" w:hAnsi="Times New Roman" w:eastAsia="FangSong" w:cs="Times New Roman"/>
+        </w:rPr>
+        <w:t xml:space="preserve">直接得</w:t>
+      </w:r>
+      <w:r>
+        <w:rPr>
+          <w:rFonts w:ascii="Times New Roman" w:hAnsi="Times New Roman" w:eastAsia="Times New Roman" w:cs="Times New Roman"/>
+        </w:rPr>
+        <w:t xml:space="preserve"> </w:t>
+      </w:r>
+      <w:r>
+        <w:rPr>
+          <w:rFonts w:hint="eastAsia" w:ascii="Times New Roman" w:hAnsi="Times New Roman" w:eastAsia="Times New Roman" w:cs="Times New Roman"/>
+        </w:rPr>
+        <w:t>4.5%，</w:t>
+      </w:r>
+      <w:r>
+        <w:rPr>
+          <w:rFonts w:hint="eastAsia" w:ascii="Times New Roman" w:hAnsi="Times New Roman" w:eastAsia="FangSong" w:cs="Times New Roman"/>
+        </w:rPr>
+        <w:t>相对误差</w:t>
+      </w:r>
+      <w:r>
+        <w:rPr>
+          <w:rFonts w:ascii="Times New Roman" w:hAnsi="Times New Roman" w:eastAsia="Times New Roman" w:cs="Times New Roman"/>
+        </w:rPr>
+        <w:t xml:space="preserve"> ≈ 0.045/2 ≈ 2.3%。</w:t>
+      </w:r>
+    </w:p>
+    <w:p>
+      <w:pPr>
+        <w:pStyle w:val="BodyText"/>
+      </w:pPr>
+      <w:r>
+        <w:rPr>
+          <w:rFonts w:ascii="Times New Roman" w:hAnsi="Times New Roman" w:eastAsia="Times New Roman" w:cs="Times New Roman"/>
+          <w:b/>
+          <w:bCs/>
+        </w:rPr>
+        <w:t xml:space="preserve">11.</w:t>
+      </w:r>
+      <w:r>
+        <w:rPr>
+          <w:rFonts w:ascii="Times New Roman" w:hAnsi="Times New Roman" w:eastAsia="Times New Roman" w:cs="Times New Roman"/>
+        </w:rPr>
+        <w:t xml:space="preserve"> </w:t>
+      </w:r>
+      <m:oMath>
+        <m:oMathPr>
+          <m:ctrlPr>
+            <w:rPr>
+              <w:sz w:val="28"/>
+              <w:szCs w:val="28"/>
+            </w:rPr>
+          </m:ctrlPr>
+        </m:oMathPr>
+        <m:r>
+          <m:rPr>
+            <m:sty m:val="p"/>
+          </m:rPr>
+          <m:t>ln</m:t>
+        </m:r>
+        <m:r>
+          <m:t>K</m:t>
+        </m:r>
+        <m:r>
+          <m:rPr>
+            <m:sty m:val="p"/>
+          </m:rPr>
+          <m:t>=</m:t>
+        </m:r>
+        <m:r>
+          <m:rPr>
+            <m:sty m:val="p"/>
+          </m:rPr>
+          <m:t>−</m:t>
+        </m:r>
+        <m:f>
+          <m:fPr>
+            <m:type m:val="bar"/>
+          </m:fPr>
+          <m:num>
+            <m:r>
+              <m:rPr>
+                <m:sty m:val="p"/>
+              </m:rPr>
+              <m:t>Δ</m:t>
+            </m:r>
+            <m:sSup>
+              <m:e>
+                <m:r>
+                  <m:t>G</m:t>
+                </m:r>
+              </m:e>
+              <m:sup>
+                <m:r>
+                  <m:t>θ</m:t>
+                </m:r>
+              </m:sup>
+            </m:sSup>
+          </m:num>
+          <m:den>
+            <m:r>
+              <m:t>R</m:t>
+            </m:r>
+            <m:r>
+              <m:t>T</m:t>
+            </m:r>
+          </m:den>
+        </m:f>
+        <m:r>
+          <m:rPr>
+            <m:sty m:val="p"/>
+          </m:rPr>
+          <m:t>=</m:t>
+        </m:r>
+        <m:r>
+          <m:rPr>
+            <m:sty m:val="p"/>
+          </m:rPr>
+          <m:t>−</m:t>
+        </m:r>
+        <m:f>
+          <m:fPr>
+            <m:type m:val="bar"/>
+          </m:fPr>
+          <m:num>
+            <m:r>
+              <m:rPr>
+                <m:sty m:val="p"/>
+              </m:rPr>
+              <m:t>Δ</m:t>
+            </m:r>
+            <m:sSup>
+              <m:e>
+                <m:r>
+                  <m:t>H</m:t>
+                </m:r>
+              </m:e>
+              <m:sup>
+                <m:r>
+                  <m:t>θ</m:t>
+                </m:r>
+              </m:sup>
+            </m:sSup>
+            <m:r>
+              <m:rPr>
+                <m:sty m:val="p"/>
+              </m:rPr>
+              <m:t>−</m:t>
+            </m:r>
+            <m:r>
+              <m:t>T</m:t>
+            </m:r>
+            <m:r>
+              <m:rPr>
+                <m:sty m:val="p"/>
+              </m:rPr>
+              <m:t>Δ</m:t>
+            </m:r>
+            <m:sSup>
+              <m:e>
+                <m:r>
+                  <m:t>S</m:t>
+                </m:r>
+              </m:e>
+              <m:sup>
+                <m:r>
+                  <m:t>θ</m:t>
+                </m:r>
+              </m:sup>
+            </m:sSup>
+          </m:num>
+          <m:den>
+            <m:r>
+              <m:t>R</m:t>
+            </m:r>
+            <m:r>
+              <m:t>T</m:t>
+            </m:r>
+          </m:den>
+        </m:f>
+        <m:r>
+          <m:rPr>
+            <m:sty m:val="p"/>
+          </m:rPr>
+          <m:t>=</m:t>
+        </m:r>
+        <m:r>
+          <m:rPr>
+            <m:sty m:val="p"/>
+          </m:rPr>
+          <m:t>−</m:t>
+        </m:r>
+        <m:f>
+          <m:fPr>
+            <m:type m:val="bar"/>
+          </m:fPr>
+          <m:num>
+            <m:r>
+              <m:rPr>
+                <m:sty m:val="p"/>
+              </m:rPr>
+              <m:t>Δ</m:t>
+            </m:r>
+            <m:sSup>
+              <m:e>
+                <m:r>
+                  <m:t>H</m:t>
+                </m:r>
+              </m:e>
+              <m:sup>
+                <m:r>
+                  <m:t>θ</m:t>
+                </m:r>
+              </m:sup>
+            </m:sSup>
+          </m:num>
+          <m:den>
+            <m:r>
+              <m:t>R</m:t>
+            </m:r>
+          </m:den>
+        </m:f>
+        <m:r>
+          <m:rPr>
+            <m:sty m:val="p"/>
+          </m:rPr>
+          <m:t>⋅</m:t>
+        </m:r>
+        <m:f>
+          <m:fPr>
+            <m:type m:val="bar"/>
+          </m:fPr>
+          <m:num>
+            <m:r>
+              <m:t>1</m:t>
+            </m:r>
+          </m:num>
+          <m:den>
+            <m:r>
+              <m:t>T</m:t>
+            </m:r>
+          </m:den>
+        </m:f>
+        <m:r>
+          <m:rPr>
+            <m:sty m:val="p"/>
+          </m:rPr>
+          <m:t>+</m:t>
+        </m:r>
+        <m:f>
+          <m:fPr>
+            <m:type m:val="bar"/>
+          </m:fPr>
+          <m:num>
+            <m:r>
+              <m:rPr>
+                <m:sty m:val="p"/>
+              </m:rPr>
+              <m:t>Δ</m:t>
+            </m:r>
+            <m:sSup>
+              <m:e>
+                <m:r>
+                  <m:t>S</m:t>
+                </m:r>
+              </m:e>
+              <m:sup>
+                <m:r>
+                  <m:t>θ</m:t>
+                </m:r>
+              </m:sup>
+            </m:sSup>
+          </m:num>
+          <m:den>
+            <m:r>
+              <m:t>R</m:t>
+            </m:r>
+          </m:den>
+        </m:f>
+      </m:oMath>
+      <w:r>
+        <w:rPr>
+          <w:rFonts w:hint="eastAsia" w:ascii="Times New Roman" w:hAnsi="Times New Roman" w:eastAsia="Times New Roman" w:cs="Times New Roman"/>
+        </w:rPr>
+        <w:t>；</w:t>
+      </w:r>
+      <w:r>
+        <w:rPr>
+          <w:rFonts w:hint="eastAsia" w:ascii="Times New Roman" w:hAnsi="Times New Roman" w:eastAsia="FangSong" w:cs="Times New Roman"/>
+        </w:rPr>
+        <w:t>对</w:t>
+      </w:r>
+      <w:r>
+        <w:rPr>
+          <w:rFonts w:ascii="Times New Roman" w:hAnsi="Times New Roman" w:eastAsia="Times New Roman" w:cs="Times New Roman"/>
+        </w:rPr>
+        <w:t xml:space="preserve"> </w:t>
+      </w:r>
+      <w:r>
+        <w:rPr>
+          <w:rStyle w:val="VerbatimChar"/>
+          <w:rFonts w:ascii="Times New Roman" w:hAnsi="Times New Roman" w:eastAsia="Times New Roman" w:cs="Times New Roman"/>
+        </w:rPr>
+        <w:t xml:space="preserve">1/T</w:t>
+      </w:r>
+      <w:r>
+        <w:rPr>
+          <w:rFonts w:ascii="Times New Roman" w:hAnsi="Times New Roman" w:eastAsia="Times New Roman" w:cs="Times New Roman"/>
+        </w:rPr>
+        <w:t xml:space="preserve"> </w:t>
+      </w:r>
+      <w:r>
+        <w:rPr>
+          <w:rFonts w:hint="eastAsia" w:ascii="Times New Roman" w:hAnsi="Times New Roman" w:eastAsia="FangSong" w:cs="Times New Roman"/>
+        </w:rPr>
+        <w:t>作图</w:t>
+      </w:r>
+      <w:r>
+        <w:rPr>
+          <w:rFonts w:hint="eastAsia" w:ascii="Times New Roman" w:hAnsi="Times New Roman" w:eastAsia="Times New Roman" w:cs="Times New Roman"/>
+        </w:rPr>
+        <w:t>：</w:t>
+      </w:r>
+      <w:r>
+        <w:rPr>
+          <w:rFonts w:hint="eastAsia" w:ascii="Times New Roman" w:hAnsi="Times New Roman" w:eastAsia="FangSong" w:cs="Times New Roman"/>
+        </w:rPr>
+        <w:t>斜率</w:t>
+      </w:r>
+      <w:r>
+        <w:rPr>
+          <w:rFonts w:ascii="Times New Roman" w:hAnsi="Times New Roman" w:eastAsia="Times New Roman" w:cs="Times New Roman"/>
+        </w:rPr>
+        <w:t xml:space="preserve"> =</w:t>
+      </w:r>
+      <w:r>
+        <w:rPr>
+          <w:rFonts w:ascii="Times New Roman" w:hAnsi="Times New Roman" w:eastAsia="Times New Roman" w:cs="Times New Roman"/>
+        </w:rPr>
+        <w:t xml:space="preserve"> </w:t>
+      </w:r>
+      <m:oMath>
+        <m:oMathPr>
+          <m:ctrlPr>
+            <w:rPr>
+              <w:sz w:val="28"/>
+              <w:szCs w:val="28"/>
+            </w:rPr>
+          </m:ctrlPr>
+        </m:oMathPr>
+        <m:r>
+          <m:rPr>
+            <m:sty m:val="p"/>
+          </m:rPr>
+          <m:t>−</m:t>
+        </m:r>
+        <m:r>
+          <m:rPr>
+            <m:sty m:val="p"/>
+          </m:rPr>
+          <m:t>Δ</m:t>
+        </m:r>
+        <m:sSup>
+          <m:e>
+            <m:r>
+              <m:t>H</m:t>
+            </m:r>
+          </m:e>
+          <m:sup>
+            <m:r>
+              <m:t>θ</m:t>
+            </m:r>
+          </m:sup>
+        </m:sSup>
+        <m:r>
+          <m:rPr>
+            <m:sty m:val="p"/>
+          </m:rPr>
+          <m:t>/</m:t>
+        </m:r>
+        <m:r>
+          <m:t>R</m:t>
+        </m:r>
+      </m:oMath>
+      <w:r>
+        <w:rPr>
+          <w:rFonts w:hint="eastAsia" w:ascii="Times New Roman" w:hAnsi="Times New Roman" w:eastAsia="Times New Roman" w:cs="Times New Roman"/>
+        </w:rPr>
+        <w:t>，</w:t>
+      </w:r>
+      <w:r>
+        <w:rPr>
+          <w:rFonts w:hint="eastAsia" w:ascii="Times New Roman" w:hAnsi="Times New Roman" w:eastAsia="FangSong" w:cs="Times New Roman"/>
+        </w:rPr>
+        <w:t>截距</w:t>
+      </w:r>
+      <w:r>
+        <w:rPr>
+          <w:rFonts w:ascii="Times New Roman" w:hAnsi="Times New Roman" w:eastAsia="Times New Roman" w:cs="Times New Roman"/>
+        </w:rPr>
+        <w:t xml:space="preserve"> =</w:t>
+      </w:r>
+      <w:r>
+        <w:rPr>
+          <w:rFonts w:ascii="Times New Roman" w:hAnsi="Times New Roman" w:eastAsia="Times New Roman" w:cs="Times New Roman"/>
+        </w:rPr>
+        <w:t xml:space="preserve"> </w:t>
+      </w:r>
+      <m:oMath>
+        <m:r>
+          <m:rPr>
+            <m:sty m:val="p"/>
+          </m:rPr>
+          <m:t>Δ</m:t>
+        </m:r>
+        <m:sSup>
+          <m:e>
+            <m:r>
+              <m:t>S</m:t>
+            </m:r>
+          </m:e>
+          <m:sup>
+            <m:r>
+              <m:t>θ</m:t>
+            </m:r>
+          </m:sup>
+        </m:sSup>
+        <m:r>
+          <m:rPr>
+            <m:sty m:val="p"/>
+          </m:rPr>
+          <m:t>/</m:t>
+        </m:r>
+        <m:r>
+          <m:t>R</m:t>
+        </m:r>
+      </m:oMath>
+      <w:r>
+        <w:rPr>
+          <w:rFonts w:hint="eastAsia" w:ascii="Times New Roman" w:hAnsi="Times New Roman" w:eastAsia="Times New Roman" w:cs="Times New Roman"/>
+        </w:rPr>
+        <w:t>（</w:t>
+      </w:r>
+      <w:r>
+        <w:rPr>
+          <w:rFonts w:hint="eastAsia" w:ascii="Times New Roman" w:hAnsi="Times New Roman" w:eastAsia="FangSong" w:cs="Times New Roman"/>
+        </w:rPr>
+        <w:t>假设</w:t>
+      </w:r>
+      <w:r>
+        <w:rPr>
+          <w:rFonts w:ascii="Times New Roman" w:hAnsi="Times New Roman" w:eastAsia="Times New Roman" w:cs="Times New Roman"/>
+        </w:rPr>
+        <w:t xml:space="preserve"> ΔHθ、ΔSθ </w:t>
+      </w:r>
+      <w:r>
+        <w:rPr>
+          <w:rFonts w:hint="eastAsia" w:ascii="Times New Roman" w:hAnsi="Times New Roman" w:eastAsia="FangSong" w:cs="Times New Roman"/>
+        </w:rPr>
+        <w:t xml:space="preserve">不随</w:t>
+      </w:r>
+      <w:r>
+        <w:rPr>
+          <w:rFonts w:ascii="Times New Roman" w:hAnsi="Times New Roman" w:eastAsia="Times New Roman" w:cs="Times New Roman"/>
+        </w:rPr>
+        <w:t xml:space="preserve"> T </w:t>
+      </w:r>
+      <w:r>
+        <w:rPr>
+          <w:rFonts w:hint="eastAsia" w:ascii="Times New Roman" w:hAnsi="Times New Roman" w:eastAsia="FangSong" w:cs="Times New Roman"/>
+        </w:rPr>
+        <w:t>变</w:t>
+      </w:r>
+      <w:r>
+        <w:rPr>
+          <w:rFonts w:hint="eastAsia" w:ascii="Times New Roman" w:hAnsi="Times New Roman" w:eastAsia="Times New Roman" w:cs="Times New Roman"/>
+        </w:rPr>
+        <w:t>）——</w:t>
+      </w:r>
+      <w:r>
+        <w:rPr>
+          <w:rFonts w:hint="eastAsia" w:ascii="Times New Roman" w:hAnsi="Times New Roman" w:eastAsia="FangSong" w:cs="Times New Roman"/>
+        </w:rPr>
+        <w:t>即</w:t>
+      </w:r>
+      <w:r>
+        <w:rPr>
+          <w:rFonts w:ascii="Times New Roman" w:hAnsi="Times New Roman" w:eastAsia="Times New Roman" w:cs="Times New Roman"/>
+        </w:rPr>
+        <w:t xml:space="preserve"> van’t Hoff </w:t>
+      </w:r>
+      <w:r>
+        <w:rPr>
+          <w:rFonts w:hint="eastAsia" w:ascii="Times New Roman" w:hAnsi="Times New Roman" w:eastAsia="FangSong" w:cs="Times New Roman"/>
+        </w:rPr>
+        <w:t>方程</w:t>
+      </w:r>
+      <w:r>
+        <w:rPr>
+          <w:rFonts w:hint="eastAsia" w:ascii="Times New Roman" w:hAnsi="Times New Roman" w:eastAsia="Times New Roman" w:cs="Times New Roman"/>
+        </w:rPr>
+        <w:t>。</w:t>
+      </w:r>
+    </w:p>
+    <w:p>
+      <w:pPr>
+        <w:pStyle w:val="BodyText"/>
+      </w:pPr>
+      <w:r>
+        <w:rPr>
+          <w:rFonts w:ascii="Times New Roman" w:hAnsi="Times New Roman" w:eastAsia="Times New Roman" w:cs="Times New Roman"/>
+          <w:b/>
+          <w:bCs/>
+        </w:rPr>
+        <w:t xml:space="preserve">12.</w:t>
+      </w:r>
+      <w:r>
+        <w:rPr>
+          <w:rFonts w:ascii="Times New Roman" w:hAnsi="Times New Roman" w:eastAsia="Times New Roman" w:cs="Times New Roman"/>
+        </w:rPr>
+        <w:t xml:space="preserve"> </w:t>
+      </w:r>
+      <m:oMath>
+        <m:oMathPr>
+          <m:ctrlPr>
+            <w:rPr>
+              <w:sz w:val="28"/>
+              <w:szCs w:val="28"/>
+            </w:rPr>
+          </m:ctrlPr>
+        </m:oMathPr>
+        <m:f>
+          <m:fPr>
+            <m:type m:val="bar"/>
+          </m:fPr>
+          <m:num>
+            <m:r>
+              <m:t>R</m:t>
+            </m:r>
+            <m:r>
+              <m:t>T</m:t>
+            </m:r>
+          </m:num>
+          <m:den>
+            <m:r>
+              <m:t>F</m:t>
+            </m:r>
+          </m:den>
+        </m:f>
+        <m:r>
+          <m:rPr>
+            <m:sty m:val="p"/>
+          </m:rPr>
+          <m:t>=</m:t>
+        </m:r>
+        <m:f>
+          <m:fPr>
+            <m:type m:val="bar"/>
+          </m:fPr>
+          <m:num>
+            <m:r>
+              <m:t>8.314</m:t>
+            </m:r>
+            <m:r>
+              <m:rPr>
+                <m:sty m:val="p"/>
+              </m:rPr>
+              <m:t>×</m:t>
+            </m:r>
+            <m:r>
+              <m:t>298</m:t>
+            </m:r>
+          </m:num>
+          <m:den>
+            <m:r>
+              <m:t>96485</m:t>
+            </m:r>
+          </m:den>
+        </m:f>
+        <m:r>
+          <m:rPr>
+            <m:sty m:val="p"/>
+          </m:rPr>
+          <m:t>=</m:t>
+        </m:r>
+        <m:r>
+          <m:t>0.02569</m:t>
+        </m:r>
+        <m:r>
+          <m:t> </m:t>
+        </m:r>
+        <m:r>
+          <m:rPr>
+            <m:sty m:val="p"/>
+          </m:rPr>
+          <m:t>V</m:t>
+        </m:r>
+      </m:oMath>
+      <w:r>
+        <w:rPr>
+          <w:rFonts w:hint="eastAsia" w:ascii="Times New Roman" w:hAnsi="Times New Roman" w:eastAsia="Times New Roman" w:cs="Times New Roman"/>
+        </w:rPr>
+        <w:t>；</w:t>
+      </w:r>
+      <w:r>
+        <w:rPr>
+          <w:rFonts w:hint="eastAsia" w:ascii="Times New Roman" w:hAnsi="Times New Roman" w:eastAsia="FangSong" w:cs="Times New Roman"/>
+        </w:rPr>
+        <w:t>换底</w:t>
+      </w:r>
+      <w:r>
+        <w:rPr>
+          <w:rFonts w:hint="eastAsia" w:ascii="Times New Roman" w:hAnsi="Times New Roman" w:eastAsia="Times New Roman" w:cs="Times New Roman"/>
+        </w:rPr>
+        <w:t>：</w:t>
+      </w:r>
+      <m:oMath>
+        <m:oMathPr>
+          <m:ctrlPr>
+            <w:rPr>
+              <w:sz w:val="28"/>
+              <w:szCs w:val="28"/>
+            </w:rPr>
+          </m:ctrlPr>
+        </m:oMathPr>
+        <m:r>
+          <m:rPr>
+            <m:sty m:val="p"/>
+          </m:rPr>
+          <m:t>ln</m:t>
+        </m:r>
+        <m:r>
+          <m:t>Q</m:t>
+        </m:r>
+        <m:r>
+          <m:rPr>
+            <m:sty m:val="p"/>
+          </m:rPr>
+          <m:t>=</m:t>
+        </m:r>
+        <m:r>
+          <m:t>2.303</m:t>
+        </m:r>
+        <m:r>
+          <m:rPr>
+            <m:sty m:val="p"/>
+          </m:rPr>
+          <m:t>lg</m:t>
+        </m:r>
+        <m:r>
+          <m:t>Q</m:t>
+        </m:r>
+      </m:oMath>
+      <w:r>
+        <w:rPr>
+          <w:rFonts w:hint="eastAsia" w:ascii="Times New Roman" w:hAnsi="Times New Roman" w:eastAsia="Times New Roman" w:cs="Times New Roman"/>
+        </w:rPr>
+        <w:t>，</w:t>
+      </w:r>
+      <w:r>
+        <w:rPr>
+          <w:rFonts w:hint="eastAsia" w:ascii="Times New Roman" w:hAnsi="Times New Roman" w:eastAsia="FangSong" w:cs="Times New Roman"/>
+        </w:rPr>
+        <w:t>故</w:t>
+      </w:r>
+      <w:r>
+        <w:rPr>
+          <w:rFonts w:ascii="Times New Roman" w:hAnsi="Times New Roman" w:eastAsia="Times New Roman" w:cs="Times New Roman"/>
+        </w:rPr>
+        <w:t xml:space="preserve"> </w:t>
+      </w:r>
+      <m:oMath>
+        <m:oMathPr>
+          <m:ctrlPr>
+            <w:rPr>
+              <w:sz w:val="28"/>
+              <w:szCs w:val="28"/>
+            </w:rPr>
+          </m:ctrlPr>
+        </m:oMathPr>
+        <m:f>
+          <m:fPr>
+            <m:type m:val="bar"/>
+          </m:fPr>
+          <m:num>
+            <m:r>
+              <m:t>R</m:t>
+            </m:r>
+            <m:r>
+              <m:t>T</m:t>
+            </m:r>
+          </m:num>
+          <m:den>
+            <m:r>
+              <m:t>F</m:t>
+            </m:r>
+          </m:den>
+        </m:f>
+        <m:r>
+          <m:rPr>
+            <m:sty m:val="p"/>
+          </m:rPr>
+          <m:t>ln</m:t>
+        </m:r>
+        <m:r>
+          <m:t>Q</m:t>
+        </m:r>
+        <m:r>
+          <m:rPr>
+            <m:sty m:val="p"/>
+          </m:rPr>
+          <m:t>=</m:t>
+        </m:r>
+        <m:r>
+          <m:t>0.02569</m:t>
+        </m:r>
+        <m:r>
+          <m:rPr>
+            <m:sty m:val="p"/>
+          </m:rPr>
+          <m:t>×</m:t>
+        </m:r>
+        <m:r>
+          <m:t>2.303</m:t>
+        </m:r>
+        <m:r>
+          <m:rPr>
+            <m:sty m:val="p"/>
+          </m:rPr>
+          <m:t>lg</m:t>
+        </m:r>
+        <m:r>
+          <m:t>Q</m:t>
+        </m:r>
+        <m:r>
+          <m:rPr>
+            <m:sty m:val="p"/>
+          </m:rPr>
+          <m:t>=</m:t>
+        </m:r>
+        <m:r>
+          <m:t>0.05916</m:t>
+        </m:r>
+        <m:r>
+          <m:rPr>
+            <m:sty m:val="p"/>
+          </m:rPr>
+          <m:t>lg</m:t>
+        </m:r>
+        <m:r>
+          <m:t>Q</m:t>
+        </m:r>
+        <m:r>
+          <m:rPr>
+            <m:sty m:val="p"/>
+          </m:rPr>
+          <m:t>≈</m:t>
+        </m:r>
+        <m:r>
+          <m:t>0.0592</m:t>
+        </m:r>
+        <m:r>
+          <m:rPr>
+            <m:sty m:val="p"/>
+          </m:rPr>
+          <m:t>lg</m:t>
+        </m:r>
+        <m:r>
+          <m:t>Q</m:t>
+        </m:r>
+      </m:oMath>
+      <w:r>
+        <w:rPr>
+          <w:rFonts w:ascii="Times New Roman" w:hAnsi="Times New Roman" w:eastAsia="Times New Roman" w:cs="Times New Roman"/>
+        </w:rPr>
+        <w:t xml:space="preserve">。0.0592 </w:t>
+      </w:r>
+      <w:r>
+        <w:rPr>
+          <w:rFonts w:hint="eastAsia" w:ascii="Times New Roman" w:hAnsi="Times New Roman" w:eastAsia="FangSong" w:cs="Times New Roman"/>
+        </w:rPr>
+        <w:t xml:space="preserve">就是</w:t>
+      </w:r>
+      <w:r>
+        <w:rPr>
+          <w:rFonts w:ascii="Times New Roman" w:hAnsi="Times New Roman" w:eastAsia="Times New Roman" w:cs="Times New Roman"/>
+        </w:rPr>
+        <w:t xml:space="preserve"> 298 K </w:t>
+      </w:r>
+      <w:r>
+        <w:rPr>
+          <w:rFonts w:hint="eastAsia" w:ascii="Times New Roman" w:hAnsi="Times New Roman" w:eastAsia="FangSong" w:cs="Times New Roman"/>
+        </w:rPr>
+        <w:t xml:space="preserve">下的</w:t>
+      </w:r>
+      <w:r>
+        <w:rPr>
+          <w:rFonts w:ascii="Times New Roman" w:hAnsi="Times New Roman" w:eastAsia="Times New Roman" w:cs="Times New Roman"/>
+        </w:rPr>
+        <w:t xml:space="preserve"> </w:t>
+      </w:r>
+      <m:oMath>
+        <m:oMathPr>
+          <m:ctrlPr>
+            <w:rPr>
+              <w:sz w:val="28"/>
+              <w:szCs w:val="28"/>
+            </w:rPr>
+          </m:ctrlPr>
+        </m:oMathPr>
+        <m:r>
+          <m:t>2.303</m:t>
+        </m:r>
+        <m:r>
+          <m:t>R</m:t>
+        </m:r>
+        <m:r>
+          <m:t>T</m:t>
+        </m:r>
+        <m:r>
+          <m:rPr>
+            <m:sty m:val="p"/>
+          </m:rPr>
+          <m:t>/</m:t>
+        </m:r>
+        <m:r>
+          <m:t>F</m:t>
+        </m:r>
+      </m:oMath>
+      <w:r>
+        <w:rPr>
+          <w:rFonts w:ascii="Times New Roman" w:hAnsi="Times New Roman" w:eastAsia="Times New Roman" w:cs="Times New Roman"/>
+        </w:rPr>
+        <w:t xml:space="preserve">。</w:t>
+      </w:r>
+    </w:p>
+    <w:p>
+      <w:pPr>
+        <w:pStyle w:val="BodyText"/>
+      </w:pPr>
+      <w:r>
+        <w:rPr>
+          <w:rFonts w:ascii="Times New Roman" w:hAnsi="Times New Roman" w:eastAsia="Times New Roman" w:cs="Times New Roman"/>
+          <w:b/>
+          <w:bCs/>
+        </w:rPr>
+        <w:t xml:space="preserve">13.</w:t>
+      </w:r>
+      <w:r>
+        <w:rPr>
+          <w:rFonts w:ascii="Times New Roman" w:hAnsi="Times New Roman" w:eastAsia="Times New Roman" w:cs="Times New Roman"/>
+        </w:rPr>
+        <w:t xml:space="preserve"> </w:t>
+      </w:r>
+      <w:r>
+        <w:rPr>
+          <w:rFonts w:hint="eastAsia" w:ascii="Times New Roman" w:hAnsi="Times New Roman" w:eastAsia="FangSong" w:cs="Times New Roman"/>
+        </w:rPr>
+        <w:t xml:space="preserve">正确关系</w:t>
+      </w:r>
+      <w:r>
+        <w:rPr>
+          <w:rFonts w:ascii="Times New Roman" w:hAnsi="Times New Roman" w:eastAsia="Times New Roman" w:cs="Times New Roman"/>
+        </w:rPr>
+        <w:t xml:space="preserve"> </w:t>
+      </w:r>
+      <m:oMath>
+        <m:oMathPr>
+          <m:ctrlPr>
+            <w:rPr>
+              <w:sz w:val="28"/>
+              <w:szCs w:val="28"/>
+            </w:rPr>
+          </m:ctrlPr>
+        </m:oMathPr>
+        <m:r>
+          <m:rPr>
+            <m:sty m:val="p"/>
+          </m:rPr>
+          <m:t>ln</m:t>
+        </m:r>
+        <m:r>
+          <m:t>K</m:t>
+        </m:r>
+        <m:r>
+          <m:rPr>
+            <m:sty m:val="p"/>
+          </m:rPr>
+          <m:t>=</m:t>
+        </m:r>
+        <m:r>
+          <m:rPr>
+            <m:sty m:val="p"/>
+          </m:rPr>
+          <m:t>−</m:t>
+        </m:r>
+        <m:f>
+          <m:fPr>
+            <m:type m:val="bar"/>
+          </m:fPr>
+          <m:num>
+            <m:r>
+              <m:rPr>
+                <m:sty m:val="p"/>
+              </m:rPr>
+              <m:t>Δ</m:t>
+            </m:r>
+            <m:sSup>
+              <m:e>
+                <m:r>
+                  <m:t>G</m:t>
+                </m:r>
+              </m:e>
+              <m:sup>
+                <m:r>
+                  <m:t>θ</m:t>
+                </m:r>
+              </m:sup>
+            </m:sSup>
+          </m:num>
+          <m:den>
+            <m:r>
+              <m:t>R</m:t>
+            </m:r>
+            <m:r>
+              <m:t>T</m:t>
+            </m:r>
+          </m:den>
+        </m:f>
+      </m:oMath>
+      <w:r>
+        <w:rPr>
+          <w:rFonts w:hint="eastAsia" w:ascii="Times New Roman" w:hAnsi="Times New Roman" w:eastAsia="Times New Roman" w:cs="Times New Roman"/>
+        </w:rPr>
+        <w:t>；</w:t>
+      </w:r>
+      <w:r>
+        <w:rPr>
+          <w:rFonts w:hint="eastAsia" w:ascii="Times New Roman" w:hAnsi="Times New Roman" w:eastAsia="FangSong" w:cs="Times New Roman"/>
+        </w:rPr>
+        <w:t>他算成</w:t>
+      </w:r>
+      <w:r>
+        <w:rPr>
+          <w:rFonts w:ascii="Times New Roman" w:hAnsi="Times New Roman" w:eastAsia="Times New Roman" w:cs="Times New Roman"/>
+        </w:rPr>
+        <w:t xml:space="preserve"> </w:t>
+      </w:r>
+      <m:oMath>
+        <m:oMathPr>
+          <m:ctrlPr>
+            <w:rPr>
+              <w:sz w:val="28"/>
+              <w:szCs w:val="28"/>
+            </w:rPr>
+          </m:ctrlPr>
+        </m:oMathPr>
+        <m:r>
+          <m:rPr>
+            <m:sty m:val="p"/>
+          </m:rPr>
+          <m:t>ln</m:t>
+        </m:r>
+        <m:sSup>
+          <m:e>
+            <m:r>
+              <m:t>K</m:t>
+            </m:r>
+          </m:e>
+          <m:sup>
+            <m:r>
+              <m:rPr>
+                <m:sty m:val="p"/>
+              </m:rPr>
+              <m:t>′</m:t>
+            </m:r>
+          </m:sup>
+        </m:sSup>
+        <m:r>
+          <m:rPr>
+            <m:sty m:val="p"/>
+          </m:rPr>
+          <m:t>=</m:t>
+        </m:r>
+        <m:r>
+          <m:rPr>
+            <m:sty m:val="p"/>
+          </m:rPr>
+          <m:t>−</m:t>
+        </m:r>
+        <m:f>
+          <m:fPr>
+            <m:type m:val="bar"/>
+          </m:fPr>
+          <m:num>
+            <m:r>
+              <m:rPr>
+                <m:sty m:val="p"/>
+              </m:rPr>
+              <m:t>Δ</m:t>
+            </m:r>
+            <m:sSup>
+              <m:e>
+                <m:r>
+                  <m:t>G</m:t>
+                </m:r>
+              </m:e>
+              <m:sup>
+                <m:r>
+                  <m:t>θ</m:t>
+                </m:r>
+              </m:sup>
+            </m:sSup>
+          </m:num>
+          <m:den>
+            <m:r>
+              <m:t>2.303</m:t>
+            </m:r>
+            <m:r>
+              <m:t>R</m:t>
+            </m:r>
+            <m:r>
+              <m:t>T</m:t>
+            </m:r>
+          </m:den>
+        </m:f>
+        <m:r>
+          <m:rPr>
+            <m:sty m:val="p"/>
+          </m:rPr>
+          <m:t>=</m:t>
+        </m:r>
+        <m:f>
+          <m:fPr>
+            <m:type m:val="bar"/>
+          </m:fPr>
+          <m:num>
+            <m:r>
+              <m:rPr>
+                <m:sty m:val="p"/>
+              </m:rPr>
+              <m:t>ln</m:t>
+            </m:r>
+            <m:r>
+              <m:t>K</m:t>
+            </m:r>
+          </m:num>
+          <m:den>
+            <m:r>
+              <m:t>2.303</m:t>
+            </m:r>
+          </m:den>
+        </m:f>
+      </m:oMath>
+      <w:r>
+        <w:rPr>
+          <w:rFonts w:hint="eastAsia" w:ascii="Times New Roman" w:hAnsi="Times New Roman" w:eastAsia="Times New Roman" w:cs="Times New Roman"/>
+        </w:rPr>
+        <w:t xml:space="preserve">；</w:t>
+      </w:r>
+      <m:oMath>
+        <m:oMathPr>
+          <m:ctrlPr>
+            <w:rPr>
+              <w:sz w:val="28"/>
+              <w:szCs w:val="28"/>
+            </w:rPr>
+          </m:ctrlPr>
+        </m:oMathPr>
+        <m:sSup>
+          <m:e>
+            <m:r>
+              <m:t>K</m:t>
+            </m:r>
+          </m:e>
+          <m:sup>
+            <m:r>
+              <m:rPr>
+                <m:sty m:val="p"/>
+              </m:rPr>
+              <m:t>′</m:t>
+            </m:r>
+          </m:sup>
+        </m:sSup>
+        <m:r>
+          <m:rPr>
+            <m:sty m:val="p"/>
+          </m:rPr>
+          <m:t>=</m:t>
+        </m:r>
+        <m:sSup>
+          <m:e>
+            <m:r>
+              <m:t>K</m:t>
+            </m:r>
+          </m:e>
+          <m:sup>
+            <m:r>
+              <m:t>1</m:t>
+            </m:r>
+            <m:r>
+              <m:rPr>
+                <m:sty m:val="p"/>
+              </m:rPr>
+              <m:t>/</m:t>
+            </m:r>
+            <m:r>
+              <m:t>2.303</m:t>
+            </m:r>
+          </m:sup>
+        </m:sSup>
+        <m:r>
+          <m:rPr>
+            <m:sty m:val="p"/>
+          </m:rPr>
+          <m:t>=</m:t>
+        </m:r>
+        <m:r>
+          <m:rPr>
+            <m:sty m:val="p"/>
+          </m:rPr>
+          <m:t>(</m:t>
+        </m:r>
+        <m:sSup>
+          <m:e>
+            <m:r>
+              <m:t>10</m:t>
+            </m:r>
+          </m:e>
+          <m:sup>
+            <m:r>
+              <m:t>3</m:t>
+            </m:r>
+          </m:sup>
+        </m:sSup>
+        <m:sSup>
+          <m:e>
+            <m:r>
+              <m:rPr>
+                <m:sty m:val="p"/>
+              </m:rPr>
+              <m:t>)</m:t>
+            </m:r>
+          </m:e>
+          <m:sup>
+            <m:r>
+              <m:t>0.434</m:t>
+            </m:r>
+          </m:sup>
+        </m:sSup>
+        <m:r>
+          <m:rPr>
+            <m:sty m:val="p"/>
+          </m:rPr>
+          <m:t>=</m:t>
+        </m:r>
+        <m:sSup>
+          <m:e>
+            <m:r>
+              <m:t>10</m:t>
+            </m:r>
+          </m:e>
+          <m:sup>
+            <m:r>
+              <m:t>1.30</m:t>
+            </m:r>
+          </m:sup>
+        </m:sSup>
+        <m:r>
+          <m:rPr>
+            <m:sty m:val="p"/>
+          </m:rPr>
+          <m:t>≈</m:t>
+        </m:r>
+        <m:r>
+          <m:t>20</m:t>
+        </m:r>
+      </m:oMath>
+      <w:r>
+        <w:rPr>
+          <w:rFonts w:hint="eastAsia" w:ascii="Times New Roman" w:hAnsi="Times New Roman" w:eastAsia="Times New Roman" w:cs="Times New Roman"/>
+        </w:rPr>
+        <w:t>（</w:t>
+      </w:r>
+      <w:r>
+        <w:rPr>
+          <w:rFonts w:hint="eastAsia" w:ascii="Times New Roman" w:hAnsi="Times New Roman" w:eastAsia="FangSong" w:cs="Times New Roman"/>
+        </w:rPr>
+        <w:t>把</w:t>
+      </w:r>
+      <w:r>
+        <w:rPr>
+          <w:rFonts w:ascii="Times New Roman" w:hAnsi="Times New Roman" w:eastAsia="Times New Roman" w:cs="Times New Roman"/>
+        </w:rPr>
+        <w:t xml:space="preserve"> K </w:t>
+      </w:r>
+      <w:r>
+        <w:rPr>
+          <w:rFonts w:hint="eastAsia" w:ascii="Times New Roman" w:hAnsi="Times New Roman" w:eastAsia="FangSong" w:cs="Times New Roman"/>
+        </w:rPr>
+        <w:t xml:space="preserve">低算了约</w:t>
+      </w:r>
+      <w:r>
+        <w:rPr>
+          <w:rFonts w:ascii="Times New Roman" w:hAnsi="Times New Roman" w:eastAsia="Times New Roman" w:cs="Times New Roman"/>
+        </w:rPr>
+        <w:t xml:space="preserve"> 50 </w:t>
+      </w:r>
+      <w:r>
+        <w:rPr>
+          <w:rFonts w:hint="eastAsia" w:ascii="Times New Roman" w:hAnsi="Times New Roman" w:eastAsia="FangSong" w:cs="Times New Roman"/>
+        </w:rPr>
+        <w:t>倍</w:t>
+      </w:r>
+      <w:r>
+        <w:rPr>
+          <w:rFonts w:hint="eastAsia" w:ascii="Times New Roman" w:hAnsi="Times New Roman" w:eastAsia="Times New Roman" w:cs="Times New Roman"/>
+        </w:rPr>
+        <w:t>）。</w:t>
+      </w:r>
+    </w:p>
+    <w:p>
+      <w:pPr>
+        <w:pStyle w:val="BodyText"/>
+      </w:pPr>
+      <w:r>
+        <w:rPr>
+          <w:rFonts w:ascii="Times New Roman" w:hAnsi="Times New Roman" w:eastAsia="Times New Roman" w:cs="Times New Roman"/>
+          <w:b/>
+          <w:bCs/>
+        </w:rPr>
+        <w:t xml:space="preserve">14.</w:t>
+      </w:r>
+      <w:r>
+        <w:rPr>
+          <w:rFonts w:ascii="Times New Roman" w:hAnsi="Times New Roman" w:eastAsia="Times New Roman" w:cs="Times New Roman"/>
+        </w:rPr>
+        <w:t xml:space="preserve"> </w:t>
+      </w:r>
+      <m:oMath>
+        <m:oMathPr>
+          <m:ctrlPr>
+            <w:rPr>
+              <w:sz w:val="28"/>
+              <w:szCs w:val="28"/>
+            </w:rPr>
+          </m:ctrlPr>
+        </m:oMathPr>
+        <m:r>
+          <m:rPr>
+            <m:sty m:val="p"/>
+          </m:rPr>
+          <m:t>ln</m:t>
+        </m:r>
+        <m:f>
+          <m:fPr>
+            <m:type m:val="bar"/>
+          </m:fPr>
+          <m:num>
+            <m:sSub>
+              <m:e>
+                <m:r>
+                  <m:t>K</m:t>
+                </m:r>
+              </m:e>
+              <m:sub>
+                <m:r>
+                  <m:t>2</m:t>
+                </m:r>
+              </m:sub>
+            </m:sSub>
+          </m:num>
+          <m:den>
+            <m:sSub>
+              <m:e>
+                <m:r>
+                  <m:t>K</m:t>
+                </m:r>
+              </m:e>
+              <m:sub>
+                <m:r>
+                  <m:t>1</m:t>
+                </m:r>
+              </m:sub>
+            </m:sSub>
+          </m:den>
+        </m:f>
+        <m:r>
+          <m:rPr>
+            <m:sty m:val="p"/>
+          </m:rPr>
+          <m:t>=</m:t>
+        </m:r>
+        <m:r>
+          <m:rPr>
+            <m:sty m:val="p"/>
+          </m:rPr>
+          <m:t>ln</m:t>
+        </m:r>
+        <m:r>
+          <m:t>2</m:t>
+        </m:r>
+        <m:r>
+          <m:rPr>
+            <m:sty m:val="p"/>
+          </m:rPr>
+          <m:t>=</m:t>
+        </m:r>
+        <m:r>
+          <m:t>0.693</m:t>
+        </m:r>
+        <m:r>
+          <m:rPr>
+            <m:sty m:val="p"/>
+          </m:rPr>
+          <m:t>=</m:t>
+        </m:r>
+        <m:f>
+          <m:fPr>
+            <m:type m:val="bar"/>
+          </m:fPr>
+          <m:num>
+            <m:r>
+              <m:rPr>
+                <m:sty m:val="p"/>
+              </m:rPr>
+              <m:t>Δ</m:t>
+            </m:r>
+            <m:sSup>
+              <m:e>
+                <m:r>
+                  <m:t>H</m:t>
+                </m:r>
+              </m:e>
+              <m:sup>
+                <m:r>
+                  <m:t>θ</m:t>
+                </m:r>
+              </m:sup>
+            </m:sSup>
+          </m:num>
+          <m:den>
+            <m:r>
+              <m:t>R</m:t>
+            </m:r>
+          </m:den>
+        </m:f>
+        <m:d>
+          <m:dPr>
+            <m:begChr m:val="("/>
+            <m:sepChr m:val=""/>
+            <m:endChr m:val=")"/>
+            <m:grow/>
+          </m:dPr>
+          <m:e>
+            <m:f>
+              <m:fPr>
+                <m:type m:val="bar"/>
+              </m:fPr>
+              <m:num>
+                <m:r>
+                  <m:t>1</m:t>
+                </m:r>
+              </m:num>
+              <m:den>
+                <m:r>
+                  <m:t>300</m:t>
+                </m:r>
+              </m:den>
+            </m:f>
+            <m:r>
+              <m:rPr>
+                <m:sty m:val="p"/>
+              </m:rPr>
+              <m:t>−</m:t>
+            </m:r>
+            <m:f>
+              <m:fPr>
+                <m:type m:val="bar"/>
+              </m:fPr>
+              <m:num>
+                <m:r>
+                  <m:t>1</m:t>
+                </m:r>
+              </m:num>
+              <m:den>
+                <m:r>
+                  <m:t>310</m:t>
+                </m:r>
+              </m:den>
+            </m:f>
+          </m:e>
+        </m:d>
+        <m:r>
+          <m:rPr>
+            <m:sty m:val="p"/>
+          </m:rPr>
+          <m:t>=</m:t>
+        </m:r>
+        <m:f>
+          <m:fPr>
+            <m:type m:val="bar"/>
+          </m:fPr>
+          <m:num>
+            <m:r>
+              <m:rPr>
+                <m:sty m:val="p"/>
+              </m:rPr>
+              <m:t>Δ</m:t>
+            </m:r>
+            <m:sSup>
+              <m:e>
+                <m:r>
+                  <m:t>H</m:t>
+                </m:r>
+              </m:e>
+              <m:sup>
+                <m:r>
+                  <m:t>θ</m:t>
+                </m:r>
+              </m:sup>
+            </m:sSup>
+          </m:num>
+          <m:den>
+            <m:r>
+              <m:t>R</m:t>
+            </m:r>
+          </m:den>
+        </m:f>
+        <m:r>
+          <m:rPr>
+            <m:sty m:val="p"/>
+          </m:rPr>
+          <m:t>×</m:t>
+        </m:r>
+        <m:r>
+          <m:t>1.075</m:t>
+        </m:r>
+        <m:r>
+          <m:rPr>
+            <m:sty m:val="p"/>
+          </m:rPr>
+          <m:t>×</m:t>
+        </m:r>
+        <m:sSup>
+          <m:e>
+            <m:r>
+              <m:t>10</m:t>
+            </m:r>
+          </m:e>
+          <m:sup>
+            <m:r>
+              <m:rPr>
+                <m:sty m:val="p"/>
+              </m:rPr>
+              <m:t>−</m:t>
+            </m:r>
+            <m:r>
+              <m:t>4</m:t>
+            </m:r>
+          </m:sup>
+        </m:sSup>
+      </m:oMath>
+      <w:r>
+        <w:rPr>
+          <w:rFonts w:hint="eastAsia" w:ascii="Times New Roman" w:hAnsi="Times New Roman" w:eastAsia="Times New Roman" w:cs="Times New Roman"/>
+        </w:rPr>
+        <w:t xml:space="preserve">；</w:t>
+      </w:r>
+      <m:oMath>
+        <m:oMathPr>
+          <m:ctrlPr>
+            <w:rPr>
+              <w:sz w:val="28"/>
+              <w:szCs w:val="28"/>
+            </w:rPr>
+          </m:ctrlPr>
+        </m:oMathPr>
+        <m:r>
+          <m:rPr>
+            <m:sty m:val="p"/>
+          </m:rPr>
+          <m:t>Δ</m:t>
+        </m:r>
+        <m:sSup>
+          <m:e>
+            <m:r>
+              <m:t>H</m:t>
+            </m:r>
+          </m:e>
+          <m:sup>
+            <m:r>
+              <m:t>θ</m:t>
+            </m:r>
+          </m:sup>
+        </m:sSup>
+        <m:r>
+          <m:rPr>
+            <m:sty m:val="p"/>
+          </m:rPr>
+          <m:t>=</m:t>
+        </m:r>
+        <m:f>
+          <m:fPr>
+            <m:type m:val="bar"/>
+          </m:fPr>
+          <m:num>
+            <m:r>
+              <m:t>0.693</m:t>
+            </m:r>
+            <m:r>
+              <m:rPr>
+                <m:sty m:val="p"/>
+              </m:rPr>
+              <m:t>×</m:t>
+            </m:r>
+            <m:r>
+              <m:t>8.314</m:t>
+            </m:r>
+          </m:num>
+          <m:den>
+            <m:r>
+              <m:t>1.075</m:t>
+            </m:r>
+            <m:r>
+              <m:rPr>
+                <m:sty m:val="p"/>
+              </m:rPr>
+              <m:t>×</m:t>
+            </m:r>
+            <m:sSup>
+              <m:e>
+                <m:r>
+                  <m:t>10</m:t>
+                </m:r>
+              </m:e>
+              <m:sup>
+                <m:r>
+                  <m:rPr>
+                    <m:sty m:val="p"/>
+                  </m:rPr>
+                  <m:t>−</m:t>
+                </m:r>
+                <m:r>
+                  <m:t>4</m:t>
+                </m:r>
+              </m:sup>
+            </m:sSup>
+          </m:den>
+        </m:f>
+        <m:r>
+          <m:rPr>
+            <m:sty m:val="p"/>
+          </m:rPr>
+          <m:t>=</m:t>
+        </m:r>
+        <m:r>
+          <m:t>5.36</m:t>
+        </m:r>
+        <m:r>
+          <m:rPr>
+            <m:sty m:val="p"/>
+          </m:rPr>
+          <m:t>×</m:t>
+        </m:r>
+        <m:sSup>
+          <m:e>
+            <m:r>
+              <m:t>10</m:t>
+            </m:r>
+          </m:e>
+          <m:sup>
+            <m:r>
+              <m:t>4</m:t>
+            </m:r>
+          </m:sup>
+        </m:sSup>
+        <m:r>
+          <m:t> </m:t>
+        </m:r>
+        <m:r>
+          <m:rPr>
+            <m:sty m:val="p"/>
+          </m:rPr>
+          <m:t>J</m:t>
+        </m:r>
+        <m:r>
+          <m:rPr>
+            <m:sty m:val="p"/>
+          </m:rPr>
+          <m:t>⋅</m:t>
+        </m:r>
+        <m:r>
+          <m:rPr>
+            <m:sty m:val="p"/>
+          </m:rPr>
+          <m:t>m</m:t>
+        </m:r>
+        <m:r>
+          <m:rPr>
+            <m:sty m:val="p"/>
+          </m:rPr>
+          <m:t>o</m:t>
+        </m:r>
+        <m:sSup>
+          <m:e>
+            <m:r>
+              <m:rPr>
+                <m:sty m:val="p"/>
+              </m:rPr>
+              <m:t>l</m:t>
+            </m:r>
+          </m:e>
+          <m:sup>
+            <m:r>
+              <m:rPr>
+                <m:sty m:val="p"/>
+              </m:rPr>
+              <m:t>−</m:t>
+            </m:r>
+            <m:r>
+              <m:rPr>
+                <m:sty m:val="p"/>
+              </m:rPr>
+              <m:t>1</m:t>
+            </m:r>
+          </m:sup>
+        </m:sSup>
+        <m:r>
+          <m:rPr>
+            <m:sty m:val="p"/>
+          </m:rPr>
+          <m:t>=</m:t>
+        </m:r>
+        <m:r>
+          <m:t>53.6</m:t>
+        </m:r>
+        <m:r>
+          <m:t> </m:t>
+        </m:r>
+        <m:r>
+          <m:rPr>
+            <m:sty m:val="p"/>
+          </m:rPr>
+          <m:t>k</m:t>
+        </m:r>
+        <m:r>
+          <m:rPr>
+            <m:sty m:val="p"/>
+          </m:rPr>
+          <m:t>J</m:t>
+        </m:r>
+        <m:r>
+          <m:rPr>
+            <m:sty m:val="p"/>
+          </m:rPr>
+          <m:t>⋅</m:t>
+        </m:r>
+        <m:r>
+          <m:rPr>
+            <m:sty m:val="p"/>
+          </m:rPr>
+          <m:t>m</m:t>
+        </m:r>
+        <m:r>
+          <m:rPr>
+            <m:sty m:val="p"/>
+          </m:rPr>
+          <m:t>o</m:t>
+        </m:r>
+        <m:sSup>
+          <m:e>
+            <m:r>
+              <m:rPr>
+                <m:sty m:val="p"/>
+              </m:rPr>
+              <m:t>l</m:t>
+            </m:r>
+          </m:e>
+          <m:sup>
+            <m:r>
+              <m:rPr>
+                <m:sty m:val="p"/>
+              </m:rPr>
+              <m:t>−</m:t>
+            </m:r>
+            <m:r>
+              <m:rPr>
+                <m:sty m:val="p"/>
+              </m:rPr>
+              <m:t>1</m:t>
+            </m:r>
+          </m:sup>
+        </m:sSup>
+      </m:oMath>
+      <w:r>
+        <w:rPr>
+          <w:rFonts w:hint="eastAsia" w:ascii="Times New Roman" w:hAnsi="Times New Roman" w:eastAsia="Times New Roman" w:cs="Times New Roman"/>
+        </w:rPr>
+        <w:t>。</w:t>
+      </w:r>
+      <w:r>
+        <w:rPr>
+          <w:rFonts w:hint="eastAsia" w:ascii="Times New Roman" w:hAnsi="Times New Roman" w:eastAsia="FangSong" w:cs="Times New Roman"/>
+        </w:rPr>
+        <w:t>自检</w:t>
+      </w:r>
+      <w:r>
+        <w:rPr>
+          <w:rFonts w:hint="eastAsia" w:ascii="Times New Roman" w:hAnsi="Times New Roman" w:eastAsia="Times New Roman" w:cs="Times New Roman"/>
+        </w:rPr>
+        <w:t>：ΔHθ</w:t>
+      </w:r>
+      <w:r>
+        <w:rPr>
+          <w:rFonts w:ascii="Times New Roman" w:hAnsi="Times New Roman" w:eastAsia="Times New Roman" w:cs="Times New Roman"/>
+        </w:rPr>
+        <w:t xml:space="preserve"> &gt; 0 </w:t>
+      </w:r>
+      <w:r>
+        <w:rPr>
+          <w:rFonts w:hint="eastAsia" w:ascii="Times New Roman" w:hAnsi="Times New Roman" w:eastAsia="FangSong" w:cs="Times New Roman"/>
+        </w:rPr>
+        <w:t>吸热</w:t>
+      </w:r>
+      <w:r>
+        <w:rPr>
+          <w:rFonts w:hint="eastAsia" w:ascii="Times New Roman" w:hAnsi="Times New Roman" w:eastAsia="Times New Roman" w:cs="Times New Roman"/>
+        </w:rPr>
+        <w:t>，</w:t>
+      </w:r>
+      <w:r>
+        <w:rPr>
+          <w:rFonts w:hint="eastAsia" w:ascii="Times New Roman" w:hAnsi="Times New Roman" w:eastAsia="FangSong" w:cs="Times New Roman"/>
+        </w:rPr>
+        <w:t>升温</w:t>
+      </w:r>
+      <w:r>
+        <w:rPr>
+          <w:rFonts w:ascii="Times New Roman" w:hAnsi="Times New Roman" w:eastAsia="Times New Roman" w:cs="Times New Roman"/>
+        </w:rPr>
+        <w:t xml:space="preserve"> K </w:t>
+      </w:r>
+      <w:r>
+        <w:rPr>
+          <w:rFonts w:hint="eastAsia" w:ascii="Times New Roman" w:hAnsi="Times New Roman" w:eastAsia="FangSong" w:cs="Times New Roman"/>
+        </w:rPr>
+        <w:t>增大</w:t>
+      </w:r>
+      <w:r>
+        <w:rPr>
+          <w:rFonts w:hint="eastAsia" w:ascii="Times New Roman" w:hAnsi="Times New Roman" w:eastAsia="Times New Roman" w:cs="Times New Roman"/>
+        </w:rPr>
+        <w:t>，</w:t>
+      </w:r>
+      <w:r>
+        <w:rPr>
+          <w:rFonts w:hint="eastAsia" w:ascii="Times New Roman" w:hAnsi="Times New Roman" w:eastAsia="FangSong" w:cs="Times New Roman"/>
+        </w:rPr>
+        <w:t>与</w:t>
+      </w:r>
+      <w:r>
+        <w:rPr>
+          <w:rFonts w:hint="eastAsia" w:ascii="Times New Roman" w:hAnsi="Times New Roman" w:eastAsia="Times New Roman" w:cs="Times New Roman"/>
+        </w:rPr>
+        <w:t>”K</w:t>
+      </w:r>
+      <w:r>
+        <w:rPr>
+          <w:rFonts w:ascii="Times New Roman" w:hAnsi="Times New Roman" w:eastAsia="Times New Roman" w:cs="Times New Roman"/>
+        </w:rPr>
+        <w:t xml:space="preserve"> </w:t>
+      </w:r>
+      <w:r>
+        <w:rPr>
+          <w:rFonts w:hint="eastAsia" w:ascii="Times New Roman" w:hAnsi="Times New Roman" w:eastAsia="FangSong" w:cs="Times New Roman"/>
+        </w:rPr>
+        <w:t>翻倍</w:t>
+      </w:r>
+      <w:r>
+        <w:rPr>
+          <w:rFonts w:hint="eastAsia" w:ascii="Times New Roman" w:hAnsi="Times New Roman" w:eastAsia="Times New Roman" w:cs="Times New Roman"/>
+        </w:rPr>
+        <w:t>”</w:t>
+      </w:r>
+      <w:r>
+        <w:rPr>
+          <w:rFonts w:hint="eastAsia" w:ascii="Times New Roman" w:hAnsi="Times New Roman" w:eastAsia="FangSong" w:cs="Times New Roman"/>
+        </w:rPr>
+        <w:t>一致</w:t>
+      </w:r>
+      <w:r>
+        <w:rPr>
+          <w:rFonts w:ascii="Times New Roman" w:hAnsi="Times New Roman" w:eastAsia="Times New Roman" w:cs="Times New Roman"/>
+        </w:rPr>
+        <w:t xml:space="preserve"> ✓。</w:t>
+      </w:r>
+    </w:p>
+    <w:p>
+      <w:pPr>
+        <w:pStyle w:val="BodyText"/>
+      </w:pPr>
+      <w:r>
+        <w:rPr>
+          <w:rFonts w:ascii="Times New Roman" w:hAnsi="Times New Roman" w:eastAsia="Times New Roman" w:cs="Times New Roman"/>
+          <w:b/>
+          <w:bCs/>
+        </w:rPr>
+        <w:t xml:space="preserve">15.</w:t>
+      </w:r>
+      <w:r>
+        <w:rPr>
+          <w:rFonts w:ascii="Times New Roman" w:hAnsi="Times New Roman" w:eastAsia="Times New Roman" w:cs="Times New Roman"/>
+        </w:rPr>
+        <w:t xml:space="preserve"> </w:t>
+      </w:r>
+      <w:r>
+        <w:rPr>
+          <w:rFonts w:ascii="Times New Roman" w:hAnsi="Times New Roman" w:eastAsia="Times New Roman" w:cs="Times New Roman"/>
+        </w:rPr>
+        <w:t xml:space="preserve">(a)</w:t>
+      </w:r>
+      <w:r>
+        <w:rPr>
+          <w:rFonts w:ascii="Times New Roman" w:hAnsi="Times New Roman" w:eastAsia="Times New Roman" w:cs="Times New Roman"/>
+        </w:rPr>
+        <w:t xml:space="preserve"> </w:t>
+      </w:r>
+      <m:oMath>
+        <m:oMathPr>
+          <m:ctrlPr>
+            <w:rPr>
+              <w:sz w:val="28"/>
+              <w:szCs w:val="28"/>
+            </w:rPr>
+          </m:ctrlPr>
+        </m:oMathPr>
+        <m:r>
+          <m:t>k</m:t>
+        </m:r>
+        <m:r>
+          <m:rPr>
+            <m:sty m:val="p"/>
+          </m:rPr>
+          <m:t>=</m:t>
+        </m:r>
+        <m:r>
+          <m:rPr>
+            <m:sty m:val="p"/>
+          </m:rPr>
+          <m:t>ln</m:t>
+        </m:r>
+        <m:r>
+          <m:t>2</m:t>
+        </m:r>
+        <m:r>
+          <m:rPr>
+            <m:sty m:val="p"/>
+          </m:rPr>
+          <m:t>/</m:t>
+        </m:r>
+        <m:r>
+          <m:t>500</m:t>
+        </m:r>
+        <m:r>
+          <m:rPr>
+            <m:sty m:val="p"/>
+          </m:rPr>
+          <m:t>=</m:t>
+        </m:r>
+        <m:r>
+          <m:t>1.386</m:t>
+        </m:r>
+        <m:r>
+          <m:rPr>
+            <m:sty m:val="p"/>
+          </m:rPr>
+          <m:t>×</m:t>
+        </m:r>
+        <m:sSup>
+          <m:e>
+            <m:r>
+              <m:t>10</m:t>
+            </m:r>
+          </m:e>
+          <m:sup>
+            <m:r>
+              <m:rPr>
+                <m:sty m:val="p"/>
+              </m:rPr>
+              <m:t>−</m:t>
+            </m:r>
+            <m:r>
+              <m:t>3</m:t>
+            </m:r>
+          </m:sup>
+        </m:sSup>
+        <m:r>
+          <m:t> </m:t>
+        </m:r>
+        <m:sSup>
+          <m:e>
+            <m:r>
+              <m:rPr>
+                <m:sty m:val="p"/>
+              </m:rPr>
+              <m:t>s</m:t>
+            </m:r>
+          </m:e>
+          <m:sup>
+            <m:r>
+              <m:rPr>
+                <m:sty m:val="p"/>
+              </m:rPr>
+              <m:t>−</m:t>
+            </m:r>
+            <m:r>
+              <m:rPr>
+                <m:sty m:val="p"/>
+              </m:rPr>
+              <m:t>1</m:t>
+            </m:r>
+          </m:sup>
+        </m:sSup>
+      </m:oMath>
+      <w:r>
+        <w:rPr>
+          <w:rFonts w:hint="eastAsia" w:ascii="Times New Roman" w:hAnsi="Times New Roman" w:eastAsia="Times New Roman" w:cs="Times New Roman"/>
+        </w:rPr>
+        <w:t xml:space="preserve">；(b)</w:t>
+      </w:r>
+      <w:r>
+        <w:rPr>
+          <w:rFonts w:ascii="Times New Roman" w:hAnsi="Times New Roman" w:eastAsia="Times New Roman" w:cs="Times New Roman"/>
+        </w:rPr>
+        <w:t xml:space="preserve"> </w:t>
+      </w:r>
+      <m:oMath>
+        <m:oMathPr>
+          <m:ctrlPr>
+            <w:rPr>
+              <w:sz w:val="28"/>
+              <w:szCs w:val="28"/>
+            </w:rPr>
+          </m:ctrlPr>
+        </m:oMathPr>
+        <m:r>
+          <m:t>k</m:t>
+        </m:r>
+        <m:r>
+          <m:t>t</m:t>
+        </m:r>
+        <m:r>
+          <m:rPr>
+            <m:sty m:val="p"/>
+          </m:rPr>
+          <m:t>=</m:t>
+        </m:r>
+        <m:r>
+          <m:t>1.386</m:t>
+        </m:r>
+        <m:r>
+          <m:rPr>
+            <m:sty m:val="p"/>
+          </m:rPr>
+          <m:t>×</m:t>
+        </m:r>
+        <m:sSup>
+          <m:e>
+            <m:r>
+              <m:t>10</m:t>
+            </m:r>
+          </m:e>
+          <m:sup>
+            <m:r>
+              <m:rPr>
+                <m:sty m:val="p"/>
+              </m:rPr>
+              <m:t>−</m:t>
+            </m:r>
+            <m:r>
+              <m:t>3</m:t>
+            </m:r>
+          </m:sup>
+        </m:sSup>
+        <m:r>
+          <m:rPr>
+            <m:sty m:val="p"/>
+          </m:rPr>
+          <m:t>×</m:t>
+        </m:r>
+        <m:r>
+          <m:t>1000</m:t>
+        </m:r>
+        <m:r>
+          <m:rPr>
+            <m:sty m:val="p"/>
+          </m:rPr>
+          <m:t>=</m:t>
+        </m:r>
+        <m:r>
+          <m:t>1.386</m:t>
+        </m:r>
+      </m:oMath>
+      <w:r>
+        <w:rPr>
+          <w:rFonts w:hint="eastAsia" w:ascii="Times New Roman" w:hAnsi="Times New Roman" w:eastAsia="Times New Roman" w:cs="Times New Roman"/>
+        </w:rPr>
+        <w:t xml:space="preserve">；(c)</w:t>
+      </w:r>
+      <w:r>
+        <w:rPr>
+          <w:rFonts w:ascii="Times New Roman" w:hAnsi="Times New Roman" w:eastAsia="Times New Roman" w:cs="Times New Roman"/>
+        </w:rPr>
+        <w:t xml:space="preserve"> </w:t>
+      </w:r>
+      <m:oMath>
+        <m:oMathPr>
+          <m:ctrlPr>
+            <w:rPr>
+              <w:sz w:val="28"/>
+              <w:szCs w:val="28"/>
+            </w:rPr>
+          </m:ctrlPr>
+        </m:oMathPr>
+        <m:r>
+          <m:rPr>
+            <m:sty m:val="p"/>
+          </m:rPr>
+          <m:t>[</m:t>
+        </m:r>
+        <m:r>
+          <m:t>A</m:t>
+        </m:r>
+        <m:r>
+          <m:rPr>
+            <m:sty m:val="p"/>
+          </m:rPr>
+          <m:t>]</m:t>
+        </m:r>
+        <m:r>
+          <m:rPr>
+            <m:sty m:val="p"/>
+          </m:rPr>
+          <m:t>/</m:t>
+        </m:r>
+        <m:r>
+          <m:rPr>
+            <m:sty m:val="p"/>
+          </m:rPr>
+          <m:t>[</m:t>
+        </m:r>
+        <m:r>
+          <m:t>A</m:t>
+        </m:r>
+        <m:sSub>
+          <m:e>
+            <m:r>
+              <m:rPr>
+                <m:sty m:val="p"/>
+              </m:rPr>
+              <m:t>]</m:t>
+            </m:r>
+          </m:e>
+          <m:sub>
+            <m:r>
+              <m:t>0</m:t>
+            </m:r>
+          </m:sub>
+        </m:sSub>
+        <m:r>
+          <m:rPr>
+            <m:sty m:val="p"/>
+          </m:rPr>
+          <m:t>=</m:t>
+        </m:r>
+        <m:sSup>
+          <m:e>
+            <m:r>
+              <m:rPr>
+                <m:sty m:val="p"/>
+              </m:rPr>
+              <m:t>e</m:t>
+            </m:r>
+          </m:e>
+          <m:sup>
+            <m:r>
+              <m:rPr>
+                <m:sty m:val="p"/>
+              </m:rPr>
+              <m:t>−</m:t>
+            </m:r>
+            <m:r>
+              <m:t>1.386</m:t>
+            </m:r>
+          </m:sup>
+        </m:sSup>
+        <m:r>
+          <m:rPr>
+            <m:sty m:val="p"/>
+          </m:rPr>
+          <m:t>=</m:t>
+        </m:r>
+        <m:r>
+          <m:t>0.250</m:t>
+        </m:r>
+      </m:oMath>
+      <w:r>
+        <w:rPr>
+          <w:rFonts w:hint="eastAsia" w:ascii="Times New Roman" w:hAnsi="Times New Roman" w:eastAsia="Times New Roman" w:cs="Times New Roman"/>
+        </w:rPr>
+        <w:t>（</w:t>
+      </w:r>
+      <w:r>
+        <w:rPr>
+          <w:rFonts w:hint="eastAsia" w:ascii="Times New Roman" w:hAnsi="Times New Roman" w:eastAsia="FangSong" w:cs="Times New Roman"/>
+        </w:rPr>
+        <w:t>恰为两个半衰期</w:t>
+      </w:r>
+      <w:r>
+        <w:rPr>
+          <w:rFonts w:hint="eastAsia" w:ascii="Times New Roman" w:hAnsi="Times New Roman" w:eastAsia="Times New Roman" w:cs="Times New Roman"/>
+        </w:rPr>
+        <w:t>，</w:t>
+      </w:r>
+      <w:r>
+        <w:rPr>
+          <w:rFonts w:hint="eastAsia" w:ascii="Times New Roman" w:hAnsi="Times New Roman" w:eastAsia="FangSong" w:cs="Times New Roman"/>
+        </w:rPr>
+        <w:t>剩</w:t>
+      </w:r>
+      <w:r>
+        <w:rPr>
+          <w:rFonts w:ascii="Times New Roman" w:hAnsi="Times New Roman" w:eastAsia="Times New Roman" w:cs="Times New Roman"/>
+        </w:rPr>
+        <w:t xml:space="preserve"> </w:t>
+      </w:r>
+      <w:r>
+        <w:rPr>
+          <w:rFonts w:hint="eastAsia" w:ascii="Times New Roman" w:hAnsi="Times New Roman" w:eastAsia="Times New Roman" w:cs="Times New Roman"/>
+        </w:rPr>
+        <w:t xml:space="preserve">1/4）✓；(d)</w:t>
+      </w:r>
+      <w:r>
+        <w:rPr>
+          <w:rFonts w:ascii="Times New Roman" w:hAnsi="Times New Roman" w:eastAsia="Times New Roman" w:cs="Times New Roman"/>
+        </w:rPr>
+        <w:t xml:space="preserve"> </w:t>
+      </w:r>
+      <w:r>
+        <w:rPr>
+          <w:rFonts w:hint="eastAsia" w:ascii="Times New Roman" w:hAnsi="Times New Roman" w:eastAsia="FangSong" w:cs="Times New Roman"/>
+        </w:rPr>
+        <w:t xml:space="preserve">一阶近似给</w:t>
+      </w:r>
+      <w:r>
+        <w:rPr>
+          <w:rFonts w:ascii="Times New Roman" w:hAnsi="Times New Roman" w:eastAsia="Times New Roman" w:cs="Times New Roman"/>
+        </w:rPr>
+        <w:t xml:space="preserve"> </w:t>
+      </w:r>
+      <m:oMath>
+        <m:oMathPr>
+          <m:ctrlPr>
+            <w:rPr>
+              <w:sz w:val="28"/>
+              <w:szCs w:val="28"/>
+            </w:rPr>
+          </m:ctrlPr>
+        </m:oMathPr>
+        <m:r>
+          <m:t>1</m:t>
+        </m:r>
+        <m:r>
+          <m:rPr>
+            <m:sty m:val="p"/>
+          </m:rPr>
+          <m:t>−</m:t>
+        </m:r>
+        <m:r>
+          <m:t>1.386</m:t>
+        </m:r>
+        <m:r>
+          <m:rPr>
+            <m:sty m:val="p"/>
+          </m:rPr>
+          <m:t>=</m:t>
+        </m:r>
+        <m:r>
+          <m:rPr>
+            <m:sty m:val="p"/>
+          </m:rPr>
+          <m:t>−</m:t>
+        </m:r>
+        <m:r>
+          <m:t>0.386</m:t>
+        </m:r>
+      </m:oMath>
+      <w:r>
+        <w:rPr>
+          <w:rFonts w:hint="eastAsia" w:ascii="Times New Roman" w:hAnsi="Times New Roman" w:eastAsia="Times New Roman" w:cs="Times New Roman"/>
+        </w:rPr>
+        <w:t>，</w:t>
+      </w:r>
+      <w:r>
+        <w:rPr>
+          <w:rFonts w:hint="eastAsia" w:ascii="Times New Roman" w:hAnsi="Times New Roman" w:eastAsia="FangSong" w:cs="Times New Roman"/>
+        </w:rPr>
+        <w:t>浓度比为负</w:t>
+      </w:r>
+      <w:r>
+        <w:rPr>
+          <w:rFonts w:hint="eastAsia" w:ascii="Times New Roman" w:hAnsi="Times New Roman" w:eastAsia="Times New Roman" w:cs="Times New Roman"/>
+        </w:rPr>
+        <w:t>——</w:t>
+      </w:r>
+      <w:r>
+        <w:rPr>
+          <w:rFonts w:hint="eastAsia" w:ascii="Times New Roman" w:hAnsi="Times New Roman" w:eastAsia="FangSong" w:cs="Times New Roman"/>
+        </w:rPr>
+        <w:t>荒谬</w:t>
+      </w:r>
+      <w:r>
+        <w:rPr>
+          <w:rFonts w:hint="eastAsia" w:ascii="Times New Roman" w:hAnsi="Times New Roman" w:eastAsia="Times New Roman" w:cs="Times New Roman"/>
+        </w:rPr>
+        <w:t>。</w:t>
+      </w:r>
+      <w:r>
+        <w:rPr>
+          <w:rFonts w:hint="eastAsia" w:ascii="Times New Roman" w:hAnsi="Times New Roman" w:eastAsia="FangSong" w:cs="Times New Roman"/>
+        </w:rPr>
+        <w:t>原因</w:t>
+      </w:r>
+      <w:r>
+        <w:rPr>
+          <w:rFonts w:hint="eastAsia" w:ascii="Times New Roman" w:hAnsi="Times New Roman" w:eastAsia="Times New Roman" w:cs="Times New Roman"/>
+        </w:rPr>
+        <w:t>：</w:t>
+      </w:r>
+      <w:r>
+        <w:rPr>
+          <w:rFonts w:hint="eastAsia" w:ascii="Times New Roman" w:hAnsi="Times New Roman" w:eastAsia="FangSong" w:cs="Times New Roman"/>
+        </w:rPr>
+        <w:t>一阶近似要求</w:t>
+      </w:r>
+      <w:r>
+        <w:rPr>
+          <w:rFonts w:ascii="Times New Roman" w:hAnsi="Times New Roman" w:eastAsia="Times New Roman" w:cs="Times New Roman"/>
+        </w:rPr>
+        <w:t xml:space="preserve"> </w:t>
+      </w:r>
+      <m:oMath>
+        <m:r>
+          <m:rPr>
+            <m:sty m:val="p"/>
+          </m:rPr>
+          <m:t>|</m:t>
+        </m:r>
+        <m:r>
+          <m:t>x</m:t>
+        </m:r>
+        <m:r>
+          <m:rPr>
+            <m:sty m:val="p"/>
+          </m:rPr>
+          <m:t>|</m:t>
+        </m:r>
+        <m:r>
+          <m:rPr>
+            <m:sty m:val="p"/>
+          </m:rPr>
+          <m:t>≪</m:t>
+        </m:r>
+        <m:r>
+          <m:t>1</m:t>
+        </m:r>
+      </m:oMath>
+      <w:r>
+        <w:rPr>
+          <w:rFonts w:hint="eastAsia" w:ascii="Times New Roman" w:hAnsi="Times New Roman" w:eastAsia="Times New Roman" w:cs="Times New Roman"/>
+        </w:rPr>
+        <w:t>，</w:t>
+      </w:r>
+      <w:r>
+        <w:rPr>
+          <w:rFonts w:hint="eastAsia" w:ascii="Times New Roman" w:hAnsi="Times New Roman" w:eastAsia="FangSong" w:cs="Times New Roman"/>
+        </w:rPr>
+        <w:t>这里</w:t>
+      </w:r>
+      <w:r>
+        <w:rPr>
+          <w:rFonts w:ascii="Times New Roman" w:hAnsi="Times New Roman" w:eastAsia="Times New Roman" w:cs="Times New Roman"/>
+        </w:rPr>
+        <w:t xml:space="preserve"> kt = 1.386 </w:t>
+      </w:r>
+      <w:r>
+        <w:rPr>
+          <w:rFonts w:hint="eastAsia" w:ascii="Times New Roman" w:hAnsi="Times New Roman" w:eastAsia="FangSong" w:cs="Times New Roman"/>
+        </w:rPr>
+        <w:t xml:space="preserve">远大于</w:t>
+      </w:r>
+      <w:r>
+        <w:rPr>
+          <w:rFonts w:ascii="Times New Roman" w:hAnsi="Times New Roman" w:eastAsia="Times New Roman" w:cs="Times New Roman"/>
+        </w:rPr>
+        <w:t xml:space="preserve"> </w:t>
+      </w:r>
+      <w:r>
+        <w:rPr>
+          <w:rFonts w:hint="eastAsia" w:ascii="Times New Roman" w:hAnsi="Times New Roman" w:eastAsia="Times New Roman" w:cs="Times New Roman"/>
+        </w:rPr>
+        <w:t xml:space="preserve">0.1，</w:t>
+      </w:r>
+      <w:r>
+        <w:rPr>
+          <w:rFonts w:hint="eastAsia" w:ascii="Times New Roman" w:hAnsi="Times New Roman" w:eastAsia="FangSong" w:cs="Times New Roman"/>
+          <w:b/>
+          <w:bCs/>
+        </w:rPr>
+        <w:t xml:space="preserve">指数衰减必须用</w:t>
+      </w:r>
+      <w:r>
+        <w:rPr>
+          <w:rFonts w:ascii="Times New Roman" w:hAnsi="Times New Roman" w:eastAsia="Times New Roman" w:cs="Times New Roman"/>
+          <w:b/>
+          <w:bCs/>
+        </w:rPr>
+        <w:t xml:space="preserve"> </w:t>
+      </w:r>
+      <m:oMath>
+        <m:sSup>
+          <m:e>
+            <m:r>
+              <m:rPr>
+                <m:sty m:val="p"/>
+              </m:rPr>
+              <m:t>e</m:t>
+            </m:r>
+          </m:e>
+          <m:sup>
+            <m:r>
+              <m:rPr>
+                <m:sty m:val="p"/>
+              </m:rPr>
+              <m:t>−</m:t>
+            </m:r>
+            <m:r>
+              <m:t>k</m:t>
+            </m:r>
+            <m:r>
+              <m:t>t</m:t>
+            </m:r>
+          </m:sup>
+        </m:sSup>
+      </m:oMath>
+      <w:r>
+        <w:rPr>
+          <w:rFonts w:hint="eastAsia" w:ascii="Times New Roman" w:hAnsi="Times New Roman" w:eastAsia="Times New Roman" w:cs="Times New Roman"/>
+          <w:b/>
+          <w:bCs/>
+        </w:rPr>
+        <w:t>，</w:t>
+      </w:r>
+      <w:r>
+        <w:rPr>
+          <w:rFonts w:hint="eastAsia" w:ascii="Times New Roman" w:hAnsi="Times New Roman" w:eastAsia="FangSong" w:cs="Times New Roman"/>
+          <w:b/>
+          <w:bCs/>
+        </w:rPr>
+        <w:t>不能用线性近似</w:t>
+      </w:r>
+      <w:r>
+        <w:rPr>
+          <w:rFonts w:ascii="Times New Roman" w:hAnsi="Times New Roman" w:eastAsia="Times New Roman" w:cs="Times New Roman"/>
+        </w:rPr>
+        <w:t xml:space="preserve">。</w:t>
+      </w:r>
+    </w:p>
     <w:p>
       <w:pPr>
         <w:spacing w:before="160" w:after="80"/>

--- a/06-学生侧材料/讲义/_数学工具/数学工具-第2讲-对数与指数.docx
+++ b/06-学生侧材料/讲义/_数学工具/数学工具-第2讲-对数与指数.docx
@@ -503,6 +503,59 @@
           <w:rFonts w:hint="eastAsia" w:ascii="Times New Roman" w:hAnsi="Times New Roman" w:eastAsia="SimHei" w:cs="Times New Roman"/>
         </w:rPr>
         <w:t xml:space="preserve">学习目标</w:t>
+      </w:r>
+    </w:p>
+    <w:p>
+      <w:pPr>
+        <w:pStyle w:val="BlockText"/>
+      </w:pPr>
+      <w:r>
+        <w:rPr>
+          <w:rFonts w:hint="eastAsia" w:ascii="Times New Roman" w:hAnsi="Times New Roman" w:eastAsia="FangSong" w:cs="Times New Roman"/>
+        </w:rPr>
+        <w:t>对齐考纲</w:t>
+      </w:r>
+      <w:r>
+        <w:rPr>
+          <w:rFonts w:hint="eastAsia" w:ascii="Times New Roman" w:hAnsi="Times New Roman" w:eastAsia="Times New Roman" w:cs="Times New Roman"/>
+        </w:rPr>
+        <w:t>：§05</w:t>
+      </w:r>
+      <w:r>
+        <w:rPr>
+          <w:rFonts w:ascii="Times New Roman" w:hAnsi="Times New Roman" w:eastAsia="Times New Roman" w:cs="Times New Roman"/>
+        </w:rPr>
+        <w:t xml:space="preserve"> </w:t>
+      </w:r>
+      <w:r>
+        <w:rPr>
+          <w:rFonts w:hint="eastAsia" w:ascii="Times New Roman" w:hAnsi="Times New Roman" w:eastAsia="FangSong" w:cs="Times New Roman"/>
+        </w:rPr>
+        <w:t>酸碱理论</w:t>
+      </w:r>
+      <w:r>
+        <w:rPr>
+          <w:rFonts w:hint="eastAsia" w:ascii="Times New Roman" w:hAnsi="Times New Roman" w:eastAsia="Times New Roman" w:cs="Times New Roman"/>
+        </w:rPr>
+        <w:t>·§08</w:t>
+      </w:r>
+      <w:r>
+        <w:rPr>
+          <w:rFonts w:ascii="Times New Roman" w:hAnsi="Times New Roman" w:eastAsia="Times New Roman" w:cs="Times New Roman"/>
+        </w:rPr>
+        <w:t xml:space="preserve"> </w:t>
+      </w:r>
+      <w:r>
+        <w:rPr>
+          <w:rFonts w:hint="eastAsia" w:ascii="Times New Roman" w:hAnsi="Times New Roman" w:eastAsia="FangSong" w:cs="Times New Roman"/>
+        </w:rPr>
+        <w:t xml:space="preserve">氧化还原与电化学</w:t>
+      </w:r>
+      <w:r>
+        <w:rPr>
+          <w:rFonts w:ascii="Times New Roman" w:hAnsi="Times New Roman" w:eastAsia="Times New Roman" w:cs="Times New Roman"/>
+        </w:rPr>
+        <w:t xml:space="preserve"> </w:t>
       </w:r>
     </w:p>
     <w:p>

--- a/06-学生侧材料/讲义/_数学工具/数学工具-第2讲-对数与指数.docx
+++ b/06-学生侧材料/讲义/_数学工具/数学工具-第2讲-对数与指数.docx
@@ -8617,13 +8617,13 @@
         <w:rPr>
           <w:rFonts w:hint="eastAsia" w:ascii="Times New Roman" w:hAnsi="Times New Roman" w:eastAsia="FangSong" w:cs="Times New Roman"/>
         </w:rPr>
-        <w:t>移项到左边</w:t>
-      </w:r>
-      <w:r>
-        <w:rPr>
-          <w:rFonts w:hint="eastAsia" w:ascii="Times New Roman" w:hAnsi="Times New Roman" w:eastAsia="Times New Roman" w:cs="Times New Roman"/>
-        </w:rPr>
-        <w:t>，</w:t>
+        <w:t xml:space="preserve">移项整理得</w:t>
+      </w:r>
+      <w:r>
+        <w:rPr>
+          <w:rFonts w:ascii="Times New Roman" w:hAnsi="Times New Roman" w:eastAsia="Times New Roman" w:cs="Times New Roman"/>
+        </w:rPr>
+        <w:t xml:space="preserve"> </w:t>
       </w:r>
       <m:oMath>
         <m:oMathPr>
@@ -21901,7 +21901,7 @@
       </w:r>
     </w:p>
     <w:bookmarkEnd w:id="37"/>
-    <w:bookmarkStart w:id="38" w:name="真题挑战5-题竞赛风格改编5-题"/>
+    <w:bookmarkStart w:id="38" w:name="真题挑战5-题竞赛风格改编"/>
     <w:p>
       <w:pPr>
         <w:pStyle w:val="Heading3"/>
@@ -21948,24 +21948,6 @@
           <w:rFonts w:hint="eastAsia" w:ascii="Times New Roman" w:hAnsi="Times New Roman" w:eastAsia="SimHei" w:cs="Times New Roman"/>
         </w:rPr>
         <w:t>竞赛风格改编</w:t>
-      </w:r>
-      <w:r>
-        <w:rPr>
-          <w:rFonts w:hint="eastAsia" w:ascii="Times New Roman" w:hAnsi="Times New Roman" w:eastAsia="Times New Roman" w:cs="Times New Roman"/>
-        </w:rPr>
-        <w:t>）（5</w:t>
-      </w:r>
-      <w:r>
-        <w:rPr>
-          <w:rFonts w:ascii="Times New Roman" w:hAnsi="Times New Roman" w:eastAsia="Times New Roman" w:cs="Times New Roman"/>
-        </w:rPr>
-        <w:t xml:space="preserve"> </w:t>
-      </w:r>
-      <w:r>
-        <w:rPr>
-          <w:rFonts w:hint="eastAsia" w:ascii="Times New Roman" w:hAnsi="Times New Roman" w:eastAsia="SimHei" w:cs="Times New Roman"/>
-        </w:rPr>
-        <w:t>题</w:t>
       </w:r>
       <w:r>
         <w:rPr>
@@ -25701,19 +25683,19 @@
         <w:rPr>
           <w:rFonts w:hint="eastAsia" w:ascii="Times New Roman" w:hAnsi="Times New Roman" w:eastAsia="FangSong" w:cs="Times New Roman"/>
         </w:rPr>
-        <w:t xml:space="preserve">系数</w:t>
-      </w:r>
-      <w:r>
-        <w:rPr>
-          <w:rFonts w:ascii="Times New Roman" w:hAnsi="Times New Roman" w:eastAsia="Times New Roman" w:cs="Times New Roman"/>
-        </w:rPr>
-        <w:t xml:space="preserve"> × </w:t>
-      </w:r>
-      <w:r>
-        <w:rPr>
-          <w:rFonts w:hint="eastAsia" w:ascii="Times New Roman" w:hAnsi="Times New Roman" w:eastAsia="FangSong" w:cs="Times New Roman"/>
-        </w:rPr>
-        <w:t>对数的幂</w:t>
+        <w:t xml:space="preserve">把幂次作为系数提到</w:t>
+      </w:r>
+      <w:r>
+        <w:rPr>
+          <w:rFonts w:ascii="Times New Roman" w:hAnsi="Times New Roman" w:eastAsia="Times New Roman" w:cs="Times New Roman"/>
+        </w:rPr>
+        <w:t xml:space="preserve"> ln </w:t>
+      </w:r>
+      <w:r>
+        <w:rPr>
+          <w:rFonts w:hint="eastAsia" w:ascii="Times New Roman" w:hAnsi="Times New Roman" w:eastAsia="FangSong" w:cs="Times New Roman"/>
+        </w:rPr>
+        <w:t>前面</w:t>
       </w:r>
       <w:r>
         <w:rPr>

--- a/06-学生侧材料/讲义/_数学工具/数学工具-第2讲-对数与指数.docx
+++ b/06-学生侧材料/讲义/_数学工具/数学工具-第2讲-对数与指数.docx
@@ -2,7 +2,7 @@
 <file path=word/document.xml><?xml version="1.0" encoding="utf-8"?>
 <w:document xmlns:w="http://schemas.openxmlformats.org/wordprocessingml/2006/main" xmlns:m="http://schemas.openxmlformats.org/officeDocument/2006/math" xmlns:r="http://schemas.openxmlformats.org/officeDocument/2006/relationships" xmlns:o="urn:schemas-microsoft-com:office:office" xmlns:v="urn:schemas-microsoft-com:vml" xmlns:w10="urn:schemas-microsoft-com:office:word" xmlns:a="http://schemas.openxmlformats.org/drawingml/2006/main" xmlns:pic="http://schemas.openxmlformats.org/drawingml/2006/picture" xmlns:wp="http://schemas.openxmlformats.org/drawingml/2006/wordprocessingDrawing">
   <w:body>
-    <w:bookmarkStart w:id="41" w:name="第2讲对数与指数"/>
+    <w:bookmarkStart w:id="42" w:name="第2讲对数与指数"/>
     <w:p>
       <w:pPr>
         <w:pStyle w:val="Heading1"/>
@@ -18320,7 +18320,7 @@
     </w:p>
     <w:bookmarkEnd w:id="31"/>
     <w:bookmarkEnd w:id="32"/>
-    <w:bookmarkStart w:id="35" w:name="八核心公式速查"/>
+    <w:bookmarkStart w:id="33" w:name="本讲小结"/>
     <w:p>
       <w:pPr>
         <w:pStyle w:val="Heading2"/>
@@ -18330,6 +18330,602 @@
         <w:rPr>
           <w:rFonts w:hint="eastAsia" w:ascii="Times New Roman" w:hAnsi="Times New Roman" w:eastAsia="SimHei" w:cs="Times New Roman"/>
         </w:rPr>
+        <w:t xml:space="preserve">本讲小结</w:t>
+      </w:r>
+    </w:p>
+    <w:p>
+      <w:pPr>
+        <w:pStyle w:val="FirstParagraph"/>
+      </w:pPr>
+      <w:r>
+        <w:rPr>
+          <w:rFonts w:hint="eastAsia" w:ascii="Times New Roman" w:hAnsi="Times New Roman" w:eastAsia="FangSong" w:cs="Times New Roman"/>
+        </w:rPr>
+        <w:t>本讲主线</w:t>
+      </w:r>
+      <w:r>
+        <w:rPr>
+          <w:rFonts w:hint="eastAsia" w:ascii="Times New Roman" w:hAnsi="Times New Roman" w:eastAsia="Times New Roman" w:cs="Times New Roman"/>
+        </w:rPr>
+        <w:t>：</w:t>
+      </w:r>
+      <w:r>
+        <w:rPr>
+          <w:rFonts w:hint="eastAsia" w:ascii="Times New Roman" w:hAnsi="Times New Roman" w:eastAsia="FangSong" w:cs="Times New Roman"/>
+          <w:b/>
+          <w:bCs/>
+        </w:rPr>
+        <w:t>指数是反复相乘的缩写</w:t>
+      </w:r>
+      <w:r>
+        <w:rPr>
+          <w:rFonts w:hint="eastAsia" w:ascii="Times New Roman" w:hAnsi="Times New Roman" w:eastAsia="Times New Roman" w:cs="Times New Roman"/>
+          <w:b/>
+          <w:bCs/>
+        </w:rPr>
+        <w:t>，</w:t>
+      </w:r>
+      <w:r>
+        <w:rPr>
+          <w:rFonts w:hint="eastAsia" w:ascii="Times New Roman" w:hAnsi="Times New Roman" w:eastAsia="FangSong" w:cs="Times New Roman"/>
+          <w:b/>
+          <w:bCs/>
+        </w:rPr>
+        <w:t>对数是它的反问题</w:t>
+      </w:r>
+      <w:r>
+        <w:rPr>
+          <w:rFonts w:hint="eastAsia" w:ascii="Times New Roman" w:hAnsi="Times New Roman" w:eastAsia="Times New Roman" w:cs="Times New Roman"/>
+          <w:b/>
+          <w:bCs/>
+        </w:rPr>
+        <w:t>，</w:t>
+      </w:r>
+      <w:r>
+        <w:rPr>
+          <w:rFonts w:hint="eastAsia" w:ascii="Times New Roman" w:hAnsi="Times New Roman" w:eastAsia="FangSong" w:cs="Times New Roman"/>
+          <w:b/>
+          <w:bCs/>
+        </w:rPr>
+        <w:t>运算律让</w:t>
+      </w:r>
+      <w:r>
+        <w:rPr>
+          <w:rFonts w:ascii="Times New Roman" w:hAnsi="Times New Roman" w:eastAsia="Times New Roman" w:cs="Times New Roman"/>
+          <w:b/>
+          <w:bCs/>
+        </w:rPr>
+        <w:t xml:space="preserve"> ln </w:t>
+      </w:r>
+      <w:r>
+        <w:rPr>
+          <w:rFonts w:hint="eastAsia" w:ascii="Times New Roman" w:hAnsi="Times New Roman" w:eastAsia="FangSong" w:cs="Times New Roman"/>
+          <w:b/>
+          <w:bCs/>
+        </w:rPr>
+        <w:t xml:space="preserve">在化学里随手可用</w:t>
+      </w:r>
+      <w:r>
+        <w:rPr>
+          <w:rFonts w:ascii="Times New Roman" w:hAnsi="Times New Roman" w:eastAsia="Times New Roman" w:cs="Times New Roman"/>
+        </w:rPr>
+        <w:t xml:space="preserve">。</w:t>
+      </w:r>
+    </w:p>
+    <w:p>
+      <w:pPr>
+        <w:pStyle w:val="Compact"/>
+        <w:numPr>
+          <w:ilvl w:val="0"/>
+          <w:numId w:val="1003"/>
+        </w:numPr>
+      </w:pPr>
+      <w:r>
+        <w:rPr>
+          <w:rFonts w:hint="eastAsia" w:ascii="Times New Roman" w:hAnsi="Times New Roman" w:eastAsia="FangSong" w:cs="Times New Roman"/>
+          <w:b/>
+          <w:bCs/>
+        </w:rPr>
+        <w:t xml:space="preserve">三套运算律一套逻辑</w:t>
+      </w:r>
+      <w:r>
+        <w:rPr>
+          <w:rFonts w:hint="eastAsia" w:ascii="Times New Roman" w:hAnsi="Times New Roman" w:eastAsia="Times New Roman" w:cs="Times New Roman"/>
+        </w:rPr>
+        <w:t xml:space="preserve">：</w:t>
+      </w:r>
+      <w:r>
+        <w:rPr>
+          <w:rStyle w:val="VerbatimChar"/>
+          <w:rFonts w:ascii="Times New Roman" w:hAnsi="Times New Roman" w:eastAsia="Times New Roman" w:cs="Times New Roman"/>
+        </w:rPr>
+        <w:t xml:space="preserve">ln(xy) = ln x + ln y</w:t>
+      </w:r>
+      <w:r>
+        <w:rPr>
+          <w:rFonts w:ascii="Times New Roman" w:hAnsi="Times New Roman" w:eastAsia="Times New Roman" w:cs="Times New Roman"/>
+        </w:rPr>
+        <w:t xml:space="preserve"> </w:t>
+      </w:r>
+      <w:r>
+        <w:rPr>
+          <w:rFonts w:hint="eastAsia" w:ascii="Times New Roman" w:hAnsi="Times New Roman" w:eastAsia="FangSong" w:cs="Times New Roman"/>
+        </w:rPr>
+        <w:t>把乘法变加法</w:t>
+      </w:r>
+      <w:r>
+        <w:rPr>
+          <w:rFonts w:hint="eastAsia" w:ascii="Times New Roman" w:hAnsi="Times New Roman" w:eastAsia="Times New Roman" w:cs="Times New Roman"/>
+        </w:rPr>
+        <w:t>——</w:t>
+      </w:r>
+      <w:r>
+        <w:rPr>
+          <w:rFonts w:hint="eastAsia" w:ascii="Times New Roman" w:hAnsi="Times New Roman" w:eastAsia="FangSong" w:cs="Times New Roman"/>
+        </w:rPr>
+        <w:t>化学量动辄跨十几个数量级</w:t>
+      </w:r>
+      <w:r>
+        <w:rPr>
+          <w:rFonts w:hint="eastAsia" w:ascii="Times New Roman" w:hAnsi="Times New Roman" w:eastAsia="Times New Roman" w:cs="Times New Roman"/>
+        </w:rPr>
+        <w:t>，</w:t>
+      </w:r>
+      <w:r>
+        <w:rPr>
+          <w:rFonts w:hint="eastAsia" w:ascii="Times New Roman" w:hAnsi="Times New Roman" w:eastAsia="FangSong" w:cs="Times New Roman"/>
+        </w:rPr>
+        <w:t>取对数是让它们</w:t>
+      </w:r>
+      <w:r>
+        <w:rPr>
+          <w:rFonts w:hint="eastAsia" w:ascii="Times New Roman" w:hAnsi="Times New Roman" w:eastAsia="Times New Roman" w:cs="Times New Roman"/>
+        </w:rPr>
+        <w:t>「</w:t>
+      </w:r>
+      <w:r>
+        <w:rPr>
+          <w:rFonts w:hint="eastAsia" w:ascii="Times New Roman" w:hAnsi="Times New Roman" w:eastAsia="FangSong" w:cs="Times New Roman"/>
+        </w:rPr>
+        <w:t>能加减</w:t>
+      </w:r>
+      <w:r>
+        <w:rPr>
+          <w:rFonts w:hint="eastAsia" w:ascii="Times New Roman" w:hAnsi="Times New Roman" w:eastAsia="Times New Roman" w:cs="Times New Roman"/>
+        </w:rPr>
+        <w:t>」</w:t>
+      </w:r>
+      <w:r>
+        <w:rPr>
+          <w:rFonts w:hint="eastAsia" w:ascii="Times New Roman" w:hAnsi="Times New Roman" w:eastAsia="FangSong" w:cs="Times New Roman"/>
+        </w:rPr>
+        <w:t>的唯一手段</w:t>
+      </w:r>
+      <w:r>
+        <w:rPr>
+          <w:rFonts w:hint="eastAsia" w:ascii="Times New Roman" w:hAnsi="Times New Roman" w:eastAsia="Times New Roman" w:cs="Times New Roman"/>
+        </w:rPr>
+        <w:t>。</w:t>
+      </w:r>
+    </w:p>
+    <w:p>
+      <w:pPr>
+        <w:pStyle w:val="Compact"/>
+        <w:numPr>
+          <w:ilvl w:val="0"/>
+          <w:numId w:val="1003"/>
+        </w:numPr>
+      </w:pPr>
+      <w:r>
+        <w:rPr>
+          <w:rFonts w:ascii="Times New Roman" w:hAnsi="Times New Roman" w:eastAsia="Times New Roman" w:cs="Times New Roman"/>
+          <w:b/>
+          <w:bCs/>
+        </w:rPr>
+        <w:t xml:space="preserve">e </w:t>
+      </w:r>
+      <w:r>
+        <w:rPr>
+          <w:rFonts w:hint="eastAsia" w:ascii="Times New Roman" w:hAnsi="Times New Roman" w:eastAsia="FangSong" w:cs="Times New Roman"/>
+          <w:b/>
+          <w:bCs/>
+        </w:rPr>
+        <w:t xml:space="preserve">与自然指数</w:t>
+      </w:r>
+      <w:r>
+        <w:rPr>
+          <w:rFonts w:hint="eastAsia" w:ascii="Times New Roman" w:hAnsi="Times New Roman" w:eastAsia="FangSong" w:cs="Times New Roman"/>
+        </w:rPr>
+        <w:t>是微积分的亲儿子</w:t>
+      </w:r>
+      <w:r>
+        <w:rPr>
+          <w:rFonts w:hint="eastAsia" w:ascii="Times New Roman" w:hAnsi="Times New Roman" w:eastAsia="Times New Roman" w:cs="Times New Roman"/>
+        </w:rPr>
+        <w:t>：</w:t>
+      </w:r>
+      <w:r>
+        <w:rPr>
+          <w:rStyle w:val="VerbatimChar"/>
+          <w:rFonts w:ascii="Times New Roman" w:hAnsi="Times New Roman" w:eastAsia="Times New Roman" w:cs="Times New Roman"/>
+        </w:rPr>
+        <w:t xml:space="preserve">e^x</w:t>
+      </w:r>
+      <w:r>
+        <w:rPr>
+          <w:rFonts w:ascii="Times New Roman" w:hAnsi="Times New Roman" w:eastAsia="Times New Roman" w:cs="Times New Roman"/>
+        </w:rPr>
+        <w:t xml:space="preserve"> </w:t>
+      </w:r>
+      <w:r>
+        <w:rPr>
+          <w:rFonts w:hint="eastAsia" w:ascii="Times New Roman" w:hAnsi="Times New Roman" w:eastAsia="FangSong" w:cs="Times New Roman"/>
+        </w:rPr>
+        <w:t>求导不变</w:t>
+      </w:r>
+      <w:r>
+        <w:rPr>
+          <w:rFonts w:hint="eastAsia" w:ascii="Times New Roman" w:hAnsi="Times New Roman" w:eastAsia="Times New Roman" w:cs="Times New Roman"/>
+        </w:rPr>
+        <w:t>（</w:t>
+      </w:r>
+      <w:r>
+        <w:rPr>
+          <w:rFonts w:hint="eastAsia" w:ascii="Times New Roman" w:hAnsi="Times New Roman" w:eastAsia="FangSong" w:cs="Times New Roman"/>
+        </w:rPr>
+        <w:t>下一讲的主角</w:t>
+      </w:r>
+      <w:r>
+        <w:rPr>
+          <w:rFonts w:hint="eastAsia" w:ascii="Times New Roman" w:hAnsi="Times New Roman" w:eastAsia="Times New Roman" w:cs="Times New Roman"/>
+        </w:rPr>
+        <w:t>）；ln</w:t>
+      </w:r>
+      <w:r>
+        <w:rPr>
+          <w:rFonts w:ascii="Times New Roman" w:hAnsi="Times New Roman" w:eastAsia="Times New Roman" w:cs="Times New Roman"/>
+        </w:rPr>
+        <w:t xml:space="preserve"> </w:t>
+      </w:r>
+      <w:r>
+        <w:rPr>
+          <w:rFonts w:hint="eastAsia" w:ascii="Times New Roman" w:hAnsi="Times New Roman" w:eastAsia="FangSong" w:cs="Times New Roman"/>
+        </w:rPr>
+        <w:t>是它的反问题</w:t>
+      </w:r>
+      <w:r>
+        <w:rPr>
+          <w:rFonts w:hint="eastAsia" w:ascii="Times New Roman" w:hAnsi="Times New Roman" w:eastAsia="Times New Roman" w:cs="Times New Roman"/>
+        </w:rPr>
+        <w:t>。</w:t>
+      </w:r>
+    </w:p>
+    <w:p>
+      <w:pPr>
+        <w:pStyle w:val="Compact"/>
+        <w:numPr>
+          <w:ilvl w:val="0"/>
+          <w:numId w:val="1003"/>
+        </w:numPr>
+      </w:pPr>
+      <w:r>
+        <w:rPr>
+          <w:rFonts w:hint="eastAsia" w:ascii="Times New Roman" w:hAnsi="Times New Roman" w:eastAsia="FangSong" w:cs="Times New Roman"/>
+          <w:b/>
+          <w:bCs/>
+        </w:rPr>
+        <w:t xml:space="preserve">一阶近似</w:t>
+      </w:r>
+      <w:r>
+        <w:rPr>
+          <w:rFonts w:ascii="Times New Roman" w:hAnsi="Times New Roman" w:eastAsia="Times New Roman" w:cs="Times New Roman"/>
+        </w:rPr>
+        <w:t xml:space="preserve"> </w:t>
+      </w:r>
+      <w:r>
+        <w:rPr>
+          <w:rStyle w:val="VerbatimChar"/>
+          <w:rFonts w:ascii="Times New Roman" w:hAnsi="Times New Roman" w:eastAsia="Times New Roman" w:cs="Times New Roman"/>
+        </w:rPr>
+        <w:t xml:space="preserve">ln(1+x) ≈ x</w:t>
+      </w:r>
+      <w:r>
+        <w:rPr>
+          <w:rFonts w:ascii="Times New Roman" w:hAnsi="Times New Roman" w:eastAsia="Times New Roman" w:cs="Times New Roman"/>
+        </w:rPr>
+        <w:t xml:space="preserve">、</w:t>
+      </w:r>
+      <w:r>
+        <w:rPr>
+          <w:rStyle w:val="VerbatimChar"/>
+          <w:rFonts w:ascii="Times New Roman" w:hAnsi="Times New Roman" w:eastAsia="Times New Roman" w:cs="Times New Roman"/>
+        </w:rPr>
+        <w:t xml:space="preserve">e^x ≈ 1+x</w:t>
+      </w:r>
+      <w:r>
+        <w:rPr>
+          <w:rFonts w:hint="eastAsia" w:ascii="Times New Roman" w:hAnsi="Times New Roman" w:eastAsia="Times New Roman" w:cs="Times New Roman"/>
+        </w:rPr>
+        <w:t xml:space="preserve">（|x|</w:t>
+      </w:r>
+      <w:r>
+        <w:rPr>
+          <w:rFonts w:ascii="Times New Roman" w:hAnsi="Times New Roman" w:eastAsia="Times New Roman" w:cs="Times New Roman"/>
+        </w:rPr>
+        <w:t xml:space="preserve"> ≪ </w:t>
+      </w:r>
+      <w:r>
+        <w:rPr>
+          <w:rFonts w:hint="eastAsia" w:ascii="Times New Roman" w:hAnsi="Times New Roman" w:eastAsia="Times New Roman" w:cs="Times New Roman"/>
+        </w:rPr>
+        <w:t>1，</w:t>
+      </w:r>
+      <w:r>
+        <w:rPr>
+          <w:rFonts w:hint="eastAsia" w:ascii="Times New Roman" w:hAnsi="Times New Roman" w:eastAsia="FangSong" w:cs="Times New Roman"/>
+        </w:rPr>
+        <w:t>误差约</w:t>
+      </w:r>
+      <w:r>
+        <w:rPr>
+          <w:rFonts w:ascii="Times New Roman" w:hAnsi="Times New Roman" w:eastAsia="Times New Roman" w:cs="Times New Roman"/>
+        </w:rPr>
+        <w:t xml:space="preserve"> </w:t>
+      </w:r>
+      <w:r>
+        <w:rPr>
+          <w:rFonts w:hint="eastAsia" w:ascii="Times New Roman" w:hAnsi="Times New Roman" w:eastAsia="Times New Roman" w:cs="Times New Roman"/>
+        </w:rPr>
+        <w:t>x/2）：</w:t>
+      </w:r>
+      <w:r>
+        <w:rPr>
+          <w:rFonts w:hint="eastAsia" w:ascii="Times New Roman" w:hAnsi="Times New Roman" w:eastAsia="FangSong" w:cs="Times New Roman"/>
+        </w:rPr>
+        <w:t>弱酸</w:t>
+      </w:r>
+      <w:r>
+        <w:rPr>
+          <w:rFonts w:ascii="Times New Roman" w:hAnsi="Times New Roman" w:eastAsia="Times New Roman" w:cs="Times New Roman"/>
+        </w:rPr>
+        <w:t xml:space="preserve"> 5% </w:t>
+      </w:r>
+      <w:r>
+        <w:rPr>
+          <w:rFonts w:hint="eastAsia" w:ascii="Times New Roman" w:hAnsi="Times New Roman" w:eastAsia="FangSong" w:cs="Times New Roman"/>
+        </w:rPr>
+        <w:t>判据</w:t>
+      </w:r>
+      <w:r>
+        <w:rPr>
+          <w:rFonts w:hint="eastAsia" w:ascii="Times New Roman" w:hAnsi="Times New Roman" w:eastAsia="Times New Roman" w:cs="Times New Roman"/>
+        </w:rPr>
+        <w:t>、</w:t>
+      </w:r>
+      <w:r>
+        <w:rPr>
+          <w:rFonts w:hint="eastAsia" w:ascii="Times New Roman" w:hAnsi="Times New Roman" w:eastAsia="FangSong" w:cs="Times New Roman"/>
+        </w:rPr>
+        <w:t>稀溶液依数性</w:t>
+      </w:r>
+      <w:r>
+        <w:rPr>
+          <w:rFonts w:hint="eastAsia" w:ascii="Times New Roman" w:hAnsi="Times New Roman" w:eastAsia="Times New Roman" w:cs="Times New Roman"/>
+        </w:rPr>
+        <w:t>、</w:t>
+      </w:r>
+      <w:r>
+        <w:rPr>
+          <w:rFonts w:hint="eastAsia" w:ascii="Times New Roman" w:hAnsi="Times New Roman" w:eastAsia="FangSong" w:cs="Times New Roman"/>
+        </w:rPr>
+        <w:t>小温差近似全靠它</w:t>
+      </w:r>
+      <w:r>
+        <w:rPr>
+          <w:rFonts w:hint="eastAsia" w:ascii="Times New Roman" w:hAnsi="Times New Roman" w:eastAsia="Times New Roman" w:cs="Times New Roman"/>
+        </w:rPr>
+        <w:t>；</w:t>
+      </w:r>
+      <w:r>
+        <w:rPr>
+          <w:rFonts w:hint="eastAsia" w:ascii="Times New Roman" w:hAnsi="Times New Roman" w:eastAsia="FangSong" w:cs="Times New Roman"/>
+          <w:b/>
+          <w:bCs/>
+        </w:rPr>
+        <w:t xml:space="preserve">用前必查条件</w:t>
+      </w:r>
+      <w:r>
+        <w:rPr>
+          <w:rFonts w:ascii="Times New Roman" w:hAnsi="Times New Roman" w:eastAsia="Times New Roman" w:cs="Times New Roman"/>
+        </w:rPr>
+        <w:t xml:space="preserve">。</w:t>
+      </w:r>
+    </w:p>
+    <w:p>
+      <w:pPr>
+        <w:pStyle w:val="Compact"/>
+        <w:numPr>
+          <w:ilvl w:val="0"/>
+          <w:numId w:val="1003"/>
+        </w:numPr>
+      </w:pPr>
+      <w:r>
+        <w:rPr>
+          <w:rFonts w:hint="eastAsia" w:ascii="Times New Roman" w:hAnsi="Times New Roman" w:eastAsia="FangSong" w:cs="Times New Roman"/>
+        </w:rPr>
+        <w:t xml:space="preserve">化学里的</w:t>
+      </w:r>
+      <w:r>
+        <w:rPr>
+          <w:rFonts w:ascii="Times New Roman" w:hAnsi="Times New Roman" w:eastAsia="Times New Roman" w:cs="Times New Roman"/>
+        </w:rPr>
+        <w:t xml:space="preserve"> ln </w:t>
+      </w:r>
+      <w:r>
+        <w:rPr>
+          <w:rFonts w:hint="eastAsia" w:ascii="Times New Roman" w:hAnsi="Times New Roman" w:eastAsia="FangSong" w:cs="Times New Roman"/>
+        </w:rPr>
+        <w:t>在算</w:t>
+      </w:r>
+      <w:r>
+        <w:rPr>
+          <w:rFonts w:hint="eastAsia" w:ascii="Times New Roman" w:hAnsi="Times New Roman" w:eastAsia="Times New Roman" w:cs="Times New Roman"/>
+        </w:rPr>
+        <w:t>「</w:t>
+      </w:r>
+      <w:r>
+        <w:rPr>
+          <w:rFonts w:hint="eastAsia" w:ascii="Times New Roman" w:hAnsi="Times New Roman" w:eastAsia="FangSong" w:cs="Times New Roman"/>
+          <w:b/>
+          <w:bCs/>
+        </w:rPr>
+        <w:t xml:space="preserve">倍数的信息</w:t>
+      </w:r>
+      <w:r>
+        <w:rPr>
+          <w:rFonts w:hint="eastAsia" w:ascii="Times New Roman" w:hAnsi="Times New Roman" w:eastAsia="Times New Roman" w:cs="Times New Roman"/>
+        </w:rPr>
+        <w:t>」：pH、Nernst、Arrhenius、</w:t>
+      </w:r>
+      <w:r>
+        <w:rPr>
+          <w:rFonts w:hint="eastAsia" w:ascii="Times New Roman" w:hAnsi="Times New Roman" w:eastAsia="FangSong" w:cs="Times New Roman"/>
+        </w:rPr>
+        <w:t>玻尔兹曼因子</w:t>
+      </w:r>
+      <w:r>
+        <w:rPr>
+          <w:rFonts w:hint="eastAsia" w:ascii="Times New Roman" w:hAnsi="Times New Roman" w:eastAsia="Times New Roman" w:cs="Times New Roman"/>
+        </w:rPr>
+        <w:t>——</w:t>
+      </w:r>
+      <w:r>
+        <w:rPr>
+          <w:rFonts w:hint="eastAsia" w:ascii="Times New Roman" w:hAnsi="Times New Roman" w:eastAsia="FangSong" w:cs="Times New Roman"/>
+        </w:rPr>
+        <w:t>凡比例</w:t>
+      </w:r>
+      <w:r>
+        <w:rPr>
+          <w:rFonts w:hint="eastAsia" w:ascii="Times New Roman" w:hAnsi="Times New Roman" w:eastAsia="Times New Roman" w:cs="Times New Roman"/>
+        </w:rPr>
+        <w:t>/</w:t>
+      </w:r>
+      <w:r>
+        <w:rPr>
+          <w:rFonts w:hint="eastAsia" w:ascii="Times New Roman" w:hAnsi="Times New Roman" w:eastAsia="FangSong" w:cs="Times New Roman"/>
+        </w:rPr>
+        <w:t>倍数出现的地方就有</w:t>
+      </w:r>
+      <w:r>
+        <w:rPr>
+          <w:rFonts w:ascii="Times New Roman" w:hAnsi="Times New Roman" w:eastAsia="Times New Roman" w:cs="Times New Roman"/>
+        </w:rPr>
+        <w:t xml:space="preserve"> ln。</w:t>
+      </w:r>
+    </w:p>
+    <w:p>
+      <w:pPr>
+        <w:pStyle w:val="FirstParagraph"/>
+      </w:pPr>
+      <w:r>
+        <w:rPr>
+          <w:rFonts w:hint="eastAsia" w:ascii="Times New Roman" w:hAnsi="Times New Roman" w:eastAsia="FangSong" w:cs="Times New Roman"/>
+        </w:rPr>
+        <w:t xml:space="preserve">下一讲给</w:t>
+      </w:r>
+      <w:r>
+        <w:rPr>
+          <w:rFonts w:ascii="Times New Roman" w:hAnsi="Times New Roman" w:eastAsia="Times New Roman" w:cs="Times New Roman"/>
+        </w:rPr>
+        <w:t xml:space="preserve"> </w:t>
+      </w:r>
+      <w:r>
+        <w:rPr>
+          <w:rStyle w:val="VerbatimChar"/>
+          <w:rFonts w:ascii="Times New Roman" w:hAnsi="Times New Roman" w:eastAsia="Times New Roman" w:cs="Times New Roman"/>
+        </w:rPr>
+        <w:t xml:space="preserve">ln x</w:t>
+      </w:r>
+      <w:r>
+        <w:rPr>
+          <w:rFonts w:ascii="Times New Roman" w:hAnsi="Times New Roman" w:eastAsia="Times New Roman" w:cs="Times New Roman"/>
+        </w:rPr>
+        <w:t xml:space="preserve"> </w:t>
+      </w:r>
+      <w:r>
+        <w:rPr>
+          <w:rFonts w:hint="eastAsia" w:ascii="Times New Roman" w:hAnsi="Times New Roman" w:eastAsia="FangSong" w:cs="Times New Roman"/>
+        </w:rPr>
+        <w:t xml:space="preserve">与</w:t>
+      </w:r>
+      <w:r>
+        <w:rPr>
+          <w:rFonts w:ascii="Times New Roman" w:hAnsi="Times New Roman" w:eastAsia="Times New Roman" w:cs="Times New Roman"/>
+        </w:rPr>
+        <w:t xml:space="preserve"> </w:t>
+      </w:r>
+      <w:r>
+        <w:rPr>
+          <w:rStyle w:val="VerbatimChar"/>
+          <w:rFonts w:ascii="Times New Roman" w:hAnsi="Times New Roman" w:eastAsia="Times New Roman" w:cs="Times New Roman"/>
+        </w:rPr>
+        <w:t xml:space="preserve">e^x</w:t>
+      </w:r>
+      <w:r>
+        <w:rPr>
+          <w:rFonts w:ascii="Times New Roman" w:hAnsi="Times New Roman" w:eastAsia="Times New Roman" w:cs="Times New Roman"/>
+        </w:rPr>
+        <w:t xml:space="preserve"> </w:t>
+      </w:r>
+      <w:r>
+        <w:rPr>
+          <w:rFonts w:hint="eastAsia" w:ascii="Times New Roman" w:hAnsi="Times New Roman" w:eastAsia="FangSong" w:cs="Times New Roman"/>
+        </w:rPr>
+        <w:t>装上</w:t>
+      </w:r>
+      <w:r>
+        <w:rPr>
+          <w:rFonts w:hint="eastAsia" w:ascii="Times New Roman" w:hAnsi="Times New Roman" w:eastAsia="Times New Roman" w:cs="Times New Roman"/>
+        </w:rPr>
+        <w:t>「</w:t>
+      </w:r>
+      <w:r>
+        <w:rPr>
+          <w:rFonts w:hint="eastAsia" w:ascii="Times New Roman" w:hAnsi="Times New Roman" w:eastAsia="FangSong" w:cs="Times New Roman"/>
+        </w:rPr>
+        <w:t>变化率</w:t>
+      </w:r>
+      <w:r>
+        <w:rPr>
+          <w:rFonts w:hint="eastAsia" w:ascii="Times New Roman" w:hAnsi="Times New Roman" w:eastAsia="Times New Roman" w:cs="Times New Roman"/>
+        </w:rPr>
+        <w:t>」——</w:t>
+      </w:r>
+      <w:r>
+        <w:rPr>
+          <w:rFonts w:hint="eastAsia" w:ascii="Times New Roman" w:hAnsi="Times New Roman" w:eastAsia="FangSong" w:cs="Times New Roman"/>
+        </w:rPr>
+        <w:t>导数</w:t>
+      </w:r>
+      <w:r>
+        <w:rPr>
+          <w:rFonts w:hint="eastAsia" w:ascii="Times New Roman" w:hAnsi="Times New Roman" w:eastAsia="Times New Roman" w:cs="Times New Roman"/>
+        </w:rPr>
+        <w:t>。</w:t>
+      </w:r>
+    </w:p>
+    <w:bookmarkEnd w:id="33"/>
+    <w:bookmarkStart w:id="36" w:name="八本讲速查"/>
+    <w:p>
+      <w:pPr>
+        <w:pStyle w:val="Heading2"/>
+        <w:spacing w:before="280" w:after="120"/>
+      </w:pPr>
+      <w:r>
+        <w:rPr>
+          <w:rFonts w:hint="eastAsia" w:ascii="Times New Roman" w:hAnsi="Times New Roman" w:eastAsia="SimHei" w:cs="Times New Roman"/>
+        </w:rPr>
         <w:t>八</w:t>
       </w:r>
       <w:r>
@@ -18342,10 +18938,10 @@
         <w:rPr>
           <w:rFonts w:hint="eastAsia" w:ascii="Times New Roman" w:hAnsi="Times New Roman" w:eastAsia="SimHei" w:cs="Times New Roman"/>
         </w:rPr>
-        <w:t>核心公式速查</w:t>
+        <w:t>本讲速查</w:t>
       </w:r>
     </w:p>
-    <w:bookmarkStart w:id="33" w:name="指数"/>
+    <w:bookmarkStart w:id="34" w:name="指数"/>
     <w:p>
       <w:pPr>
         <w:pStyle w:val="Heading3"/>
@@ -18707,8 +19303,8 @@
         </w:tc>
       </w:tr>
     </w:tbl>
-    <w:bookmarkEnd w:id="33"/>
-    <w:bookmarkStart w:id="34" w:name="对数"/>
+    <w:bookmarkEnd w:id="34"/>
+    <w:bookmarkStart w:id="35" w:name="对数"/>
     <w:p>
       <w:pPr>
         <w:pStyle w:val="Heading3"/>
@@ -19446,9 +20042,9 @@
         </w:pict>
       </w:r>
     </w:p>
-    <w:bookmarkEnd w:id="34"/>
     <w:bookmarkEnd w:id="35"/>
-    <w:bookmarkStart w:id="39" w:name="九练习题"/>
+    <w:bookmarkEnd w:id="36"/>
+    <w:bookmarkStart w:id="40" w:name="九练习题"/>
     <w:p>
       <w:pPr>
         <w:pStyle w:val="Heading2"/>
@@ -19768,7 +20364,7 @@
         <w:t xml:space="preserve">。</w:t>
       </w:r>
     </w:p>
-    <w:bookmarkStart w:id="36" w:name="基础巩固5-题"/>
+    <w:bookmarkStart w:id="37" w:name="基础巩固5-题"/>
     <w:p>
       <w:pPr>
         <w:pStyle w:val="Heading3"/>
@@ -20764,8 +21360,8 @@
         <w:t xml:space="preserve">。</w:t>
       </w:r>
     </w:p>
-    <w:bookmarkEnd w:id="36"/>
-    <w:bookmarkStart w:id="37" w:name="竞赛入门5-题"/>
+    <w:bookmarkEnd w:id="37"/>
+    <w:bookmarkStart w:id="38" w:name="竞赛入门5-题"/>
     <w:p>
       <w:pPr>
         <w:pStyle w:val="Heading3"/>
@@ -21900,8 +22496,8 @@
         <w:t>。</w:t>
       </w:r>
     </w:p>
-    <w:bookmarkEnd w:id="37"/>
-    <w:bookmarkStart w:id="38" w:name="真题挑战5-题竞赛风格改编"/>
+    <w:bookmarkEnd w:id="38"/>
+    <w:bookmarkStart w:id="39" w:name="真题挑战5-题竞赛风格改编"/>
     <w:p>
       <w:pPr>
         <w:pStyle w:val="Heading3"/>
@@ -23399,9 +23995,9 @@
         </w:pict>
       </w:r>
     </w:p>
-    <w:bookmarkEnd w:id="38"/>
     <w:bookmarkEnd w:id="39"/>
-    <w:bookmarkStart w:id="40" w:name="参考答案"/>
+    <w:bookmarkEnd w:id="40"/>
+    <w:bookmarkStart w:id="41" w:name="参考答案"/>
     <w:p>
       <w:pPr>
         <w:pStyle w:val="Heading2"/>
@@ -30145,8 +30741,8 @@
         <w:t>。</w:t>
       </w:r>
     </w:p>
-    <w:bookmarkEnd w:id="40"/>
     <w:bookmarkEnd w:id="41"/>
+    <w:bookmarkEnd w:id="42"/>
     <w:sectPr>
       <w:footerReference w:type="default" r:id="rId9"/>
       <w:footnotePr>
@@ -30405,6 +31001,9 @@
     <w:abstractNumId w:val="991"/>
   </w:num>
   <w:num w:numId="1002">
+    <w:abstractNumId w:val="991"/>
+  </w:num>
+  <w:num w:numId="1003">
     <w:abstractNumId w:val="991"/>
   </w:num>
 </w:numbering>

--- a/06-学生侧材料/讲义/_数学工具/数学工具-第2讲-对数与指数.docx
+++ b/06-学生侧材料/讲义/_数学工具/数学工具-第2讲-对数与指数.docx
@@ -2311,7 +2311,7 @@
         <w:rPr>
           <w:rFonts w:hint="eastAsia" w:ascii="Times New Roman" w:hAnsi="Times New Roman" w:eastAsia="FangSong" w:cs="Times New Roman"/>
         </w:rPr>
-        <w:t>五条律其实只有一条</w:t>
+        <w:t>五条律可归结为一条</w:t>
       </w:r>
       <w:r>
         <w:rPr>
@@ -4275,19 +4275,25 @@
               <w:rPr>
                 <w:rFonts w:hint="eastAsia" w:ascii="Times New Roman" w:hAnsi="Times New Roman" w:eastAsia="Times New Roman" w:cs="Times New Roman"/>
               </w:rPr>
-              <w:t>，x</w:t>
+              <w:t>，</w:t>
+            </w:r>
+            <w:r>
+              <w:rPr>
+                <w:rFonts w:hint="eastAsia" w:ascii="Times New Roman" w:hAnsi="Times New Roman" w:eastAsia="FangSong" w:cs="Times New Roman"/>
+              </w:rPr>
+              <w:t>且增长随</w:t>
             </w:r>
             <w:r>
               <w:rPr>
                 <w:rFonts w:ascii="Times New Roman" w:hAnsi="Times New Roman" w:eastAsia="Times New Roman" w:cs="Times New Roman"/>
               </w:rPr>
-              <w:t xml:space="preserve"> </w:t>
+              <w:t xml:space="preserve"> x </w:t>
             </w:r>
             <w:r>
               <w:rPr>
                 <w:rFonts w:hint="eastAsia" w:ascii="Times New Roman" w:hAnsi="Times New Roman" w:eastAsia="FangSong" w:cs="Times New Roman"/>
               </w:rPr>
-              <w:t xml:space="preserve">越大涨得越快</w:t>
+              <w:t xml:space="preserve">增大而加快</w:t>
             </w:r>
           </w:p>
         </w:tc>
@@ -5991,7 +5997,7 @@
         <w:rPr>
           <w:rFonts w:hint="eastAsia" w:ascii="Times New Roman" w:hAnsi="Times New Roman" w:eastAsia="FangSong" w:cs="Times New Roman"/>
         </w:rPr>
-        <w:t>竞赛题里最常见的丢分点之一</w:t>
+        <w:t>竞赛题中常见的错误之一</w:t>
       </w:r>
       <w:r>
         <w:rPr>
@@ -6536,7 +6542,7 @@
         <w:rPr>
           <w:rFonts w:hint="eastAsia" w:ascii="Times New Roman" w:hAnsi="Times New Roman" w:eastAsia="FangSong" w:cs="Times New Roman"/>
         </w:rPr>
-        <w:t>所以</w:t>
+        <w:t>因此</w:t>
       </w:r>
       <w:r>
         <w:rPr>
@@ -6544,7 +6550,7 @@
           <w:b/>
           <w:bCs/>
         </w:rPr>
-        <w:t xml:space="preserve">考试中只要记住</w:t>
+        <w:t xml:space="preserve">只需掌握</w:t>
       </w:r>
       <w:r>
         <w:rPr>
@@ -6560,7 +6566,7 @@
           <w:b/>
           <w:bCs/>
         </w:rPr>
-        <w:t xml:space="preserve">的运算律就够了</w:t>
+        <w:t xml:space="preserve">的运算律</w:t>
       </w:r>
       <w:r>
         <w:rPr>
@@ -7291,7 +7297,7 @@
         <w:rPr>
           <w:rFonts w:hint="eastAsia" w:ascii="Times New Roman" w:hAnsi="Times New Roman" w:eastAsia="FangSong" w:cs="Times New Roman"/>
         </w:rPr>
-        <w:t>取对数能把指数曲线掰直</w:t>
+        <w:t>取对数能把指数曲线化为直线</w:t>
       </w:r>
       <w:r>
         <w:rPr>
@@ -7511,7 +7517,7 @@
         <w:rPr>
           <w:rFonts w:hint="eastAsia" w:ascii="Times New Roman" w:hAnsi="Times New Roman" w:eastAsia="FangSong" w:cs="Times New Roman"/>
         </w:rPr>
-        <w:t>三条律全部来自指数的运算律</w:t>
+        <w:t>三条律均由指数的运算律推出</w:t>
       </w:r>
       <w:r>
         <w:rPr>
@@ -7523,7 +7529,7 @@
         <w:rPr>
           <w:rFonts w:hint="eastAsia" w:ascii="Times New Roman" w:hAnsi="Times New Roman" w:eastAsia="FangSong" w:cs="Times New Roman"/>
         </w:rPr>
-        <w:t>不要死记</w:t>
+        <w:t>不必逐条记忆</w:t>
       </w:r>
       <w:r>
         <w:rPr>
@@ -9973,25 +9979,13 @@
         <w:rPr>
           <w:rFonts w:hint="eastAsia" w:ascii="Times New Roman" w:hAnsi="Times New Roman" w:eastAsia="FangSong" w:cs="Times New Roman"/>
         </w:rPr>
-        <w:t>负责</w:t>
-      </w:r>
-      <w:r>
-        <w:rPr>
-          <w:rFonts w:hint="eastAsia" w:ascii="Times New Roman" w:hAnsi="Times New Roman" w:eastAsia="Times New Roman" w:cs="Times New Roman"/>
-        </w:rPr>
-        <w:t>”</w:t>
-      </w:r>
-      <w:r>
-        <w:rPr>
-          <w:rFonts w:hint="eastAsia" w:ascii="Times New Roman" w:hAnsi="Times New Roman" w:eastAsia="FangSong" w:cs="Times New Roman"/>
-        </w:rPr>
-        <w:t>消掉单位</w:t>
-      </w:r>
-      <w:r>
-        <w:rPr>
-          <w:rFonts w:hint="eastAsia" w:ascii="Times New Roman" w:hAnsi="Times New Roman" w:eastAsia="Times New Roman" w:cs="Times New Roman"/>
-        </w:rPr>
-        <w:t>”。</w:t>
+        <w:t>用于消去单位</w:t>
+      </w:r>
+      <w:r>
+        <w:rPr>
+          <w:rFonts w:hint="eastAsia" w:ascii="Times New Roman" w:hAnsi="Times New Roman" w:eastAsia="Times New Roman" w:cs="Times New Roman"/>
+        </w:rPr>
+        <w:t>。</w:t>
       </w:r>
       <w:r>
         <w:rPr>
@@ -11255,7 +11249,7 @@
         <w:rPr>
           <w:rFonts w:hint="eastAsia" w:ascii="Times New Roman" w:hAnsi="Times New Roman" w:eastAsia="FangSong" w:cs="Times New Roman"/>
         </w:rPr>
-        <w:t>这两条恒等式在做代数变换时极其常用</w:t>
+        <w:t>这两条恒等式在代数变换中常用</w:t>
       </w:r>
       <w:r>
         <w:rPr>
@@ -12241,7 +12235,7 @@
     </w:p>
     <w:bookmarkEnd w:id="23"/>
     <w:bookmarkEnd w:id="24"/>
-    <w:bookmarkStart w:id="27" w:name="五一阶近似-把难算的变好算"/>
+    <w:bookmarkStart w:id="27" w:name="五一阶近似-以线性代非线性"/>
     <w:p>
       <w:pPr>
         <w:pStyle w:val="Heading2"/>
@@ -12275,7 +12269,7 @@
         <w:rPr>
           <w:rFonts w:hint="eastAsia" w:ascii="Times New Roman" w:hAnsi="Times New Roman" w:eastAsia="SimHei" w:cs="Times New Roman"/>
         </w:rPr>
-        <w:t xml:space="preserve">把难算的变好算</w:t>
+        <w:t xml:space="preserve">以线性代非线性</w:t>
       </w:r>
     </w:p>
     <w:bookmarkStart w:id="25" w:name="两个最有用的近似"/>
@@ -13947,7 +13941,7 @@
         <w:rPr>
           <w:rFonts w:hint="eastAsia" w:ascii="Times New Roman" w:hAnsi="Times New Roman" w:eastAsia="FangSong" w:cs="Times New Roman"/>
         </w:rPr>
-        <w:t>典型翻车</w:t>
+        <w:t>典型错误</w:t>
       </w:r>
       <w:r>
         <w:rPr>
@@ -16653,7 +16647,7 @@
         <w:rPr>
           <w:rFonts w:hint="eastAsia" w:ascii="Times New Roman" w:hAnsi="Times New Roman" w:eastAsia="FangSong" w:cs="Times New Roman"/>
         </w:rPr>
-        <w:t>竞赛里大量估算能省下按计算器的时间</w:t>
+        <w:t>竞赛中的估算可减少查表与计算器的使用</w:t>
       </w:r>
       <w:r>
         <w:rPr>
@@ -18475,31 +18469,7 @@
         <w:rPr>
           <w:rFonts w:hint="eastAsia" w:ascii="Times New Roman" w:hAnsi="Times New Roman" w:eastAsia="FangSong" w:cs="Times New Roman"/>
         </w:rPr>
-        <w:t>取对数是让它们</w:t>
-      </w:r>
-      <w:r>
-        <w:rPr>
-          <w:rFonts w:hint="eastAsia" w:ascii="Times New Roman" w:hAnsi="Times New Roman" w:eastAsia="Times New Roman" w:cs="Times New Roman"/>
-        </w:rPr>
-        <w:t>「</w:t>
-      </w:r>
-      <w:r>
-        <w:rPr>
-          <w:rFonts w:hint="eastAsia" w:ascii="Times New Roman" w:hAnsi="Times New Roman" w:eastAsia="FangSong" w:cs="Times New Roman"/>
-        </w:rPr>
-        <w:t>能加减</w:t>
-      </w:r>
-      <w:r>
-        <w:rPr>
-          <w:rFonts w:hint="eastAsia" w:ascii="Times New Roman" w:hAnsi="Times New Roman" w:eastAsia="Times New Roman" w:cs="Times New Roman"/>
-        </w:rPr>
-        <w:t>」</w:t>
-      </w:r>
-      <w:r>
-        <w:rPr>
-          <w:rFonts w:hint="eastAsia" w:ascii="Times New Roman" w:hAnsi="Times New Roman" w:eastAsia="FangSong" w:cs="Times New Roman"/>
-        </w:rPr>
-        <w:t>的唯一手段</w:t>
+        <w:t>取对数是使它们能够相加减的基本手段</w:t>
       </w:r>
       <w:r>
         <w:rPr>
@@ -18536,7 +18506,7 @@
         <w:rPr>
           <w:rFonts w:hint="eastAsia" w:ascii="Times New Roman" w:hAnsi="Times New Roman" w:eastAsia="FangSong" w:cs="Times New Roman"/>
         </w:rPr>
-        <w:t>是微积分的亲儿子</w:t>
+        <w:t>与微积分直接相关</w:t>
       </w:r>
       <w:r>
         <w:rPr>
@@ -18753,7 +18723,7 @@
         <w:rPr>
           <w:rFonts w:hint="eastAsia" w:ascii="Times New Roman" w:hAnsi="Times New Roman" w:eastAsia="FangSong" w:cs="Times New Roman"/>
         </w:rPr>
-        <w:t xml:space="preserve">化学里的</w:t>
+        <w:t xml:space="preserve">化学中的</w:t>
       </w:r>
       <w:r>
         <w:rPr>
@@ -18765,7 +18735,7 @@
         <w:rPr>
           <w:rFonts w:hint="eastAsia" w:ascii="Times New Roman" w:hAnsi="Times New Roman" w:eastAsia="FangSong" w:cs="Times New Roman"/>
         </w:rPr>
-        <w:t>在算</w:t>
+        <w:t>刻画的是</w:t>
       </w:r>
       <w:r>
         <w:rPr>
@@ -18779,7 +18749,7 @@
           <w:b/>
           <w:bCs/>
         </w:rPr>
-        <w:t xml:space="preserve">倍数的信息</w:t>
+        <w:t xml:space="preserve">倍数关系</w:t>
       </w:r>
       <w:r>
         <w:rPr>
@@ -28873,7 +28843,7 @@
         <w:rPr>
           <w:rFonts w:hint="eastAsia" w:ascii="Times New Roman" w:hAnsi="Times New Roman" w:eastAsia="FangSong" w:cs="Times New Roman"/>
         </w:rPr>
-        <w:t>把</w:t>
+        <w:t>使</w:t>
       </w:r>
       <w:r>
         <w:rPr>
@@ -28885,7 +28855,7 @@
         <w:rPr>
           <w:rFonts w:hint="eastAsia" w:ascii="Times New Roman" w:hAnsi="Times New Roman" w:eastAsia="FangSong" w:cs="Times New Roman"/>
         </w:rPr>
-        <w:t xml:space="preserve">低算了约</w:t>
+        <w:t xml:space="preserve">被低估约</w:t>
       </w:r>
       <w:r>
         <w:rPr>
@@ -29899,13 +29869,13 @@
         <w:rPr>
           <w:rFonts w:hint="eastAsia" w:ascii="Times New Roman" w:hAnsi="Times New Roman" w:eastAsia="Times New Roman" w:cs="Times New Roman"/>
         </w:rPr>
-        <w:t>——</w:t>
-      </w:r>
-      <w:r>
-        <w:rPr>
-          <w:rFonts w:hint="eastAsia" w:ascii="Times New Roman" w:hAnsi="Times New Roman" w:eastAsia="FangSong" w:cs="Times New Roman"/>
-        </w:rPr>
-        <w:t>荒谬</w:t>
+        <w:t>，</w:t>
+      </w:r>
+      <w:r>
+        <w:rPr>
+          <w:rFonts w:hint="eastAsia" w:ascii="Times New Roman" w:hAnsi="Times New Roman" w:eastAsia="FangSong" w:cs="Times New Roman"/>
+        </w:rPr>
+        <w:t>无物理意义</w:t>
       </w:r>
       <w:r>
         <w:rPr>
@@ -30082,7 +30052,7 @@
         <w:rPr>
           <w:rFonts w:hint="eastAsia" w:ascii="Times New Roman" w:hAnsi="Times New Roman" w:eastAsia="FangSong" w:cs="Times New Roman"/>
         </w:rPr>
-        <w:t xml:space="preserve">这一讲能解开哪些坎</w:t>
+        <w:t xml:space="preserve">本讲在化学中的落点</w:t>
       </w:r>
       <w:r>
         <w:rPr>
@@ -30221,7 +30191,7 @@
         <w:rPr>
           <w:rFonts w:hint="eastAsia" w:ascii="Times New Roman" w:hAnsi="Times New Roman" w:eastAsia="FangSong" w:cs="Times New Roman"/>
         </w:rPr>
-        <w:t>不再是死记</w:t>
+        <w:t>不必死记</w:t>
       </w:r>
       <w:r>
         <w:rPr>
@@ -30233,7 +30203,7 @@
         <w:rPr>
           <w:rFonts w:hint="eastAsia" w:ascii="Times New Roman" w:hAnsi="Times New Roman" w:eastAsia="FangSong" w:cs="Times New Roman"/>
         </w:rPr>
-        <w:t>能自己从</w:t>
+        <w:t>可由</w:t>
       </w:r>
       <w:r>
         <w:rPr>

--- a/06-学生侧材料/讲义/_数学工具/数学工具-第2讲-对数与指数.docx
+++ b/06-学生侧材料/讲义/_数学工具/数学工具-第2讲-对数与指数.docx
@@ -14255,7 +14255,7 @@
     </w:p>
     <w:bookmarkEnd w:id="26"/>
     <w:bookmarkEnd w:id="27"/>
-    <w:bookmarkStart w:id="28" w:name="六化学里的-ln-到底在算什么"/>
+    <w:bookmarkStart w:id="28" w:name="六ln-在化学公式中的作用"/>
     <w:p>
       <w:pPr>
         <w:pStyle w:val="Heading2"/>
@@ -14271,25 +14271,19 @@
         <w:rPr>
           <w:rFonts w:hint="eastAsia" w:ascii="Times New Roman" w:hAnsi="Times New Roman" w:eastAsia="Times New Roman" w:cs="Times New Roman"/>
         </w:rPr>
-        <w:t>、</w:t>
+        <w:t>、ln</w:t>
+      </w:r>
+      <w:r>
+        <w:rPr>
+          <w:rFonts w:ascii="Times New Roman" w:hAnsi="Times New Roman" w:eastAsia="Times New Roman" w:cs="Times New Roman"/>
+        </w:rPr>
+        <w:t xml:space="preserve"> </w:t>
       </w:r>
       <w:r>
         <w:rPr>
           <w:rFonts w:hint="eastAsia" w:ascii="Times New Roman" w:hAnsi="Times New Roman" w:eastAsia="SimHei" w:cs="Times New Roman"/>
         </w:rPr>
-        <w:t>化学里的</w:t>
-      </w:r>
-      <w:r>
-        <w:rPr>
-          <w:rFonts w:ascii="Times New Roman" w:hAnsi="Times New Roman" w:eastAsia="Times New Roman" w:cs="Times New Roman"/>
-        </w:rPr>
-        <w:t xml:space="preserve"> ln </w:t>
-      </w:r>
-      <w:r>
-        <w:rPr>
-          <w:rFonts w:hint="eastAsia" w:ascii="Times New Roman" w:hAnsi="Times New Roman" w:eastAsia="SimHei" w:cs="Times New Roman"/>
-        </w:rPr>
-        <w:t xml:space="preserve">到底在算什么</w:t>
+        <w:t xml:space="preserve">在化学公式中的作用</w:t>
       </w:r>
     </w:p>
     <w:tbl>

--- a/06-学生侧材料/讲义/_数学工具/数学工具-第2讲-对数与指数.docx
+++ b/06-学生侧材料/讲义/_数学工具/数学工具-第2讲-对数与指数.docx
@@ -2,30 +2,427 @@
 <file path=word/document.xml><?xml version="1.0" encoding="utf-8"?>
 <w:document xmlns:w="http://schemas.openxmlformats.org/wordprocessingml/2006/main" xmlns:m="http://schemas.openxmlformats.org/officeDocument/2006/math" xmlns:r="http://schemas.openxmlformats.org/officeDocument/2006/relationships" xmlns:o="urn:schemas-microsoft-com:office:office" xmlns:v="urn:schemas-microsoft-com:vml" xmlns:w10="urn:schemas-microsoft-com:office:word" xmlns:a="http://schemas.openxmlformats.org/drawingml/2006/main" xmlns:pic="http://schemas.openxmlformats.org/drawingml/2006/picture" xmlns:wp="http://schemas.openxmlformats.org/drawingml/2006/wordprocessingDrawing">
   <w:body>
-    <w:bookmarkStart w:id="42" w:name="第2讲对数与指数"/>
     <w:p>
       <w:pPr>
-        <w:pStyle w:val="Heading1"/>
-        <w:spacing w:before="280" w:after="120"/>
-        <w:jc w:val="center"/>
+        <w:pStyle w:val="FirstParagraph"/>
+        <w:ind w:firstLine="420"/>
       </w:pPr>
       <w:r>
         <w:rPr>
-          <w:rFonts w:hint="eastAsia" w:ascii="Times New Roman" w:hAnsi="Times New Roman" w:eastAsia="SimHei" w:cs="Times New Roman"/>
-        </w:rPr>
-        <w:t>第</w:t>
-      </w:r>
-      <w:r>
-        <w:rPr>
-          <w:rFonts w:hint="eastAsia" w:ascii="Times New Roman" w:hAnsi="Times New Roman" w:eastAsia="Times New Roman" w:cs="Times New Roman"/>
-        </w:rPr>
-        <w:t>2</w:t>
-      </w:r>
-      <w:r>
-        <w:rPr>
-          <w:rFonts w:hint="eastAsia" w:ascii="Times New Roman" w:hAnsi="Times New Roman" w:eastAsia="SimHei" w:cs="Times New Roman"/>
-        </w:rPr>
-        <w:t>讲</w:t>
+          <w:rFonts w:hint="eastAsia" w:ascii="Times New Roman" w:hAnsi="Times New Roman" w:eastAsia="FangSong" w:cs="Times New Roman"/>
+          <w:b/>
+          <w:bCs/>
+        </w:rPr>
+        <w:t xml:space="preserve">本讲解决的问题</w:t>
+      </w:r>
+      <w:r>
+        <w:rPr>
+          <w:rFonts w:hint="eastAsia" w:ascii="Times New Roman" w:hAnsi="Times New Roman" w:eastAsia="Times New Roman" w:cs="Times New Roman"/>
+        </w:rPr>
+        <w:t xml:space="preserve">：</w:t>
+      </w:r>
+      <w:r>
+        <w:rPr>
+          <w:rStyle w:val="VerbatimChar"/>
+          <w:rFonts w:ascii="Times New Roman" w:hAnsi="Times New Roman" w:eastAsia="Times New Roman" w:cs="Times New Roman"/>
+        </w:rPr>
+        <w:t>ln k = ln A − E</w:t>
+      </w:r>
+      <w:r>
+        <w:rPr>
+          <w:rStyle w:val="VerbatimChar"/>
+          <w:rFonts w:ascii="Times New Roman" w:hAnsi="Times New Roman" w:eastAsia="Times New Roman" w:cs="Times New Roman"/>
+          <w:vertAlign w:val="subscript"/>
+        </w:rPr>
+        <w:t>a</w:t>
+      </w:r>
+      <w:r>
+        <w:rPr>
+          <w:rStyle w:val="VerbatimChar"/>
+          <w:rFonts w:ascii="Times New Roman" w:hAnsi="Times New Roman" w:eastAsia="Times New Roman" w:cs="Times New Roman"/>
+        </w:rPr>
+        <w:t>/RT</w:t>
+      </w:r>
+      <w:r>
+        <w:rPr>
+          <w:rFonts w:ascii="Times New Roman" w:hAnsi="Times New Roman" w:eastAsia="Times New Roman" w:cs="Times New Roman"/>
+        </w:rPr>
+        <w:t xml:space="preserve">、</w:t>
+      </w:r>
+      <w:r>
+        <w:rPr>
+          <w:rStyle w:val="VerbatimChar"/>
+          <w:rFonts w:ascii="Times New Roman" w:hAnsi="Times New Roman" w:eastAsia="Times New Roman" w:cs="Times New Roman"/>
+        </w:rPr>
+        <w:t xml:space="preserve">ΔGθ = −RT ln K</w:t>
+      </w:r>
+      <w:r>
+        <w:rPr>
+          <w:rFonts w:ascii="Times New Roman" w:hAnsi="Times New Roman" w:eastAsia="Times New Roman" w:cs="Times New Roman"/>
+        </w:rPr>
+        <w:t xml:space="preserve">、</w:t>
+      </w:r>
+      <w:r>
+        <w:rPr>
+          <w:rStyle w:val="VerbatimChar"/>
+          <w:rFonts w:ascii="Times New Roman" w:hAnsi="Times New Roman" w:eastAsia="Times New Roman" w:cs="Times New Roman"/>
+        </w:rPr>
+        <w:t>pH = −lg[H</w:t>
+      </w:r>
+      <w:r>
+        <w:rPr>
+          <w:rStyle w:val="VerbatimChar"/>
+          <w:rFonts w:ascii="Times New Roman" w:hAnsi="Times New Roman" w:eastAsia="Times New Roman" w:cs="Times New Roman"/>
+          <w:vertAlign w:val="superscript"/>
+        </w:rPr>
+        <w:t>+</w:t>
+      </w:r>
+      <w:r>
+        <w:rPr>
+          <w:rStyle w:val="VerbatimChar"/>
+          <w:rFonts w:ascii="Times New Roman" w:hAnsi="Times New Roman" w:eastAsia="Times New Roman" w:cs="Times New Roman"/>
+        </w:rPr>
+        <w:t>]</w:t>
+      </w:r>
+      <w:r>
+        <w:rPr>
+          <w:rFonts w:ascii="Times New Roman" w:hAnsi="Times New Roman" w:eastAsia="Times New Roman" w:cs="Times New Roman"/>
+        </w:rPr>
+        <w:t xml:space="preserve"> </w:t>
+      </w:r>
+      <w:r>
+        <w:rPr>
+          <w:rFonts w:hint="eastAsia" w:ascii="Times New Roman" w:hAnsi="Times New Roman" w:eastAsia="FangSong" w:cs="Times New Roman"/>
+        </w:rPr>
+        <w:t xml:space="preserve">这些式子里的</w:t>
+      </w:r>
+      <w:r>
+        <w:rPr>
+          <w:rFonts w:ascii="Times New Roman" w:hAnsi="Times New Roman" w:eastAsia="Times New Roman" w:cs="Times New Roman"/>
+        </w:rPr>
+        <w:t xml:space="preserve"> ln </w:t>
+      </w:r>
+      <w:r>
+        <w:rPr>
+          <w:rFonts w:hint="eastAsia" w:ascii="Times New Roman" w:hAnsi="Times New Roman" w:eastAsia="FangSong" w:cs="Times New Roman"/>
+        </w:rPr>
+        <w:t>到底怎么算</w:t>
+      </w:r>
+      <w:r>
+        <w:rPr>
+          <w:rFonts w:hint="eastAsia" w:ascii="Times New Roman" w:hAnsi="Times New Roman" w:eastAsia="Times New Roman" w:cs="Times New Roman"/>
+        </w:rPr>
+        <w:t>、</w:t>
+      </w:r>
+      <w:r>
+        <w:rPr>
+          <w:rFonts w:hint="eastAsia" w:ascii="Times New Roman" w:hAnsi="Times New Roman" w:eastAsia="FangSong" w:cs="Times New Roman"/>
+        </w:rPr>
+        <w:t>为什么物理化学一律用</w:t>
+      </w:r>
+      <w:r>
+        <w:rPr>
+          <w:rFonts w:ascii="Times New Roman" w:hAnsi="Times New Roman" w:eastAsia="Times New Roman" w:cs="Times New Roman"/>
+        </w:rPr>
+        <w:t xml:space="preserve"> ln </w:t>
+      </w:r>
+      <w:r>
+        <w:rPr>
+          <w:rFonts w:hint="eastAsia" w:ascii="Times New Roman" w:hAnsi="Times New Roman" w:eastAsia="FangSong" w:cs="Times New Roman"/>
+        </w:rPr>
+        <w:t xml:space="preserve">而</w:t>
+      </w:r>
+      <w:r>
+        <w:rPr>
+          <w:rFonts w:ascii="Times New Roman" w:hAnsi="Times New Roman" w:eastAsia="Times New Roman" w:cs="Times New Roman"/>
+        </w:rPr>
+        <w:t xml:space="preserve"> pH </w:t>
+      </w:r>
+      <w:r>
+        <w:rPr>
+          <w:rFonts w:hint="eastAsia" w:ascii="Times New Roman" w:hAnsi="Times New Roman" w:eastAsia="FangSong" w:cs="Times New Roman"/>
+        </w:rPr>
+        <w:t xml:space="preserve">用</w:t>
+      </w:r>
+      <w:r>
+        <w:rPr>
+          <w:rFonts w:ascii="Times New Roman" w:hAnsi="Times New Roman" w:eastAsia="Times New Roman" w:cs="Times New Roman"/>
+        </w:rPr>
+        <w:t xml:space="preserve"> lg。</w:t>
+      </w:r>
+      <w:r>
+        <w:rPr>
+          <w:rFonts w:ascii="Times New Roman" w:hAnsi="Times New Roman" w:eastAsia="Times New Roman" w:cs="Times New Roman"/>
+        </w:rPr>
+        <w:t xml:space="preserve"> </w:t>
+      </w:r>
+      <w:r>
+        <w:rPr>
+          <w:rFonts w:hint="eastAsia" w:ascii="Times New Roman" w:hAnsi="Times New Roman" w:eastAsia="FangSong" w:cs="Times New Roman"/>
+          <w:b/>
+          <w:bCs/>
+        </w:rPr>
+        <w:t xml:space="preserve">关联讲义</w:t>
+      </w:r>
+      <w:r>
+        <w:rPr>
+          <w:rFonts w:hint="eastAsia" w:ascii="Times New Roman" w:hAnsi="Times New Roman" w:eastAsia="Times New Roman" w:cs="Times New Roman"/>
+        </w:rPr>
+        <w:t>：04-</w:t>
+      </w:r>
+      <w:r>
+        <w:rPr>
+          <w:rFonts w:hint="eastAsia" w:ascii="Times New Roman" w:hAnsi="Times New Roman" w:eastAsia="FangSong" w:cs="Times New Roman"/>
+        </w:rPr>
+        <w:t>课件</w:t>
+      </w:r>
+      <w:r>
+        <w:rPr>
+          <w:rFonts w:hint="eastAsia" w:ascii="Times New Roman" w:hAnsi="Times New Roman" w:eastAsia="Times New Roman" w:cs="Times New Roman"/>
+        </w:rPr>
+        <w:t>/</w:t>
+      </w:r>
+      <w:r>
+        <w:rPr>
+          <w:rFonts w:hint="eastAsia" w:ascii="Times New Roman" w:hAnsi="Times New Roman" w:eastAsia="FangSong" w:cs="Times New Roman"/>
+        </w:rPr>
+        <w:t>学生讲义</w:t>
+      </w:r>
+      <w:r>
+        <w:rPr>
+          <w:rFonts w:hint="eastAsia" w:ascii="Times New Roman" w:hAnsi="Times New Roman" w:eastAsia="Times New Roman" w:cs="Times New Roman"/>
+        </w:rPr>
+        <w:t>/3-</w:t>
+      </w:r>
+      <w:r>
+        <w:rPr>
+          <w:rFonts w:hint="eastAsia" w:ascii="Times New Roman" w:hAnsi="Times New Roman" w:eastAsia="FangSong" w:cs="Times New Roman"/>
+        </w:rPr>
+        <w:t>物理化学</w:t>
+      </w:r>
+      <w:r>
+        <w:rPr>
+          <w:rFonts w:hint="eastAsia" w:ascii="Times New Roman" w:hAnsi="Times New Roman" w:eastAsia="Times New Roman" w:cs="Times New Roman"/>
+        </w:rPr>
+        <w:t>/</w:t>
+      </w:r>
+      <w:r>
+        <w:rPr>
+          <w:rFonts w:hint="eastAsia" w:ascii="Times New Roman" w:hAnsi="Times New Roman" w:eastAsia="FangSong" w:cs="Times New Roman"/>
+        </w:rPr>
+        <w:t>化学动力学</w:t>
+      </w:r>
+      <w:r>
+        <w:rPr>
+          <w:rFonts w:hint="eastAsia" w:ascii="Times New Roman" w:hAnsi="Times New Roman" w:eastAsia="Times New Roman" w:cs="Times New Roman"/>
+        </w:rPr>
+        <w:t>-</w:t>
+      </w:r>
+      <w:r>
+        <w:rPr>
+          <w:rFonts w:hint="eastAsia" w:ascii="Times New Roman" w:hAnsi="Times New Roman" w:eastAsia="FangSong" w:cs="Times New Roman"/>
+        </w:rPr>
+        <w:t>超级充实版</w:t>
+      </w:r>
+      <w:r>
+        <w:rPr>
+          <w:rFonts w:hint="eastAsia" w:ascii="Times New Roman" w:hAnsi="Times New Roman" w:eastAsia="Times New Roman" w:cs="Times New Roman"/>
+        </w:rPr>
+        <w:t>（</w:t>
+      </w:r>
+      <w:r>
+        <w:rPr>
+          <w:rFonts w:hint="eastAsia" w:ascii="Times New Roman" w:hAnsi="Times New Roman" w:eastAsia="FangSong" w:cs="Times New Roman"/>
+        </w:rPr>
+        <w:t>自学完整</w:t>
+      </w:r>
+      <w:r>
+        <w:rPr>
+          <w:rFonts w:hint="eastAsia" w:ascii="Times New Roman" w:hAnsi="Times New Roman" w:eastAsia="Times New Roman" w:cs="Times New Roman"/>
+        </w:rPr>
+        <w:t>）</w:t>
+      </w:r>
+      <w:r>
+        <w:rPr>
+          <w:rFonts w:ascii="Times New Roman" w:hAnsi="Times New Roman" w:eastAsia="Times New Roman" w:cs="Times New Roman"/>
+        </w:rPr>
+        <w:t xml:space="preserve"> · </w:t>
+      </w:r>
+      <w:r>
+        <w:rPr>
+          <w:rFonts w:hint="eastAsia" w:ascii="Times New Roman" w:hAnsi="Times New Roman" w:eastAsia="Times New Roman" w:cs="Times New Roman"/>
+        </w:rPr>
+        <w:t>04-</w:t>
+      </w:r>
+      <w:r>
+        <w:rPr>
+          <w:rFonts w:hint="eastAsia" w:ascii="Times New Roman" w:hAnsi="Times New Roman" w:eastAsia="FangSong" w:cs="Times New Roman"/>
+        </w:rPr>
+        <w:t>课件</w:t>
+      </w:r>
+      <w:r>
+        <w:rPr>
+          <w:rFonts w:hint="eastAsia" w:ascii="Times New Roman" w:hAnsi="Times New Roman" w:eastAsia="Times New Roman" w:cs="Times New Roman"/>
+        </w:rPr>
+        <w:t>/</w:t>
+      </w:r>
+      <w:r>
+        <w:rPr>
+          <w:rFonts w:hint="eastAsia" w:ascii="Times New Roman" w:hAnsi="Times New Roman" w:eastAsia="FangSong" w:cs="Times New Roman"/>
+        </w:rPr>
+        <w:t>学生讲义</w:t>
+      </w:r>
+      <w:r>
+        <w:rPr>
+          <w:rFonts w:hint="eastAsia" w:ascii="Times New Roman" w:hAnsi="Times New Roman" w:eastAsia="Times New Roman" w:cs="Times New Roman"/>
+        </w:rPr>
+        <w:t>/3-</w:t>
+      </w:r>
+      <w:r>
+        <w:rPr>
+          <w:rFonts w:hint="eastAsia" w:ascii="Times New Roman" w:hAnsi="Times New Roman" w:eastAsia="FangSong" w:cs="Times New Roman"/>
+        </w:rPr>
+        <w:t>物理化学</w:t>
+      </w:r>
+      <w:r>
+        <w:rPr>
+          <w:rFonts w:hint="eastAsia" w:ascii="Times New Roman" w:hAnsi="Times New Roman" w:eastAsia="Times New Roman" w:cs="Times New Roman"/>
+        </w:rPr>
+        <w:t>/</w:t>
+      </w:r>
+      <w:r>
+        <w:rPr>
+          <w:rFonts w:hint="eastAsia" w:ascii="Times New Roman" w:hAnsi="Times New Roman" w:eastAsia="FangSong" w:cs="Times New Roman"/>
+        </w:rPr>
+        <w:t>化学平衡</w:t>
+      </w:r>
+      <w:r>
+        <w:rPr>
+          <w:rFonts w:hint="eastAsia" w:ascii="Times New Roman" w:hAnsi="Times New Roman" w:eastAsia="Times New Roman" w:cs="Times New Roman"/>
+        </w:rPr>
+        <w:t>-</w:t>
+      </w:r>
+      <w:r>
+        <w:rPr>
+          <w:rFonts w:hint="eastAsia" w:ascii="Times New Roman" w:hAnsi="Times New Roman" w:eastAsia="FangSong" w:cs="Times New Roman"/>
+        </w:rPr>
+        <w:t>超级充实版</w:t>
+      </w:r>
+      <w:r>
+        <w:rPr>
+          <w:rFonts w:hint="eastAsia" w:ascii="Times New Roman" w:hAnsi="Times New Roman" w:eastAsia="Times New Roman" w:cs="Times New Roman"/>
+        </w:rPr>
+        <w:t>（</w:t>
+      </w:r>
+      <w:r>
+        <w:rPr>
+          <w:rFonts w:hint="eastAsia" w:ascii="Times New Roman" w:hAnsi="Times New Roman" w:eastAsia="FangSong" w:cs="Times New Roman"/>
+        </w:rPr>
+        <w:t>自学完整</w:t>
+      </w:r>
+      <w:r>
+        <w:rPr>
+          <w:rFonts w:hint="eastAsia" w:ascii="Times New Roman" w:hAnsi="Times New Roman" w:eastAsia="Times New Roman" w:cs="Times New Roman"/>
+        </w:rPr>
+        <w:t>）</w:t>
+      </w:r>
+      <w:r>
+        <w:rPr>
+          <w:rFonts w:ascii="Times New Roman" w:hAnsi="Times New Roman" w:eastAsia="Times New Roman" w:cs="Times New Roman"/>
+        </w:rPr>
+        <w:t xml:space="preserve"> · </w:t>
+      </w:r>
+      <w:r>
+        <w:rPr>
+          <w:rFonts w:hint="eastAsia" w:ascii="Times New Roman" w:hAnsi="Times New Roman" w:eastAsia="Times New Roman" w:cs="Times New Roman"/>
+        </w:rPr>
+        <w:t>04-</w:t>
+      </w:r>
+      <w:r>
+        <w:rPr>
+          <w:rFonts w:hint="eastAsia" w:ascii="Times New Roman" w:hAnsi="Times New Roman" w:eastAsia="FangSong" w:cs="Times New Roman"/>
+        </w:rPr>
+        <w:t>课件</w:t>
+      </w:r>
+      <w:r>
+        <w:rPr>
+          <w:rFonts w:hint="eastAsia" w:ascii="Times New Roman" w:hAnsi="Times New Roman" w:eastAsia="Times New Roman" w:cs="Times New Roman"/>
+        </w:rPr>
+        <w:t>/</w:t>
+      </w:r>
+      <w:r>
+        <w:rPr>
+          <w:rFonts w:hint="eastAsia" w:ascii="Times New Roman" w:hAnsi="Times New Roman" w:eastAsia="FangSong" w:cs="Times New Roman"/>
+        </w:rPr>
+        <w:t>学生讲义</w:t>
+      </w:r>
+      <w:r>
+        <w:rPr>
+          <w:rFonts w:hint="eastAsia" w:ascii="Times New Roman" w:hAnsi="Times New Roman" w:eastAsia="Times New Roman" w:cs="Times New Roman"/>
+        </w:rPr>
+        <w:t>/3-</w:t>
+      </w:r>
+      <w:r>
+        <w:rPr>
+          <w:rFonts w:hint="eastAsia" w:ascii="Times New Roman" w:hAnsi="Times New Roman" w:eastAsia="FangSong" w:cs="Times New Roman"/>
+        </w:rPr>
+        <w:t>物理化学</w:t>
+      </w:r>
+      <w:r>
+        <w:rPr>
+          <w:rFonts w:hint="eastAsia" w:ascii="Times New Roman" w:hAnsi="Times New Roman" w:eastAsia="Times New Roman" w:cs="Times New Roman"/>
+        </w:rPr>
+        <w:t>/</w:t>
+      </w:r>
+      <w:r>
+        <w:rPr>
+          <w:rFonts w:hint="eastAsia" w:ascii="Times New Roman" w:hAnsi="Times New Roman" w:eastAsia="FangSong" w:cs="Times New Roman"/>
+        </w:rPr>
+        <w:t>酸碱理论</w:t>
+      </w:r>
+      <w:r>
+        <w:rPr>
+          <w:rFonts w:hint="eastAsia" w:ascii="Times New Roman" w:hAnsi="Times New Roman" w:eastAsia="Times New Roman" w:cs="Times New Roman"/>
+        </w:rPr>
+        <w:t>-</w:t>
+      </w:r>
+      <w:r>
+        <w:rPr>
+          <w:rFonts w:hint="eastAsia" w:ascii="Times New Roman" w:hAnsi="Times New Roman" w:eastAsia="FangSong" w:cs="Times New Roman"/>
+        </w:rPr>
+        <w:t>超级充实版</w:t>
+      </w:r>
+      <w:r>
+        <w:rPr>
+          <w:rFonts w:hint="eastAsia" w:ascii="Times New Roman" w:hAnsi="Times New Roman" w:eastAsia="Times New Roman" w:cs="Times New Roman"/>
+        </w:rPr>
+        <w:t>（</w:t>
+      </w:r>
+      <w:r>
+        <w:rPr>
+          <w:rFonts w:hint="eastAsia" w:ascii="Times New Roman" w:hAnsi="Times New Roman" w:eastAsia="FangSong" w:cs="Times New Roman"/>
+        </w:rPr>
+        <w:t>自学完整</w:t>
+      </w:r>
+      <w:r>
+        <w:rPr>
+          <w:rFonts w:hint="eastAsia" w:ascii="Times New Roman" w:hAnsi="Times New Roman" w:eastAsia="Times New Roman" w:cs="Times New Roman"/>
+        </w:rPr>
+        <w:t>）</w:t>
+      </w:r>
+      <w:r>
+        <w:rPr>
+          <w:rFonts w:ascii="Times New Roman" w:hAnsi="Times New Roman" w:eastAsia="Times New Roman" w:cs="Times New Roman"/>
+        </w:rPr>
+        <w:t xml:space="preserve"> </w:t>
+      </w:r>
+      <w:r>
+        <w:rPr>
+          <w:rFonts w:hint="eastAsia" w:ascii="Times New Roman" w:hAnsi="Times New Roman" w:eastAsia="FangSong" w:cs="Times New Roman"/>
+          <w:b/>
+          <w:bCs/>
+        </w:rPr>
+        <w:t xml:space="preserve">考纲对应</w:t>
       </w:r>
       <w:r>
         <w:rPr>
@@ -35,464 +432,40 @@
       </w:r>
       <w:r>
         <w:rPr>
-          <w:rFonts w:hint="eastAsia" w:ascii="Times New Roman" w:hAnsi="Times New Roman" w:eastAsia="SimHei" w:cs="Times New Roman"/>
-        </w:rPr>
-        <w:t>对数与指数</w:t>
+          <w:rFonts w:hint="eastAsia" w:ascii="Times New Roman" w:hAnsi="Times New Roman" w:eastAsia="FangSong" w:cs="Times New Roman"/>
+        </w:rPr>
+        <w:t>不适用</w:t>
+      </w:r>
+      <w:r>
+        <w:rPr>
+          <w:rFonts w:hint="eastAsia" w:ascii="Times New Roman" w:hAnsi="Times New Roman" w:eastAsia="Times New Roman" w:cs="Times New Roman"/>
+        </w:rPr>
+        <w:t>（</w:t>
+      </w:r>
+      <w:r>
+        <w:rPr>
+          <w:rFonts w:hint="eastAsia" w:ascii="Times New Roman" w:hAnsi="Times New Roman" w:eastAsia="FangSong" w:cs="Times New Roman"/>
+        </w:rPr>
+        <w:t>工具层</w:t>
+      </w:r>
+      <w:r>
+        <w:rPr>
+          <w:rFonts w:hint="eastAsia" w:ascii="Times New Roman" w:hAnsi="Times New Roman" w:eastAsia="Times New Roman" w:cs="Times New Roman"/>
+        </w:rPr>
+        <w:t>）</w:t>
       </w:r>
     </w:p>
     <w:p>
       <w:pPr>
-        <w:pStyle w:val="BlockText"/>
+        <w:spacing w:before="160" w:after="80"/>
       </w:pPr>
       <w:r>
-        <w:rPr>
-          <w:rFonts w:hint="eastAsia" w:ascii="Times New Roman" w:hAnsi="Times New Roman" w:eastAsia="FangSong" w:cs="Times New Roman"/>
-          <w:b/>
-          <w:bCs/>
-        </w:rPr>
-        <w:t xml:space="preserve">本讲解决的问题</w:t>
-      </w:r>
-      <w:r>
-        <w:rPr>
-          <w:rFonts w:hint="eastAsia" w:ascii="Times New Roman" w:hAnsi="Times New Roman" w:eastAsia="Times New Roman" w:cs="Times New Roman"/>
-        </w:rPr>
-        <w:t xml:space="preserve">：</w:t>
-      </w:r>
-      <w:r>
-        <w:rPr>
-          <w:rStyle w:val="VerbatimChar"/>
-          <w:rFonts w:ascii="Times New Roman" w:hAnsi="Times New Roman" w:eastAsia="Times New Roman" w:cs="Times New Roman"/>
-        </w:rPr>
-        <w:t>ln k = ln A − E</w:t>
-      </w:r>
-      <w:r>
-        <w:rPr>
-          <w:rStyle w:val="VerbatimChar"/>
-          <w:rFonts w:ascii="Times New Roman" w:hAnsi="Times New Roman" w:eastAsia="Times New Roman" w:cs="Times New Roman"/>
-          <w:vertAlign w:val="subscript"/>
-        </w:rPr>
-        <w:t>a</w:t>
-      </w:r>
-      <w:r>
-        <w:rPr>
-          <w:rStyle w:val="VerbatimChar"/>
-          <w:rFonts w:ascii="Times New Roman" w:hAnsi="Times New Roman" w:eastAsia="Times New Roman" w:cs="Times New Roman"/>
-        </w:rPr>
-        <w:t>/RT</w:t>
-      </w:r>
-      <w:r>
-        <w:rPr>
-          <w:rFonts w:ascii="Times New Roman" w:hAnsi="Times New Roman" w:eastAsia="Times New Roman" w:cs="Times New Roman"/>
-        </w:rPr>
-        <w:t xml:space="preserve">、</w:t>
-      </w:r>
-      <w:r>
-        <w:rPr>
-          <w:rStyle w:val="VerbatimChar"/>
-          <w:rFonts w:ascii="Times New Roman" w:hAnsi="Times New Roman" w:eastAsia="Times New Roman" w:cs="Times New Roman"/>
-        </w:rPr>
-        <w:t xml:space="preserve">ΔGθ = −RT ln K</w:t>
-      </w:r>
-      <w:r>
-        <w:rPr>
-          <w:rFonts w:ascii="Times New Roman" w:hAnsi="Times New Roman" w:eastAsia="Times New Roman" w:cs="Times New Roman"/>
-        </w:rPr>
-        <w:t xml:space="preserve">、</w:t>
-      </w:r>
-      <w:r>
-        <w:rPr>
-          <w:rStyle w:val="VerbatimChar"/>
-          <w:rFonts w:ascii="Times New Roman" w:hAnsi="Times New Roman" w:eastAsia="Times New Roman" w:cs="Times New Roman"/>
-        </w:rPr>
-        <w:t>pH = −lg[H</w:t>
-      </w:r>
-      <w:r>
-        <w:rPr>
-          <w:rStyle w:val="VerbatimChar"/>
-          <w:rFonts w:ascii="Times New Roman" w:hAnsi="Times New Roman" w:eastAsia="Times New Roman" w:cs="Times New Roman"/>
-          <w:vertAlign w:val="superscript"/>
-        </w:rPr>
-        <w:t>+</w:t>
-      </w:r>
-      <w:r>
-        <w:rPr>
-          <w:rStyle w:val="VerbatimChar"/>
-          <w:rFonts w:ascii="Times New Roman" w:hAnsi="Times New Roman" w:eastAsia="Times New Roman" w:cs="Times New Roman"/>
-        </w:rPr>
-        <w:t>]</w:t>
-      </w:r>
-      <w:r>
-        <w:rPr>
-          <w:rFonts w:ascii="Times New Roman" w:hAnsi="Times New Roman" w:eastAsia="Times New Roman" w:cs="Times New Roman"/>
-        </w:rPr>
-        <w:t xml:space="preserve"> </w:t>
-      </w:r>
-      <w:r>
-        <w:rPr>
-          <w:rFonts w:hint="eastAsia" w:ascii="Times New Roman" w:hAnsi="Times New Roman" w:eastAsia="FangSong" w:cs="Times New Roman"/>
-        </w:rPr>
-        <w:t xml:space="preserve">这些式子里的</w:t>
-      </w:r>
-      <w:r>
-        <w:rPr>
-          <w:rFonts w:ascii="Times New Roman" w:hAnsi="Times New Roman" w:eastAsia="Times New Roman" w:cs="Times New Roman"/>
-        </w:rPr>
-        <w:t xml:space="preserve"> ln </w:t>
-      </w:r>
-      <w:r>
-        <w:rPr>
-          <w:rFonts w:hint="eastAsia" w:ascii="Times New Roman" w:hAnsi="Times New Roman" w:eastAsia="FangSong" w:cs="Times New Roman"/>
-        </w:rPr>
-        <w:t>到底怎么算</w:t>
-      </w:r>
-      <w:r>
-        <w:rPr>
-          <w:rFonts w:hint="eastAsia" w:ascii="Times New Roman" w:hAnsi="Times New Roman" w:eastAsia="Times New Roman" w:cs="Times New Roman"/>
-        </w:rPr>
-        <w:t>、</w:t>
-      </w:r>
-      <w:r>
-        <w:rPr>
-          <w:rFonts w:hint="eastAsia" w:ascii="Times New Roman" w:hAnsi="Times New Roman" w:eastAsia="FangSong" w:cs="Times New Roman"/>
-        </w:rPr>
-        <w:t>为什么物理化学一律用</w:t>
-      </w:r>
-      <w:r>
-        <w:rPr>
-          <w:rFonts w:ascii="Times New Roman" w:hAnsi="Times New Roman" w:eastAsia="Times New Roman" w:cs="Times New Roman"/>
-        </w:rPr>
-        <w:t xml:space="preserve"> ln </w:t>
-      </w:r>
-      <w:r>
-        <w:rPr>
-          <w:rFonts w:hint="eastAsia" w:ascii="Times New Roman" w:hAnsi="Times New Roman" w:eastAsia="FangSong" w:cs="Times New Roman"/>
-        </w:rPr>
-        <w:t xml:space="preserve">而</w:t>
-      </w:r>
-      <w:r>
-        <w:rPr>
-          <w:rFonts w:ascii="Times New Roman" w:hAnsi="Times New Roman" w:eastAsia="Times New Roman" w:cs="Times New Roman"/>
-        </w:rPr>
-        <w:t xml:space="preserve"> pH </w:t>
-      </w:r>
-      <w:r>
-        <w:rPr>
-          <w:rFonts w:hint="eastAsia" w:ascii="Times New Roman" w:hAnsi="Times New Roman" w:eastAsia="FangSong" w:cs="Times New Roman"/>
-        </w:rPr>
-        <w:t xml:space="preserve">用</w:t>
-      </w:r>
-      <w:r>
-        <w:rPr>
-          <w:rFonts w:ascii="Times New Roman" w:hAnsi="Times New Roman" w:eastAsia="Times New Roman" w:cs="Times New Roman"/>
-        </w:rPr>
-        <w:t xml:space="preserve"> lg。</w:t>
-      </w:r>
-      <w:r>
-        <w:rPr>
-          <w:rFonts w:ascii="Times New Roman" w:hAnsi="Times New Roman" w:eastAsia="Times New Roman" w:cs="Times New Roman"/>
-        </w:rPr>
-        <w:t xml:space="preserve"> </w:t>
-      </w:r>
-      <w:r>
-        <w:rPr>
-          <w:rFonts w:hint="eastAsia" w:ascii="Times New Roman" w:hAnsi="Times New Roman" w:eastAsia="FangSong" w:cs="Times New Roman"/>
-          <w:b/>
-          <w:bCs/>
-        </w:rPr>
-        <w:t xml:space="preserve">关联讲义</w:t>
-      </w:r>
-      <w:r>
-        <w:rPr>
-          <w:rFonts w:hint="eastAsia" w:ascii="Times New Roman" w:hAnsi="Times New Roman" w:eastAsia="Times New Roman" w:cs="Times New Roman"/>
-        </w:rPr>
-        <w:t>：04-</w:t>
-      </w:r>
-      <w:r>
-        <w:rPr>
-          <w:rFonts w:hint="eastAsia" w:ascii="Times New Roman" w:hAnsi="Times New Roman" w:eastAsia="FangSong" w:cs="Times New Roman"/>
-        </w:rPr>
-        <w:t>课件</w:t>
-      </w:r>
-      <w:r>
-        <w:rPr>
-          <w:rFonts w:hint="eastAsia" w:ascii="Times New Roman" w:hAnsi="Times New Roman" w:eastAsia="Times New Roman" w:cs="Times New Roman"/>
-        </w:rPr>
-        <w:t>/</w:t>
-      </w:r>
-      <w:r>
-        <w:rPr>
-          <w:rFonts w:hint="eastAsia" w:ascii="Times New Roman" w:hAnsi="Times New Roman" w:eastAsia="FangSong" w:cs="Times New Roman"/>
-        </w:rPr>
-        <w:t>学生讲义</w:t>
-      </w:r>
-      <w:r>
-        <w:rPr>
-          <w:rFonts w:hint="eastAsia" w:ascii="Times New Roman" w:hAnsi="Times New Roman" w:eastAsia="Times New Roman" w:cs="Times New Roman"/>
-        </w:rPr>
-        <w:t>/3-</w:t>
-      </w:r>
-      <w:r>
-        <w:rPr>
-          <w:rFonts w:hint="eastAsia" w:ascii="Times New Roman" w:hAnsi="Times New Roman" w:eastAsia="FangSong" w:cs="Times New Roman"/>
-        </w:rPr>
-        <w:t>物理化学</w:t>
-      </w:r>
-      <w:r>
-        <w:rPr>
-          <w:rFonts w:hint="eastAsia" w:ascii="Times New Roman" w:hAnsi="Times New Roman" w:eastAsia="Times New Roman" w:cs="Times New Roman"/>
-        </w:rPr>
-        <w:t>/</w:t>
-      </w:r>
-      <w:r>
-        <w:rPr>
-          <w:rFonts w:hint="eastAsia" w:ascii="Times New Roman" w:hAnsi="Times New Roman" w:eastAsia="FangSong" w:cs="Times New Roman"/>
-        </w:rPr>
-        <w:t>化学动力学</w:t>
-      </w:r>
-      <w:r>
-        <w:rPr>
-          <w:rFonts w:hint="eastAsia" w:ascii="Times New Roman" w:hAnsi="Times New Roman" w:eastAsia="Times New Roman" w:cs="Times New Roman"/>
-        </w:rPr>
-        <w:t>-</w:t>
-      </w:r>
-      <w:r>
-        <w:rPr>
-          <w:rFonts w:hint="eastAsia" w:ascii="Times New Roman" w:hAnsi="Times New Roman" w:eastAsia="FangSong" w:cs="Times New Roman"/>
-        </w:rPr>
-        <w:t>超级充实版</w:t>
-      </w:r>
-      <w:r>
-        <w:rPr>
-          <w:rFonts w:hint="eastAsia" w:ascii="Times New Roman" w:hAnsi="Times New Roman" w:eastAsia="Times New Roman" w:cs="Times New Roman"/>
-        </w:rPr>
-        <w:t>（</w:t>
-      </w:r>
-      <w:r>
-        <w:rPr>
-          <w:rFonts w:hint="eastAsia" w:ascii="Times New Roman" w:hAnsi="Times New Roman" w:eastAsia="FangSong" w:cs="Times New Roman"/>
-        </w:rPr>
-        <w:t>自学完整</w:t>
-      </w:r>
-      <w:r>
-        <w:rPr>
-          <w:rFonts w:hint="eastAsia" w:ascii="Times New Roman" w:hAnsi="Times New Roman" w:eastAsia="Times New Roman" w:cs="Times New Roman"/>
-        </w:rPr>
-        <w:t>）</w:t>
-      </w:r>
-      <w:r>
-        <w:rPr>
-          <w:rFonts w:ascii="Times New Roman" w:hAnsi="Times New Roman" w:eastAsia="Times New Roman" w:cs="Times New Roman"/>
-        </w:rPr>
-        <w:t xml:space="preserve"> · </w:t>
-      </w:r>
-      <w:r>
-        <w:rPr>
-          <w:rFonts w:hint="eastAsia" w:ascii="Times New Roman" w:hAnsi="Times New Roman" w:eastAsia="Times New Roman" w:cs="Times New Roman"/>
-        </w:rPr>
-        <w:t>04-</w:t>
-      </w:r>
-      <w:r>
-        <w:rPr>
-          <w:rFonts w:hint="eastAsia" w:ascii="Times New Roman" w:hAnsi="Times New Roman" w:eastAsia="FangSong" w:cs="Times New Roman"/>
-        </w:rPr>
-        <w:t>课件</w:t>
-      </w:r>
-      <w:r>
-        <w:rPr>
-          <w:rFonts w:hint="eastAsia" w:ascii="Times New Roman" w:hAnsi="Times New Roman" w:eastAsia="Times New Roman" w:cs="Times New Roman"/>
-        </w:rPr>
-        <w:t>/</w:t>
-      </w:r>
-      <w:r>
-        <w:rPr>
-          <w:rFonts w:hint="eastAsia" w:ascii="Times New Roman" w:hAnsi="Times New Roman" w:eastAsia="FangSong" w:cs="Times New Roman"/>
-        </w:rPr>
-        <w:t>学生讲义</w:t>
-      </w:r>
-      <w:r>
-        <w:rPr>
-          <w:rFonts w:hint="eastAsia" w:ascii="Times New Roman" w:hAnsi="Times New Roman" w:eastAsia="Times New Roman" w:cs="Times New Roman"/>
-        </w:rPr>
-        <w:t>/3-</w:t>
-      </w:r>
-      <w:r>
-        <w:rPr>
-          <w:rFonts w:hint="eastAsia" w:ascii="Times New Roman" w:hAnsi="Times New Roman" w:eastAsia="FangSong" w:cs="Times New Roman"/>
-        </w:rPr>
-        <w:t>物理化学</w:t>
-      </w:r>
-      <w:r>
-        <w:rPr>
-          <w:rFonts w:hint="eastAsia" w:ascii="Times New Roman" w:hAnsi="Times New Roman" w:eastAsia="Times New Roman" w:cs="Times New Roman"/>
-        </w:rPr>
-        <w:t>/</w:t>
-      </w:r>
-      <w:r>
-        <w:rPr>
-          <w:rFonts w:hint="eastAsia" w:ascii="Times New Roman" w:hAnsi="Times New Roman" w:eastAsia="FangSong" w:cs="Times New Roman"/>
-        </w:rPr>
-        <w:t>化学平衡</w:t>
-      </w:r>
-      <w:r>
-        <w:rPr>
-          <w:rFonts w:hint="eastAsia" w:ascii="Times New Roman" w:hAnsi="Times New Roman" w:eastAsia="Times New Roman" w:cs="Times New Roman"/>
-        </w:rPr>
-        <w:t>-</w:t>
-      </w:r>
-      <w:r>
-        <w:rPr>
-          <w:rFonts w:hint="eastAsia" w:ascii="Times New Roman" w:hAnsi="Times New Roman" w:eastAsia="FangSong" w:cs="Times New Roman"/>
-        </w:rPr>
-        <w:t>超级充实版</w:t>
-      </w:r>
-      <w:r>
-        <w:rPr>
-          <w:rFonts w:hint="eastAsia" w:ascii="Times New Roman" w:hAnsi="Times New Roman" w:eastAsia="Times New Roman" w:cs="Times New Roman"/>
-        </w:rPr>
-        <w:t>（</w:t>
-      </w:r>
-      <w:r>
-        <w:rPr>
-          <w:rFonts w:hint="eastAsia" w:ascii="Times New Roman" w:hAnsi="Times New Roman" w:eastAsia="FangSong" w:cs="Times New Roman"/>
-        </w:rPr>
-        <w:t>自学完整</w:t>
-      </w:r>
-      <w:r>
-        <w:rPr>
-          <w:rFonts w:hint="eastAsia" w:ascii="Times New Roman" w:hAnsi="Times New Roman" w:eastAsia="Times New Roman" w:cs="Times New Roman"/>
-        </w:rPr>
-        <w:t>）</w:t>
-      </w:r>
-      <w:r>
-        <w:rPr>
-          <w:rFonts w:ascii="Times New Roman" w:hAnsi="Times New Roman" w:eastAsia="Times New Roman" w:cs="Times New Roman"/>
-        </w:rPr>
-        <w:t xml:space="preserve"> · </w:t>
-      </w:r>
-      <w:r>
-        <w:rPr>
-          <w:rFonts w:hint="eastAsia" w:ascii="Times New Roman" w:hAnsi="Times New Roman" w:eastAsia="Times New Roman" w:cs="Times New Roman"/>
-        </w:rPr>
-        <w:t>04-</w:t>
-      </w:r>
-      <w:r>
-        <w:rPr>
-          <w:rFonts w:hint="eastAsia" w:ascii="Times New Roman" w:hAnsi="Times New Roman" w:eastAsia="FangSong" w:cs="Times New Roman"/>
-        </w:rPr>
-        <w:t>课件</w:t>
-      </w:r>
-      <w:r>
-        <w:rPr>
-          <w:rFonts w:hint="eastAsia" w:ascii="Times New Roman" w:hAnsi="Times New Roman" w:eastAsia="Times New Roman" w:cs="Times New Roman"/>
-        </w:rPr>
-        <w:t>/</w:t>
-      </w:r>
-      <w:r>
-        <w:rPr>
-          <w:rFonts w:hint="eastAsia" w:ascii="Times New Roman" w:hAnsi="Times New Roman" w:eastAsia="FangSong" w:cs="Times New Roman"/>
-        </w:rPr>
-        <w:t>学生讲义</w:t>
-      </w:r>
-      <w:r>
-        <w:rPr>
-          <w:rFonts w:hint="eastAsia" w:ascii="Times New Roman" w:hAnsi="Times New Roman" w:eastAsia="Times New Roman" w:cs="Times New Roman"/>
-        </w:rPr>
-        <w:t>/3-</w:t>
-      </w:r>
-      <w:r>
-        <w:rPr>
-          <w:rFonts w:hint="eastAsia" w:ascii="Times New Roman" w:hAnsi="Times New Roman" w:eastAsia="FangSong" w:cs="Times New Roman"/>
-        </w:rPr>
-        <w:t>物理化学</w:t>
-      </w:r>
-      <w:r>
-        <w:rPr>
-          <w:rFonts w:hint="eastAsia" w:ascii="Times New Roman" w:hAnsi="Times New Roman" w:eastAsia="Times New Roman" w:cs="Times New Roman"/>
-        </w:rPr>
-        <w:t>/</w:t>
-      </w:r>
-      <w:r>
-        <w:rPr>
-          <w:rFonts w:hint="eastAsia" w:ascii="Times New Roman" w:hAnsi="Times New Roman" w:eastAsia="FangSong" w:cs="Times New Roman"/>
-        </w:rPr>
-        <w:t>酸碱理论</w:t>
-      </w:r>
-      <w:r>
-        <w:rPr>
-          <w:rFonts w:hint="eastAsia" w:ascii="Times New Roman" w:hAnsi="Times New Roman" w:eastAsia="Times New Roman" w:cs="Times New Roman"/>
-        </w:rPr>
-        <w:t>-</w:t>
-      </w:r>
-      <w:r>
-        <w:rPr>
-          <w:rFonts w:hint="eastAsia" w:ascii="Times New Roman" w:hAnsi="Times New Roman" w:eastAsia="FangSong" w:cs="Times New Roman"/>
-        </w:rPr>
-        <w:t>超级充实版</w:t>
-      </w:r>
-      <w:r>
-        <w:rPr>
-          <w:rFonts w:hint="eastAsia" w:ascii="Times New Roman" w:hAnsi="Times New Roman" w:eastAsia="Times New Roman" w:cs="Times New Roman"/>
-        </w:rPr>
-        <w:t>（</w:t>
-      </w:r>
-      <w:r>
-        <w:rPr>
-          <w:rFonts w:hint="eastAsia" w:ascii="Times New Roman" w:hAnsi="Times New Roman" w:eastAsia="FangSong" w:cs="Times New Roman"/>
-        </w:rPr>
-        <w:t>自学完整</w:t>
-      </w:r>
-      <w:r>
-        <w:rPr>
-          <w:rFonts w:hint="eastAsia" w:ascii="Times New Roman" w:hAnsi="Times New Roman" w:eastAsia="Times New Roman" w:cs="Times New Roman"/>
-        </w:rPr>
-        <w:t>）</w:t>
-      </w:r>
-      <w:r>
-        <w:rPr>
-          <w:rFonts w:ascii="Times New Roman" w:hAnsi="Times New Roman" w:eastAsia="Times New Roman" w:cs="Times New Roman"/>
-        </w:rPr>
-        <w:t xml:space="preserve"> </w:t>
-      </w:r>
-      <w:r>
-        <w:rPr>
-          <w:rFonts w:hint="eastAsia" w:ascii="Times New Roman" w:hAnsi="Times New Roman" w:eastAsia="FangSong" w:cs="Times New Roman"/>
-          <w:b/>
-          <w:bCs/>
-        </w:rPr>
-        <w:t xml:space="preserve">考纲对应</w:t>
-      </w:r>
-      <w:r>
-        <w:rPr>
-          <w:rFonts w:hint="eastAsia" w:ascii="Times New Roman" w:hAnsi="Times New Roman" w:eastAsia="Times New Roman" w:cs="Times New Roman"/>
-        </w:rPr>
-        <w:t>：</w:t>
-      </w:r>
-      <w:r>
-        <w:rPr>
-          <w:rFonts w:hint="eastAsia" w:ascii="Times New Roman" w:hAnsi="Times New Roman" w:eastAsia="FangSong" w:cs="Times New Roman"/>
-        </w:rPr>
-        <w:t>不适用</w:t>
-      </w:r>
-      <w:r>
-        <w:rPr>
-          <w:rFonts w:hint="eastAsia" w:ascii="Times New Roman" w:hAnsi="Times New Roman" w:eastAsia="Times New Roman" w:cs="Times New Roman"/>
-        </w:rPr>
-        <w:t>（</w:t>
-      </w:r>
-      <w:r>
-        <w:rPr>
-          <w:rFonts w:hint="eastAsia" w:ascii="Times New Roman" w:hAnsi="Times New Roman" w:eastAsia="FangSong" w:cs="Times New Roman"/>
-        </w:rPr>
-        <w:t>工具层</w:t>
-      </w:r>
-      <w:r>
-        <w:rPr>
-          <w:rFonts w:hint="eastAsia" w:ascii="Times New Roman" w:hAnsi="Times New Roman" w:eastAsia="Times New Roman" w:cs="Times New Roman"/>
-        </w:rPr>
-        <w:t>）</w:t>
+        <w:pict>
+          <v:rect style="width:0;height:1.5pt" o:hralign="center" o:hrstd="t" o:hr="t"/>
+        </w:pict>
       </w:r>
     </w:p>
-    <w:bookmarkStart w:id="9" w:name="学习目标"/>
+    <w:bookmarkStart w:id="12" w:name="指数-反复相乘的缩写"/>
     <w:p>
       <w:pPr>
         <w:pStyle w:val="Heading2"/>
@@ -500,744 +473,30 @@
       </w:pPr>
       <w:r>
         <w:rPr>
+          <w:rFonts w:ascii="Times New Roman" w:hAnsi="Times New Roman" w:eastAsia="Times New Roman" w:cs="Times New Roman"/>
+        </w:rPr>
+        <w:t xml:space="preserve">§1 </w:t>
+      </w:r>
+      <w:r>
+        <w:rPr>
           <w:rFonts w:hint="eastAsia" w:ascii="Times New Roman" w:hAnsi="Times New Roman" w:eastAsia="SimHei" w:cs="Times New Roman"/>
         </w:rPr>
-        <w:t xml:space="preserve">学习目标</w:t>
+        <w:t xml:space="preserve">指数</w:t>
+      </w:r>
+      <w:r>
+        <w:rPr>
+          <w:rFonts w:ascii="Times New Roman" w:hAnsi="Times New Roman" w:eastAsia="Times New Roman" w:cs="Times New Roman"/>
+        </w:rPr>
+        <w:t xml:space="preserve"> —— </w:t>
+      </w:r>
+      <w:r>
+        <w:rPr>
+          <w:rFonts w:hint="eastAsia" w:ascii="Times New Roman" w:hAnsi="Times New Roman" w:eastAsia="SimHei" w:cs="Times New Roman"/>
+        </w:rPr>
+        <w:t xml:space="preserve">反复相乘的缩写</w:t>
       </w:r>
     </w:p>
-    <w:p>
-      <w:pPr>
-        <w:pStyle w:val="BlockText"/>
-      </w:pPr>
-      <w:r>
-        <w:rPr>
-          <w:rFonts w:hint="eastAsia" w:ascii="Times New Roman" w:hAnsi="Times New Roman" w:eastAsia="FangSong" w:cs="Times New Roman"/>
-        </w:rPr>
-        <w:t>对齐考纲</w:t>
-      </w:r>
-      <w:r>
-        <w:rPr>
-          <w:rFonts w:hint="eastAsia" w:ascii="Times New Roman" w:hAnsi="Times New Roman" w:eastAsia="Times New Roman" w:cs="Times New Roman"/>
-        </w:rPr>
-        <w:t>：§05</w:t>
-      </w:r>
-      <w:r>
-        <w:rPr>
-          <w:rFonts w:ascii="Times New Roman" w:hAnsi="Times New Roman" w:eastAsia="Times New Roman" w:cs="Times New Roman"/>
-        </w:rPr>
-        <w:t xml:space="preserve"> </w:t>
-      </w:r>
-      <w:r>
-        <w:rPr>
-          <w:rFonts w:hint="eastAsia" w:ascii="Times New Roman" w:hAnsi="Times New Roman" w:eastAsia="FangSong" w:cs="Times New Roman"/>
-        </w:rPr>
-        <w:t>酸碱理论</w:t>
-      </w:r>
-      <w:r>
-        <w:rPr>
-          <w:rFonts w:hint="eastAsia" w:ascii="Times New Roman" w:hAnsi="Times New Roman" w:eastAsia="Times New Roman" w:cs="Times New Roman"/>
-        </w:rPr>
-        <w:t>·§08</w:t>
-      </w:r>
-      <w:r>
-        <w:rPr>
-          <w:rFonts w:ascii="Times New Roman" w:hAnsi="Times New Roman" w:eastAsia="Times New Roman" w:cs="Times New Roman"/>
-        </w:rPr>
-        <w:t xml:space="preserve"> </w:t>
-      </w:r>
-      <w:r>
-        <w:rPr>
-          <w:rFonts w:hint="eastAsia" w:ascii="Times New Roman" w:hAnsi="Times New Roman" w:eastAsia="FangSong" w:cs="Times New Roman"/>
-        </w:rPr>
-        <w:t xml:space="preserve">氧化还原与电化学</w:t>
-      </w:r>
-      <w:r>
-        <w:rPr>
-          <w:rFonts w:ascii="Times New Roman" w:hAnsi="Times New Roman" w:eastAsia="Times New Roman" w:cs="Times New Roman"/>
-        </w:rPr>
-        <w:t xml:space="preserve"> </w:t>
-      </w:r>
-    </w:p>
-    <w:p>
-      <w:pPr>
-        <w:pStyle w:val="Compact"/>
-        <w:numPr>
-          <w:ilvl w:val="0"/>
-          <w:numId w:val="1001"/>
-        </w:numPr>
-      </w:pPr>
-      <w:r>
-        <w:rPr>
-          <w:rFonts w:hint="eastAsia" w:ascii="Times New Roman" w:hAnsi="Times New Roman" w:eastAsia="FangSong" w:cs="Times New Roman"/>
-        </w:rPr>
-        <w:t>能熟练使用指数的五条运算律</w:t>
-      </w:r>
-      <w:r>
-        <w:rPr>
-          <w:rFonts w:hint="eastAsia" w:ascii="Times New Roman" w:hAnsi="Times New Roman" w:eastAsia="Times New Roman" w:cs="Times New Roman"/>
-        </w:rPr>
-        <w:t>，</w:t>
-      </w:r>
-      <w:r>
-        <w:rPr>
-          <w:rFonts w:hint="eastAsia" w:ascii="Times New Roman" w:hAnsi="Times New Roman" w:eastAsia="FangSong" w:cs="Times New Roman"/>
-        </w:rPr>
-        <w:t>包括零指数</w:t>
-      </w:r>
-      <w:r>
-        <w:rPr>
-          <w:rFonts w:hint="eastAsia" w:ascii="Times New Roman" w:hAnsi="Times New Roman" w:eastAsia="Times New Roman" w:cs="Times New Roman"/>
-        </w:rPr>
-        <w:t>、</w:t>
-      </w:r>
-      <w:r>
-        <w:rPr>
-          <w:rFonts w:hint="eastAsia" w:ascii="Times New Roman" w:hAnsi="Times New Roman" w:eastAsia="FangSong" w:cs="Times New Roman"/>
-        </w:rPr>
-        <w:t>负指数与分数指数</w:t>
-      </w:r>
-    </w:p>
-    <w:p>
-      <w:pPr>
-        <w:pStyle w:val="Compact"/>
-        <w:numPr>
-          <w:ilvl w:val="0"/>
-          <w:numId w:val="1001"/>
-        </w:numPr>
-      </w:pPr>
-      <w:r>
-        <w:rPr>
-          <w:rFonts w:hint="eastAsia" w:ascii="Times New Roman" w:hAnsi="Times New Roman" w:eastAsia="FangSong" w:cs="Times New Roman"/>
-        </w:rPr>
-        <w:t xml:space="preserve">能由</w:t>
-      </w:r>
-      <w:r>
-        <w:rPr>
-          <w:rFonts w:ascii="Times New Roman" w:hAnsi="Times New Roman" w:eastAsia="Times New Roman" w:cs="Times New Roman"/>
-        </w:rPr>
-        <w:t xml:space="preserve"> </w:t>
-      </w:r>
-      <m:oMath>
-        <m:sSup>
-          <m:e>
-            <m:r>
-              <m:t>a</m:t>
-            </m:r>
-          </m:e>
-          <m:sup>
-            <m:r>
-              <m:t>x</m:t>
-            </m:r>
-          </m:sup>
-        </m:sSup>
-        <m:r>
-          <m:rPr>
-            <m:sty m:val="p"/>
-          </m:rPr>
-          <m:t>=</m:t>
-        </m:r>
-        <m:r>
-          <m:t>N</m:t>
-        </m:r>
-      </m:oMath>
-      <w:r>
-        <w:rPr>
-          <w:rFonts w:ascii="Times New Roman" w:hAnsi="Times New Roman" w:eastAsia="Times New Roman" w:cs="Times New Roman"/>
-        </w:rPr>
-        <w:t xml:space="preserve"> </w:t>
-      </w:r>
-      <w:r>
-        <w:rPr>
-          <w:rFonts w:hint="eastAsia" w:ascii="Times New Roman" w:hAnsi="Times New Roman" w:eastAsia="FangSong" w:cs="Times New Roman"/>
-        </w:rPr>
-        <w:t xml:space="preserve">与</w:t>
-      </w:r>
-      <w:r>
-        <w:rPr>
-          <w:rFonts w:ascii="Times New Roman" w:hAnsi="Times New Roman" w:eastAsia="Times New Roman" w:cs="Times New Roman"/>
-        </w:rPr>
-        <w:t xml:space="preserve"> </w:t>
-      </w:r>
-      <m:oMath>
-        <m:oMathPr>
-          <m:ctrlPr>
-            <w:rPr>
-              <w:sz w:val="28"/>
-              <w:szCs w:val="28"/>
-            </w:rPr>
-          </m:ctrlPr>
-        </m:oMathPr>
-        <m:r>
-          <m:t>x</m:t>
-        </m:r>
-        <m:r>
-          <m:rPr>
-            <m:sty m:val="p"/>
-          </m:rPr>
-          <m:t>=</m:t>
-        </m:r>
-        <m:sSub>
-          <m:e>
-            <m:r>
-              <m:rPr>
-                <m:sty m:val="p"/>
-              </m:rPr>
-              <m:t>log</m:t>
-            </m:r>
-          </m:e>
-          <m:sub>
-            <m:r>
-              <m:t>a</m:t>
-            </m:r>
-          </m:sub>
-        </m:sSub>
-        <m:r>
-          <m:t>N</m:t>
-        </m:r>
-      </m:oMath>
-      <w:r>
-        <w:rPr>
-          <w:rFonts w:ascii="Times New Roman" w:hAnsi="Times New Roman" w:eastAsia="Times New Roman" w:cs="Times New Roman"/>
-        </w:rPr>
-        <w:t xml:space="preserve"> </w:t>
-      </w:r>
-      <w:r>
-        <w:rPr>
-          <w:rFonts w:hint="eastAsia" w:ascii="Times New Roman" w:hAnsi="Times New Roman" w:eastAsia="FangSong" w:cs="Times New Roman"/>
-        </w:rPr>
-        <w:t xml:space="preserve">的互化关系解出未知量</w:t>
-      </w:r>
-    </w:p>
-    <w:p>
-      <w:pPr>
-        <w:pStyle w:val="Compact"/>
-        <w:numPr>
-          <w:ilvl w:val="0"/>
-          <w:numId w:val="1001"/>
-        </w:numPr>
-      </w:pPr>
-      <w:r>
-        <w:rPr>
-          <w:rFonts w:hint="eastAsia" w:ascii="Times New Roman" w:hAnsi="Times New Roman" w:eastAsia="FangSong" w:cs="Times New Roman"/>
-        </w:rPr>
-        <w:t xml:space="preserve">能区分</w:t>
-      </w:r>
-      <w:r>
-        <w:rPr>
-          <w:rFonts w:ascii="Times New Roman" w:hAnsi="Times New Roman" w:eastAsia="Times New Roman" w:cs="Times New Roman"/>
-        </w:rPr>
-        <w:t xml:space="preserve"> </w:t>
-      </w:r>
-      <w:r>
-        <w:rPr>
-          <w:rStyle w:val="VerbatimChar"/>
-          <w:rFonts w:ascii="Times New Roman" w:hAnsi="Times New Roman" w:eastAsia="Times New Roman" w:cs="Times New Roman"/>
-        </w:rPr>
-        <w:t xml:space="preserve">lg</w:t>
-      </w:r>
-      <w:r>
-        <w:rPr>
-          <w:rFonts w:hint="eastAsia" w:ascii="Times New Roman" w:hAnsi="Times New Roman" w:eastAsia="Times New Roman" w:cs="Times New Roman"/>
-        </w:rPr>
-        <w:t>（</w:t>
-      </w:r>
-      <w:r>
-        <w:rPr>
-          <w:rFonts w:hint="eastAsia" w:ascii="Times New Roman" w:hAnsi="Times New Roman" w:eastAsia="FangSong" w:cs="Times New Roman"/>
-        </w:rPr>
-        <w:t>底</w:t>
-      </w:r>
-      <w:r>
-        <w:rPr>
-          <w:rFonts w:ascii="Times New Roman" w:hAnsi="Times New Roman" w:eastAsia="Times New Roman" w:cs="Times New Roman"/>
-        </w:rPr>
-        <w:t xml:space="preserve"> </w:t>
-      </w:r>
-      <w:r>
-        <w:rPr>
-          <w:rFonts w:hint="eastAsia" w:ascii="Times New Roman" w:hAnsi="Times New Roman" w:eastAsia="Times New Roman" w:cs="Times New Roman"/>
-        </w:rPr>
-        <w:t>10）</w:t>
-      </w:r>
-      <w:r>
-        <w:rPr>
-          <w:rFonts w:hint="eastAsia" w:ascii="Times New Roman" w:hAnsi="Times New Roman" w:eastAsia="FangSong" w:cs="Times New Roman"/>
-        </w:rPr>
-        <w:t>与</w:t>
-      </w:r>
-      <w:r>
-        <w:rPr>
-          <w:rFonts w:ascii="Times New Roman" w:hAnsi="Times New Roman" w:eastAsia="Times New Roman" w:cs="Times New Roman"/>
-        </w:rPr>
-        <w:t xml:space="preserve"> </w:t>
-      </w:r>
-      <w:r>
-        <w:rPr>
-          <w:rStyle w:val="VerbatimChar"/>
-          <w:rFonts w:ascii="Times New Roman" w:hAnsi="Times New Roman" w:eastAsia="Times New Roman" w:cs="Times New Roman"/>
-        </w:rPr>
-        <w:t xml:space="preserve">ln</w:t>
-      </w:r>
-      <w:r>
-        <w:rPr>
-          <w:rFonts w:hint="eastAsia" w:ascii="Times New Roman" w:hAnsi="Times New Roman" w:eastAsia="Times New Roman" w:cs="Times New Roman"/>
-        </w:rPr>
-        <w:t>（</w:t>
-      </w:r>
-      <w:r>
-        <w:rPr>
-          <w:rFonts w:hint="eastAsia" w:ascii="Times New Roman" w:hAnsi="Times New Roman" w:eastAsia="FangSong" w:cs="Times New Roman"/>
-        </w:rPr>
-        <w:t>底</w:t>
-      </w:r>
-      <w:r>
-        <w:rPr>
-          <w:rFonts w:ascii="Times New Roman" w:hAnsi="Times New Roman" w:eastAsia="Times New Roman" w:cs="Times New Roman"/>
-        </w:rPr>
-        <w:t xml:space="preserve"> </w:t>
-      </w:r>
-      <w:r>
-        <w:rPr>
-          <w:rFonts w:hint="eastAsia" w:ascii="Times New Roman" w:hAnsi="Times New Roman" w:eastAsia="Times New Roman" w:cs="Times New Roman"/>
-        </w:rPr>
-        <w:t>e），</w:t>
-      </w:r>
-      <w:r>
-        <w:rPr>
-          <w:rFonts w:hint="eastAsia" w:ascii="Times New Roman" w:hAnsi="Times New Roman" w:eastAsia="FangSong" w:cs="Times New Roman"/>
-        </w:rPr>
-        <w:t>并能用换底公式在两者间转换</w:t>
-      </w:r>
-    </w:p>
-    <w:p>
-      <w:pPr>
-        <w:pStyle w:val="Compact"/>
-        <w:numPr>
-          <w:ilvl w:val="0"/>
-          <w:numId w:val="1001"/>
-        </w:numPr>
-      </w:pPr>
-      <w:r>
-        <w:rPr>
-          <w:rFonts w:hint="eastAsia" w:ascii="Times New Roman" w:hAnsi="Times New Roman" w:eastAsia="FangSong" w:cs="Times New Roman"/>
-        </w:rPr>
-        <w:t>能正确使用对数三条运算律</w:t>
-      </w:r>
-      <w:r>
-        <w:rPr>
-          <w:rFonts w:hint="eastAsia" w:ascii="Times New Roman" w:hAnsi="Times New Roman" w:eastAsia="Times New Roman" w:cs="Times New Roman"/>
-        </w:rPr>
-        <w:t>，</w:t>
-      </w:r>
-      <w:r>
-        <w:rPr>
-          <w:rFonts w:hint="eastAsia" w:ascii="Times New Roman" w:hAnsi="Times New Roman" w:eastAsia="FangSong" w:cs="Times New Roman"/>
-        </w:rPr>
-        <w:t>并说出四条最常见的错误用法</w:t>
-      </w:r>
-    </w:p>
-    <w:p>
-      <w:pPr>
-        <w:pStyle w:val="Compact"/>
-        <w:numPr>
-          <w:ilvl w:val="0"/>
-          <w:numId w:val="1001"/>
-        </w:numPr>
-      </w:pPr>
-      <w:r>
-        <w:rPr>
-          <w:rFonts w:hint="eastAsia" w:ascii="Times New Roman" w:hAnsi="Times New Roman" w:eastAsia="FangSong" w:cs="Times New Roman"/>
-        </w:rPr>
-        <w:t xml:space="preserve">能说明</w:t>
-      </w:r>
-      <w:r>
-        <w:rPr>
-          <w:rFonts w:ascii="Times New Roman" w:hAnsi="Times New Roman" w:eastAsia="Times New Roman" w:cs="Times New Roman"/>
-        </w:rPr>
-        <w:t xml:space="preserve"> e </w:t>
-      </w:r>
-      <w:r>
-        <w:rPr>
-          <w:rFonts w:hint="eastAsia" w:ascii="Times New Roman" w:hAnsi="Times New Roman" w:eastAsia="FangSong" w:cs="Times New Roman"/>
-        </w:rPr>
-        <w:t>的两个来源</w:t>
-      </w:r>
-      <w:r>
-        <w:rPr>
-          <w:rFonts w:hint="eastAsia" w:ascii="Times New Roman" w:hAnsi="Times New Roman" w:eastAsia="Times New Roman" w:cs="Times New Roman"/>
-        </w:rPr>
-        <w:t>，</w:t>
-      </w:r>
-      <w:r>
-        <w:rPr>
-          <w:rFonts w:hint="eastAsia" w:ascii="Times New Roman" w:hAnsi="Times New Roman" w:eastAsia="FangSong" w:cs="Times New Roman"/>
-        </w:rPr>
-        <w:t>解释为什么物理化学公式里几乎全是</w:t>
-      </w:r>
-      <w:r>
-        <w:rPr>
-          <w:rFonts w:ascii="Times New Roman" w:hAnsi="Times New Roman" w:eastAsia="Times New Roman" w:cs="Times New Roman"/>
-        </w:rPr>
-        <w:t xml:space="preserve"> </w:t>
-      </w:r>
-      <w:r>
-        <w:rPr>
-          <w:rStyle w:val="VerbatimChar"/>
-          <w:rFonts w:ascii="Times New Roman" w:hAnsi="Times New Roman" w:eastAsia="Times New Roman" w:cs="Times New Roman"/>
-        </w:rPr>
-        <w:t xml:space="preserve">ln</w:t>
-      </w:r>
-    </w:p>
-    <w:p>
-      <w:pPr>
-        <w:pStyle w:val="Compact"/>
-        <w:numPr>
-          <w:ilvl w:val="0"/>
-          <w:numId w:val="1001"/>
-        </w:numPr>
-      </w:pPr>
-      <w:r>
-        <w:rPr>
-          <w:rFonts w:hint="eastAsia" w:ascii="Times New Roman" w:hAnsi="Times New Roman" w:eastAsia="FangSong" w:cs="Times New Roman"/>
-        </w:rPr>
-        <w:t xml:space="preserve">会用</w:t>
-      </w:r>
-      <w:r>
-        <w:rPr>
-          <w:rFonts w:ascii="Times New Roman" w:hAnsi="Times New Roman" w:eastAsia="Times New Roman" w:cs="Times New Roman"/>
-        </w:rPr>
-        <w:t xml:space="preserve"> </w:t>
-      </w:r>
-      <m:oMath>
-        <m:oMathPr>
-          <m:ctrlPr>
-            <w:rPr>
-              <w:sz w:val="28"/>
-              <w:szCs w:val="28"/>
-            </w:rPr>
-          </m:ctrlPr>
-        </m:oMathPr>
-        <m:r>
-          <m:rPr>
-            <m:sty m:val="p"/>
-          </m:rPr>
-          <m:t>ln</m:t>
-        </m:r>
-        <m:r>
-          <m:rPr>
-            <m:sty m:val="p"/>
-          </m:rPr>
-          <m:t>(</m:t>
-        </m:r>
-        <m:r>
-          <m:t>1</m:t>
-        </m:r>
-        <m:r>
-          <m:rPr>
-            <m:sty m:val="p"/>
-          </m:rPr>
-          <m:t>+</m:t>
-        </m:r>
-        <m:r>
-          <m:t>x</m:t>
-        </m:r>
-        <m:r>
-          <m:rPr>
-            <m:sty m:val="p"/>
-          </m:rPr>
-          <m:t>)</m:t>
-        </m:r>
-        <m:r>
-          <m:rPr>
-            <m:sty m:val="p"/>
-          </m:rPr>
-          <m:t>≈</m:t>
-        </m:r>
-        <m:r>
-          <m:t>x</m:t>
-        </m:r>
-      </m:oMath>
-      <w:r>
-        <w:rPr>
-          <w:rFonts w:ascii="Times New Roman" w:hAnsi="Times New Roman" w:eastAsia="Times New Roman" w:cs="Times New Roman"/>
-        </w:rPr>
-        <w:t xml:space="preserve"> </w:t>
-      </w:r>
-      <w:r>
-        <w:rPr>
-          <w:rFonts w:hint="eastAsia" w:ascii="Times New Roman" w:hAnsi="Times New Roman" w:eastAsia="FangSong" w:cs="Times New Roman"/>
-        </w:rPr>
-        <w:t xml:space="preserve">与</w:t>
-      </w:r>
-      <w:r>
-        <w:rPr>
-          <w:rFonts w:ascii="Times New Roman" w:hAnsi="Times New Roman" w:eastAsia="Times New Roman" w:cs="Times New Roman"/>
-        </w:rPr>
-        <w:t xml:space="preserve"> </w:t>
-      </w:r>
-      <m:oMath>
-        <m:oMathPr>
-          <m:ctrlPr>
-            <w:rPr>
-              <w:sz w:val="28"/>
-              <w:szCs w:val="28"/>
-            </w:rPr>
-          </m:ctrlPr>
-        </m:oMathPr>
-        <m:sSup>
-          <m:e>
-            <m:r>
-              <m:rPr>
-                <m:sty m:val="p"/>
-              </m:rPr>
-              <m:t>e</m:t>
-            </m:r>
-          </m:e>
-          <m:sup>
-            <m:r>
-              <m:t>x</m:t>
-            </m:r>
-          </m:sup>
-        </m:sSup>
-        <m:r>
-          <m:rPr>
-            <m:sty m:val="p"/>
-          </m:rPr>
-          <m:t>≈</m:t>
-        </m:r>
-        <m:r>
-          <m:t>1</m:t>
-        </m:r>
-        <m:r>
-          <m:rPr>
-            <m:sty m:val="p"/>
-          </m:rPr>
-          <m:t>+</m:t>
-        </m:r>
-        <m:r>
-          <m:t>x</m:t>
-        </m:r>
-      </m:oMath>
-      <w:r>
-        <w:rPr>
-          <w:rFonts w:ascii="Times New Roman" w:hAnsi="Times New Roman" w:eastAsia="Times New Roman" w:cs="Times New Roman"/>
-        </w:rPr>
-        <w:t xml:space="preserve"> </w:t>
-      </w:r>
-      <w:r>
-        <w:rPr>
-          <w:rFonts w:hint="eastAsia" w:ascii="Times New Roman" w:hAnsi="Times New Roman" w:eastAsia="FangSong" w:cs="Times New Roman"/>
-        </w:rPr>
-        <w:t>做一阶近似</w:t>
-      </w:r>
-      <w:r>
-        <w:rPr>
-          <w:rFonts w:hint="eastAsia" w:ascii="Times New Roman" w:hAnsi="Times New Roman" w:eastAsia="Times New Roman" w:cs="Times New Roman"/>
-        </w:rPr>
-        <w:t>，</w:t>
-      </w:r>
-      <w:r>
-        <w:rPr>
-          <w:rFonts w:hint="eastAsia" w:ascii="Times New Roman" w:hAnsi="Times New Roman" w:eastAsia="FangSong" w:cs="Times New Roman"/>
-        </w:rPr>
-        <w:t>并判断何时可用</w:t>
-      </w:r>
-    </w:p>
-    <w:p>
-      <w:pPr>
-        <w:pStyle w:val="Compact"/>
-        <w:numPr>
-          <w:ilvl w:val="0"/>
-          <w:numId w:val="1001"/>
-        </w:numPr>
-      </w:pPr>
-      <w:r>
-        <w:rPr>
-          <w:rFonts w:hint="eastAsia" w:ascii="Times New Roman" w:hAnsi="Times New Roman" w:eastAsia="FangSong" w:cs="Times New Roman"/>
-        </w:rPr>
-        <w:t xml:space="preserve">能独立完成</w:t>
-      </w:r>
-      <w:r>
-        <w:rPr>
-          <w:rFonts w:ascii="Times New Roman" w:hAnsi="Times New Roman" w:eastAsia="Times New Roman" w:cs="Times New Roman"/>
-        </w:rPr>
-        <w:t xml:space="preserve"> Arrhenius </w:t>
-      </w:r>
-      <w:r>
-        <w:rPr>
-          <w:rFonts w:hint="eastAsia" w:ascii="Times New Roman" w:hAnsi="Times New Roman" w:eastAsia="FangSong" w:cs="Times New Roman"/>
-        </w:rPr>
-        <w:t>式</w:t>
-      </w:r>
-      <w:r>
-        <w:rPr>
-          <w:rFonts w:hint="eastAsia" w:ascii="Times New Roman" w:hAnsi="Times New Roman" w:eastAsia="Times New Roman" w:cs="Times New Roman"/>
-        </w:rPr>
-        <w:t>、Nernst</w:t>
-      </w:r>
-      <w:r>
-        <w:rPr>
-          <w:rFonts w:ascii="Times New Roman" w:hAnsi="Times New Roman" w:eastAsia="Times New Roman" w:cs="Times New Roman"/>
-        </w:rPr>
-        <w:t xml:space="preserve"> </w:t>
-      </w:r>
-      <w:r>
-        <w:rPr>
-          <w:rFonts w:hint="eastAsia" w:ascii="Times New Roman" w:hAnsi="Times New Roman" w:eastAsia="FangSong" w:cs="Times New Roman"/>
-        </w:rPr>
-        <w:t>式</w:t>
-      </w:r>
-      <w:r>
-        <w:rPr>
-          <w:rFonts w:hint="eastAsia" w:ascii="Times New Roman" w:hAnsi="Times New Roman" w:eastAsia="Times New Roman" w:cs="Times New Roman"/>
-        </w:rPr>
-        <w:t>、</w:t>
-      </w:r>
-      <w:r>
-        <w:rPr>
-          <w:rStyle w:val="VerbatimChar"/>
-          <w:rFonts w:ascii="Times New Roman" w:hAnsi="Times New Roman" w:eastAsia="Times New Roman" w:cs="Times New Roman"/>
-        </w:rPr>
-        <w:t xml:space="preserve">ΔGθ = −RT ln K</w:t>
-      </w:r>
-      <w:r>
-        <w:rPr>
-          <w:rFonts w:ascii="Times New Roman" w:hAnsi="Times New Roman" w:eastAsia="Times New Roman" w:cs="Times New Roman"/>
-        </w:rPr>
-        <w:t xml:space="preserve"> </w:t>
-      </w:r>
-      <w:r>
-        <w:rPr>
-          <w:rFonts w:hint="eastAsia" w:ascii="Times New Roman" w:hAnsi="Times New Roman" w:eastAsia="FangSong" w:cs="Times New Roman"/>
-        </w:rPr>
-        <w:t xml:space="preserve">中</w:t>
-      </w:r>
-      <w:r>
-        <w:rPr>
-          <w:rFonts w:ascii="Times New Roman" w:hAnsi="Times New Roman" w:eastAsia="Times New Roman" w:cs="Times New Roman"/>
-        </w:rPr>
-        <w:t xml:space="preserve"> ln </w:t>
-      </w:r>
-      <w:r>
-        <w:rPr>
-          <w:rFonts w:hint="eastAsia" w:ascii="Times New Roman" w:hAnsi="Times New Roman" w:eastAsia="FangSong" w:cs="Times New Roman"/>
-        </w:rPr>
-        <w:t xml:space="preserve">相关量的代入与求解</w:t>
-      </w:r>
-    </w:p>
-    <w:p>
-      <w:pPr>
-        <w:pStyle w:val="Compact"/>
-        <w:numPr>
-          <w:ilvl w:val="0"/>
-          <w:numId w:val="1001"/>
-        </w:numPr>
-      </w:pPr>
-      <w:r>
-        <w:rPr>
-          <w:rFonts w:hint="eastAsia" w:ascii="Times New Roman" w:hAnsi="Times New Roman" w:eastAsia="FangSong" w:cs="Times New Roman"/>
-        </w:rPr>
-        <w:t xml:space="preserve">能处理</w:t>
-      </w:r>
-      <w:r>
-        <w:rPr>
-          <w:rFonts w:ascii="Times New Roman" w:hAnsi="Times New Roman" w:eastAsia="Times New Roman" w:cs="Times New Roman"/>
-        </w:rPr>
-        <w:t xml:space="preserve"> </w:t>
-      </w:r>
-      <w:r>
-        <w:rPr>
-          <w:rStyle w:val="VerbatimChar"/>
-          <w:rFonts w:ascii="Times New Roman" w:hAnsi="Times New Roman" w:eastAsia="Times New Roman" w:cs="Times New Roman"/>
-        </w:rPr>
-        <w:t xml:space="preserve">pH</w:t>
-      </w:r>
-      <w:r>
-        <w:rPr>
-          <w:rFonts w:hint="eastAsia" w:ascii="Times New Roman" w:hAnsi="Times New Roman" w:eastAsia="Times New Roman" w:cs="Times New Roman"/>
-        </w:rPr>
-        <w:t>（lg）</w:t>
-      </w:r>
-      <w:r>
-        <w:rPr>
-          <w:rFonts w:hint="eastAsia" w:ascii="Times New Roman" w:hAnsi="Times New Roman" w:eastAsia="FangSong" w:cs="Times New Roman"/>
-        </w:rPr>
-        <w:t>与热力学</w:t>
-      </w:r>
-      <w:r>
-        <w:rPr>
-          <w:rFonts w:hint="eastAsia" w:ascii="Times New Roman" w:hAnsi="Times New Roman" w:eastAsia="Times New Roman" w:cs="Times New Roman"/>
-        </w:rPr>
-        <w:t>（ln）</w:t>
-      </w:r>
-      <w:r>
-        <w:rPr>
-          <w:rFonts w:hint="eastAsia" w:ascii="Times New Roman" w:hAnsi="Times New Roman" w:eastAsia="FangSong" w:cs="Times New Roman"/>
-        </w:rPr>
-        <w:t>混用时的</w:t>
-      </w:r>
-      <w:r>
-        <w:rPr>
-          <w:rFonts w:ascii="Times New Roman" w:hAnsi="Times New Roman" w:eastAsia="Times New Roman" w:cs="Times New Roman"/>
-        </w:rPr>
-        <w:t xml:space="preserve"> 2.303 </w:t>
-      </w:r>
-      <w:r>
-        <w:rPr>
-          <w:rFonts w:hint="eastAsia" w:ascii="Times New Roman" w:hAnsi="Times New Roman" w:eastAsia="FangSong" w:cs="Times New Roman"/>
-        </w:rPr>
-        <w:t xml:space="preserve">换算</w:t>
-      </w:r>
-    </w:p>
-    <w:p>
-      <w:pPr>
-        <w:spacing w:before="160" w:after="80"/>
-      </w:pPr>
-      <w:r>
-        <w:pict>
-          <v:rect style="width:0;height:1.5pt" o:hralign="center" o:hrstd="t" o:hr="t"/>
-        </w:pict>
-      </w:r>
-    </w:p>
-    <w:bookmarkEnd w:id="9"/>
-    <w:bookmarkStart w:id="13" w:name="一指数-反复相乘的缩写"/>
-    <w:p>
-      <w:pPr>
-        <w:pStyle w:val="Heading2"/>
-        <w:spacing w:before="280" w:after="120"/>
-      </w:pPr>
-      <w:r>
-        <w:rPr>
-          <w:rFonts w:hint="eastAsia" w:ascii="Times New Roman" w:hAnsi="Times New Roman" w:eastAsia="SimHei" w:cs="Times New Roman"/>
-        </w:rPr>
-        <w:t>一</w:t>
-      </w:r>
-      <w:r>
-        <w:rPr>
-          <w:rFonts w:hint="eastAsia" w:ascii="Times New Roman" w:hAnsi="Times New Roman" w:eastAsia="Times New Roman" w:cs="Times New Roman"/>
-        </w:rPr>
-        <w:t>、</w:t>
-      </w:r>
-      <w:r>
-        <w:rPr>
-          <w:rFonts w:hint="eastAsia" w:ascii="Times New Roman" w:hAnsi="Times New Roman" w:eastAsia="SimHei" w:cs="Times New Roman"/>
-        </w:rPr>
-        <w:t>指数</w:t>
-      </w:r>
-      <w:r>
-        <w:rPr>
-          <w:rFonts w:ascii="Times New Roman" w:hAnsi="Times New Roman" w:eastAsia="Times New Roman" w:cs="Times New Roman"/>
-        </w:rPr>
-        <w:t xml:space="preserve"> —— </w:t>
-      </w:r>
-      <w:r>
-        <w:rPr>
-          <w:rFonts w:hint="eastAsia" w:ascii="Times New Roman" w:hAnsi="Times New Roman" w:eastAsia="SimHei" w:cs="Times New Roman"/>
-        </w:rPr>
-        <w:t xml:space="preserve">反复相乘的缩写</w:t>
-      </w:r>
-    </w:p>
-    <w:bookmarkStart w:id="10" w:name="定义与五条运算律"/>
+    <w:bookmarkStart w:id="9" w:name="定义与五条运算律"/>
     <w:p>
       <w:pPr>
         <w:pStyle w:val="Heading3"/>
@@ -1260,6 +519,7 @@
       <w:pPr>
         <w:pStyle w:val="FirstParagraph"/>
         <w:spacing w:after="80"/>
+        <w:ind w:firstLine="420"/>
       </w:pPr>
       <m:oMath>
         <m:sSup>
@@ -1406,6 +666,15 @@
         <w:tblW w:type="pct" w:w="5000"/>
         <w:tblLayout w:type="fixed"/>
         <w:tblLook w:firstRow="1" w:lastRow="0" w:firstColumn="0" w:lastColumn="0" w:noHBand="0" w:noVBand="0" w:val="0020"/>
+        <w:jc w:val="center"/>
+        <w:tblBorders>
+          <w:top w:val="single" w:sz="12" w:space="0" w:color="333333"/>
+          <w:bottom w:val="single" w:sz="12" w:space="0" w:color="333333"/>
+          <w:left w:val="none"/>
+          <w:right w:val="none"/>
+          <w:insideH w:val="none"/>
+          <w:insideV w:val="none"/>
+        </w:tblBorders>
       </w:tblPr>
       <w:tblGrid>
         <w:gridCol w:w="2640"/>
@@ -1417,7 +686,11 @@
           <w:tblHeader w:val="on"/>
         </w:trPr>
         <w:tc>
-          <w:tcPr/>
+          <w:tcPr>
+            <w:tcBorders>
+              <w:bottom w:val="single" w:sz="6" w:space="0" w:color="333333"/>
+            </w:tcBorders>
+          </w:tcPr>
           <w:p>
             <w:pPr>
               <w:pStyle w:val="Compact"/>
@@ -1433,7 +706,11 @@
           </w:p>
         </w:tc>
         <w:tc>
-          <w:tcPr/>
+          <w:tcPr>
+            <w:tcBorders>
+              <w:bottom w:val="single" w:sz="6" w:space="0" w:color="333333"/>
+            </w:tcBorders>
+          </w:tcPr>
           <w:p>
             <w:pPr>
               <w:pStyle w:val="Compact"/>
@@ -1449,7 +726,11 @@
           </w:p>
         </w:tc>
         <w:tc>
-          <w:tcPr/>
+          <w:tcPr>
+            <w:tcBorders>
+              <w:bottom w:val="single" w:sz="6" w:space="0" w:color="333333"/>
+            </w:tcBorders>
+          </w:tcPr>
           <w:p>
             <w:pPr>
               <w:pStyle w:val="Compact"/>
@@ -2292,8 +1573,9 @@
     </w:tbl>
     <w:p>
       <w:pPr>
-        <w:pStyle w:val="MethodologyBlock"/>
+        <w:pStyle w:val="BodyText"/>
         <w:spacing w:before="120"/>
+        <w:ind w:firstLine="420"/>
       </w:pPr>
       <w:r>
         <w:rPr>
@@ -2301,12 +1583,12 @@
         </w:rPr>
         <w:t xml:space="preserve">理解要点</w:t>
       </w:r>
-      <w:r>
-        <w:rPr>
-          <w:rFonts w:ascii="Times New Roman" w:hAnsi="Times New Roman" w:eastAsia="Times New Roman" w:cs="Times New Roman"/>
-        </w:rPr>
-        <w:t xml:space="preserve"> </w:t>
-      </w:r>
+    </w:p>
+    <w:p>
+      <w:pPr>
+        <w:pStyle w:val="BodyText"/>
+        <w:ind w:firstLine="420"/>
+      </w:pPr>
       <w:r>
         <w:rPr>
           <w:rFonts w:hint="eastAsia" w:ascii="Times New Roman" w:hAnsi="Times New Roman" w:eastAsia="FangSong" w:cs="Times New Roman"/>
@@ -2528,8 +1810,8 @@
         <w:t>”。</w:t>
       </w:r>
     </w:p>
-    <w:bookmarkEnd w:id="10"/>
-    <w:bookmarkStart w:id="11" w:name="零指数负指数分数指数"/>
+    <w:bookmarkEnd w:id="9"/>
+    <w:bookmarkStart w:id="10" w:name="零指数负指数分数指数"/>
     <w:p>
       <w:pPr>
         <w:pStyle w:val="Heading3"/>
@@ -2576,6 +1858,7 @@
       <w:pPr>
         <w:pStyle w:val="FirstParagraph"/>
         <w:spacing w:after="80"/>
+        <w:ind w:firstLine="420"/>
       </w:pPr>
       <w:r>
         <w:rPr>
@@ -2608,6 +1891,15 @@
         <w:tblW w:type="pct" w:w="5000"/>
         <w:tblLayout w:type="fixed"/>
         <w:tblLook w:firstRow="1" w:lastRow="0" w:firstColumn="0" w:lastColumn="0" w:noHBand="0" w:noVBand="0" w:val="0020"/>
+        <w:jc w:val="center"/>
+        <w:tblBorders>
+          <w:top w:val="single" w:sz="12" w:space="0" w:color="333333"/>
+          <w:bottom w:val="single" w:sz="12" w:space="0" w:color="333333"/>
+          <w:left w:val="none"/>
+          <w:right w:val="none"/>
+          <w:insideH w:val="none"/>
+          <w:insideV w:val="none"/>
+        </w:tblBorders>
       </w:tblPr>
       <w:tblGrid>
         <w:gridCol w:w="1980"/>
@@ -2620,7 +1912,11 @@
           <w:tblHeader w:val="on"/>
         </w:trPr>
         <w:tc>
-          <w:tcPr/>
+          <w:tcPr>
+            <w:tcBorders>
+              <w:bottom w:val="single" w:sz="6" w:space="0" w:color="333333"/>
+            </w:tcBorders>
+          </w:tcPr>
           <w:p>
             <w:pPr>
               <w:pStyle w:val="Compact"/>
@@ -2636,7 +1932,11 @@
           </w:p>
         </w:tc>
         <w:tc>
-          <w:tcPr/>
+          <w:tcPr>
+            <w:tcBorders>
+              <w:bottom w:val="single" w:sz="6" w:space="0" w:color="333333"/>
+            </w:tcBorders>
+          </w:tcPr>
           <w:p>
             <w:pPr>
               <w:pStyle w:val="Compact"/>
@@ -2652,7 +1952,11 @@
           </w:p>
         </w:tc>
         <w:tc>
-          <w:tcPr/>
+          <w:tcPr>
+            <w:tcBorders>
+              <w:bottom w:val="single" w:sz="6" w:space="0" w:color="333333"/>
+            </w:tcBorders>
+          </w:tcPr>
           <w:p>
             <w:pPr>
               <w:pStyle w:val="Compact"/>
@@ -2668,7 +1972,11 @@
           </w:p>
         </w:tc>
         <w:tc>
-          <w:tcPr/>
+          <w:tcPr>
+            <w:tcBorders>
+              <w:bottom w:val="single" w:sz="6" w:space="0" w:color="333333"/>
+            </w:tcBorders>
+          </w:tcPr>
           <w:p>
             <w:pPr>
               <w:pStyle w:val="Compact"/>
@@ -3485,8 +2793,9 @@
     </w:tbl>
     <w:p>
       <w:pPr>
-        <w:pStyle w:val="MistakeBlock"/>
+        <w:pStyle w:val="BodyText"/>
         <w:spacing w:before="120"/>
+        <w:ind w:firstLine="420"/>
       </w:pPr>
       <w:r>
         <w:rPr>
@@ -3494,12 +2803,12 @@
         </w:rPr>
         <w:t xml:space="preserve">易错提醒</w:t>
       </w:r>
-      <w:r>
-        <w:rPr>
-          <w:rFonts w:ascii="Times New Roman" w:hAnsi="Times New Roman" w:eastAsia="Times New Roman" w:cs="Times New Roman"/>
-        </w:rPr>
-        <w:t xml:space="preserve"> </w:t>
-      </w:r>
+    </w:p>
+    <w:p>
+      <w:pPr>
+        <w:pStyle w:val="BodyText"/>
+        <w:ind w:firstLine="420"/>
+      </w:pPr>
       <m:oMath>
         <m:sSup>
           <m:e>
@@ -3797,6 +3106,7 @@
     <w:p>
       <w:pPr>
         <w:pStyle w:val="BodyText"/>
+        <w:ind w:firstLine="420"/>
       </w:pPr>
       <w:r>
         <w:rPr>
@@ -4011,8 +3321,8 @@
         <w:t>）</w:t>
       </w:r>
     </w:p>
-    <w:bookmarkEnd w:id="11"/>
-    <w:bookmarkStart w:id="12" w:name="指数函数的图像"/>
+    <w:bookmarkEnd w:id="10"/>
+    <w:bookmarkStart w:id="11" w:name="指数函数的图像"/>
     <w:p>
       <w:pPr>
         <w:pStyle w:val="Heading3"/>
@@ -4035,6 +3345,7 @@
       <w:pPr>
         <w:pStyle w:val="FirstParagraph"/>
         <w:spacing w:after="80"/>
+        <w:ind w:firstLine="420"/>
       </w:pPr>
       <m:oMath>
         <m:r>
@@ -4127,6 +3438,15 @@
         <w:tblStyle w:val="Table"/>
         <w:tblW w:type="auto" w:w="0"/>
         <w:tblLook w:firstRow="1" w:lastRow="0" w:firstColumn="0" w:lastColumn="0" w:noHBand="0" w:noVBand="0" w:val="0020"/>
+        <w:jc w:val="center"/>
+        <w:tblBorders>
+          <w:top w:val="single" w:sz="12" w:space="0" w:color="333333"/>
+          <w:bottom w:val="single" w:sz="12" w:space="0" w:color="333333"/>
+          <w:left w:val="none"/>
+          <w:right w:val="none"/>
+          <w:insideH w:val="none"/>
+          <w:insideV w:val="none"/>
+        </w:tblBorders>
       </w:tblPr>
       <w:tblGrid>
         <w:gridCol w:w="2640"/>
@@ -4138,7 +3458,11 @@
           <w:tblHeader w:val="on"/>
         </w:trPr>
         <w:tc>
-          <w:tcPr/>
+          <w:tcPr>
+            <w:tcBorders>
+              <w:bottom w:val="single" w:sz="6" w:space="0" w:color="333333"/>
+            </w:tcBorders>
+          </w:tcPr>
           <w:p>
             <w:pPr>
               <w:pStyle w:val="Compact"/>
@@ -4154,7 +3478,11 @@
           </w:p>
         </w:tc>
         <w:tc>
-          <w:tcPr/>
+          <w:tcPr>
+            <w:tcBorders>
+              <w:bottom w:val="single" w:sz="6" w:space="0" w:color="333333"/>
+            </w:tcBorders>
+          </w:tcPr>
           <w:p>
             <w:pPr>
               <w:pStyle w:val="Compact"/>
@@ -4198,7 +3526,11 @@
           </w:p>
         </w:tc>
         <w:tc>
-          <w:tcPr/>
+          <w:tcPr>
+            <w:tcBorders>
+              <w:bottom w:val="single" w:sz="6" w:space="0" w:color="333333"/>
+            </w:tcBorders>
+          </w:tcPr>
           <w:p>
             <w:pPr>
               <w:pStyle w:val="Compact"/>
@@ -4474,8 +3806,9 @@
     </w:tbl>
     <w:p>
       <w:pPr>
-        <w:pStyle w:val="MethodologyBlock"/>
+        <w:pStyle w:val="BodyText"/>
         <w:spacing w:before="120"/>
+        <w:ind w:firstLine="420"/>
       </w:pPr>
       <w:r>
         <w:rPr>
@@ -4483,12 +3816,12 @@
         </w:rPr>
         <w:t xml:space="preserve">深入思考</w:t>
       </w:r>
-      <w:r>
-        <w:rPr>
-          <w:rFonts w:ascii="Times New Roman" w:hAnsi="Times New Roman" w:eastAsia="Times New Roman" w:cs="Times New Roman"/>
-        </w:rPr>
-        <w:t xml:space="preserve"> </w:t>
-      </w:r>
+    </w:p>
+    <w:p>
+      <w:pPr>
+        <w:pStyle w:val="BodyText"/>
+        <w:ind w:firstLine="420"/>
+      </w:pPr>
       <w:r>
         <w:rPr>
           <w:rFonts w:hint="eastAsia" w:ascii="Times New Roman" w:hAnsi="Times New Roman" w:eastAsia="FangSong" w:cs="Times New Roman"/>
@@ -4636,9 +3969,9 @@
         </w:pict>
       </w:r>
     </w:p>
+    <w:bookmarkEnd w:id="11"/>
     <w:bookmarkEnd w:id="12"/>
-    <w:bookmarkEnd w:id="13"/>
-    <w:bookmarkStart w:id="18" w:name="二对数-指数的反问题"/>
+    <w:bookmarkStart w:id="17" w:name="对数-指数的反问题"/>
     <w:p>
       <w:pPr>
         <w:pStyle w:val="Heading2"/>
@@ -4646,36 +3979,30 @@
       </w:pPr>
       <w:r>
         <w:rPr>
+          <w:rFonts w:ascii="Times New Roman" w:hAnsi="Times New Roman" w:eastAsia="Times New Roman" w:cs="Times New Roman"/>
+        </w:rPr>
+        <w:t xml:space="preserve">§2 </w:t>
+      </w:r>
+      <w:r>
+        <w:rPr>
           <w:rFonts w:hint="eastAsia" w:ascii="Times New Roman" w:hAnsi="Times New Roman" w:eastAsia="SimHei" w:cs="Times New Roman"/>
         </w:rPr>
-        <w:t>二</w:t>
-      </w:r>
-      <w:r>
-        <w:rPr>
-          <w:rFonts w:hint="eastAsia" w:ascii="Times New Roman" w:hAnsi="Times New Roman" w:eastAsia="Times New Roman" w:cs="Times New Roman"/>
-        </w:rPr>
-        <w:t>、</w:t>
+        <w:t xml:space="preserve">对数</w:t>
+      </w:r>
+      <w:r>
+        <w:rPr>
+          <w:rFonts w:ascii="Times New Roman" w:hAnsi="Times New Roman" w:eastAsia="Times New Roman" w:cs="Times New Roman"/>
+        </w:rPr>
+        <w:t xml:space="preserve"> —— </w:t>
       </w:r>
       <w:r>
         <w:rPr>
           <w:rFonts w:hint="eastAsia" w:ascii="Times New Roman" w:hAnsi="Times New Roman" w:eastAsia="SimHei" w:cs="Times New Roman"/>
         </w:rPr>
-        <w:t>对数</w:t>
-      </w:r>
-      <w:r>
-        <w:rPr>
-          <w:rFonts w:ascii="Times New Roman" w:hAnsi="Times New Roman" w:eastAsia="Times New Roman" w:cs="Times New Roman"/>
-        </w:rPr>
-        <w:t xml:space="preserve"> —— </w:t>
-      </w:r>
-      <w:r>
-        <w:rPr>
-          <w:rFonts w:hint="eastAsia" w:ascii="Times New Roman" w:hAnsi="Times New Roman" w:eastAsia="SimHei" w:cs="Times New Roman"/>
-        </w:rPr>
         <w:t xml:space="preserve">指数的反问题</w:t>
       </w:r>
     </w:p>
-    <w:bookmarkStart w:id="14" w:name="定义"/>
+    <w:bookmarkStart w:id="13" w:name="定义"/>
     <w:p>
       <w:pPr>
         <w:pStyle w:val="Heading3"/>
@@ -4697,6 +4024,7 @@
     <w:p>
       <w:pPr>
         <w:pStyle w:val="FirstParagraph"/>
+        <w:ind w:firstLine="420"/>
       </w:pPr>
       <w:r>
         <w:rPr>
@@ -4902,6 +4230,7 @@
       <w:pPr>
         <w:pStyle w:val="BodyText"/>
         <w:spacing w:after="80"/>
+        <w:ind w:firstLine="420"/>
       </w:pPr>
       <w:r>
         <w:rPr>
@@ -5041,6 +4370,15 @@
         <w:tblStyle w:val="Table"/>
         <w:tblW w:type="auto" w:w="0"/>
         <w:tblLook w:firstRow="1" w:lastRow="0" w:firstColumn="0" w:lastColumn="0" w:noHBand="0" w:noVBand="0" w:val="0020"/>
+        <w:jc w:val="center"/>
+        <w:tblBorders>
+          <w:top w:val="single" w:sz="12" w:space="0" w:color="333333"/>
+          <w:bottom w:val="single" w:sz="12" w:space="0" w:color="333333"/>
+          <w:left w:val="none"/>
+          <w:right w:val="none"/>
+          <w:insideH w:val="none"/>
+          <w:insideV w:val="none"/>
+        </w:tblBorders>
       </w:tblPr>
       <w:tblGrid>
         <w:gridCol w:w="2640"/>
@@ -5052,7 +4390,11 @@
           <w:tblHeader w:val="on"/>
         </w:trPr>
         <w:tc>
-          <w:tcPr/>
+          <w:tcPr>
+            <w:tcBorders>
+              <w:bottom w:val="single" w:sz="6" w:space="0" w:color="333333"/>
+            </w:tcBorders>
+          </w:tcPr>
           <w:p>
             <w:pPr>
               <w:pStyle w:val="Compact"/>
@@ -5068,7 +4410,11 @@
           </w:p>
         </w:tc>
         <w:tc>
-          <w:tcPr/>
+          <w:tcPr>
+            <w:tcBorders>
+              <w:bottom w:val="single" w:sz="6" w:space="0" w:color="333333"/>
+            </w:tcBorders>
+          </w:tcPr>
           <w:p>
             <w:pPr>
               <w:pStyle w:val="Compact"/>
@@ -5084,7 +4430,11 @@
           </w:p>
         </w:tc>
         <w:tc>
-          <w:tcPr/>
+          <w:tcPr>
+            <w:tcBorders>
+              <w:bottom w:val="single" w:sz="6" w:space="0" w:color="333333"/>
+            </w:tcBorders>
+          </w:tcPr>
           <w:p>
             <w:pPr>
               <w:pStyle w:val="Compact"/>
@@ -5465,6 +4815,7 @@
       <w:pPr>
         <w:pStyle w:val="BodyText"/>
         <w:spacing w:before="120"/>
+        <w:ind w:firstLine="420"/>
       </w:pPr>
       <w:r>
         <w:rPr>
@@ -5630,8 +4981,8 @@
         <w:t>）</w:t>
       </w:r>
     </w:p>
-    <w:bookmarkEnd w:id="14"/>
-    <w:bookmarkStart w:id="15" w:name="lg-与-ln两个常用的底"/>
+    <w:bookmarkEnd w:id="13"/>
+    <w:bookmarkStart w:id="14" w:name="lg-与-ln两个常用的底"/>
     <w:p>
       <w:pPr>
         <w:pStyle w:val="Heading3"/>
@@ -5674,6 +5025,15 @@
         <w:tblW w:type="pct" w:w="5000"/>
         <w:tblLayout w:type="fixed"/>
         <w:tblLook w:firstRow="1" w:lastRow="0" w:firstColumn="0" w:lastColumn="0" w:noHBand="0" w:noVBand="0" w:val="0020"/>
+        <w:jc w:val="center"/>
+        <w:tblBorders>
+          <w:top w:val="single" w:sz="12" w:space="0" w:color="333333"/>
+          <w:bottom w:val="single" w:sz="12" w:space="0" w:color="333333"/>
+          <w:left w:val="none"/>
+          <w:right w:val="none"/>
+          <w:insideH w:val="none"/>
+          <w:insideV w:val="none"/>
+        </w:tblBorders>
       </w:tblPr>
       <w:tblGrid>
         <w:gridCol w:w="1980"/>
@@ -5686,7 +5046,11 @@
           <w:tblHeader w:val="on"/>
         </w:trPr>
         <w:tc>
-          <w:tcPr/>
+          <w:tcPr>
+            <w:tcBorders>
+              <w:bottom w:val="single" w:sz="6" w:space="0" w:color="333333"/>
+            </w:tcBorders>
+          </w:tcPr>
           <w:p>
             <w:pPr>
               <w:pStyle w:val="Compact"/>
@@ -5702,7 +5066,11 @@
           </w:p>
         </w:tc>
         <w:tc>
-          <w:tcPr/>
+          <w:tcPr>
+            <w:tcBorders>
+              <w:bottom w:val="single" w:sz="6" w:space="0" w:color="333333"/>
+            </w:tcBorders>
+          </w:tcPr>
           <w:p>
             <w:pPr>
               <w:pStyle w:val="Compact"/>
@@ -5718,7 +5086,11 @@
           </w:p>
         </w:tc>
         <w:tc>
-          <w:tcPr/>
+          <w:tcPr>
+            <w:tcBorders>
+              <w:bottom w:val="single" w:sz="6" w:space="0" w:color="333333"/>
+            </w:tcBorders>
+          </w:tcPr>
           <w:p>
             <w:pPr>
               <w:pStyle w:val="Compact"/>
@@ -5734,7 +5106,11 @@
           </w:p>
         </w:tc>
         <w:tc>
-          <w:tcPr/>
+          <w:tcPr>
+            <w:tcBorders>
+              <w:bottom w:val="single" w:sz="6" w:space="0" w:color="333333"/>
+            </w:tcBorders>
+          </w:tcPr>
           <w:p>
             <w:pPr>
               <w:pStyle w:val="Compact"/>
@@ -5978,8 +5354,9 @@
     </w:tbl>
     <w:p>
       <w:pPr>
-        <w:pStyle w:val="MistakeBlock"/>
+        <w:pStyle w:val="BodyText"/>
         <w:spacing w:before="120"/>
+        <w:ind w:firstLine="420"/>
       </w:pPr>
       <w:r>
         <w:rPr>
@@ -5987,12 +5364,12 @@
         </w:rPr>
         <w:t xml:space="preserve">易错提醒</w:t>
       </w:r>
-      <w:r>
-        <w:rPr>
-          <w:rFonts w:ascii="Times New Roman" w:hAnsi="Times New Roman" w:eastAsia="Times New Roman" w:cs="Times New Roman"/>
-        </w:rPr>
-        <w:t xml:space="preserve"> </w:t>
-      </w:r>
+    </w:p>
+    <w:p>
+      <w:pPr>
+        <w:pStyle w:val="BodyText"/>
+        <w:ind w:firstLine="420"/>
+      </w:pPr>
       <w:r>
         <w:rPr>
           <w:rFonts w:hint="eastAsia" w:ascii="Times New Roman" w:hAnsi="Times New Roman" w:eastAsia="FangSong" w:cs="Times New Roman"/>
@@ -6211,8 +5588,8 @@
         <w:t xml:space="preserve"> lg。</w:t>
       </w:r>
     </w:p>
-    <w:bookmarkEnd w:id="15"/>
-    <w:bookmarkStart w:id="16" w:name="换底公式"/>
+    <w:bookmarkEnd w:id="14"/>
+    <w:bookmarkStart w:id="15" w:name="换底公式"/>
     <w:p>
       <w:pPr>
         <w:pStyle w:val="Heading3"/>
@@ -6306,6 +5683,7 @@
     <w:p>
       <w:pPr>
         <w:pStyle w:val="BodyText"/>
+        <w:ind w:firstLine="420"/>
       </w:pPr>
       <w:r>
         <w:rPr>
@@ -6417,6 +5795,7 @@
     <w:p>
       <w:pPr>
         <w:pStyle w:val="BodyText"/>
+        <w:ind w:firstLine="420"/>
       </w:pPr>
       <w:r>
         <w:rPr>
@@ -6488,187 +5867,189 @@
     </w:p>
     <w:p>
       <w:pPr>
-        <w:pStyle w:val="MethodologyBlock"/>
+        <w:pStyle w:val="BodyText"/>
+        <w:ind w:firstLine="420"/>
       </w:pPr>
       <w:r>
         <w:rPr>
           <w:rFonts w:hint="eastAsia" w:ascii="Times New Roman" w:hAnsi="Times New Roman" w:eastAsia="FangSong" w:cs="Times New Roman"/>
         </w:rPr>
         <w:t xml:space="preserve">理解要点</w:t>
-      </w:r>
-      <w:r>
-        <w:rPr>
-          <w:rFonts w:ascii="Times New Roman" w:hAnsi="Times New Roman" w:eastAsia="Times New Roman" w:cs="Times New Roman"/>
-        </w:rPr>
-        <w:t xml:space="preserve"> </w:t>
-      </w:r>
-      <w:r>
-        <w:rPr>
-          <w:rFonts w:hint="eastAsia" w:ascii="Times New Roman" w:hAnsi="Times New Roman" w:eastAsia="FangSong" w:cs="Times New Roman"/>
-        </w:rPr>
-        <w:t>换底公式的意思是</w:t>
-      </w:r>
-      <w:r>
-        <w:rPr>
-          <w:rFonts w:hint="eastAsia" w:ascii="Times New Roman" w:hAnsi="Times New Roman" w:eastAsia="Times New Roman" w:cs="Times New Roman"/>
-        </w:rPr>
-        <w:t>：</w:t>
-      </w:r>
-      <w:r>
-        <w:rPr>
-          <w:rFonts w:hint="eastAsia" w:ascii="Times New Roman" w:hAnsi="Times New Roman" w:eastAsia="FangSong" w:cs="Times New Roman"/>
-        </w:rPr>
-        <w:t>任何底的对数都只是</w:t>
-      </w:r>
-      <w:r>
-        <w:rPr>
-          <w:rFonts w:ascii="Times New Roman" w:hAnsi="Times New Roman" w:eastAsia="Times New Roman" w:cs="Times New Roman"/>
-        </w:rPr>
-        <w:t xml:space="preserve"> ln </w:t>
-      </w:r>
-      <w:r>
-        <w:rPr>
-          <w:rFonts w:hint="eastAsia" w:ascii="Times New Roman" w:hAnsi="Times New Roman" w:eastAsia="FangSong" w:cs="Times New Roman"/>
-        </w:rPr>
-        <w:t>乘一个常数</w:t>
-      </w:r>
-      <w:r>
-        <w:rPr>
-          <w:rFonts w:hint="eastAsia" w:ascii="Times New Roman" w:hAnsi="Times New Roman" w:eastAsia="Times New Roman" w:cs="Times New Roman"/>
-        </w:rPr>
-        <w:t>。</w:t>
-      </w:r>
-      <w:r>
-        <w:rPr>
-          <w:rFonts w:hint="eastAsia" w:ascii="Times New Roman" w:hAnsi="Times New Roman" w:eastAsia="FangSong" w:cs="Times New Roman"/>
-        </w:rPr>
-        <w:t>因此</w:t>
-      </w:r>
-      <w:r>
-        <w:rPr>
-          <w:rFonts w:hint="eastAsia" w:ascii="Times New Roman" w:hAnsi="Times New Roman" w:eastAsia="FangSong" w:cs="Times New Roman"/>
-          <w:b/>
-          <w:bCs/>
-        </w:rPr>
-        <w:t xml:space="preserve">只需掌握</w:t>
-      </w:r>
-      <w:r>
-        <w:rPr>
-          <w:rFonts w:ascii="Times New Roman" w:hAnsi="Times New Roman" w:eastAsia="Times New Roman" w:cs="Times New Roman"/>
-          <w:b/>
-          <w:bCs/>
-        </w:rPr>
-        <w:t xml:space="preserve"> ln </w:t>
-      </w:r>
-      <w:r>
-        <w:rPr>
-          <w:rFonts w:hint="eastAsia" w:ascii="Times New Roman" w:hAnsi="Times New Roman" w:eastAsia="FangSong" w:cs="Times New Roman"/>
-          <w:b/>
-          <w:bCs/>
-        </w:rPr>
-        <w:t xml:space="preserve">的运算律</w:t>
-      </w:r>
-      <w:r>
-        <w:rPr>
-          <w:rFonts w:hint="eastAsia" w:ascii="Times New Roman" w:hAnsi="Times New Roman" w:eastAsia="Times New Roman" w:cs="Times New Roman"/>
-        </w:rPr>
-        <w:t xml:space="preserve">，lg</w:t>
-      </w:r>
-      <w:r>
-        <w:rPr>
-          <w:rFonts w:ascii="Times New Roman" w:hAnsi="Times New Roman" w:eastAsia="Times New Roman" w:cs="Times New Roman"/>
-        </w:rPr>
-        <w:t xml:space="preserve"> </w:t>
-      </w:r>
-      <w:r>
-        <w:rPr>
-          <w:rFonts w:hint="eastAsia" w:ascii="Times New Roman" w:hAnsi="Times New Roman" w:eastAsia="FangSong" w:cs="Times New Roman"/>
-        </w:rPr>
-        <w:t>的运算律完全一样</w:t>
-      </w:r>
-      <w:r>
-        <w:rPr>
-          <w:rFonts w:hint="eastAsia" w:ascii="Times New Roman" w:hAnsi="Times New Roman" w:eastAsia="Times New Roman" w:cs="Times New Roman"/>
-        </w:rPr>
-        <w:t>。</w:t>
-      </w:r>
-      <w:r>
-        <w:rPr>
-          <w:rFonts w:hint="eastAsia" w:ascii="Times New Roman" w:hAnsi="Times New Roman" w:eastAsia="FangSong" w:cs="Times New Roman"/>
-        </w:rPr>
-        <w:t>这个</w:t>
-      </w:r>
-      <w:r>
-        <w:rPr>
-          <w:rFonts w:ascii="Times New Roman" w:hAnsi="Times New Roman" w:eastAsia="Times New Roman" w:cs="Times New Roman"/>
-        </w:rPr>
-        <w:t xml:space="preserve"> 2.303 </w:t>
-      </w:r>
-      <w:r>
-        <w:rPr>
-          <w:rFonts w:hint="eastAsia" w:ascii="Times New Roman" w:hAnsi="Times New Roman" w:eastAsia="FangSong" w:cs="Times New Roman"/>
-        </w:rPr>
-        <w:t xml:space="preserve">会在</w:t>
-      </w:r>
-      <w:r>
-        <w:rPr>
-          <w:rFonts w:ascii="Times New Roman" w:hAnsi="Times New Roman" w:eastAsia="Times New Roman" w:cs="Times New Roman"/>
-        </w:rPr>
-        <w:t xml:space="preserve"> Nernst </w:t>
-      </w:r>
-      <w:r>
-        <w:rPr>
-          <w:rFonts w:hint="eastAsia" w:ascii="Times New Roman" w:hAnsi="Times New Roman" w:eastAsia="FangSong" w:cs="Times New Roman"/>
-        </w:rPr>
-        <w:t xml:space="preserve">方程里以</w:t>
-      </w:r>
-      <w:r>
-        <w:rPr>
-          <w:rFonts w:ascii="Times New Roman" w:hAnsi="Times New Roman" w:eastAsia="Times New Roman" w:cs="Times New Roman"/>
-        </w:rPr>
-        <w:t xml:space="preserve"> </w:t>
-      </w:r>
-      <w:r>
-        <w:rPr>
-          <w:rStyle w:val="VerbatimChar"/>
-          <w:rFonts w:ascii="Times New Roman" w:hAnsi="Times New Roman" w:eastAsia="Times New Roman" w:cs="Times New Roman"/>
-        </w:rPr>
-        <w:t xml:space="preserve">0.0592 = 2.303 RT/F</w:t>
-      </w:r>
-      <w:r>
-        <w:rPr>
-          <w:rFonts w:hint="eastAsia" w:ascii="Times New Roman" w:hAnsi="Times New Roman" w:eastAsia="Times New Roman" w:cs="Times New Roman"/>
-        </w:rPr>
-        <w:t xml:space="preserve">（298</w:t>
-      </w:r>
-      <w:r>
-        <w:rPr>
-          <w:rFonts w:ascii="Times New Roman" w:hAnsi="Times New Roman" w:eastAsia="Times New Roman" w:cs="Times New Roman"/>
-        </w:rPr>
-        <w:t xml:space="preserve"> </w:t>
-      </w:r>
-      <w:r>
-        <w:rPr>
-          <w:rFonts w:hint="eastAsia" w:ascii="Times New Roman" w:hAnsi="Times New Roman" w:eastAsia="Times New Roman" w:cs="Times New Roman"/>
-        </w:rPr>
-        <w:t>K）</w:t>
-      </w:r>
-      <w:r>
-        <w:rPr>
-          <w:rFonts w:hint="eastAsia" w:ascii="Times New Roman" w:hAnsi="Times New Roman" w:eastAsia="FangSong" w:cs="Times New Roman"/>
-        </w:rPr>
-        <w:t>的形式出现</w:t>
-      </w:r>
-      <w:r>
-        <w:rPr>
-          <w:rFonts w:hint="eastAsia" w:ascii="Times New Roman" w:hAnsi="Times New Roman" w:eastAsia="Times New Roman" w:cs="Times New Roman"/>
-        </w:rPr>
-        <w:t>。</w:t>
       </w:r>
     </w:p>
     <w:p>
       <w:pPr>
         <w:pStyle w:val="BodyText"/>
+        <w:ind w:firstLine="420"/>
+      </w:pPr>
+      <w:r>
+        <w:rPr>
+          <w:rFonts w:hint="eastAsia" w:ascii="Times New Roman" w:hAnsi="Times New Roman" w:eastAsia="FangSong" w:cs="Times New Roman"/>
+        </w:rPr>
+        <w:t>换底公式的意思是</w:t>
+      </w:r>
+      <w:r>
+        <w:rPr>
+          <w:rFonts w:hint="eastAsia" w:ascii="Times New Roman" w:hAnsi="Times New Roman" w:eastAsia="Times New Roman" w:cs="Times New Roman"/>
+        </w:rPr>
+        <w:t>：</w:t>
+      </w:r>
+      <w:r>
+        <w:rPr>
+          <w:rFonts w:hint="eastAsia" w:ascii="Times New Roman" w:hAnsi="Times New Roman" w:eastAsia="FangSong" w:cs="Times New Roman"/>
+        </w:rPr>
+        <w:t>任何底的对数都只是</w:t>
+      </w:r>
+      <w:r>
+        <w:rPr>
+          <w:rFonts w:ascii="Times New Roman" w:hAnsi="Times New Roman" w:eastAsia="Times New Roman" w:cs="Times New Roman"/>
+        </w:rPr>
+        <w:t xml:space="preserve"> ln </w:t>
+      </w:r>
+      <w:r>
+        <w:rPr>
+          <w:rFonts w:hint="eastAsia" w:ascii="Times New Roman" w:hAnsi="Times New Roman" w:eastAsia="FangSong" w:cs="Times New Roman"/>
+        </w:rPr>
+        <w:t>乘一个常数</w:t>
+      </w:r>
+      <w:r>
+        <w:rPr>
+          <w:rFonts w:hint="eastAsia" w:ascii="Times New Roman" w:hAnsi="Times New Roman" w:eastAsia="Times New Roman" w:cs="Times New Roman"/>
+        </w:rPr>
+        <w:t>。</w:t>
+      </w:r>
+      <w:r>
+        <w:rPr>
+          <w:rFonts w:hint="eastAsia" w:ascii="Times New Roman" w:hAnsi="Times New Roman" w:eastAsia="FangSong" w:cs="Times New Roman"/>
+        </w:rPr>
+        <w:t>因此</w:t>
+      </w:r>
+      <w:r>
+        <w:rPr>
+          <w:rFonts w:hint="eastAsia" w:ascii="Times New Roman" w:hAnsi="Times New Roman" w:eastAsia="FangSong" w:cs="Times New Roman"/>
+          <w:b/>
+          <w:bCs/>
+        </w:rPr>
+        <w:t xml:space="preserve">只需掌握</w:t>
+      </w:r>
+      <w:r>
+        <w:rPr>
+          <w:rFonts w:ascii="Times New Roman" w:hAnsi="Times New Roman" w:eastAsia="Times New Roman" w:cs="Times New Roman"/>
+          <w:b/>
+          <w:bCs/>
+        </w:rPr>
+        <w:t xml:space="preserve"> ln </w:t>
+      </w:r>
+      <w:r>
+        <w:rPr>
+          <w:rFonts w:hint="eastAsia" w:ascii="Times New Roman" w:hAnsi="Times New Roman" w:eastAsia="FangSong" w:cs="Times New Roman"/>
+          <w:b/>
+          <w:bCs/>
+        </w:rPr>
+        <w:t xml:space="preserve">的运算律</w:t>
+      </w:r>
+      <w:r>
+        <w:rPr>
+          <w:rFonts w:hint="eastAsia" w:ascii="Times New Roman" w:hAnsi="Times New Roman" w:eastAsia="Times New Roman" w:cs="Times New Roman"/>
+        </w:rPr>
+        <w:t xml:space="preserve">，lg</w:t>
+      </w:r>
+      <w:r>
+        <w:rPr>
+          <w:rFonts w:ascii="Times New Roman" w:hAnsi="Times New Roman" w:eastAsia="Times New Roman" w:cs="Times New Roman"/>
+        </w:rPr>
+        <w:t xml:space="preserve"> </w:t>
+      </w:r>
+      <w:r>
+        <w:rPr>
+          <w:rFonts w:hint="eastAsia" w:ascii="Times New Roman" w:hAnsi="Times New Roman" w:eastAsia="FangSong" w:cs="Times New Roman"/>
+        </w:rPr>
+        <w:t>的运算律完全一样</w:t>
+      </w:r>
+      <w:r>
+        <w:rPr>
+          <w:rFonts w:hint="eastAsia" w:ascii="Times New Roman" w:hAnsi="Times New Roman" w:eastAsia="Times New Roman" w:cs="Times New Roman"/>
+        </w:rPr>
+        <w:t>。</w:t>
+      </w:r>
+      <w:r>
+        <w:rPr>
+          <w:rFonts w:hint="eastAsia" w:ascii="Times New Roman" w:hAnsi="Times New Roman" w:eastAsia="FangSong" w:cs="Times New Roman"/>
+        </w:rPr>
+        <w:t>这个</w:t>
+      </w:r>
+      <w:r>
+        <w:rPr>
+          <w:rFonts w:ascii="Times New Roman" w:hAnsi="Times New Roman" w:eastAsia="Times New Roman" w:cs="Times New Roman"/>
+        </w:rPr>
+        <w:t xml:space="preserve"> 2.303 </w:t>
+      </w:r>
+      <w:r>
+        <w:rPr>
+          <w:rFonts w:hint="eastAsia" w:ascii="Times New Roman" w:hAnsi="Times New Roman" w:eastAsia="FangSong" w:cs="Times New Roman"/>
+        </w:rPr>
+        <w:t xml:space="preserve">会在</w:t>
+      </w:r>
+      <w:r>
+        <w:rPr>
+          <w:rFonts w:ascii="Times New Roman" w:hAnsi="Times New Roman" w:eastAsia="Times New Roman" w:cs="Times New Roman"/>
+        </w:rPr>
+        <w:t xml:space="preserve"> Nernst </w:t>
+      </w:r>
+      <w:r>
+        <w:rPr>
+          <w:rFonts w:hint="eastAsia" w:ascii="Times New Roman" w:hAnsi="Times New Roman" w:eastAsia="FangSong" w:cs="Times New Roman"/>
+        </w:rPr>
+        <w:t xml:space="preserve">方程里以</w:t>
+      </w:r>
+      <w:r>
+        <w:rPr>
+          <w:rFonts w:ascii="Times New Roman" w:hAnsi="Times New Roman" w:eastAsia="Times New Roman" w:cs="Times New Roman"/>
+        </w:rPr>
+        <w:t xml:space="preserve"> </w:t>
+      </w:r>
+      <w:r>
+        <w:rPr>
+          <w:rStyle w:val="VerbatimChar"/>
+          <w:rFonts w:ascii="Times New Roman" w:hAnsi="Times New Roman" w:eastAsia="Times New Roman" w:cs="Times New Roman"/>
+        </w:rPr>
+        <w:t xml:space="preserve">0.0592 = 2.303 RT/F</w:t>
+      </w:r>
+      <w:r>
+        <w:rPr>
+          <w:rFonts w:hint="eastAsia" w:ascii="Times New Roman" w:hAnsi="Times New Roman" w:eastAsia="Times New Roman" w:cs="Times New Roman"/>
+        </w:rPr>
+        <w:t xml:space="preserve">（298</w:t>
+      </w:r>
+      <w:r>
+        <w:rPr>
+          <w:rFonts w:ascii="Times New Roman" w:hAnsi="Times New Roman" w:eastAsia="Times New Roman" w:cs="Times New Roman"/>
+        </w:rPr>
+        <w:t xml:space="preserve"> </w:t>
+      </w:r>
+      <w:r>
+        <w:rPr>
+          <w:rFonts w:hint="eastAsia" w:ascii="Times New Roman" w:hAnsi="Times New Roman" w:eastAsia="Times New Roman" w:cs="Times New Roman"/>
+        </w:rPr>
+        <w:t>K）</w:t>
+      </w:r>
+      <w:r>
+        <w:rPr>
+          <w:rFonts w:hint="eastAsia" w:ascii="Times New Roman" w:hAnsi="Times New Roman" w:eastAsia="FangSong" w:cs="Times New Roman"/>
+        </w:rPr>
+        <w:t>的形式出现</w:t>
+      </w:r>
+      <w:r>
+        <w:rPr>
+          <w:rFonts w:hint="eastAsia" w:ascii="Times New Roman" w:hAnsi="Times New Roman" w:eastAsia="Times New Roman" w:cs="Times New Roman"/>
+        </w:rPr>
+        <w:t>。</w:t>
+      </w:r>
+    </w:p>
+    <w:p>
+      <w:pPr>
+        <w:pStyle w:val="BodyText"/>
+        <w:ind w:firstLine="420"/>
       </w:pPr>
       <w:r>
         <w:rPr>
@@ -6798,8 +6179,8 @@
         <w:t>）</w:t>
       </w:r>
     </w:p>
-    <w:bookmarkEnd w:id="16"/>
-    <w:bookmarkStart w:id="17" w:name="对数函数图像"/>
+    <w:bookmarkEnd w:id="15"/>
+    <w:bookmarkStart w:id="16" w:name="对数函数图像"/>
     <w:p>
       <w:pPr>
         <w:pStyle w:val="Heading3"/>
@@ -6884,6 +6265,15 @@
         <w:tblStyle w:val="Table"/>
         <w:tblW w:type="auto" w:w="0"/>
         <w:tblLook w:firstRow="1" w:lastRow="0" w:firstColumn="0" w:lastColumn="0" w:noHBand="0" w:noVBand="0" w:val="0020"/>
+        <w:jc w:val="center"/>
+        <w:tblBorders>
+          <w:top w:val="single" w:sz="12" w:space="0" w:color="333333"/>
+          <w:bottom w:val="single" w:sz="12" w:space="0" w:color="333333"/>
+          <w:left w:val="none"/>
+          <w:right w:val="none"/>
+          <w:insideH w:val="none"/>
+          <w:insideV w:val="none"/>
+        </w:tblBorders>
       </w:tblPr>
       <w:tblGrid>
         <w:gridCol w:w="3960"/>
@@ -6894,7 +6284,11 @@
           <w:tblHeader w:val="on"/>
         </w:trPr>
         <w:tc>
-          <w:tcPr/>
+          <w:tcPr>
+            <w:tcBorders>
+              <w:bottom w:val="single" w:sz="6" w:space="0" w:color="333333"/>
+            </w:tcBorders>
+          </w:tcPr>
           <w:p>
             <w:pPr>
               <w:pStyle w:val="Compact"/>
@@ -6910,7 +6304,11 @@
           </w:p>
         </w:tc>
         <w:tc>
-          <w:tcPr/>
+          <w:tcPr>
+            <w:tcBorders>
+              <w:bottom w:val="single" w:sz="6" w:space="0" w:color="333333"/>
+            </w:tcBorders>
+          </w:tcPr>
           <w:p>
             <w:pPr>
               <w:pStyle w:val="Compact"/>
@@ -7218,8 +6616,9 @@
     </w:tbl>
     <w:p>
       <w:pPr>
-        <w:pStyle w:val="MethodologyBlock"/>
+        <w:pStyle w:val="BodyText"/>
         <w:spacing w:before="120"/>
+        <w:ind w:firstLine="420"/>
       </w:pPr>
       <w:r>
         <w:rPr>
@@ -7227,12 +6626,12 @@
         </w:rPr>
         <w:t xml:space="preserve">深入思考</w:t>
       </w:r>
-      <w:r>
-        <w:rPr>
-          <w:rFonts w:ascii="Times New Roman" w:hAnsi="Times New Roman" w:eastAsia="Times New Roman" w:cs="Times New Roman"/>
-        </w:rPr>
-        <w:t xml:space="preserve"> </w:t>
-      </w:r>
+    </w:p>
+    <w:p>
+      <w:pPr>
+        <w:pStyle w:val="BodyText"/>
+        <w:ind w:firstLine="420"/>
+      </w:pPr>
       <w:r>
         <w:rPr>
           <w:rFonts w:hint="eastAsia" w:ascii="Times New Roman" w:hAnsi="Times New Roman" w:eastAsia="FangSong" w:cs="Times New Roman"/>
@@ -7450,9 +6849,9 @@
         </w:pict>
       </w:r>
     </w:p>
+    <w:bookmarkEnd w:id="16"/>
     <w:bookmarkEnd w:id="17"/>
-    <w:bookmarkEnd w:id="18"/>
-    <w:bookmarkStart w:id="21" w:name="三对数的运算律-化学里天天用"/>
+    <w:bookmarkStart w:id="20" w:name="对数的运算律-化学里天天用"/>
     <w:p>
       <w:pPr>
         <w:pStyle w:val="Heading2"/>
@@ -7460,36 +6859,30 @@
       </w:pPr>
       <w:r>
         <w:rPr>
+          <w:rFonts w:ascii="Times New Roman" w:hAnsi="Times New Roman" w:eastAsia="Times New Roman" w:cs="Times New Roman"/>
+        </w:rPr>
+        <w:t xml:space="preserve">§3 </w:t>
+      </w:r>
+      <w:r>
+        <w:rPr>
           <w:rFonts w:hint="eastAsia" w:ascii="Times New Roman" w:hAnsi="Times New Roman" w:eastAsia="SimHei" w:cs="Times New Roman"/>
         </w:rPr>
-        <w:t>三</w:t>
-      </w:r>
-      <w:r>
-        <w:rPr>
-          <w:rFonts w:hint="eastAsia" w:ascii="Times New Roman" w:hAnsi="Times New Roman" w:eastAsia="Times New Roman" w:cs="Times New Roman"/>
-        </w:rPr>
-        <w:t>、</w:t>
+        <w:t xml:space="preserve">对数的运算律</w:t>
+      </w:r>
+      <w:r>
+        <w:rPr>
+          <w:rFonts w:ascii="Times New Roman" w:hAnsi="Times New Roman" w:eastAsia="Times New Roman" w:cs="Times New Roman"/>
+        </w:rPr>
+        <w:t xml:space="preserve"> —— </w:t>
       </w:r>
       <w:r>
         <w:rPr>
           <w:rFonts w:hint="eastAsia" w:ascii="Times New Roman" w:hAnsi="Times New Roman" w:eastAsia="SimHei" w:cs="Times New Roman"/>
         </w:rPr>
-        <w:t>对数的运算律</w:t>
-      </w:r>
-      <w:r>
-        <w:rPr>
-          <w:rFonts w:ascii="Times New Roman" w:hAnsi="Times New Roman" w:eastAsia="Times New Roman" w:cs="Times New Roman"/>
-        </w:rPr>
-        <w:t xml:space="preserve"> —— </w:t>
-      </w:r>
-      <w:r>
-        <w:rPr>
-          <w:rFonts w:hint="eastAsia" w:ascii="Times New Roman" w:hAnsi="Times New Roman" w:eastAsia="SimHei" w:cs="Times New Roman"/>
-        </w:rPr>
         <w:t xml:space="preserve">化学里天天用</w:t>
       </w:r>
     </w:p>
-    <w:bookmarkStart w:id="19" w:name="三条运算律及其来源"/>
+    <w:bookmarkStart w:id="18" w:name="三条运算律及其来源"/>
     <w:p>
       <w:pPr>
         <w:pStyle w:val="Heading3"/>
@@ -7512,6 +6905,7 @@
       <w:pPr>
         <w:pStyle w:val="FirstParagraph"/>
         <w:spacing w:after="80"/>
+        <w:ind w:firstLine="420"/>
       </w:pPr>
       <w:r>
         <w:rPr>
@@ -7544,6 +6938,15 @@
         <w:tblW w:type="pct" w:w="5000"/>
         <w:tblLayout w:type="fixed"/>
         <w:tblLook w:firstRow="1" w:lastRow="0" w:firstColumn="0" w:lastColumn="0" w:noHBand="0" w:noVBand="0" w:val="0020"/>
+        <w:jc w:val="center"/>
+        <w:tblBorders>
+          <w:top w:val="single" w:sz="12" w:space="0" w:color="333333"/>
+          <w:bottom w:val="single" w:sz="12" w:space="0" w:color="333333"/>
+          <w:left w:val="none"/>
+          <w:right w:val="none"/>
+          <w:insideH w:val="none"/>
+          <w:insideV w:val="none"/>
+        </w:tblBorders>
       </w:tblPr>
       <w:tblGrid>
         <w:gridCol w:w="2640"/>
@@ -7555,7 +6958,11 @@
           <w:tblHeader w:val="on"/>
         </w:trPr>
         <w:tc>
-          <w:tcPr/>
+          <w:tcPr>
+            <w:tcBorders>
+              <w:bottom w:val="single" w:sz="6" w:space="0" w:color="333333"/>
+            </w:tcBorders>
+          </w:tcPr>
           <w:p>
             <w:pPr>
               <w:pStyle w:val="Compact"/>
@@ -7571,7 +6978,11 @@
           </w:p>
         </w:tc>
         <w:tc>
-          <w:tcPr/>
+          <w:tcPr>
+            <w:tcBorders>
+              <w:bottom w:val="single" w:sz="6" w:space="0" w:color="333333"/>
+            </w:tcBorders>
+          </w:tcPr>
           <w:p>
             <w:pPr>
               <w:pStyle w:val="Compact"/>
@@ -7587,7 +6998,11 @@
           </w:p>
         </w:tc>
         <w:tc>
-          <w:tcPr/>
+          <w:tcPr>
+            <w:tcBorders>
+              <w:bottom w:val="single" w:sz="6" w:space="0" w:color="333333"/>
+            </w:tcBorders>
+          </w:tcPr>
           <w:p>
             <w:pPr>
               <w:pStyle w:val="Compact"/>
@@ -8082,6 +7497,7 @@
       <w:pPr>
         <w:pStyle w:val="BodyText"/>
         <w:spacing w:before="120"/>
+        <w:ind w:firstLine="420"/>
       </w:pPr>
       <w:r>
         <w:rPr>
@@ -8129,6 +7545,7 @@
     <w:p>
       <w:pPr>
         <w:pStyle w:val="BodyText"/>
+        <w:ind w:firstLine="420"/>
       </w:pPr>
       <w:r>
         <w:rPr>
@@ -8792,6 +8209,7 @@
     <w:p>
       <w:pPr>
         <w:pStyle w:val="BodyText"/>
+        <w:ind w:firstLine="420"/>
       </w:pPr>
       <w:r>
         <w:rPr>
@@ -9001,8 +8419,8 @@
         <w:t>）</w:t>
       </w:r>
     </w:p>
-    <w:bookmarkEnd w:id="19"/>
-    <w:bookmarkStart w:id="20" w:name="四条最常见的错误"/>
+    <w:bookmarkEnd w:id="18"/>
+    <w:bookmarkStart w:id="19" w:name="四条最常见的错误"/>
     <w:p>
       <w:pPr>
         <w:pStyle w:val="Heading3"/>
@@ -9027,6 +8445,15 @@
         <w:tblW w:type="pct" w:w="5000"/>
         <w:tblLayout w:type="fixed"/>
         <w:tblLook w:firstRow="1" w:lastRow="0" w:firstColumn="0" w:lastColumn="0" w:noHBand="0" w:noVBand="0" w:val="0020"/>
+        <w:jc w:val="center"/>
+        <w:tblBorders>
+          <w:top w:val="single" w:sz="12" w:space="0" w:color="333333"/>
+          <w:bottom w:val="single" w:sz="12" w:space="0" w:color="333333"/>
+          <w:left w:val="none"/>
+          <w:right w:val="none"/>
+          <w:insideH w:val="none"/>
+          <w:insideV w:val="none"/>
+        </w:tblBorders>
       </w:tblPr>
       <w:tblGrid>
         <w:gridCol w:w="2640"/>
@@ -9038,7 +8465,11 @@
           <w:tblHeader w:val="on"/>
         </w:trPr>
         <w:tc>
-          <w:tcPr/>
+          <w:tcPr>
+            <w:tcBorders>
+              <w:bottom w:val="single" w:sz="6" w:space="0" w:color="333333"/>
+            </w:tcBorders>
+          </w:tcPr>
           <w:p>
             <w:pPr>
               <w:pStyle w:val="Compact"/>
@@ -9054,7 +8485,11 @@
           </w:p>
         </w:tc>
         <w:tc>
-          <w:tcPr/>
+          <w:tcPr>
+            <w:tcBorders>
+              <w:bottom w:val="single" w:sz="6" w:space="0" w:color="333333"/>
+            </w:tcBorders>
+          </w:tcPr>
           <w:p>
             <w:pPr>
               <w:pStyle w:val="Compact"/>
@@ -9070,7 +8505,11 @@
           </w:p>
         </w:tc>
         <w:tc>
-          <w:tcPr/>
+          <w:tcPr>
+            <w:tcBorders>
+              <w:bottom w:val="single" w:sz="6" w:space="0" w:color="333333"/>
+            </w:tcBorders>
+          </w:tcPr>
           <w:p>
             <w:pPr>
               <w:pStyle w:val="Compact"/>
@@ -9746,8 +9185,9 @@
     </w:tbl>
     <w:p>
       <w:pPr>
-        <w:pStyle w:val="MistakeBlock"/>
+        <w:pStyle w:val="BodyText"/>
         <w:spacing w:before="120"/>
+        <w:ind w:firstLine="420"/>
       </w:pPr>
       <w:r>
         <w:rPr>
@@ -9755,12 +9195,12 @@
         </w:rPr>
         <w:t xml:space="preserve">易错提醒</w:t>
       </w:r>
-      <w:r>
-        <w:rPr>
-          <w:rFonts w:ascii="Times New Roman" w:hAnsi="Times New Roman" w:eastAsia="Times New Roman" w:cs="Times New Roman"/>
-        </w:rPr>
-        <w:t xml:space="preserve"> </w:t>
-      </w:r>
+    </w:p>
+    <w:p>
+      <w:pPr>
+        <w:pStyle w:val="BodyText"/>
+        <w:ind w:firstLine="420"/>
+      </w:pPr>
       <w:r>
         <w:rPr>
           <w:rFonts w:hint="eastAsia" w:ascii="Times New Roman" w:hAnsi="Times New Roman" w:eastAsia="FangSong" w:cs="Times New Roman"/>
@@ -10168,9 +9608,9 @@
         </w:pict>
       </w:r>
     </w:p>
+    <w:bookmarkEnd w:id="19"/>
     <w:bookmarkEnd w:id="20"/>
-    <w:bookmarkEnd w:id="21"/>
-    <w:bookmarkStart w:id="24" w:name="四e-与自然指数"/>
+    <w:bookmarkStart w:id="23" w:name="e-与自然指数"/>
     <w:p>
       <w:pPr>
         <w:pStyle w:val="Heading2"/>
@@ -10178,30 +9618,18 @@
       </w:pPr>
       <w:r>
         <w:rPr>
+          <w:rFonts w:ascii="Times New Roman" w:hAnsi="Times New Roman" w:eastAsia="Times New Roman" w:cs="Times New Roman"/>
+        </w:rPr>
+        <w:t xml:space="preserve">§4 e </w:t>
+      </w:r>
+      <w:r>
+        <w:rPr>
           <w:rFonts w:hint="eastAsia" w:ascii="Times New Roman" w:hAnsi="Times New Roman" w:eastAsia="SimHei" w:cs="Times New Roman"/>
         </w:rPr>
-        <w:t>四</w:t>
-      </w:r>
-      <w:r>
-        <w:rPr>
-          <w:rFonts w:hint="eastAsia" w:ascii="Times New Roman" w:hAnsi="Times New Roman" w:eastAsia="Times New Roman" w:cs="Times New Roman"/>
-        </w:rPr>
-        <w:t>、e</w:t>
-      </w:r>
-      <w:r>
-        <w:rPr>
-          <w:rFonts w:ascii="Times New Roman" w:hAnsi="Times New Roman" w:eastAsia="Times New Roman" w:cs="Times New Roman"/>
-        </w:rPr>
-        <w:t xml:space="preserve"> </w:t>
-      </w:r>
-      <w:r>
-        <w:rPr>
-          <w:rFonts w:hint="eastAsia" w:ascii="Times New Roman" w:hAnsi="Times New Roman" w:eastAsia="SimHei" w:cs="Times New Roman"/>
-        </w:rPr>
         <w:t xml:space="preserve">与自然指数</w:t>
       </w:r>
     </w:p>
-    <w:bookmarkStart w:id="22" w:name="e-是什么"/>
+    <w:bookmarkStart w:id="21" w:name="e-是什么"/>
     <w:p>
       <w:pPr>
         <w:pStyle w:val="Heading3"/>
@@ -10223,6 +9651,7 @@
     <w:p>
       <w:pPr>
         <w:pStyle w:val="FirstParagraph"/>
+        <w:ind w:firstLine="420"/>
       </w:pPr>
       <w:r>
         <w:rPr>
@@ -10252,6 +9681,7 @@
     <w:p>
       <w:pPr>
         <w:pStyle w:val="BodyText"/>
+        <w:ind w:firstLine="420"/>
       </w:pPr>
       <w:r>
         <w:rPr>
@@ -10387,6 +9817,7 @@
     <w:p>
       <w:pPr>
         <w:pStyle w:val="BodyText"/>
+        <w:ind w:firstLine="420"/>
       </w:pPr>
       <w:r>
         <w:rPr>
@@ -10721,6 +10152,7 @@
     <w:p>
       <w:pPr>
         <w:pStyle w:val="BodyText"/>
+        <w:ind w:firstLine="420"/>
       </w:pPr>
       <w:r>
         <w:rPr>
@@ -10903,7 +10335,8 @@
     </w:p>
     <w:p>
       <w:pPr>
-        <w:pStyle w:val="MethodologyBlock"/>
+        <w:pStyle w:val="BodyText"/>
+        <w:ind w:firstLine="420"/>
       </w:pPr>
       <w:r>
         <w:rPr>
@@ -10911,12 +10344,12 @@
         </w:rPr>
         <w:t xml:space="preserve">深入思考</w:t>
       </w:r>
-      <w:r>
-        <w:rPr>
-          <w:rFonts w:ascii="Times New Roman" w:hAnsi="Times New Roman" w:eastAsia="Times New Roman" w:cs="Times New Roman"/>
-        </w:rPr>
-        <w:t xml:space="preserve"> </w:t>
-      </w:r>
+    </w:p>
+    <w:p>
+      <w:pPr>
+        <w:pStyle w:val="BodyText"/>
+        <w:ind w:firstLine="420"/>
+      </w:pPr>
       <w:r>
         <w:rPr>
           <w:rFonts w:hint="eastAsia" w:ascii="Times New Roman" w:hAnsi="Times New Roman" w:eastAsia="FangSong" w:cs="Times New Roman"/>
@@ -11088,8 +10521,8 @@
         <w:t>。</w:t>
       </w:r>
     </w:p>
-    <w:bookmarkEnd w:id="22"/>
-    <w:bookmarkStart w:id="23" w:name="eˣ-与-ln-x-互为反函数"/>
+    <w:bookmarkEnd w:id="21"/>
+    <w:bookmarkStart w:id="22" w:name="eˣ-与-ln-x-互为反函数"/>
     <w:p>
       <w:pPr>
         <w:pStyle w:val="Heading3"/>
@@ -11244,6 +10677,7 @@
     <w:p>
       <w:pPr>
         <w:pStyle w:val="BodyText"/>
+        <w:ind w:firstLine="420"/>
       </w:pPr>
       <w:r>
         <w:rPr>
@@ -11261,6 +10695,7 @@
     <w:p>
       <w:pPr>
         <w:pStyle w:val="BodyText"/>
+        <w:ind w:firstLine="420"/>
       </w:pPr>
       <w:r>
         <w:rPr>
@@ -11617,6 +11052,7 @@
     <w:p>
       <w:pPr>
         <w:pStyle w:val="BodyText"/>
+        <w:ind w:firstLine="420"/>
       </w:pPr>
       <w:r>
         <w:rPr>
@@ -11819,6 +11255,7 @@
     <w:p>
       <w:pPr>
         <w:pStyle w:val="BodyText"/>
+        <w:ind w:firstLine="420"/>
       </w:pPr>
       <w:r>
         <w:rPr>
@@ -11990,6 +11427,7 @@
     <w:p>
       <w:pPr>
         <w:pStyle w:val="BodyText"/>
+        <w:ind w:firstLine="420"/>
       </w:pPr>
       <w:r>
         <w:rPr>
@@ -12233,9 +11671,9 @@
         </w:pict>
       </w:r>
     </w:p>
+    <w:bookmarkEnd w:id="22"/>
     <w:bookmarkEnd w:id="23"/>
-    <w:bookmarkEnd w:id="24"/>
-    <w:bookmarkStart w:id="27" w:name="五一阶近似-以线性代非线性"/>
+    <w:bookmarkStart w:id="26" w:name="一阶近似-以线性代非线性"/>
     <w:p>
       <w:pPr>
         <w:pStyle w:val="Heading2"/>
@@ -12243,36 +11681,30 @@
       </w:pPr>
       <w:r>
         <w:rPr>
+          <w:rFonts w:ascii="Times New Roman" w:hAnsi="Times New Roman" w:eastAsia="Times New Roman" w:cs="Times New Roman"/>
+        </w:rPr>
+        <w:t xml:space="preserve">§5 </w:t>
+      </w:r>
+      <w:r>
+        <w:rPr>
           <w:rFonts w:hint="eastAsia" w:ascii="Times New Roman" w:hAnsi="Times New Roman" w:eastAsia="SimHei" w:cs="Times New Roman"/>
         </w:rPr>
-        <w:t>五</w:t>
-      </w:r>
-      <w:r>
-        <w:rPr>
-          <w:rFonts w:hint="eastAsia" w:ascii="Times New Roman" w:hAnsi="Times New Roman" w:eastAsia="Times New Roman" w:cs="Times New Roman"/>
-        </w:rPr>
-        <w:t>、</w:t>
+        <w:t xml:space="preserve">一阶近似</w:t>
+      </w:r>
+      <w:r>
+        <w:rPr>
+          <w:rFonts w:ascii="Times New Roman" w:hAnsi="Times New Roman" w:eastAsia="Times New Roman" w:cs="Times New Roman"/>
+        </w:rPr>
+        <w:t xml:space="preserve"> —— </w:t>
       </w:r>
       <w:r>
         <w:rPr>
           <w:rFonts w:hint="eastAsia" w:ascii="Times New Roman" w:hAnsi="Times New Roman" w:eastAsia="SimHei" w:cs="Times New Roman"/>
         </w:rPr>
-        <w:t>一阶近似</w:t>
-      </w:r>
-      <w:r>
-        <w:rPr>
-          <w:rFonts w:ascii="Times New Roman" w:hAnsi="Times New Roman" w:eastAsia="Times New Roman" w:cs="Times New Roman"/>
-        </w:rPr>
-        <w:t xml:space="preserve"> —— </w:t>
-      </w:r>
-      <w:r>
-        <w:rPr>
-          <w:rFonts w:hint="eastAsia" w:ascii="Times New Roman" w:hAnsi="Times New Roman" w:eastAsia="SimHei" w:cs="Times New Roman"/>
-        </w:rPr>
         <w:t xml:space="preserve">以线性代非线性</w:t>
       </w:r>
     </w:p>
-    <w:bookmarkStart w:id="25" w:name="两个最有用的近似"/>
+    <w:bookmarkStart w:id="24" w:name="两个最有用的近似"/>
     <w:p>
       <w:pPr>
         <w:pStyle w:val="Heading3"/>
@@ -12294,6 +11726,7 @@
     <w:p>
       <w:pPr>
         <w:pStyle w:val="FirstParagraph"/>
+        <w:ind w:firstLine="420"/>
       </w:pPr>
       <w:r>
         <w:rPr>
@@ -12508,6 +11941,15 @@
         <w:tblStyle w:val="Table"/>
         <w:tblW w:type="auto" w:w="0"/>
         <w:tblLook w:firstRow="1" w:lastRow="0" w:firstColumn="0" w:lastColumn="0" w:noHBand="0" w:noVBand="0" w:val="0020"/>
+        <w:jc w:val="center"/>
+        <w:tblBorders>
+          <w:top w:val="single" w:sz="12" w:space="0" w:color="333333"/>
+          <w:bottom w:val="single" w:sz="12" w:space="0" w:color="333333"/>
+          <w:left w:val="none"/>
+          <w:right w:val="none"/>
+          <w:insideH w:val="none"/>
+          <w:insideV w:val="none"/>
+        </w:tblBorders>
       </w:tblPr>
       <w:tblGrid>
         <w:gridCol w:w="1980"/>
@@ -12520,7 +11962,11 @@
           <w:tblHeader w:val="on"/>
         </w:trPr>
         <w:tc>
-          <w:tcPr/>
+          <w:tcPr>
+            <w:tcBorders>
+              <w:bottom w:val="single" w:sz="6" w:space="0" w:color="333333"/>
+            </w:tcBorders>
+          </w:tcPr>
           <w:p>
             <w:pPr>
               <w:pStyle w:val="Compact"/>
@@ -12536,7 +11982,11 @@
           </w:p>
         </w:tc>
         <w:tc>
-          <w:tcPr/>
+          <w:tcPr>
+            <w:tcBorders>
+              <w:bottom w:val="single" w:sz="6" w:space="0" w:color="333333"/>
+            </w:tcBorders>
+          </w:tcPr>
           <w:p>
             <w:pPr>
               <w:pStyle w:val="Compact"/>
@@ -12567,7 +12017,11 @@
           </w:p>
         </w:tc>
         <w:tc>
-          <w:tcPr/>
+          <w:tcPr>
+            <w:tcBorders>
+              <w:bottom w:val="single" w:sz="6" w:space="0" w:color="333333"/>
+            </w:tcBorders>
+          </w:tcPr>
           <w:p>
             <w:pPr>
               <w:pStyle w:val="Compact"/>
@@ -12590,7 +12044,11 @@
           </w:p>
         </w:tc>
         <w:tc>
-          <w:tcPr/>
+          <w:tcPr>
+            <w:tcBorders>
+              <w:bottom w:val="single" w:sz="6" w:space="0" w:color="333333"/>
+            </w:tcBorders>
+          </w:tcPr>
           <w:p>
             <w:pPr>
               <w:pStyle w:val="Compact"/>
@@ -12859,6 +12317,7 @@
       <w:pPr>
         <w:pStyle w:val="BodyText"/>
         <w:spacing w:before="120"/>
+        <w:ind w:firstLine="420"/>
       </w:pPr>
       <w:r>
         <w:rPr>
@@ -12939,7 +12398,8 @@
     </w:p>
     <w:p>
       <w:pPr>
-        <w:pStyle w:val="MethodologyBlock"/>
+        <w:pStyle w:val="BodyText"/>
+        <w:ind w:firstLine="420"/>
       </w:pPr>
       <w:r>
         <w:rPr>
@@ -12947,12 +12407,12 @@
         </w:rPr>
         <w:t xml:space="preserve">理解要点</w:t>
       </w:r>
-      <w:r>
-        <w:rPr>
-          <w:rFonts w:ascii="Times New Roman" w:hAnsi="Times New Roman" w:eastAsia="Times New Roman" w:cs="Times New Roman"/>
-        </w:rPr>
-        <w:t xml:space="preserve"> </w:t>
-      </w:r>
+    </w:p>
+    <w:p>
+      <w:pPr>
+        <w:pStyle w:val="BodyText"/>
+        <w:ind w:firstLine="420"/>
+      </w:pPr>
       <w:r>
         <w:rPr>
           <w:rFonts w:hint="eastAsia" w:ascii="Times New Roman" w:hAnsi="Times New Roman" w:eastAsia="FangSong" w:cs="Times New Roman"/>
@@ -13190,8 +12650,8 @@
         <w:t>。</w:t>
       </w:r>
     </w:p>
-    <w:bookmarkEnd w:id="25"/>
-    <w:bookmarkStart w:id="26" w:name="化学里的用法"/>
+    <w:bookmarkEnd w:id="24"/>
+    <w:bookmarkStart w:id="25" w:name="化学里的用法"/>
     <w:p>
       <w:pPr>
         <w:pStyle w:val="Heading3"/>
@@ -13216,6 +12676,15 @@
         <w:tblW w:type="pct" w:w="5000"/>
         <w:tblLayout w:type="fixed"/>
         <w:tblLook w:firstRow="1" w:lastRow="0" w:firstColumn="0" w:lastColumn="0" w:noHBand="0" w:noVBand="0" w:val="0020"/>
+        <w:jc w:val="center"/>
+        <w:tblBorders>
+          <w:top w:val="single" w:sz="12" w:space="0" w:color="333333"/>
+          <w:bottom w:val="single" w:sz="12" w:space="0" w:color="333333"/>
+          <w:left w:val="none"/>
+          <w:right w:val="none"/>
+          <w:insideH w:val="none"/>
+          <w:insideV w:val="none"/>
+        </w:tblBorders>
       </w:tblPr>
       <w:tblGrid>
         <w:gridCol w:w="2640"/>
@@ -13227,7 +12696,11 @@
           <w:tblHeader w:val="on"/>
         </w:trPr>
         <w:tc>
-          <w:tcPr/>
+          <w:tcPr>
+            <w:tcBorders>
+              <w:bottom w:val="single" w:sz="6" w:space="0" w:color="333333"/>
+            </w:tcBorders>
+          </w:tcPr>
           <w:p>
             <w:pPr>
               <w:pStyle w:val="Compact"/>
@@ -13243,7 +12716,11 @@
           </w:p>
         </w:tc>
         <w:tc>
-          <w:tcPr/>
+          <w:tcPr>
+            <w:tcBorders>
+              <w:bottom w:val="single" w:sz="6" w:space="0" w:color="333333"/>
+            </w:tcBorders>
+          </w:tcPr>
           <w:p>
             <w:pPr>
               <w:pStyle w:val="Compact"/>
@@ -13259,7 +12736,11 @@
           </w:p>
         </w:tc>
         <w:tc>
-          <w:tcPr/>
+          <w:tcPr>
+            <w:tcBorders>
+              <w:bottom w:val="single" w:sz="6" w:space="0" w:color="333333"/>
+            </w:tcBorders>
+          </w:tcPr>
           <w:p>
             <w:pPr>
               <w:pStyle w:val="Compact"/>
@@ -13897,8 +13378,9 @@
     </w:tbl>
     <w:p>
       <w:pPr>
-        <w:pStyle w:val="MistakeBlock"/>
+        <w:pStyle w:val="BodyText"/>
         <w:spacing w:before="120"/>
+        <w:ind w:firstLine="420"/>
       </w:pPr>
       <w:r>
         <w:rPr>
@@ -13906,12 +13388,12 @@
         </w:rPr>
         <w:t xml:space="preserve">易错提醒</w:t>
       </w:r>
-      <w:r>
-        <w:rPr>
-          <w:rFonts w:ascii="Times New Roman" w:hAnsi="Times New Roman" w:eastAsia="Times New Roman" w:cs="Times New Roman"/>
-        </w:rPr>
-        <w:t xml:space="preserve"> </w:t>
-      </w:r>
+    </w:p>
+    <w:p>
+      <w:pPr>
+        <w:pStyle w:val="BodyText"/>
+        <w:ind w:firstLine="420"/>
+      </w:pPr>
       <w:r>
         <w:rPr>
           <w:rFonts w:hint="eastAsia" w:ascii="Times New Roman" w:hAnsi="Times New Roman" w:eastAsia="FangSong" w:cs="Times New Roman"/>
@@ -14134,6 +13616,7 @@
     <w:p>
       <w:pPr>
         <w:pStyle w:val="BodyText"/>
+        <w:ind w:firstLine="420"/>
       </w:pPr>
       <w:r>
         <w:rPr>
@@ -14253,9 +13736,9 @@
         </w:pict>
       </w:r>
     </w:p>
+    <w:bookmarkEnd w:id="25"/>
     <w:bookmarkEnd w:id="26"/>
-    <w:bookmarkEnd w:id="27"/>
-    <w:bookmarkStart w:id="28" w:name="六ln-在化学公式中的作用"/>
+    <w:bookmarkStart w:id="27" w:name="ln-在化学公式中的作用"/>
     <w:p>
       <w:pPr>
         <w:pStyle w:val="Heading2"/>
@@ -14263,21 +13746,9 @@
       </w:pPr>
       <w:r>
         <w:rPr>
-          <w:rFonts w:hint="eastAsia" w:ascii="Times New Roman" w:hAnsi="Times New Roman" w:eastAsia="SimHei" w:cs="Times New Roman"/>
-        </w:rPr>
-        <w:t>六</w:t>
-      </w:r>
-      <w:r>
-        <w:rPr>
-          <w:rFonts w:hint="eastAsia" w:ascii="Times New Roman" w:hAnsi="Times New Roman" w:eastAsia="Times New Roman" w:cs="Times New Roman"/>
-        </w:rPr>
-        <w:t>、ln</w:t>
-      </w:r>
-      <w:r>
-        <w:rPr>
-          <w:rFonts w:ascii="Times New Roman" w:hAnsi="Times New Roman" w:eastAsia="Times New Roman" w:cs="Times New Roman"/>
-        </w:rPr>
-        <w:t xml:space="preserve"> </w:t>
+          <w:rFonts w:ascii="Times New Roman" w:hAnsi="Times New Roman" w:eastAsia="Times New Roman" w:cs="Times New Roman"/>
+        </w:rPr>
+        <w:t xml:space="preserve">§6 ln </w:t>
       </w:r>
       <w:r>
         <w:rPr>
@@ -14292,6 +13763,15 @@
         <w:tblW w:type="pct" w:w="5000"/>
         <w:tblLayout w:type="fixed"/>
         <w:tblLook w:firstRow="1" w:lastRow="0" w:firstColumn="0" w:lastColumn="0" w:noHBand="0" w:noVBand="0" w:val="0020"/>
+        <w:jc w:val="center"/>
+        <w:tblBorders>
+          <w:top w:val="single" w:sz="12" w:space="0" w:color="333333"/>
+          <w:bottom w:val="single" w:sz="12" w:space="0" w:color="333333"/>
+          <w:left w:val="none"/>
+          <w:right w:val="none"/>
+          <w:insideH w:val="none"/>
+          <w:insideV w:val="none"/>
+        </w:tblBorders>
       </w:tblPr>
       <w:tblGrid>
         <w:gridCol w:w="2640"/>
@@ -14303,7 +13783,11 @@
           <w:tblHeader w:val="on"/>
         </w:trPr>
         <w:tc>
-          <w:tcPr/>
+          <w:tcPr>
+            <w:tcBorders>
+              <w:bottom w:val="single" w:sz="6" w:space="0" w:color="333333"/>
+            </w:tcBorders>
+          </w:tcPr>
           <w:p>
             <w:pPr>
               <w:pStyle w:val="Compact"/>
@@ -14319,7 +13803,11 @@
           </w:p>
         </w:tc>
         <w:tc>
-          <w:tcPr/>
+          <w:tcPr>
+            <w:tcBorders>
+              <w:bottom w:val="single" w:sz="6" w:space="0" w:color="333333"/>
+            </w:tcBorders>
+          </w:tcPr>
           <w:p>
             <w:pPr>
               <w:pStyle w:val="Compact"/>
@@ -14335,7 +13823,11 @@
           </w:p>
         </w:tc>
         <w:tc>
-          <w:tcPr/>
+          <w:tcPr>
+            <w:tcBorders>
+              <w:bottom w:val="single" w:sz="6" w:space="0" w:color="333333"/>
+            </w:tcBorders>
+          </w:tcPr>
           <w:p>
             <w:pPr>
               <w:pStyle w:val="Compact"/>
@@ -15405,8 +14897,9 @@
     </w:tbl>
     <w:p>
       <w:pPr>
-        <w:pStyle w:val="MistakeBlock"/>
+        <w:pStyle w:val="BodyText"/>
         <w:spacing w:before="120"/>
+        <w:ind w:firstLine="420"/>
       </w:pPr>
       <w:r>
         <w:rPr>
@@ -15414,12 +14907,12 @@
         </w:rPr>
         <w:t xml:space="preserve">易错提醒</w:t>
       </w:r>
-      <w:r>
-        <w:rPr>
-          <w:rFonts w:ascii="Times New Roman" w:hAnsi="Times New Roman" w:eastAsia="Times New Roman" w:cs="Times New Roman"/>
-        </w:rPr>
-        <w:t xml:space="preserve"> </w:t>
-      </w:r>
+    </w:p>
+    <w:p>
+      <w:pPr>
+        <w:pStyle w:val="BodyText"/>
+        <w:ind w:firstLine="420"/>
+      </w:pPr>
       <w:r>
         <w:rPr>
           <w:rFonts w:ascii="Times New Roman" w:hAnsi="Times New Roman" w:eastAsia="Times New Roman" w:cs="Times New Roman"/>
@@ -15954,8 +15447,8 @@
         </w:pict>
       </w:r>
     </w:p>
-    <w:bookmarkEnd w:id="28"/>
-    <w:bookmarkStart w:id="32" w:name="七典型例题"/>
+    <w:bookmarkEnd w:id="27"/>
+    <w:bookmarkStart w:id="31" w:name="典型例题"/>
     <w:p>
       <w:pPr>
         <w:pStyle w:val="Heading2"/>
@@ -15963,24 +15456,18 @@
       </w:pPr>
       <w:r>
         <w:rPr>
+          <w:rFonts w:ascii="Times New Roman" w:hAnsi="Times New Roman" w:eastAsia="Times New Roman" w:cs="Times New Roman"/>
+        </w:rPr>
+        <w:t xml:space="preserve">§7 </w:t>
+      </w:r>
+      <w:r>
+        <w:rPr>
           <w:rFonts w:hint="eastAsia" w:ascii="Times New Roman" w:hAnsi="Times New Roman" w:eastAsia="SimHei" w:cs="Times New Roman"/>
         </w:rPr>
-        <w:t>七</w:t>
-      </w:r>
-      <w:r>
-        <w:rPr>
-          <w:rFonts w:hint="eastAsia" w:ascii="Times New Roman" w:hAnsi="Times New Roman" w:eastAsia="Times New Roman" w:cs="Times New Roman"/>
-        </w:rPr>
-        <w:t>、</w:t>
-      </w:r>
-      <w:r>
-        <w:rPr>
-          <w:rFonts w:hint="eastAsia" w:ascii="Times New Roman" w:hAnsi="Times New Roman" w:eastAsia="SimHei" w:cs="Times New Roman"/>
-        </w:rPr>
-        <w:t>典型例题</w:t>
+        <w:t xml:space="preserve">典型例题</w:t>
       </w:r>
     </w:p>
-    <w:bookmarkStart w:id="29" w:name="例1-对数运算基础"/>
+    <w:bookmarkStart w:id="28" w:name="例1-对数运算基础"/>
     <w:p>
       <w:pPr>
         <w:pStyle w:val="Heading3"/>
@@ -16038,6 +15525,7 @@
     <w:p>
       <w:pPr>
         <w:pStyle w:val="FirstParagraph"/>
+        <w:ind w:firstLine="420"/>
       </w:pPr>
       <w:r>
         <w:rPr>
@@ -16160,6 +15648,7 @@
     <w:p>
       <w:pPr>
         <w:pStyle w:val="BodyText"/>
+        <w:ind w:firstLine="420"/>
       </w:pPr>
       <w:r>
         <w:rPr>
@@ -16174,824 +15663,6 @@
           <w:rFonts w:hint="eastAsia" w:ascii="Times New Roman" w:hAnsi="Times New Roman" w:eastAsia="Times New Roman" w:cs="Times New Roman"/>
         </w:rPr>
         <w:t xml:space="preserve">：</w:t>
-      </w:r>
-    </w:p>
-    <w:p>
-      <w:pPr>
-        <w:pStyle w:val="Compact"/>
-        <w:numPr>
-          <w:ilvl w:val="0"/>
-          <w:numId w:val="1002"/>
-        </w:numPr>
-      </w:pPr>
-      <m:oMath>
-        <m:oMathPr>
-          <m:ctrlPr>
-            <w:rPr>
-              <w:sz w:val="28"/>
-              <w:szCs w:val="28"/>
-            </w:rPr>
-          </m:ctrlPr>
-        </m:oMathPr>
-        <m:r>
-          <m:rPr>
-            <m:sty m:val="p"/>
-          </m:rPr>
-          <m:t>ln</m:t>
-        </m:r>
-        <m:r>
-          <m:t>8</m:t>
-        </m:r>
-        <m:r>
-          <m:rPr>
-            <m:sty m:val="p"/>
-          </m:rPr>
-          <m:t>=</m:t>
-        </m:r>
-        <m:r>
-          <m:rPr>
-            <m:sty m:val="p"/>
-          </m:rPr>
-          <m:t>ln</m:t>
-        </m:r>
-        <m:r>
-          <m:rPr>
-            <m:sty m:val="p"/>
-          </m:rPr>
-          <m:t>(</m:t>
-        </m:r>
-        <m:sSup>
-          <m:e>
-            <m:r>
-              <m:t>2</m:t>
-            </m:r>
-          </m:e>
-          <m:sup>
-            <m:r>
-              <m:t>3</m:t>
-            </m:r>
-          </m:sup>
-        </m:sSup>
-        <m:r>
-          <m:rPr>
-            <m:sty m:val="p"/>
-          </m:rPr>
-          <m:t>)</m:t>
-        </m:r>
-        <m:r>
-          <m:rPr>
-            <m:sty m:val="p"/>
-          </m:rPr>
-          <m:t>=</m:t>
-        </m:r>
-        <m:r>
-          <m:t>3</m:t>
-        </m:r>
-        <m:r>
-          <m:rPr>
-            <m:sty m:val="p"/>
-          </m:rPr>
-          <m:t>ln</m:t>
-        </m:r>
-        <m:r>
-          <m:t>2</m:t>
-        </m:r>
-        <m:r>
-          <m:rPr>
-            <m:sty m:val="p"/>
-          </m:rPr>
-          <m:t>=</m:t>
-        </m:r>
-        <m:r>
-          <m:t>2.079</m:t>
-        </m:r>
-      </m:oMath>
-      <w:r>
-        <w:rPr>
-          <w:rFonts w:ascii="Times New Roman" w:hAnsi="Times New Roman" w:eastAsia="Times New Roman" w:cs="Times New Roman"/>
-        </w:rPr>
-        <w:t xml:space="preserve">​</w:t>
-      </w:r>
-    </w:p>
-    <w:p>
-      <w:pPr>
-        <w:pStyle w:val="Compact"/>
-        <w:numPr>
-          <w:ilvl w:val="0"/>
-          <w:numId w:val="1002"/>
-        </w:numPr>
-      </w:pPr>
-      <m:oMath>
-        <m:oMathPr>
-          <m:ctrlPr>
-            <w:rPr>
-              <w:sz w:val="28"/>
-              <w:szCs w:val="28"/>
-            </w:rPr>
-          </m:ctrlPr>
-        </m:oMathPr>
-        <m:r>
-          <m:rPr>
-            <m:sty m:val="p"/>
-          </m:rPr>
-          <m:t>ln</m:t>
-        </m:r>
-        <m:r>
-          <m:t>0.5</m:t>
-        </m:r>
-        <m:r>
-          <m:rPr>
-            <m:sty m:val="p"/>
-          </m:rPr>
-          <m:t>=</m:t>
-        </m:r>
-        <m:r>
-          <m:rPr>
-            <m:sty m:val="p"/>
-          </m:rPr>
-          <m:t>ln</m:t>
-        </m:r>
-        <m:f>
-          <m:fPr>
-            <m:type m:val="bar"/>
-          </m:fPr>
-          <m:num>
-            <m:r>
-              <m:t>1</m:t>
-            </m:r>
-          </m:num>
-          <m:den>
-            <m:r>
-              <m:t>2</m:t>
-            </m:r>
-          </m:den>
-        </m:f>
-        <m:r>
-          <m:rPr>
-            <m:sty m:val="p"/>
-          </m:rPr>
-          <m:t>=</m:t>
-        </m:r>
-        <m:r>
-          <m:rPr>
-            <m:sty m:val="p"/>
-          </m:rPr>
-          <m:t>ln</m:t>
-        </m:r>
-        <m:r>
-          <m:t>1</m:t>
-        </m:r>
-        <m:r>
-          <m:rPr>
-            <m:sty m:val="p"/>
-          </m:rPr>
-          <m:t>−</m:t>
-        </m:r>
-        <m:r>
-          <m:rPr>
-            <m:sty m:val="p"/>
-          </m:rPr>
-          <m:t>ln</m:t>
-        </m:r>
-        <m:r>
-          <m:t>2</m:t>
-        </m:r>
-        <m:r>
-          <m:rPr>
-            <m:sty m:val="p"/>
-          </m:rPr>
-          <m:t>=</m:t>
-        </m:r>
-        <m:r>
-          <m:t>0</m:t>
-        </m:r>
-        <m:r>
-          <m:rPr>
-            <m:sty m:val="p"/>
-          </m:rPr>
-          <m:t>−</m:t>
-        </m:r>
-        <m:r>
-          <m:t>0.693</m:t>
-        </m:r>
-        <m:r>
-          <m:rPr>
-            <m:sty m:val="p"/>
-          </m:rPr>
-          <m:t>=</m:t>
-        </m:r>
-        <m:r>
-          <m:rPr>
-            <m:sty m:val="p"/>
-          </m:rPr>
-          <m:t>−</m:t>
-        </m:r>
-        <m:r>
-          <m:t>0.693</m:t>
-        </m:r>
-      </m:oMath>
-      <w:r>
-        <w:rPr>
-          <w:rFonts w:ascii="Times New Roman" w:hAnsi="Times New Roman" w:eastAsia="Times New Roman" w:cs="Times New Roman"/>
-        </w:rPr>
-        <w:t xml:space="preserve">​</w:t>
-      </w:r>
-    </w:p>
-    <w:p>
-      <w:pPr>
-        <w:pStyle w:val="Compact"/>
-        <w:numPr>
-          <w:ilvl w:val="0"/>
-          <w:numId w:val="1002"/>
-        </w:numPr>
-      </w:pPr>
-      <m:oMath>
-        <m:oMathPr>
-          <m:ctrlPr>
-            <w:rPr>
-              <w:sz w:val="28"/>
-              <w:szCs w:val="28"/>
-            </w:rPr>
-          </m:ctrlPr>
-        </m:oMathPr>
-        <m:r>
-          <m:rPr>
-            <m:sty m:val="p"/>
-          </m:rPr>
-          <m:t>ln</m:t>
-        </m:r>
-        <m:rad>
-          <m:radPr>
-            <m:degHide m:val="on"/>
-          </m:radPr>
-          <m:deg/>
-          <m:e>
-            <m:r>
-              <m:t>2</m:t>
-            </m:r>
-          </m:e>
-        </m:rad>
-        <m:r>
-          <m:rPr>
-            <m:sty m:val="p"/>
-          </m:rPr>
-          <m:t>=</m:t>
-        </m:r>
-        <m:r>
-          <m:rPr>
-            <m:sty m:val="p"/>
-          </m:rPr>
-          <m:t>ln</m:t>
-        </m:r>
-        <m:r>
-          <m:rPr>
-            <m:sty m:val="p"/>
-          </m:rPr>
-          <m:t>(</m:t>
-        </m:r>
-        <m:sSup>
-          <m:e>
-            <m:r>
-              <m:t>2</m:t>
-            </m:r>
-          </m:e>
-          <m:sup>
-            <m:r>
-              <m:t>1</m:t>
-            </m:r>
-            <m:r>
-              <m:rPr>
-                <m:sty m:val="p"/>
-              </m:rPr>
-              <m:t>/</m:t>
-            </m:r>
-            <m:r>
-              <m:t>2</m:t>
-            </m:r>
-          </m:sup>
-        </m:sSup>
-        <m:r>
-          <m:rPr>
-            <m:sty m:val="p"/>
-          </m:rPr>
-          <m:t>)</m:t>
-        </m:r>
-        <m:r>
-          <m:rPr>
-            <m:sty m:val="p"/>
-          </m:rPr>
-          <m:t>=</m:t>
-        </m:r>
-        <m:f>
-          <m:fPr>
-            <m:type m:val="bar"/>
-          </m:fPr>
-          <m:num>
-            <m:r>
-              <m:t>1</m:t>
-            </m:r>
-          </m:num>
-          <m:den>
-            <m:r>
-              <m:t>2</m:t>
-            </m:r>
-          </m:den>
-        </m:f>
-        <m:r>
-          <m:rPr>
-            <m:sty m:val="p"/>
-          </m:rPr>
-          <m:t>ln</m:t>
-        </m:r>
-        <m:r>
-          <m:t>2</m:t>
-        </m:r>
-        <m:r>
-          <m:rPr>
-            <m:sty m:val="p"/>
-          </m:rPr>
-          <m:t>=</m:t>
-        </m:r>
-        <m:r>
-          <m:t>0.347</m:t>
-        </m:r>
-      </m:oMath>
-      <w:r>
-        <w:rPr>
-          <w:rFonts w:ascii="Times New Roman" w:hAnsi="Times New Roman" w:eastAsia="Times New Roman" w:cs="Times New Roman"/>
-        </w:rPr>
-        <w:t xml:space="preserve">​</w:t>
-      </w:r>
-    </w:p>
-    <w:p>
-      <w:pPr>
-        <w:pStyle w:val="MethodologyBlock"/>
-      </w:pPr>
-      <w:r>
-        <w:rPr>
-          <w:rFonts w:hint="eastAsia" w:ascii="Times New Roman" w:hAnsi="Times New Roman" w:eastAsia="FangSong" w:cs="Times New Roman"/>
-        </w:rPr>
-        <w:t xml:space="preserve">理解要点</w:t>
-      </w:r>
-      <w:r>
-        <w:rPr>
-          <w:rFonts w:ascii="Times New Roman" w:hAnsi="Times New Roman" w:eastAsia="Times New Roman" w:cs="Times New Roman"/>
-        </w:rPr>
-        <w:t xml:space="preserve"> </w:t>
-      </w:r>
-      <w:r>
-        <w:rPr>
-          <w:rFonts w:hint="eastAsia" w:ascii="Times New Roman" w:hAnsi="Times New Roman" w:eastAsia="FangSong" w:cs="Times New Roman"/>
-        </w:rPr>
-        <w:t>记住</w:t>
-      </w:r>
-      <w:r>
-        <w:rPr>
-          <w:rFonts w:hint="eastAsia" w:ascii="Times New Roman" w:hAnsi="Times New Roman" w:eastAsia="Times New Roman" w:cs="Times New Roman"/>
-        </w:rPr>
-        <w:t>”</w:t>
-      </w:r>
-      <m:oMath>
-        <m:oMathPr>
-          <m:ctrlPr>
-            <w:rPr>
-              <w:sz w:val="28"/>
-              <w:szCs w:val="28"/>
-            </w:rPr>
-          </m:ctrlPr>
-        </m:oMathPr>
-        <m:r>
-          <m:rPr>
-            <m:sty m:val="p"/>
-          </m:rPr>
-          <m:t>ln</m:t>
-        </m:r>
-        <m:r>
-          <m:t>2</m:t>
-        </m:r>
-        <m:r>
-          <m:rPr>
-            <m:sty m:val="p"/>
-          </m:rPr>
-          <m:t>=</m:t>
-        </m:r>
-        <m:r>
-          <m:t>0.693</m:t>
-        </m:r>
-      </m:oMath>
-      <w:r>
-        <w:rPr>
-          <w:rFonts w:ascii="Times New Roman" w:hAnsi="Times New Roman" w:eastAsia="Times New Roman" w:cs="Times New Roman"/>
-        </w:rPr>
-        <w:t xml:space="preserve">“</w:t>
-      </w:r>
-      <w:r>
-        <w:rPr>
-          <w:rFonts w:ascii="Times New Roman" w:hAnsi="Times New Roman" w:eastAsia="Times New Roman" w:cs="Times New Roman"/>
-        </w:rPr>
-        <w:t xml:space="preserve">“</w:t>
-      </w:r>
-      <m:oMath>
-        <m:oMathPr>
-          <m:ctrlPr>
-            <w:rPr>
-              <w:sz w:val="28"/>
-              <w:szCs w:val="28"/>
-            </w:rPr>
-          </m:ctrlPr>
-        </m:oMathPr>
-        <m:r>
-          <m:rPr>
-            <m:sty m:val="p"/>
-          </m:rPr>
-          <m:t>ln</m:t>
-        </m:r>
-        <m:r>
-          <m:t>10</m:t>
-        </m:r>
-        <m:r>
-          <m:rPr>
-            <m:sty m:val="p"/>
-          </m:rPr>
-          <m:t>=</m:t>
-        </m:r>
-        <m:r>
-          <m:t>2.303</m:t>
-        </m:r>
-      </m:oMath>
-      <w:r>
-        <w:rPr>
-          <w:rFonts w:ascii="Times New Roman" w:hAnsi="Times New Roman" w:eastAsia="Times New Roman" w:cs="Times New Roman"/>
-        </w:rPr>
-        <w:t xml:space="preserve">”</w:t>
-      </w:r>
-      <w:r>
-        <w:rPr>
-          <w:rFonts w:hint="eastAsia" w:ascii="Times New Roman" w:hAnsi="Times New Roman" w:eastAsia="FangSong" w:cs="Times New Roman"/>
-        </w:rPr>
-        <w:t>这两个数</w:t>
-      </w:r>
-      <w:r>
-        <w:rPr>
-          <w:rFonts w:hint="eastAsia" w:ascii="Times New Roman" w:hAnsi="Times New Roman" w:eastAsia="Times New Roman" w:cs="Times New Roman"/>
-        </w:rPr>
-        <w:t>，</w:t>
-      </w:r>
-      <w:r>
-        <w:rPr>
-          <w:rFonts w:hint="eastAsia" w:ascii="Times New Roman" w:hAnsi="Times New Roman" w:eastAsia="FangSong" w:cs="Times New Roman"/>
-        </w:rPr>
-        <w:t>竞赛中的估算可减少查表与计算器的使用</w:t>
-      </w:r>
-      <w:r>
-        <w:rPr>
-          <w:rFonts w:hint="eastAsia" w:ascii="Times New Roman" w:hAnsi="Times New Roman" w:eastAsia="Times New Roman" w:cs="Times New Roman"/>
-        </w:rPr>
-        <w:t>。</w:t>
-      </w:r>
-    </w:p>
-    <w:bookmarkEnd w:id="29"/>
-    <w:bookmarkStart w:id="30" w:name="例2-取指数解方程进阶"/>
-    <w:p>
-      <w:pPr>
-        <w:pStyle w:val="Heading3"/>
-        <w:spacing w:before="280" w:after="120"/>
-      </w:pPr>
-      <w:r>
-        <w:rPr>
-          <w:rFonts w:hint="eastAsia" w:ascii="Times New Roman" w:hAnsi="Times New Roman" w:eastAsia="SimHei" w:cs="Times New Roman"/>
-        </w:rPr>
-        <w:t>例</w:t>
-      </w:r>
-      <w:r>
-        <w:rPr>
-          <w:rFonts w:hint="eastAsia" w:ascii="Times New Roman" w:hAnsi="Times New Roman" w:eastAsia="Times New Roman" w:cs="Times New Roman"/>
-        </w:rPr>
-        <w:t>2</w:t>
-      </w:r>
-      <w:r>
-        <w:rPr>
-          <w:rFonts w:ascii="Times New Roman" w:hAnsi="Times New Roman" w:eastAsia="Times New Roman" w:cs="Times New Roman"/>
-        </w:rPr>
-        <w:t xml:space="preserve"> </w:t>
-      </w:r>
-      <w:r>
-        <w:rPr>
-          <w:rFonts w:hint="eastAsia" w:ascii="Times New Roman" w:hAnsi="Times New Roman" w:eastAsia="Times New Roman" w:cs="Times New Roman"/>
-        </w:rPr>
-        <w:t>[</w:t>
-      </w:r>
-      <w:r>
-        <w:rPr>
-          <w:rFonts w:hint="eastAsia" w:ascii="Times New Roman" w:hAnsi="Times New Roman" w:eastAsia="SimHei" w:cs="Times New Roman"/>
-        </w:rPr>
-        <w:t>取指数解方程</w:t>
-      </w:r>
-      <w:r>
-        <w:rPr>
-          <w:rFonts w:hint="eastAsia" w:ascii="Times New Roman" w:hAnsi="Times New Roman" w:eastAsia="Times New Roman" w:cs="Times New Roman"/>
-        </w:rPr>
-        <w:t>]（</w:t>
-      </w:r>
-      <w:r>
-        <w:rPr>
-          <w:rFonts w:hint="eastAsia" w:ascii="Times New Roman" w:hAnsi="Times New Roman" w:eastAsia="SimHei" w:cs="Times New Roman"/>
-        </w:rPr>
-        <w:t>进阶</w:t>
-      </w:r>
-      <w:r>
-        <w:rPr>
-          <w:rFonts w:hint="eastAsia" w:ascii="Times New Roman" w:hAnsi="Times New Roman" w:eastAsia="Times New Roman" w:cs="Times New Roman"/>
-        </w:rPr>
-        <w:t>）</w:t>
-      </w:r>
-    </w:p>
-    <w:p>
-      <w:pPr>
-        <w:pStyle w:val="FirstParagraph"/>
-      </w:pPr>
-      <w:r>
-        <w:rPr>
-          <w:rFonts w:ascii="Times New Roman" w:hAnsi="Times New Roman" w:eastAsia="Times New Roman" w:cs="Times New Roman"/>
-        </w:rPr>
-        <w:t xml:space="preserve">298 K </w:t>
-      </w:r>
-      <w:r>
-        <w:rPr>
-          <w:rFonts w:hint="eastAsia" w:ascii="Times New Roman" w:hAnsi="Times New Roman" w:eastAsia="FangSong" w:cs="Times New Roman"/>
-        </w:rPr>
-        <w:t xml:space="preserve">时某反应的</w:t>
-      </w:r>
-      <w:r>
-        <w:rPr>
-          <w:rFonts w:ascii="Times New Roman" w:hAnsi="Times New Roman" w:eastAsia="Times New Roman" w:cs="Times New Roman"/>
-        </w:rPr>
-        <w:t xml:space="preserve"> </w:t>
-      </w:r>
-      <m:oMath>
-        <m:oMathPr>
-          <m:ctrlPr>
-            <w:rPr>
-              <w:sz w:val="28"/>
-              <w:szCs w:val="28"/>
-            </w:rPr>
-          </m:ctrlPr>
-        </m:oMathPr>
-        <m:r>
-          <m:rPr>
-            <m:sty m:val="p"/>
-          </m:rPr>
-          <m:t>Δ</m:t>
-        </m:r>
-        <m:sSup>
-          <m:e>
-            <m:r>
-              <m:t>G</m:t>
-            </m:r>
-          </m:e>
-          <m:sup>
-            <m:r>
-              <m:t>θ</m:t>
-            </m:r>
-          </m:sup>
-        </m:sSup>
-        <m:r>
-          <m:rPr>
-            <m:sty m:val="p"/>
-          </m:rPr>
-          <m:t>=</m:t>
-        </m:r>
-        <m:r>
-          <m:rPr>
-            <m:sty m:val="p"/>
-          </m:rPr>
-          <m:t>−</m:t>
-        </m:r>
-        <m:r>
-          <m:t>17.1</m:t>
-        </m:r>
-        <m:r>
-          <m:t> </m:t>
-        </m:r>
-        <m:r>
-          <m:rPr>
-            <m:sty m:val="p"/>
-          </m:rPr>
-          <m:t>k</m:t>
-        </m:r>
-        <m:r>
-          <m:rPr>
-            <m:sty m:val="p"/>
-          </m:rPr>
-          <m:t>J</m:t>
-        </m:r>
-        <m:r>
-          <m:rPr>
-            <m:sty m:val="p"/>
-          </m:rPr>
-          <m:t>⋅</m:t>
-        </m:r>
-        <m:r>
-          <m:rPr>
-            <m:sty m:val="p"/>
-          </m:rPr>
-          <m:t>m</m:t>
-        </m:r>
-        <m:r>
-          <m:rPr>
-            <m:sty m:val="p"/>
-          </m:rPr>
-          <m:t>o</m:t>
-        </m:r>
-        <m:sSup>
-          <m:e>
-            <m:r>
-              <m:rPr>
-                <m:sty m:val="p"/>
-              </m:rPr>
-              <m:t>l</m:t>
-            </m:r>
-          </m:e>
-          <m:sup>
-            <m:r>
-              <m:rPr>
-                <m:sty m:val="p"/>
-              </m:rPr>
-              <m:t>−</m:t>
-            </m:r>
-            <m:r>
-              <m:rPr>
-                <m:sty m:val="p"/>
-              </m:rPr>
-              <m:t>1</m:t>
-            </m:r>
-          </m:sup>
-        </m:sSup>
-      </m:oMath>
-      <w:r>
-        <w:rPr>
-          <w:rFonts w:hint="eastAsia" w:ascii="Times New Roman" w:hAnsi="Times New Roman" w:eastAsia="Times New Roman" w:cs="Times New Roman"/>
-        </w:rPr>
-        <w:t>，</w:t>
-      </w:r>
-      <w:r>
-        <w:rPr>
-          <w:rFonts w:hint="eastAsia" w:ascii="Times New Roman" w:hAnsi="Times New Roman" w:eastAsia="FangSong" w:cs="Times New Roman"/>
-        </w:rPr>
-        <w:t>求平衡常数</w:t>
-      </w:r>
-      <w:r>
-        <w:rPr>
-          <w:rFonts w:ascii="Times New Roman" w:hAnsi="Times New Roman" w:eastAsia="Times New Roman" w:cs="Times New Roman"/>
-        </w:rPr>
-        <w:t xml:space="preserve"> </w:t>
-      </w:r>
-      <w:r>
-        <w:rPr>
-          <w:rFonts w:hint="eastAsia" w:ascii="Times New Roman" w:hAnsi="Times New Roman" w:eastAsia="Times New Roman" w:cs="Times New Roman"/>
-        </w:rPr>
-        <w:t xml:space="preserve">K。（R</w:t>
-      </w:r>
-      <w:r>
-        <w:rPr>
-          <w:rFonts w:ascii="Times New Roman" w:hAnsi="Times New Roman" w:eastAsia="Times New Roman" w:cs="Times New Roman"/>
-        </w:rPr>
-        <w:t xml:space="preserve"> = 8.314 </w:t>
-      </w:r>
-      <w:r>
-        <w:rPr>
-          <w:rFonts w:hint="eastAsia" w:ascii="Times New Roman" w:hAnsi="Times New Roman" w:eastAsia="Times New Roman" w:cs="Times New Roman"/>
-        </w:rPr>
-        <w:t>J·mol</w:t>
-      </w:r>
-      <w:r>
-        <w:rPr>
-          <w:rFonts w:hint="eastAsia" w:ascii="Times New Roman" w:hAnsi="Times New Roman" w:eastAsia="Times New Roman" w:cs="Times New Roman"/>
-          <w:vertAlign w:val="superscript"/>
-        </w:rPr>
-        <w:t>-1</w:t>
-      </w:r>
-      <w:r>
-        <w:rPr>
-          <w:rFonts w:hint="eastAsia" w:ascii="Times New Roman" w:hAnsi="Times New Roman" w:eastAsia="Times New Roman" w:cs="Times New Roman"/>
-        </w:rPr>
-        <w:t>·K</w:t>
-      </w:r>
-      <w:r>
-        <w:rPr>
-          <w:rFonts w:hint="eastAsia" w:ascii="Times New Roman" w:hAnsi="Times New Roman" w:eastAsia="Times New Roman" w:cs="Times New Roman"/>
-          <w:vertAlign w:val="superscript"/>
-        </w:rPr>
-        <w:t>-1</w:t>
-      </w:r>
-      <w:r>
-        <w:rPr>
-          <w:rFonts w:hint="eastAsia" w:ascii="Times New Roman" w:hAnsi="Times New Roman" w:eastAsia="Times New Roman" w:cs="Times New Roman"/>
-        </w:rPr>
-        <w:t>）</w:t>
-      </w:r>
-    </w:p>
-    <w:p>
-      <w:pPr>
-        <w:pStyle w:val="BodyText"/>
-      </w:pPr>
-      <w:r>
-        <w:rPr>
-          <w:rFonts w:hint="eastAsia" w:ascii="Times New Roman" w:hAnsi="Times New Roman" w:eastAsia="FangSong" w:cs="Times New Roman"/>
-          <w:b/>
-          <w:bCs/>
-        </w:rPr>
-        <w:t xml:space="preserve">解答</w:t>
-      </w:r>
-      <w:r>
-        <w:rPr>
-          <w:rFonts w:hint="eastAsia" w:ascii="Times New Roman" w:hAnsi="Times New Roman" w:eastAsia="Times New Roman" w:cs="Times New Roman"/>
-        </w:rPr>
-        <w:t xml:space="preserve">：</w:t>
-      </w:r>
-    </w:p>
-    <w:p>
-      <w:pPr>
-        <w:pStyle w:val="BodyText"/>
-      </w:pPr>
-      <w:r>
-        <w:rPr>
-          <w:rFonts w:hint="eastAsia" w:ascii="Times New Roman" w:hAnsi="Times New Roman" w:eastAsia="FangSong" w:cs="Times New Roman"/>
-        </w:rPr>
-        <w:t xml:space="preserve">由</w:t>
-      </w:r>
-      <w:r>
-        <w:rPr>
-          <w:rFonts w:ascii="Times New Roman" w:hAnsi="Times New Roman" w:eastAsia="Times New Roman" w:cs="Times New Roman"/>
-        </w:rPr>
-        <w:t xml:space="preserve"> </w:t>
-      </w:r>
-      <m:oMath>
-        <m:oMathPr>
-          <m:ctrlPr>
-            <w:rPr>
-              <w:sz w:val="28"/>
-              <w:szCs w:val="28"/>
-            </w:rPr>
-          </m:ctrlPr>
-        </m:oMathPr>
-        <m:r>
-          <m:rPr>
-            <m:sty m:val="p"/>
-          </m:rPr>
-          <m:t>Δ</m:t>
-        </m:r>
-        <m:sSup>
-          <m:e>
-            <m:r>
-              <m:t>G</m:t>
-            </m:r>
-          </m:e>
-          <m:sup>
-            <m:r>
-              <m:t>θ</m:t>
-            </m:r>
-          </m:sup>
-        </m:sSup>
-        <m:r>
-          <m:rPr>
-            <m:sty m:val="p"/>
-          </m:rPr>
-          <m:t>=</m:t>
-        </m:r>
-        <m:r>
-          <m:rPr>
-            <m:sty m:val="p"/>
-          </m:rPr>
-          <m:t>−</m:t>
-        </m:r>
-        <m:r>
-          <m:t>R</m:t>
-        </m:r>
-        <m:r>
-          <m:t>T</m:t>
-        </m:r>
-        <m:r>
-          <m:rPr>
-            <m:sty m:val="p"/>
-          </m:rPr>
-          <m:t>ln</m:t>
-        </m:r>
-        <m:r>
-          <m:t>K</m:t>
-        </m:r>
-      </m:oMath>
-      <w:r>
-        <w:rPr>
-          <w:rFonts w:ascii="Times New Roman" w:hAnsi="Times New Roman" w:eastAsia="Times New Roman" w:cs="Times New Roman"/>
-        </w:rPr>
-        <w:t xml:space="preserve"> </w:t>
-      </w:r>
-      <w:r>
-        <w:rPr>
-          <w:rFonts w:hint="eastAsia" w:ascii="Times New Roman" w:hAnsi="Times New Roman" w:eastAsia="FangSong" w:cs="Times New Roman"/>
-        </w:rPr>
-        <w:t xml:space="preserve">得</w:t>
       </w:r>
     </w:p>
     <w:p>
@@ -17014,6 +15685,816 @@
           <m:t>ln</m:t>
         </m:r>
         <m:r>
+          <m:t>8</m:t>
+        </m:r>
+        <m:r>
+          <m:rPr>
+            <m:sty m:val="p"/>
+          </m:rPr>
+          <m:t>=</m:t>
+        </m:r>
+        <m:r>
+          <m:rPr>
+            <m:sty m:val="p"/>
+          </m:rPr>
+          <m:t>ln</m:t>
+        </m:r>
+        <m:r>
+          <m:rPr>
+            <m:sty m:val="p"/>
+          </m:rPr>
+          <m:t>(</m:t>
+        </m:r>
+        <m:sSup>
+          <m:e>
+            <m:r>
+              <m:t>2</m:t>
+            </m:r>
+          </m:e>
+          <m:sup>
+            <m:r>
+              <m:t>3</m:t>
+            </m:r>
+          </m:sup>
+        </m:sSup>
+        <m:r>
+          <m:rPr>
+            <m:sty m:val="p"/>
+          </m:rPr>
+          <m:t>)</m:t>
+        </m:r>
+        <m:r>
+          <m:rPr>
+            <m:sty m:val="p"/>
+          </m:rPr>
+          <m:t>=</m:t>
+        </m:r>
+        <m:r>
+          <m:t>3</m:t>
+        </m:r>
+        <m:r>
+          <m:rPr>
+            <m:sty m:val="p"/>
+          </m:rPr>
+          <m:t>ln</m:t>
+        </m:r>
+        <m:r>
+          <m:t>2</m:t>
+        </m:r>
+        <m:r>
+          <m:rPr>
+            <m:sty m:val="p"/>
+          </m:rPr>
+          <m:t>=</m:t>
+        </m:r>
+        <m:r>
+          <m:t>2.079</m:t>
+        </m:r>
+      </m:oMath>
+      <w:r>
+        <w:rPr>
+          <w:rFonts w:ascii="Times New Roman" w:hAnsi="Times New Roman" w:eastAsia="Times New Roman" w:cs="Times New Roman"/>
+        </w:rPr>
+        <w:t xml:space="preserve">​</w:t>
+      </w:r>
+    </w:p>
+    <w:p>
+      <w:pPr>
+        <w:pStyle w:val="BodyText"/>
+      </w:pPr>
+      <m:oMath>
+        <m:oMathPr>
+          <m:ctrlPr>
+            <w:rPr>
+              <w:sz w:val="28"/>
+              <w:szCs w:val="28"/>
+            </w:rPr>
+          </m:ctrlPr>
+        </m:oMathPr>
+        <m:r>
+          <m:rPr>
+            <m:sty m:val="p"/>
+          </m:rPr>
+          <m:t>ln</m:t>
+        </m:r>
+        <m:r>
+          <m:t>0.5</m:t>
+        </m:r>
+        <m:r>
+          <m:rPr>
+            <m:sty m:val="p"/>
+          </m:rPr>
+          <m:t>=</m:t>
+        </m:r>
+        <m:r>
+          <m:rPr>
+            <m:sty m:val="p"/>
+          </m:rPr>
+          <m:t>ln</m:t>
+        </m:r>
+        <m:f>
+          <m:fPr>
+            <m:type m:val="bar"/>
+          </m:fPr>
+          <m:num>
+            <m:r>
+              <m:t>1</m:t>
+            </m:r>
+          </m:num>
+          <m:den>
+            <m:r>
+              <m:t>2</m:t>
+            </m:r>
+          </m:den>
+        </m:f>
+        <m:r>
+          <m:rPr>
+            <m:sty m:val="p"/>
+          </m:rPr>
+          <m:t>=</m:t>
+        </m:r>
+        <m:r>
+          <m:rPr>
+            <m:sty m:val="p"/>
+          </m:rPr>
+          <m:t>ln</m:t>
+        </m:r>
+        <m:r>
+          <m:t>1</m:t>
+        </m:r>
+        <m:r>
+          <m:rPr>
+            <m:sty m:val="p"/>
+          </m:rPr>
+          <m:t>−</m:t>
+        </m:r>
+        <m:r>
+          <m:rPr>
+            <m:sty m:val="p"/>
+          </m:rPr>
+          <m:t>ln</m:t>
+        </m:r>
+        <m:r>
+          <m:t>2</m:t>
+        </m:r>
+        <m:r>
+          <m:rPr>
+            <m:sty m:val="p"/>
+          </m:rPr>
+          <m:t>=</m:t>
+        </m:r>
+        <m:r>
+          <m:t>0</m:t>
+        </m:r>
+        <m:r>
+          <m:rPr>
+            <m:sty m:val="p"/>
+          </m:rPr>
+          <m:t>−</m:t>
+        </m:r>
+        <m:r>
+          <m:t>0.693</m:t>
+        </m:r>
+        <m:r>
+          <m:rPr>
+            <m:sty m:val="p"/>
+          </m:rPr>
+          <m:t>=</m:t>
+        </m:r>
+        <m:r>
+          <m:rPr>
+            <m:sty m:val="p"/>
+          </m:rPr>
+          <m:t>−</m:t>
+        </m:r>
+        <m:r>
+          <m:t>0.693</m:t>
+        </m:r>
+      </m:oMath>
+      <w:r>
+        <w:rPr>
+          <w:rFonts w:ascii="Times New Roman" w:hAnsi="Times New Roman" w:eastAsia="Times New Roman" w:cs="Times New Roman"/>
+        </w:rPr>
+        <w:t xml:space="preserve">​</w:t>
+      </w:r>
+    </w:p>
+    <w:p>
+      <w:pPr>
+        <w:pStyle w:val="BodyText"/>
+      </w:pPr>
+      <m:oMath>
+        <m:oMathPr>
+          <m:ctrlPr>
+            <w:rPr>
+              <w:sz w:val="28"/>
+              <w:szCs w:val="28"/>
+            </w:rPr>
+          </m:ctrlPr>
+        </m:oMathPr>
+        <m:r>
+          <m:rPr>
+            <m:sty m:val="p"/>
+          </m:rPr>
+          <m:t>ln</m:t>
+        </m:r>
+        <m:rad>
+          <m:radPr>
+            <m:degHide m:val="on"/>
+          </m:radPr>
+          <m:deg/>
+          <m:e>
+            <m:r>
+              <m:t>2</m:t>
+            </m:r>
+          </m:e>
+        </m:rad>
+        <m:r>
+          <m:rPr>
+            <m:sty m:val="p"/>
+          </m:rPr>
+          <m:t>=</m:t>
+        </m:r>
+        <m:r>
+          <m:rPr>
+            <m:sty m:val="p"/>
+          </m:rPr>
+          <m:t>ln</m:t>
+        </m:r>
+        <m:r>
+          <m:rPr>
+            <m:sty m:val="p"/>
+          </m:rPr>
+          <m:t>(</m:t>
+        </m:r>
+        <m:sSup>
+          <m:e>
+            <m:r>
+              <m:t>2</m:t>
+            </m:r>
+          </m:e>
+          <m:sup>
+            <m:r>
+              <m:t>1</m:t>
+            </m:r>
+            <m:r>
+              <m:rPr>
+                <m:sty m:val="p"/>
+              </m:rPr>
+              <m:t>/</m:t>
+            </m:r>
+            <m:r>
+              <m:t>2</m:t>
+            </m:r>
+          </m:sup>
+        </m:sSup>
+        <m:r>
+          <m:rPr>
+            <m:sty m:val="p"/>
+          </m:rPr>
+          <m:t>)</m:t>
+        </m:r>
+        <m:r>
+          <m:rPr>
+            <m:sty m:val="p"/>
+          </m:rPr>
+          <m:t>=</m:t>
+        </m:r>
+        <m:f>
+          <m:fPr>
+            <m:type m:val="bar"/>
+          </m:fPr>
+          <m:num>
+            <m:r>
+              <m:t>1</m:t>
+            </m:r>
+          </m:num>
+          <m:den>
+            <m:r>
+              <m:t>2</m:t>
+            </m:r>
+          </m:den>
+        </m:f>
+        <m:r>
+          <m:rPr>
+            <m:sty m:val="p"/>
+          </m:rPr>
+          <m:t>ln</m:t>
+        </m:r>
+        <m:r>
+          <m:t>2</m:t>
+        </m:r>
+        <m:r>
+          <m:rPr>
+            <m:sty m:val="p"/>
+          </m:rPr>
+          <m:t>=</m:t>
+        </m:r>
+        <m:r>
+          <m:t>0.347</m:t>
+        </m:r>
+      </m:oMath>
+      <w:r>
+        <w:rPr>
+          <w:rFonts w:ascii="Times New Roman" w:hAnsi="Times New Roman" w:eastAsia="Times New Roman" w:cs="Times New Roman"/>
+        </w:rPr>
+        <w:t xml:space="preserve">​</w:t>
+      </w:r>
+    </w:p>
+    <w:p>
+      <w:pPr>
+        <w:pStyle w:val="BodyText"/>
+        <w:ind w:firstLine="420"/>
+      </w:pPr>
+      <w:r>
+        <w:rPr>
+          <w:rFonts w:hint="eastAsia" w:ascii="Times New Roman" w:hAnsi="Times New Roman" w:eastAsia="FangSong" w:cs="Times New Roman"/>
+        </w:rPr>
+        <w:t xml:space="preserve">理解要点</w:t>
+      </w:r>
+    </w:p>
+    <w:p>
+      <w:pPr>
+        <w:pStyle w:val="BodyText"/>
+        <w:ind w:firstLine="420"/>
+      </w:pPr>
+      <w:r>
+        <w:rPr>
+          <w:rFonts w:hint="eastAsia" w:ascii="Times New Roman" w:hAnsi="Times New Roman" w:eastAsia="FangSong" w:cs="Times New Roman"/>
+        </w:rPr>
+        <w:t>记住</w:t>
+      </w:r>
+      <w:r>
+        <w:rPr>
+          <w:rFonts w:hint="eastAsia" w:ascii="Times New Roman" w:hAnsi="Times New Roman" w:eastAsia="Times New Roman" w:cs="Times New Roman"/>
+        </w:rPr>
+        <w:t>”</w:t>
+      </w:r>
+      <m:oMath>
+        <m:oMathPr>
+          <m:ctrlPr>
+            <w:rPr>
+              <w:sz w:val="28"/>
+              <w:szCs w:val="28"/>
+            </w:rPr>
+          </m:ctrlPr>
+        </m:oMathPr>
+        <m:r>
+          <m:rPr>
+            <m:sty m:val="p"/>
+          </m:rPr>
+          <m:t>ln</m:t>
+        </m:r>
+        <m:r>
+          <m:t>2</m:t>
+        </m:r>
+        <m:r>
+          <m:rPr>
+            <m:sty m:val="p"/>
+          </m:rPr>
+          <m:t>=</m:t>
+        </m:r>
+        <m:r>
+          <m:t>0.693</m:t>
+        </m:r>
+      </m:oMath>
+      <w:r>
+        <w:rPr>
+          <w:rFonts w:ascii="Times New Roman" w:hAnsi="Times New Roman" w:eastAsia="Times New Roman" w:cs="Times New Roman"/>
+        </w:rPr>
+        <w:t xml:space="preserve">“</w:t>
+      </w:r>
+      <w:r>
+        <w:rPr>
+          <w:rFonts w:ascii="Times New Roman" w:hAnsi="Times New Roman" w:eastAsia="Times New Roman" w:cs="Times New Roman"/>
+        </w:rPr>
+        <w:t xml:space="preserve">“</w:t>
+      </w:r>
+      <m:oMath>
+        <m:oMathPr>
+          <m:ctrlPr>
+            <w:rPr>
+              <w:sz w:val="28"/>
+              <w:szCs w:val="28"/>
+            </w:rPr>
+          </m:ctrlPr>
+        </m:oMathPr>
+        <m:r>
+          <m:rPr>
+            <m:sty m:val="p"/>
+          </m:rPr>
+          <m:t>ln</m:t>
+        </m:r>
+        <m:r>
+          <m:t>10</m:t>
+        </m:r>
+        <m:r>
+          <m:rPr>
+            <m:sty m:val="p"/>
+          </m:rPr>
+          <m:t>=</m:t>
+        </m:r>
+        <m:r>
+          <m:t>2.303</m:t>
+        </m:r>
+      </m:oMath>
+      <w:r>
+        <w:rPr>
+          <w:rFonts w:ascii="Times New Roman" w:hAnsi="Times New Roman" w:eastAsia="Times New Roman" w:cs="Times New Roman"/>
+        </w:rPr>
+        <w:t xml:space="preserve">”</w:t>
+      </w:r>
+      <w:r>
+        <w:rPr>
+          <w:rFonts w:hint="eastAsia" w:ascii="Times New Roman" w:hAnsi="Times New Roman" w:eastAsia="FangSong" w:cs="Times New Roman"/>
+        </w:rPr>
+        <w:t>这两个数</w:t>
+      </w:r>
+      <w:r>
+        <w:rPr>
+          <w:rFonts w:hint="eastAsia" w:ascii="Times New Roman" w:hAnsi="Times New Roman" w:eastAsia="Times New Roman" w:cs="Times New Roman"/>
+        </w:rPr>
+        <w:t>，</w:t>
+      </w:r>
+      <w:r>
+        <w:rPr>
+          <w:rFonts w:hint="eastAsia" w:ascii="Times New Roman" w:hAnsi="Times New Roman" w:eastAsia="FangSong" w:cs="Times New Roman"/>
+        </w:rPr>
+        <w:t>竞赛中的估算可减少查表与计算器的使用</w:t>
+      </w:r>
+      <w:r>
+        <w:rPr>
+          <w:rFonts w:hint="eastAsia" w:ascii="Times New Roman" w:hAnsi="Times New Roman" w:eastAsia="Times New Roman" w:cs="Times New Roman"/>
+        </w:rPr>
+        <w:t>。</w:t>
+      </w:r>
+    </w:p>
+    <w:bookmarkEnd w:id="28"/>
+    <w:bookmarkStart w:id="29" w:name="例2-取指数解方程进阶"/>
+    <w:p>
+      <w:pPr>
+        <w:pStyle w:val="Heading3"/>
+        <w:spacing w:before="280" w:after="120"/>
+      </w:pPr>
+      <w:r>
+        <w:rPr>
+          <w:rFonts w:hint="eastAsia" w:ascii="Times New Roman" w:hAnsi="Times New Roman" w:eastAsia="SimHei" w:cs="Times New Roman"/>
+        </w:rPr>
+        <w:t>例</w:t>
+      </w:r>
+      <w:r>
+        <w:rPr>
+          <w:rFonts w:hint="eastAsia" w:ascii="Times New Roman" w:hAnsi="Times New Roman" w:eastAsia="Times New Roman" w:cs="Times New Roman"/>
+        </w:rPr>
+        <w:t>2</w:t>
+      </w:r>
+      <w:r>
+        <w:rPr>
+          <w:rFonts w:ascii="Times New Roman" w:hAnsi="Times New Roman" w:eastAsia="Times New Roman" w:cs="Times New Roman"/>
+        </w:rPr>
+        <w:t xml:space="preserve"> </w:t>
+      </w:r>
+      <w:r>
+        <w:rPr>
+          <w:rFonts w:hint="eastAsia" w:ascii="Times New Roman" w:hAnsi="Times New Roman" w:eastAsia="Times New Roman" w:cs="Times New Roman"/>
+        </w:rPr>
+        <w:t>[</w:t>
+      </w:r>
+      <w:r>
+        <w:rPr>
+          <w:rFonts w:hint="eastAsia" w:ascii="Times New Roman" w:hAnsi="Times New Roman" w:eastAsia="SimHei" w:cs="Times New Roman"/>
+        </w:rPr>
+        <w:t>取指数解方程</w:t>
+      </w:r>
+      <w:r>
+        <w:rPr>
+          <w:rFonts w:hint="eastAsia" w:ascii="Times New Roman" w:hAnsi="Times New Roman" w:eastAsia="Times New Roman" w:cs="Times New Roman"/>
+        </w:rPr>
+        <w:t>]（</w:t>
+      </w:r>
+      <w:r>
+        <w:rPr>
+          <w:rFonts w:hint="eastAsia" w:ascii="Times New Roman" w:hAnsi="Times New Roman" w:eastAsia="SimHei" w:cs="Times New Roman"/>
+        </w:rPr>
+        <w:t>进阶</w:t>
+      </w:r>
+      <w:r>
+        <w:rPr>
+          <w:rFonts w:hint="eastAsia" w:ascii="Times New Roman" w:hAnsi="Times New Roman" w:eastAsia="Times New Roman" w:cs="Times New Roman"/>
+        </w:rPr>
+        <w:t>）</w:t>
+      </w:r>
+    </w:p>
+    <w:p>
+      <w:pPr>
+        <w:pStyle w:val="FirstParagraph"/>
+        <w:ind w:firstLine="420"/>
+      </w:pPr>
+      <w:r>
+        <w:rPr>
+          <w:rFonts w:ascii="Times New Roman" w:hAnsi="Times New Roman" w:eastAsia="Times New Roman" w:cs="Times New Roman"/>
+        </w:rPr>
+        <w:t xml:space="preserve">298 K </w:t>
+      </w:r>
+      <w:r>
+        <w:rPr>
+          <w:rFonts w:hint="eastAsia" w:ascii="Times New Roman" w:hAnsi="Times New Roman" w:eastAsia="FangSong" w:cs="Times New Roman"/>
+        </w:rPr>
+        <w:t xml:space="preserve">时某反应的</w:t>
+      </w:r>
+      <w:r>
+        <w:rPr>
+          <w:rFonts w:ascii="Times New Roman" w:hAnsi="Times New Roman" w:eastAsia="Times New Roman" w:cs="Times New Roman"/>
+        </w:rPr>
+        <w:t xml:space="preserve"> </w:t>
+      </w:r>
+      <m:oMath>
+        <m:oMathPr>
+          <m:ctrlPr>
+            <w:rPr>
+              <w:sz w:val="28"/>
+              <w:szCs w:val="28"/>
+            </w:rPr>
+          </m:ctrlPr>
+        </m:oMathPr>
+        <m:r>
+          <m:rPr>
+            <m:sty m:val="p"/>
+          </m:rPr>
+          <m:t>Δ</m:t>
+        </m:r>
+        <m:sSup>
+          <m:e>
+            <m:r>
+              <m:t>G</m:t>
+            </m:r>
+          </m:e>
+          <m:sup>
+            <m:r>
+              <m:t>θ</m:t>
+            </m:r>
+          </m:sup>
+        </m:sSup>
+        <m:r>
+          <m:rPr>
+            <m:sty m:val="p"/>
+          </m:rPr>
+          <m:t>=</m:t>
+        </m:r>
+        <m:r>
+          <m:rPr>
+            <m:sty m:val="p"/>
+          </m:rPr>
+          <m:t>−</m:t>
+        </m:r>
+        <m:r>
+          <m:t>17.1</m:t>
+        </m:r>
+        <m:r>
+          <m:t> </m:t>
+        </m:r>
+        <m:r>
+          <m:rPr>
+            <m:sty m:val="p"/>
+          </m:rPr>
+          <m:t>k</m:t>
+        </m:r>
+        <m:r>
+          <m:rPr>
+            <m:sty m:val="p"/>
+          </m:rPr>
+          <m:t>J</m:t>
+        </m:r>
+        <m:r>
+          <m:rPr>
+            <m:sty m:val="p"/>
+          </m:rPr>
+          <m:t>⋅</m:t>
+        </m:r>
+        <m:r>
+          <m:rPr>
+            <m:sty m:val="p"/>
+          </m:rPr>
+          <m:t>m</m:t>
+        </m:r>
+        <m:r>
+          <m:rPr>
+            <m:sty m:val="p"/>
+          </m:rPr>
+          <m:t>o</m:t>
+        </m:r>
+        <m:sSup>
+          <m:e>
+            <m:r>
+              <m:rPr>
+                <m:sty m:val="p"/>
+              </m:rPr>
+              <m:t>l</m:t>
+            </m:r>
+          </m:e>
+          <m:sup>
+            <m:r>
+              <m:rPr>
+                <m:sty m:val="p"/>
+              </m:rPr>
+              <m:t>−</m:t>
+            </m:r>
+            <m:r>
+              <m:rPr>
+                <m:sty m:val="p"/>
+              </m:rPr>
+              <m:t>1</m:t>
+            </m:r>
+          </m:sup>
+        </m:sSup>
+      </m:oMath>
+      <w:r>
+        <w:rPr>
+          <w:rFonts w:hint="eastAsia" w:ascii="Times New Roman" w:hAnsi="Times New Roman" w:eastAsia="Times New Roman" w:cs="Times New Roman"/>
+        </w:rPr>
+        <w:t>，</w:t>
+      </w:r>
+      <w:r>
+        <w:rPr>
+          <w:rFonts w:hint="eastAsia" w:ascii="Times New Roman" w:hAnsi="Times New Roman" w:eastAsia="FangSong" w:cs="Times New Roman"/>
+        </w:rPr>
+        <w:t>求平衡常数</w:t>
+      </w:r>
+      <w:r>
+        <w:rPr>
+          <w:rFonts w:ascii="Times New Roman" w:hAnsi="Times New Roman" w:eastAsia="Times New Roman" w:cs="Times New Roman"/>
+        </w:rPr>
+        <w:t xml:space="preserve"> </w:t>
+      </w:r>
+      <w:r>
+        <w:rPr>
+          <w:rFonts w:hint="eastAsia" w:ascii="Times New Roman" w:hAnsi="Times New Roman" w:eastAsia="Times New Roman" w:cs="Times New Roman"/>
+        </w:rPr>
+        <w:t xml:space="preserve">K。（R</w:t>
+      </w:r>
+      <w:r>
+        <w:rPr>
+          <w:rFonts w:ascii="Times New Roman" w:hAnsi="Times New Roman" w:eastAsia="Times New Roman" w:cs="Times New Roman"/>
+        </w:rPr>
+        <w:t xml:space="preserve"> = 8.314 </w:t>
+      </w:r>
+      <w:r>
+        <w:rPr>
+          <w:rFonts w:hint="eastAsia" w:ascii="Times New Roman" w:hAnsi="Times New Roman" w:eastAsia="Times New Roman" w:cs="Times New Roman"/>
+        </w:rPr>
+        <w:t>J·mol</w:t>
+      </w:r>
+      <w:r>
+        <w:rPr>
+          <w:rFonts w:hint="eastAsia" w:ascii="Times New Roman" w:hAnsi="Times New Roman" w:eastAsia="Times New Roman" w:cs="Times New Roman"/>
+          <w:vertAlign w:val="superscript"/>
+        </w:rPr>
+        <w:t>-1</w:t>
+      </w:r>
+      <w:r>
+        <w:rPr>
+          <w:rFonts w:hint="eastAsia" w:ascii="Times New Roman" w:hAnsi="Times New Roman" w:eastAsia="Times New Roman" w:cs="Times New Roman"/>
+        </w:rPr>
+        <w:t>·K</w:t>
+      </w:r>
+      <w:r>
+        <w:rPr>
+          <w:rFonts w:hint="eastAsia" w:ascii="Times New Roman" w:hAnsi="Times New Roman" w:eastAsia="Times New Roman" w:cs="Times New Roman"/>
+          <w:vertAlign w:val="superscript"/>
+        </w:rPr>
+        <w:t>-1</w:t>
+      </w:r>
+      <w:r>
+        <w:rPr>
+          <w:rFonts w:hint="eastAsia" w:ascii="Times New Roman" w:hAnsi="Times New Roman" w:eastAsia="Times New Roman" w:cs="Times New Roman"/>
+        </w:rPr>
+        <w:t>）</w:t>
+      </w:r>
+    </w:p>
+    <w:p>
+      <w:pPr>
+        <w:pStyle w:val="BodyText"/>
+        <w:ind w:firstLine="420"/>
+      </w:pPr>
+      <w:r>
+        <w:rPr>
+          <w:rFonts w:hint="eastAsia" w:ascii="Times New Roman" w:hAnsi="Times New Roman" w:eastAsia="FangSong" w:cs="Times New Roman"/>
+          <w:b/>
+          <w:bCs/>
+        </w:rPr>
+        <w:t xml:space="preserve">解答</w:t>
+      </w:r>
+      <w:r>
+        <w:rPr>
+          <w:rFonts w:hint="eastAsia" w:ascii="Times New Roman" w:hAnsi="Times New Roman" w:eastAsia="Times New Roman" w:cs="Times New Roman"/>
+        </w:rPr>
+        <w:t xml:space="preserve">：</w:t>
+      </w:r>
+    </w:p>
+    <w:p>
+      <w:pPr>
+        <w:pStyle w:val="BodyText"/>
+        <w:ind w:firstLine="420"/>
+      </w:pPr>
+      <w:r>
+        <w:rPr>
+          <w:rFonts w:hint="eastAsia" w:ascii="Times New Roman" w:hAnsi="Times New Roman" w:eastAsia="FangSong" w:cs="Times New Roman"/>
+        </w:rPr>
+        <w:t xml:space="preserve">由</w:t>
+      </w:r>
+      <w:r>
+        <w:rPr>
+          <w:rFonts w:ascii="Times New Roman" w:hAnsi="Times New Roman" w:eastAsia="Times New Roman" w:cs="Times New Roman"/>
+        </w:rPr>
+        <w:t xml:space="preserve"> </w:t>
+      </w:r>
+      <m:oMath>
+        <m:oMathPr>
+          <m:ctrlPr>
+            <w:rPr>
+              <w:sz w:val="28"/>
+              <w:szCs w:val="28"/>
+            </w:rPr>
+          </m:ctrlPr>
+        </m:oMathPr>
+        <m:r>
+          <m:rPr>
+            <m:sty m:val="p"/>
+          </m:rPr>
+          <m:t>Δ</m:t>
+        </m:r>
+        <m:sSup>
+          <m:e>
+            <m:r>
+              <m:t>G</m:t>
+            </m:r>
+          </m:e>
+          <m:sup>
+            <m:r>
+              <m:t>θ</m:t>
+            </m:r>
+          </m:sup>
+        </m:sSup>
+        <m:r>
+          <m:rPr>
+            <m:sty m:val="p"/>
+          </m:rPr>
+          <m:t>=</m:t>
+        </m:r>
+        <m:r>
+          <m:rPr>
+            <m:sty m:val="p"/>
+          </m:rPr>
+          <m:t>−</m:t>
+        </m:r>
+        <m:r>
+          <m:t>R</m:t>
+        </m:r>
+        <m:r>
+          <m:t>T</m:t>
+        </m:r>
+        <m:r>
+          <m:rPr>
+            <m:sty m:val="p"/>
+          </m:rPr>
+          <m:t>ln</m:t>
+        </m:r>
+        <m:r>
+          <m:t>K</m:t>
+        </m:r>
+      </m:oMath>
+      <w:r>
+        <w:rPr>
+          <w:rFonts w:ascii="Times New Roman" w:hAnsi="Times New Roman" w:eastAsia="Times New Roman" w:cs="Times New Roman"/>
+        </w:rPr>
+        <w:t xml:space="preserve"> </w:t>
+      </w:r>
+      <w:r>
+        <w:rPr>
+          <w:rFonts w:hint="eastAsia" w:ascii="Times New Roman" w:hAnsi="Times New Roman" w:eastAsia="FangSong" w:cs="Times New Roman"/>
+        </w:rPr>
+        <w:t xml:space="preserve">得</w:t>
+      </w:r>
+    </w:p>
+    <w:p>
+      <w:pPr>
+        <w:pStyle w:val="BodyText"/>
+      </w:pPr>
+      <m:oMath>
+        <m:oMathPr>
+          <m:ctrlPr>
+            <w:rPr>
+              <w:sz w:val="28"/>
+              <w:szCs w:val="28"/>
+            </w:rPr>
+          </m:ctrlPr>
+        </m:oMathPr>
+        <m:r>
+          <m:rPr>
+            <m:sty m:val="p"/>
+          </m:rPr>
+          <m:t>ln</m:t>
+        </m:r>
+        <m:r>
           <m:t>K</m:t>
         </m:r>
         <m:r>
@@ -17180,6 +16661,7 @@
     <w:p>
       <w:pPr>
         <w:pStyle w:val="BodyText"/>
+        <w:ind w:firstLine="420"/>
       </w:pPr>
       <w:r>
         <w:rPr>
@@ -17279,6 +16761,7 @@
     <w:p>
       <w:pPr>
         <w:pStyle w:val="BodyText"/>
+        <w:ind w:firstLine="420"/>
       </w:pPr>
       <w:r>
         <w:rPr>
@@ -17406,8 +16889,8 @@
         <w:t xml:space="preserve"> ✓</w:t>
       </w:r>
     </w:p>
-    <w:bookmarkEnd w:id="30"/>
-    <w:bookmarkStart w:id="31" w:name="例3-近似与误差挑战"/>
+    <w:bookmarkEnd w:id="29"/>
+    <w:bookmarkStart w:id="30" w:name="例3-近似与误差挑战"/>
     <w:p>
       <w:pPr>
         <w:pStyle w:val="Heading3"/>
@@ -17465,6 +16948,7 @@
     <w:p>
       <w:pPr>
         <w:pStyle w:val="FirstParagraph"/>
+        <w:ind w:firstLine="420"/>
       </w:pPr>
       <w:r>
         <w:rPr>
@@ -17721,6 +17205,7 @@
     <w:p>
       <w:pPr>
         <w:pStyle w:val="BodyText"/>
+        <w:ind w:firstLine="420"/>
       </w:pPr>
       <w:r>
         <w:rPr>
@@ -17740,6 +17225,7 @@
     <w:p>
       <w:pPr>
         <w:pStyle w:val="BodyText"/>
+        <w:ind w:firstLine="420"/>
       </w:pPr>
       <w:r>
         <w:rPr>
@@ -17908,6 +17394,7 @@
     <w:p>
       <w:pPr>
         <w:pStyle w:val="BodyText"/>
+        <w:ind w:firstLine="420"/>
       </w:pPr>
       <w:r>
         <w:rPr>
@@ -18101,6 +17588,7 @@
     <w:p>
       <w:pPr>
         <w:pStyle w:val="BodyText"/>
+        <w:ind w:firstLine="420"/>
       </w:pPr>
       <w:r>
         <w:rPr>
@@ -18252,6 +17740,7 @@
     <w:p>
       <w:pPr>
         <w:pStyle w:val="BodyText"/>
+        <w:ind w:firstLine="420"/>
       </w:pPr>
       <w:r>
         <w:rPr>
@@ -18306,9 +17795,9 @@
         </w:pict>
       </w:r>
     </w:p>
+    <w:bookmarkEnd w:id="30"/>
     <w:bookmarkEnd w:id="31"/>
-    <w:bookmarkEnd w:id="32"/>
-    <w:bookmarkStart w:id="33" w:name="本讲小结"/>
+    <w:bookmarkStart w:id="32" w:name="本讲小结"/>
     <w:p>
       <w:pPr>
         <w:pStyle w:val="Heading2"/>
@@ -18316,6 +17805,12 @@
       </w:pPr>
       <w:r>
         <w:rPr>
+          <w:rFonts w:ascii="Times New Roman" w:hAnsi="Times New Roman" w:eastAsia="Times New Roman" w:cs="Times New Roman"/>
+        </w:rPr>
+        <w:t xml:space="preserve">§8 </w:t>
+      </w:r>
+      <w:r>
+        <w:rPr>
           <w:rFonts w:hint="eastAsia" w:ascii="Times New Roman" w:hAnsi="Times New Roman" w:eastAsia="SimHei" w:cs="Times New Roman"/>
         </w:rPr>
         <w:t xml:space="preserve">本讲小结</w:t>
@@ -18324,6 +17819,7 @@
     <w:p>
       <w:pPr>
         <w:pStyle w:val="FirstParagraph"/>
+        <w:ind w:firstLine="420"/>
       </w:pPr>
       <w:r>
         <w:rPr>
@@ -18402,11 +17898,8 @@
     </w:p>
     <w:p>
       <w:pPr>
-        <w:pStyle w:val="Compact"/>
-        <w:numPr>
-          <w:ilvl w:val="0"/>
-          <w:numId w:val="1003"/>
-        </w:numPr>
+        <w:pStyle w:val="BodyText"/>
+        <w:ind w:firstLine="420"/>
       </w:pPr>
       <w:r>
         <w:rPr>
@@ -18474,11 +17967,8 @@
     </w:p>
     <w:p>
       <w:pPr>
-        <w:pStyle w:val="Compact"/>
-        <w:numPr>
-          <w:ilvl w:val="0"/>
-          <w:numId w:val="1003"/>
-        </w:numPr>
+        <w:pStyle w:val="BodyText"/>
+        <w:ind w:firstLine="420"/>
       </w:pPr>
       <w:r>
         <w:rPr>
@@ -18537,7 +18027,7 @@
         <w:rPr>
           <w:rFonts w:hint="eastAsia" w:ascii="Times New Roman" w:hAnsi="Times New Roman" w:eastAsia="FangSong" w:cs="Times New Roman"/>
         </w:rPr>
-        <w:t>下一讲的主角</w:t>
+        <w:t>下一讲的主题</w:t>
       </w:r>
       <w:r>
         <w:rPr>
@@ -18566,11 +18056,8 @@
     </w:p>
     <w:p>
       <w:pPr>
-        <w:pStyle w:val="Compact"/>
-        <w:numPr>
-          <w:ilvl w:val="0"/>
-          <w:numId w:val="1003"/>
-        </w:numPr>
+        <w:pStyle w:val="BodyText"/>
+        <w:ind w:firstLine="420"/>
       </w:pPr>
       <w:r>
         <w:rPr>
@@ -18707,11 +18194,8 @@
     </w:p>
     <w:p>
       <w:pPr>
-        <w:pStyle w:val="Compact"/>
-        <w:numPr>
-          <w:ilvl w:val="0"/>
-          <w:numId w:val="1003"/>
-        </w:numPr>
+        <w:pStyle w:val="BodyText"/>
+        <w:ind w:firstLine="420"/>
       </w:pPr>
       <w:r>
         <w:rPr>
@@ -18790,7 +18274,8 @@
     </w:p>
     <w:p>
       <w:pPr>
-        <w:pStyle w:val="FirstParagraph"/>
+        <w:pStyle w:val="BodyText"/>
+        <w:ind w:firstLine="420"/>
       </w:pPr>
       <w:r>
         <w:rPr>
@@ -18879,8 +18364,8 @@
         <w:t>。</w:t>
       </w:r>
     </w:p>
-    <w:bookmarkEnd w:id="33"/>
-    <w:bookmarkStart w:id="36" w:name="八本讲速查"/>
+    <w:bookmarkEnd w:id="32"/>
+    <w:bookmarkStart w:id="35" w:name="本讲速查"/>
     <w:p>
       <w:pPr>
         <w:pStyle w:val="Heading2"/>
@@ -18888,24 +18373,18 @@
       </w:pPr>
       <w:r>
         <w:rPr>
+          <w:rFonts w:ascii="Times New Roman" w:hAnsi="Times New Roman" w:eastAsia="Times New Roman" w:cs="Times New Roman"/>
+        </w:rPr>
+        <w:t xml:space="preserve">§9 </w:t>
+      </w:r>
+      <w:r>
+        <w:rPr>
           <w:rFonts w:hint="eastAsia" w:ascii="Times New Roman" w:hAnsi="Times New Roman" w:eastAsia="SimHei" w:cs="Times New Roman"/>
         </w:rPr>
-        <w:t>八</w:t>
-      </w:r>
-      <w:r>
-        <w:rPr>
-          <w:rFonts w:hint="eastAsia" w:ascii="Times New Roman" w:hAnsi="Times New Roman" w:eastAsia="Times New Roman" w:cs="Times New Roman"/>
-        </w:rPr>
-        <w:t>、</w:t>
-      </w:r>
-      <w:r>
-        <w:rPr>
-          <w:rFonts w:hint="eastAsia" w:ascii="Times New Roman" w:hAnsi="Times New Roman" w:eastAsia="SimHei" w:cs="Times New Roman"/>
-        </w:rPr>
-        <w:t>本讲速查</w:t>
+        <w:t xml:space="preserve">本讲速查</w:t>
       </w:r>
     </w:p>
-    <w:bookmarkStart w:id="34" w:name="指数"/>
+    <w:bookmarkStart w:id="33" w:name="指数"/>
     <w:p>
       <w:pPr>
         <w:pStyle w:val="Heading3"/>
@@ -18923,6 +18402,15 @@
         <w:tblStyle w:val="Table"/>
         <w:tblW w:type="auto" w:w="0"/>
         <w:tblLook w:firstRow="1" w:lastRow="0" w:firstColumn="0" w:lastColumn="0" w:noHBand="0" w:noVBand="0" w:val="0020"/>
+        <w:jc w:val="center"/>
+        <w:tblBorders>
+          <w:top w:val="single" w:sz="12" w:space="0" w:color="333333"/>
+          <w:bottom w:val="single" w:sz="12" w:space="0" w:color="333333"/>
+          <w:left w:val="none"/>
+          <w:right w:val="none"/>
+          <w:insideH w:val="none"/>
+          <w:insideV w:val="none"/>
+        </w:tblBorders>
       </w:tblPr>
       <w:tblGrid>
         <w:gridCol w:w="3960"/>
@@ -18933,7 +18421,11 @@
           <w:tblHeader w:val="on"/>
         </w:trPr>
         <w:tc>
-          <w:tcPr/>
+          <w:tcPr>
+            <w:tcBorders>
+              <w:bottom w:val="single" w:sz="6" w:space="0" w:color="333333"/>
+            </w:tcBorders>
+          </w:tcPr>
           <w:p>
             <w:pPr>
               <w:pStyle w:val="Compact"/>
@@ -18949,7 +18441,11 @@
           </w:p>
         </w:tc>
         <w:tc>
-          <w:tcPr/>
+          <w:tcPr>
+            <w:tcBorders>
+              <w:bottom w:val="single" w:sz="6" w:space="0" w:color="333333"/>
+            </w:tcBorders>
+          </w:tcPr>
           <w:p>
             <w:pPr>
               <w:pStyle w:val="Compact"/>
@@ -19267,8 +18763,8 @@
         </w:tc>
       </w:tr>
     </w:tbl>
-    <w:bookmarkEnd w:id="34"/>
-    <w:bookmarkStart w:id="35" w:name="对数"/>
+    <w:bookmarkEnd w:id="33"/>
+    <w:bookmarkStart w:id="34" w:name="对数"/>
     <w:p>
       <w:pPr>
         <w:pStyle w:val="Heading3"/>
@@ -19287,6 +18783,15 @@
         <w:tblW w:type="pct" w:w="5000"/>
         <w:tblLayout w:type="fixed"/>
         <w:tblLook w:firstRow="1" w:lastRow="0" w:firstColumn="0" w:lastColumn="0" w:noHBand="0" w:noVBand="0" w:val="0020"/>
+        <w:jc w:val="center"/>
+        <w:tblBorders>
+          <w:top w:val="single" w:sz="12" w:space="0" w:color="333333"/>
+          <w:bottom w:val="single" w:sz="12" w:space="0" w:color="333333"/>
+          <w:left w:val="none"/>
+          <w:right w:val="none"/>
+          <w:insideH w:val="none"/>
+          <w:insideV w:val="none"/>
+        </w:tblBorders>
       </w:tblPr>
       <w:tblGrid>
         <w:gridCol w:w="3960"/>
@@ -19297,7 +18802,11 @@
           <w:tblHeader w:val="on"/>
         </w:trPr>
         <w:tc>
-          <w:tcPr/>
+          <w:tcPr>
+            <w:tcBorders>
+              <w:bottom w:val="single" w:sz="6" w:space="0" w:color="333333"/>
+            </w:tcBorders>
+          </w:tcPr>
           <w:p>
             <w:pPr>
               <w:pStyle w:val="Compact"/>
@@ -19313,7 +18822,11 @@
           </w:p>
         </w:tc>
         <w:tc>
-          <w:tcPr/>
+          <w:tcPr>
+            <w:tcBorders>
+              <w:bottom w:val="single" w:sz="6" w:space="0" w:color="333333"/>
+            </w:tcBorders>
+          </w:tcPr>
           <w:p>
             <w:pPr>
               <w:pStyle w:val="Compact"/>
@@ -20006,9 +19519,9 @@
         </w:pict>
       </w:r>
     </w:p>
+    <w:bookmarkEnd w:id="34"/>
     <w:bookmarkEnd w:id="35"/>
-    <w:bookmarkEnd w:id="36"/>
-    <w:bookmarkStart w:id="40" w:name="九练习题"/>
+    <w:bookmarkStart w:id="39" w:name="课后习题"/>
     <w:p>
       <w:pPr>
         <w:pStyle w:val="Heading2"/>
@@ -20016,26 +19529,21 @@
       </w:pPr>
       <w:r>
         <w:rPr>
+          <w:rFonts w:ascii="Times New Roman" w:hAnsi="Times New Roman" w:eastAsia="Times New Roman" w:cs="Times New Roman"/>
+        </w:rPr>
+        <w:t xml:space="preserve">§10 </w:t>
+      </w:r>
+      <w:r>
+        <w:rPr>
           <w:rFonts w:hint="eastAsia" w:ascii="Times New Roman" w:hAnsi="Times New Roman" w:eastAsia="SimHei" w:cs="Times New Roman"/>
         </w:rPr>
-        <w:t>九</w:t>
-      </w:r>
-      <w:r>
-        <w:rPr>
-          <w:rFonts w:hint="eastAsia" w:ascii="Times New Roman" w:hAnsi="Times New Roman" w:eastAsia="Times New Roman" w:cs="Times New Roman"/>
-        </w:rPr>
-        <w:t>、</w:t>
-      </w:r>
-      <w:r>
-        <w:rPr>
-          <w:rFonts w:hint="eastAsia" w:ascii="Times New Roman" w:hAnsi="Times New Roman" w:eastAsia="SimHei" w:cs="Times New Roman"/>
-        </w:rPr>
-        <w:t>练习题</w:t>
+        <w:t xml:space="preserve">课后习题</w:t>
       </w:r>
     </w:p>
     <w:p>
       <w:pPr>
-        <w:pStyle w:val="BlockText"/>
+        <w:pStyle w:val="FirstParagraph"/>
+        <w:ind w:firstLine="420"/>
       </w:pPr>
       <w:r>
         <w:rPr>
@@ -20328,7 +19836,7 @@
         <w:t xml:space="preserve">。</w:t>
       </w:r>
     </w:p>
-    <w:bookmarkStart w:id="37" w:name="基础巩固5-题"/>
+    <w:bookmarkStart w:id="36" w:name="基础巩固5-题"/>
     <w:p>
       <w:pPr>
         <w:pStyle w:val="Heading3"/>
@@ -20374,6 +19882,7 @@
     <w:p>
       <w:pPr>
         <w:pStyle w:val="FirstParagraph"/>
+        <w:ind w:firstLine="420"/>
       </w:pPr>
       <w:r>
         <w:rPr>
@@ -20403,6 +19912,7 @@
     <w:p>
       <w:pPr>
         <w:pStyle w:val="BodyText"/>
+        <w:ind w:firstLine="420"/>
       </w:pPr>
       <w:r>
         <w:rPr>
@@ -20573,6 +20083,7 @@
     <w:p>
       <w:pPr>
         <w:pStyle w:val="BodyText"/>
+        <w:ind w:firstLine="420"/>
       </w:pPr>
       <w:r>
         <w:rPr>
@@ -20748,6 +20259,7 @@
     <w:p>
       <w:pPr>
         <w:pStyle w:val="BodyText"/>
+        <w:ind w:firstLine="420"/>
       </w:pPr>
       <w:r>
         <w:rPr>
@@ -20777,6 +20289,7 @@
     <w:p>
       <w:pPr>
         <w:pStyle w:val="BodyText"/>
+        <w:ind w:firstLine="420"/>
       </w:pPr>
       <w:r>
         <w:rPr>
@@ -20930,6 +20443,7 @@
     <w:p>
       <w:pPr>
         <w:pStyle w:val="BodyText"/>
+        <w:ind w:firstLine="420"/>
       </w:pPr>
       <w:r>
         <w:rPr>
@@ -21204,6 +20718,7 @@
     <w:p>
       <w:pPr>
         <w:pStyle w:val="BodyText"/>
+        <w:ind w:firstLine="420"/>
       </w:pPr>
       <w:r>
         <w:rPr>
@@ -21324,8 +20839,8 @@
         <w:t xml:space="preserve">。</w:t>
       </w:r>
     </w:p>
-    <w:bookmarkEnd w:id="37"/>
-    <w:bookmarkStart w:id="38" w:name="竞赛入门5-题"/>
+    <w:bookmarkEnd w:id="36"/>
+    <w:bookmarkStart w:id="37" w:name="竞赛入门5-题"/>
     <w:p>
       <w:pPr>
         <w:pStyle w:val="Heading3"/>
@@ -21371,6 +20886,7 @@
     <w:p>
       <w:pPr>
         <w:pStyle w:val="FirstParagraph"/>
+        <w:ind w:firstLine="420"/>
       </w:pPr>
       <w:r>
         <w:rPr>
@@ -21400,6 +20916,7 @@
     <w:p>
       <w:pPr>
         <w:pStyle w:val="BodyText"/>
+        <w:ind w:firstLine="420"/>
       </w:pPr>
       <w:r>
         <w:rPr>
@@ -21643,6 +21160,7 @@
     <w:p>
       <w:pPr>
         <w:pStyle w:val="BodyText"/>
+        <w:ind w:firstLine="420"/>
       </w:pPr>
       <w:r>
         <w:rPr>
@@ -21816,6 +21334,7 @@
     <w:p>
       <w:pPr>
         <w:pStyle w:val="BodyText"/>
+        <w:ind w:firstLine="420"/>
       </w:pPr>
       <w:r>
         <w:rPr>
@@ -21845,6 +21364,7 @@
     <w:p>
       <w:pPr>
         <w:pStyle w:val="BodyText"/>
+        <w:ind w:firstLine="420"/>
       </w:pPr>
       <w:r>
         <w:rPr>
@@ -21961,6 +21481,7 @@
     <w:p>
       <w:pPr>
         <w:pStyle w:val="BodyText"/>
+        <w:ind w:firstLine="420"/>
       </w:pPr>
       <w:r>
         <w:rPr>
@@ -22232,6 +21753,7 @@
     <w:p>
       <w:pPr>
         <w:pStyle w:val="BodyText"/>
+        <w:ind w:firstLine="420"/>
       </w:pPr>
       <w:r>
         <w:rPr>
@@ -22460,8 +21982,8 @@
         <w:t>。</w:t>
       </w:r>
     </w:p>
-    <w:bookmarkEnd w:id="38"/>
-    <w:bookmarkStart w:id="39" w:name="真题挑战5-题竞赛风格改编"/>
+    <w:bookmarkEnd w:id="37"/>
+    <w:bookmarkStart w:id="38" w:name="真题挑战5-题竞赛风格改编"/>
     <w:p>
       <w:pPr>
         <w:pStyle w:val="Heading3"/>
@@ -22519,6 +22041,7 @@
     <w:p>
       <w:pPr>
         <w:pStyle w:val="FirstParagraph"/>
+        <w:ind w:firstLine="420"/>
       </w:pPr>
       <w:r>
         <w:rPr>
@@ -22828,6 +22351,7 @@
     <w:p>
       <w:pPr>
         <w:pStyle w:val="BodyText"/>
+        <w:ind w:firstLine="420"/>
       </w:pPr>
       <w:r>
         <w:rPr>
@@ -23065,6 +22589,7 @@
     <w:p>
       <w:pPr>
         <w:pStyle w:val="BodyText"/>
+        <w:ind w:firstLine="420"/>
       </w:pPr>
       <w:r>
         <w:rPr>
@@ -23300,6 +22825,7 @@
     <w:p>
       <w:pPr>
         <w:pStyle w:val="BodyText"/>
+        <w:ind w:firstLine="420"/>
       </w:pPr>
       <w:r>
         <w:rPr>
@@ -23502,6 +23028,7 @@
     <w:p>
       <w:pPr>
         <w:pStyle w:val="BodyText"/>
+        <w:ind w:firstLine="420"/>
       </w:pPr>
       <w:r>
         <w:rPr>
@@ -23959,9 +23486,9 @@
         </w:pict>
       </w:r>
     </w:p>
+    <w:bookmarkEnd w:id="38"/>
     <w:bookmarkEnd w:id="39"/>
-    <w:bookmarkEnd w:id="40"/>
-    <w:bookmarkStart w:id="41" w:name="参考答案"/>
+    <w:bookmarkStart w:id="40" w:name="参考答案"/>
     <w:p>
       <w:pPr>
         <w:pStyle w:val="Heading2"/>
@@ -23969,6 +23496,12 @@
       </w:pPr>
       <w:r>
         <w:rPr>
+          <w:rFonts w:ascii="Times New Roman" w:hAnsi="Times New Roman" w:eastAsia="Times New Roman" w:cs="Times New Roman"/>
+        </w:rPr>
+        <w:t xml:space="preserve">§11 </w:t>
+      </w:r>
+      <w:r>
+        <w:rPr>
           <w:rFonts w:hint="eastAsia" w:ascii="Times New Roman" w:hAnsi="Times New Roman" w:eastAsia="SimHei" w:cs="Times New Roman"/>
         </w:rPr>
         <w:t xml:space="preserve">参考答案</w:t>
@@ -23977,6 +23510,7 @@
     <w:p>
       <w:pPr>
         <w:pStyle w:val="FirstParagraph"/>
+        <w:ind w:firstLine="420"/>
       </w:pPr>
       <w:r>
         <w:rPr>
@@ -24301,6 +23835,7 @@
     <w:p>
       <w:pPr>
         <w:pStyle w:val="BodyText"/>
+        <w:ind w:firstLine="420"/>
       </w:pPr>
       <w:r>
         <w:rPr>
@@ -24394,6 +23929,7 @@
     <w:p>
       <w:pPr>
         <w:pStyle w:val="BodyText"/>
+        <w:ind w:firstLine="420"/>
       </w:pPr>
       <w:r>
         <w:rPr>
@@ -24491,6 +24027,7 @@
     <w:p>
       <w:pPr>
         <w:pStyle w:val="BodyText"/>
+        <w:ind w:firstLine="420"/>
       </w:pPr>
       <w:r>
         <w:rPr>
@@ -24719,6 +24256,7 @@
     <w:p>
       <w:pPr>
         <w:pStyle w:val="BodyText"/>
+        <w:ind w:firstLine="420"/>
       </w:pPr>
       <w:r>
         <w:rPr>
@@ -25079,6 +24617,7 @@
     <w:p>
       <w:pPr>
         <w:pStyle w:val="BodyText"/>
+        <w:ind w:firstLine="420"/>
       </w:pPr>
       <w:r>
         <w:rPr>
@@ -25921,6 +25460,7 @@
     <w:p>
       <w:pPr>
         <w:pStyle w:val="BodyText"/>
+        <w:ind w:firstLine="420"/>
       </w:pPr>
       <w:r>
         <w:rPr>
@@ -26721,6 +26261,7 @@
     <w:p>
       <w:pPr>
         <w:pStyle w:val="BodyText"/>
+        <w:ind w:firstLine="420"/>
       </w:pPr>
       <w:r>
         <w:rPr>
@@ -26948,6 +26489,7 @@
     <w:p>
       <w:pPr>
         <w:pStyle w:val="BodyText"/>
+        <w:ind w:firstLine="420"/>
       </w:pPr>
       <w:r>
         <w:rPr>
@@ -27189,6 +26731,7 @@
     <w:p>
       <w:pPr>
         <w:pStyle w:val="BodyText"/>
+        <w:ind w:firstLine="420"/>
       </w:pPr>
       <w:r>
         <w:rPr>
@@ -27477,6 +27020,7 @@
     <w:p>
       <w:pPr>
         <w:pStyle w:val="BodyText"/>
+        <w:ind w:firstLine="420"/>
       </w:pPr>
       <w:r>
         <w:rPr>
@@ -27679,6 +27223,7 @@
     <w:p>
       <w:pPr>
         <w:pStyle w:val="BodyText"/>
+        <w:ind w:firstLine="420"/>
       </w:pPr>
       <w:r>
         <w:rPr>
@@ -28156,6 +27701,7 @@
     <w:p>
       <w:pPr>
         <w:pStyle w:val="BodyText"/>
+        <w:ind w:firstLine="420"/>
       </w:pPr>
       <w:r>
         <w:rPr>
@@ -28488,6 +28034,7 @@
     <w:p>
       <w:pPr>
         <w:pStyle w:val="BodyText"/>
+        <w:ind w:firstLine="420"/>
       </w:pPr>
       <w:r>
         <w:rPr>
@@ -28873,6 +28420,7 @@
     <w:p>
       <w:pPr>
         <w:pStyle w:val="BodyText"/>
+        <w:ind w:firstLine="420"/>
       </w:pPr>
       <w:r>
         <w:rPr>
@@ -29450,6 +28998,7 @@
     <w:p>
       <w:pPr>
         <w:pStyle w:val="BodyText"/>
+        <w:ind w:firstLine="420"/>
       </w:pPr>
       <w:r>
         <w:rPr>
@@ -30040,26 +29589,21 @@
     </w:p>
     <w:p>
       <w:pPr>
+        <w:pStyle w:val="FirstParagraph"/>
+        <w:ind w:firstLine="420"/>
+      </w:pPr>
+      <w:r>
+        <w:rPr>
+          <w:rFonts w:hint="eastAsia" w:ascii="Times New Roman" w:hAnsi="Times New Roman" w:eastAsia="FangSong" w:cs="Times New Roman"/>
+        </w:rPr>
+        <w:t xml:space="preserve">本讲在化学中的落点</w:t>
+      </w:r>
+    </w:p>
+    <w:p>
+      <w:pPr>
         <w:pStyle w:val="BodyText"/>
+        <w:ind w:firstLine="420"/>
       </w:pPr>
-      <w:r>
-        <w:rPr>
-          <w:rFonts w:hint="eastAsia" w:ascii="Times New Roman" w:hAnsi="Times New Roman" w:eastAsia="FangSong" w:cs="Times New Roman"/>
-        </w:rPr>
-        <w:t xml:space="preserve">本讲在化学中的落点</w:t>
-      </w:r>
-      <w:r>
-        <w:rPr>
-          <w:rFonts w:ascii="Times New Roman" w:hAnsi="Times New Roman" w:eastAsia="Times New Roman" w:cs="Times New Roman"/>
-        </w:rPr>
-        <w:t xml:space="preserve"> </w:t>
-      </w:r>
-      <w:r>
-        <w:rPr>
-          <w:rFonts w:ascii="Times New Roman" w:hAnsi="Times New Roman" w:eastAsia="Times New Roman" w:cs="Times New Roman"/>
-        </w:rPr>
-        <w:t xml:space="preserve">- </w:t>
-      </w:r>
       <w:r>
         <w:rPr>
           <w:rFonts w:hint="eastAsia" w:ascii="Times New Roman" w:hAnsi="Times New Roman" w:eastAsia="Times New Roman" w:cs="Times New Roman"/>
@@ -30284,6 +29828,36 @@
         </w:rPr>
         <w:t>。</w:t>
       </w:r>
+    </w:p>
+    <w:p>
+      <w:pPr>
+        <w:pStyle w:val="BodyText"/>
+        <w:ind w:firstLine="420"/>
+      </w:pPr>
+      <w:r>
+        <w:rPr>
+          <w:rFonts w:hint="eastAsia" w:ascii="Times New Roman" w:hAnsi="Times New Roman" w:eastAsia="Times New Roman" w:cs="Times New Roman"/>
+        </w:rPr>
+        <w:t>《</w:t>
+      </w:r>
+      <w:r>
+        <w:rPr>
+          <w:rFonts w:hint="eastAsia" w:ascii="Times New Roman" w:hAnsi="Times New Roman" w:eastAsia="FangSong" w:cs="Times New Roman"/>
+        </w:rPr>
+        <w:t>化学平衡</w:t>
+      </w:r>
+      <w:r>
+        <w:rPr>
+          <w:rFonts w:hint="eastAsia" w:ascii="Times New Roman" w:hAnsi="Times New Roman" w:eastAsia="Times New Roman" w:cs="Times New Roman"/>
+        </w:rPr>
+        <w:t>》：</w:t>
+      </w:r>
+      <w:r>
+        <w:rPr>
+          <w:rFonts w:hint="eastAsia" w:ascii="Times New Roman" w:hAnsi="Times New Roman" w:eastAsia="FangSong" w:cs="Times New Roman"/>
+        </w:rPr>
+        <w:t>能独立完成</w:t>
+      </w:r>
       <w:r>
         <w:rPr>
           <w:rFonts w:ascii="Times New Roman" w:hAnsi="Times New Roman" w:eastAsia="Times New Roman" w:cs="Times New Roman"/>
@@ -30292,10 +29866,65 @@
       </w:r>
       <w:r>
         <w:rPr>
-          <w:rFonts w:ascii="Times New Roman" w:hAnsi="Times New Roman" w:eastAsia="Times New Roman" w:cs="Times New Roman"/>
-        </w:rPr>
-        <w:t xml:space="preserve">- </w:t>
-      </w:r>
+          <w:rStyle w:val="VerbatimChar"/>
+          <w:rFonts w:ascii="Times New Roman" w:hAnsi="Times New Roman" w:eastAsia="Times New Roman" w:cs="Times New Roman"/>
+        </w:rPr>
+        <w:t xml:space="preserve">ΔGθ</w:t>
+      </w:r>
+      <w:r>
+        <w:rPr>
+          <w:rFonts w:ascii="Times New Roman" w:hAnsi="Times New Roman" w:eastAsia="Times New Roman" w:cs="Times New Roman"/>
+        </w:rPr>
+        <w:t xml:space="preserve"> </w:t>
+      </w:r>
+      <w:r>
+        <w:rPr>
+          <w:rFonts w:ascii="Times New Roman" w:hAnsi="Times New Roman" w:eastAsia="Times New Roman" w:cs="Times New Roman"/>
+        </w:rPr>
+        <w:t xml:space="preserve">↔ K </w:t>
+      </w:r>
+      <w:r>
+        <w:rPr>
+          <w:rFonts w:hint="eastAsia" w:ascii="Times New Roman" w:hAnsi="Times New Roman" w:eastAsia="FangSong" w:cs="Times New Roman"/>
+        </w:rPr>
+        <w:t>的互算</w:t>
+      </w:r>
+      <w:r>
+        <w:rPr>
+          <w:rFonts w:hint="eastAsia" w:ascii="Times New Roman" w:hAnsi="Times New Roman" w:eastAsia="Times New Roman" w:cs="Times New Roman"/>
+        </w:rPr>
+        <w:t>，</w:t>
+      </w:r>
+      <w:r>
+        <w:rPr>
+          <w:rFonts w:hint="eastAsia" w:ascii="Times New Roman" w:hAnsi="Times New Roman" w:eastAsia="FangSong" w:cs="Times New Roman"/>
+        </w:rPr>
+        <w:t>并处理</w:t>
+      </w:r>
+      <w:r>
+        <w:rPr>
+          <w:rFonts w:ascii="Times New Roman" w:hAnsi="Times New Roman" w:eastAsia="Times New Roman" w:cs="Times New Roman"/>
+        </w:rPr>
+        <w:t xml:space="preserve"> van’t Hoff </w:t>
+      </w:r>
+      <w:r>
+        <w:rPr>
+          <w:rFonts w:hint="eastAsia" w:ascii="Times New Roman" w:hAnsi="Times New Roman" w:eastAsia="FangSong" w:cs="Times New Roman"/>
+        </w:rPr>
+        <w:t>两点式</w:t>
+      </w:r>
+      <w:r>
+        <w:rPr>
+          <w:rFonts w:hint="eastAsia" w:ascii="Times New Roman" w:hAnsi="Times New Roman" w:eastAsia="Times New Roman" w:cs="Times New Roman"/>
+        </w:rPr>
+        <w:t>。</w:t>
+      </w:r>
+    </w:p>
+    <w:p>
+      <w:pPr>
+        <w:pStyle w:val="BodyText"/>
+        <w:ind w:firstLine="420"/>
+      </w:pPr>
       <w:r>
         <w:rPr>
           <w:rFonts w:hint="eastAsia" w:ascii="Times New Roman" w:hAnsi="Times New Roman" w:eastAsia="Times New Roman" w:cs="Times New Roman"/>
@@ -30306,7 +29935,7 @@
         <w:rPr>
           <w:rFonts w:hint="eastAsia" w:ascii="Times New Roman" w:hAnsi="Times New Roman" w:eastAsia="FangSong" w:cs="Times New Roman"/>
         </w:rPr>
-        <w:t>化学平衡</w:t>
+        <w:t>酸碱理论</w:t>
       </w:r>
       <w:r>
         <w:rPr>
@@ -30318,7 +29947,19 @@
         <w:rPr>
           <w:rFonts w:hint="eastAsia" w:ascii="Times New Roman" w:hAnsi="Times New Roman" w:eastAsia="FangSong" w:cs="Times New Roman"/>
         </w:rPr>
-        <w:t>能独立完成</w:t>
+        <w:t>明白</w:t>
+      </w:r>
+      <w:r>
+        <w:rPr>
+          <w:rFonts w:ascii="Times New Roman" w:hAnsi="Times New Roman" w:eastAsia="Times New Roman" w:cs="Times New Roman"/>
+        </w:rPr>
+        <w:t xml:space="preserve"> pH </w:t>
+      </w:r>
+      <w:r>
+        <w:rPr>
+          <w:rFonts w:hint="eastAsia" w:ascii="Times New Roman" w:hAnsi="Times New Roman" w:eastAsia="FangSong" w:cs="Times New Roman"/>
+        </w:rPr>
+        <w:t xml:space="preserve">用</w:t>
       </w:r>
       <w:r>
         <w:rPr>
@@ -30328,10 +29969,15 @@
       </w:r>
       <w:r>
         <w:rPr>
-          <w:rStyle w:val="VerbatimChar"/>
-          <w:rFonts w:ascii="Times New Roman" w:hAnsi="Times New Roman" w:eastAsia="Times New Roman" w:cs="Times New Roman"/>
-        </w:rPr>
-        <w:t xml:space="preserve">ΔGθ</w:t>
+          <w:rFonts w:hint="eastAsia" w:ascii="Times New Roman" w:hAnsi="Times New Roman" w:eastAsia="Times New Roman" w:cs="Times New Roman"/>
+        </w:rPr>
+        <w:t>lg、</w:t>
+      </w:r>
+      <w:r>
+        <w:rPr>
+          <w:rFonts w:hint="eastAsia" w:ascii="Times New Roman" w:hAnsi="Times New Roman" w:eastAsia="FangSong" w:cs="Times New Roman"/>
+        </w:rPr>
+        <w:t>热力学用</w:t>
       </w:r>
       <w:r>
         <w:rPr>
@@ -30341,39 +29987,21 @@
       </w:r>
       <w:r>
         <w:rPr>
-          <w:rFonts w:ascii="Times New Roman" w:hAnsi="Times New Roman" w:eastAsia="Times New Roman" w:cs="Times New Roman"/>
-        </w:rPr>
-        <w:t xml:space="preserve">↔ K </w:t>
-      </w:r>
-      <w:r>
-        <w:rPr>
-          <w:rFonts w:hint="eastAsia" w:ascii="Times New Roman" w:hAnsi="Times New Roman" w:eastAsia="FangSong" w:cs="Times New Roman"/>
-        </w:rPr>
-        <w:t>的互算</w:t>
-      </w:r>
-      <w:r>
-        <w:rPr>
-          <w:rFonts w:hint="eastAsia" w:ascii="Times New Roman" w:hAnsi="Times New Roman" w:eastAsia="Times New Roman" w:cs="Times New Roman"/>
-        </w:rPr>
-        <w:t>，</w:t>
-      </w:r>
-      <w:r>
-        <w:rPr>
-          <w:rFonts w:hint="eastAsia" w:ascii="Times New Roman" w:hAnsi="Times New Roman" w:eastAsia="FangSong" w:cs="Times New Roman"/>
-        </w:rPr>
-        <w:t>并处理</w:t>
-      </w:r>
-      <w:r>
-        <w:rPr>
-          <w:rFonts w:ascii="Times New Roman" w:hAnsi="Times New Roman" w:eastAsia="Times New Roman" w:cs="Times New Roman"/>
-        </w:rPr>
-        <w:t xml:space="preserve"> van’t Hoff </w:t>
-      </w:r>
-      <w:r>
-        <w:rPr>
-          <w:rFonts w:hint="eastAsia" w:ascii="Times New Roman" w:hAnsi="Times New Roman" w:eastAsia="FangSong" w:cs="Times New Roman"/>
-        </w:rPr>
-        <w:t>两点式</w:t>
+          <w:rFonts w:hint="eastAsia" w:ascii="Times New Roman" w:hAnsi="Times New Roman" w:eastAsia="Times New Roman" w:cs="Times New Roman"/>
+        </w:rPr>
+        <w:t xml:space="preserve">ln，2.303</w:t>
+      </w:r>
+      <w:r>
+        <w:rPr>
+          <w:rFonts w:ascii="Times New Roman" w:hAnsi="Times New Roman" w:eastAsia="Times New Roman" w:cs="Times New Roman"/>
+        </w:rPr>
+        <w:t xml:space="preserve"> </w:t>
+      </w:r>
+      <w:r>
+        <w:rPr>
+          <w:rFonts w:hint="eastAsia" w:ascii="Times New Roman" w:hAnsi="Times New Roman" w:eastAsia="FangSong" w:cs="Times New Roman"/>
+        </w:rPr>
+        <w:t>不再凭空出现</w:t>
       </w:r>
       <w:r>
         <w:rPr>
@@ -30381,114 +30009,12 @@
         </w:rPr>
         <w:t>。</w:t>
       </w:r>
-      <w:r>
-        <w:rPr>
-          <w:rFonts w:ascii="Times New Roman" w:hAnsi="Times New Roman" w:eastAsia="Times New Roman" w:cs="Times New Roman"/>
-        </w:rPr>
-        <w:t xml:space="preserve"> </w:t>
-      </w:r>
-      <w:r>
-        <w:rPr>
-          <w:rFonts w:ascii="Times New Roman" w:hAnsi="Times New Roman" w:eastAsia="Times New Roman" w:cs="Times New Roman"/>
-        </w:rPr>
-        <w:t xml:space="preserve">- </w:t>
-      </w:r>
-      <w:r>
-        <w:rPr>
-          <w:rFonts w:hint="eastAsia" w:ascii="Times New Roman" w:hAnsi="Times New Roman" w:eastAsia="Times New Roman" w:cs="Times New Roman"/>
-        </w:rPr>
-        <w:t>《</w:t>
-      </w:r>
-      <w:r>
-        <w:rPr>
-          <w:rFonts w:hint="eastAsia" w:ascii="Times New Roman" w:hAnsi="Times New Roman" w:eastAsia="FangSong" w:cs="Times New Roman"/>
-        </w:rPr>
-        <w:t>酸碱理论</w:t>
-      </w:r>
-      <w:r>
-        <w:rPr>
-          <w:rFonts w:hint="eastAsia" w:ascii="Times New Roman" w:hAnsi="Times New Roman" w:eastAsia="Times New Roman" w:cs="Times New Roman"/>
-        </w:rPr>
-        <w:t>》：</w:t>
-      </w:r>
-      <w:r>
-        <w:rPr>
-          <w:rFonts w:hint="eastAsia" w:ascii="Times New Roman" w:hAnsi="Times New Roman" w:eastAsia="FangSong" w:cs="Times New Roman"/>
-        </w:rPr>
-        <w:t>明白</w:t>
-      </w:r>
-      <w:r>
-        <w:rPr>
-          <w:rFonts w:ascii="Times New Roman" w:hAnsi="Times New Roman" w:eastAsia="Times New Roman" w:cs="Times New Roman"/>
-        </w:rPr>
-        <w:t xml:space="preserve"> pH </w:t>
-      </w:r>
-      <w:r>
-        <w:rPr>
-          <w:rFonts w:hint="eastAsia" w:ascii="Times New Roman" w:hAnsi="Times New Roman" w:eastAsia="FangSong" w:cs="Times New Roman"/>
-        </w:rPr>
-        <w:t xml:space="preserve">用</w:t>
-      </w:r>
-      <w:r>
-        <w:rPr>
-          <w:rFonts w:ascii="Times New Roman" w:hAnsi="Times New Roman" w:eastAsia="Times New Roman" w:cs="Times New Roman"/>
-        </w:rPr>
-        <w:t xml:space="preserve"> </w:t>
-      </w:r>
-      <w:r>
-        <w:rPr>
-          <w:rFonts w:hint="eastAsia" w:ascii="Times New Roman" w:hAnsi="Times New Roman" w:eastAsia="Times New Roman" w:cs="Times New Roman"/>
-        </w:rPr>
-        <w:t>lg、</w:t>
-      </w:r>
-      <w:r>
-        <w:rPr>
-          <w:rFonts w:hint="eastAsia" w:ascii="Times New Roman" w:hAnsi="Times New Roman" w:eastAsia="FangSong" w:cs="Times New Roman"/>
-        </w:rPr>
-        <w:t>热力学用</w:t>
-      </w:r>
-      <w:r>
-        <w:rPr>
-          <w:rFonts w:ascii="Times New Roman" w:hAnsi="Times New Roman" w:eastAsia="Times New Roman" w:cs="Times New Roman"/>
-        </w:rPr>
-        <w:t xml:space="preserve"> </w:t>
-      </w:r>
-      <w:r>
-        <w:rPr>
-          <w:rFonts w:hint="eastAsia" w:ascii="Times New Roman" w:hAnsi="Times New Roman" w:eastAsia="Times New Roman" w:cs="Times New Roman"/>
-        </w:rPr>
-        <w:t xml:space="preserve">ln，2.303</w:t>
-      </w:r>
-      <w:r>
-        <w:rPr>
-          <w:rFonts w:ascii="Times New Roman" w:hAnsi="Times New Roman" w:eastAsia="Times New Roman" w:cs="Times New Roman"/>
-        </w:rPr>
-        <w:t xml:space="preserve"> </w:t>
-      </w:r>
-      <w:r>
-        <w:rPr>
-          <w:rFonts w:hint="eastAsia" w:ascii="Times New Roman" w:hAnsi="Times New Roman" w:eastAsia="FangSong" w:cs="Times New Roman"/>
-        </w:rPr>
-        <w:t>不再凭空出现</w:t>
-      </w:r>
-      <w:r>
-        <w:rPr>
-          <w:rFonts w:hint="eastAsia" w:ascii="Times New Roman" w:hAnsi="Times New Roman" w:eastAsia="Times New Roman" w:cs="Times New Roman"/>
-        </w:rPr>
-        <w:t>。</w:t>
-      </w:r>
-      <w:r>
-        <w:rPr>
-          <w:rFonts w:ascii="Times New Roman" w:hAnsi="Times New Roman" w:eastAsia="Times New Roman" w:cs="Times New Roman"/>
-        </w:rPr>
-        <w:t xml:space="preserve"> </w:t>
-      </w:r>
-      <w:r>
-        <w:rPr>
-          <w:rFonts w:ascii="Times New Roman" w:hAnsi="Times New Roman" w:eastAsia="Times New Roman" w:cs="Times New Roman"/>
-        </w:rPr>
-        <w:t xml:space="preserve">- </w:t>
-      </w:r>
+    </w:p>
+    <w:p>
+      <w:pPr>
+        <w:pStyle w:val="BodyText"/>
+        <w:ind w:firstLine="420"/>
+      </w:pPr>
       <w:r>
         <w:rPr>
           <w:rFonts w:hint="eastAsia" w:ascii="Times New Roman" w:hAnsi="Times New Roman" w:eastAsia="FangSong" w:cs="Times New Roman"/>
@@ -30705,8 +30231,7 @@
         <w:t>。</w:t>
       </w:r>
     </w:p>
-    <w:bookmarkEnd w:id="41"/>
-    <w:bookmarkEnd w:id="42"/>
+    <w:bookmarkEnd w:id="40"/>
     <w:sectPr>
       <w:footerReference w:type="default" r:id="rId9"/>
       <w:footnotePr>
@@ -30855,120 +30380,8 @@
       </w:pPr>
     </w:lvl>
   </w:abstractNum>
-  <w:abstractNum w:abstractNumId="991">
-    <w:nsid w:val="0000A991"/>
-    <w:multiLevelType w:val="multilevel"/>
-    <w:lvl w:ilvl="0">
-      <w:numFmt w:val="bullet"/>
-      <w:lvlText w:val=""/>
-      <w:lvlJc w:val="left"/>
-      <w:pPr>
-        <w:ind w:left="720" w:hanging="360"/>
-      </w:pPr>
-      <w:rPr>
-        <w:rFonts w:ascii="Symbol" w:hAnsi="Symbol" w:cs="Symbol" w:hint="default"/>
-      </w:rPr>
-    </w:lvl>
-    <w:lvl w:ilvl="1">
-      <w:numFmt w:val="bullet"/>
-      <w:lvlText w:val="o"/>
-      <w:lvlJc w:val="left"/>
-      <w:pPr>
-        <w:ind w:left="1440" w:hanging="360"/>
-      </w:pPr>
-      <w:rPr>
-        <w:rFonts w:ascii="Courier New" w:hAnsi="Courier New" w:cs="Courier New" w:hint="default"/>
-      </w:rPr>
-    </w:lvl>
-    <w:lvl w:ilvl="2">
-      <w:numFmt w:val="bullet"/>
-      <w:lvlText w:val=""/>
-      <w:lvlJc w:val="left"/>
-      <w:pPr>
-        <w:ind w:left="2160" w:hanging="360"/>
-      </w:pPr>
-      <w:rPr>
-        <w:rFonts w:ascii="Wingdings" w:hAnsi="Wingdings" w:cs="Wingdings" w:hint="default"/>
-      </w:rPr>
-    </w:lvl>
-    <w:lvl w:ilvl="3">
-      <w:numFmt w:val="bullet"/>
-      <w:lvlText w:val=""/>
-      <w:lvlJc w:val="left"/>
-      <w:pPr>
-        <w:ind w:left="2880" w:hanging="360"/>
-      </w:pPr>
-      <w:rPr>
-        <w:rFonts w:ascii="Symbol" w:hAnsi="Symbol" w:cs="Symbol" w:hint="default"/>
-      </w:rPr>
-    </w:lvl>
-    <w:lvl w:ilvl="4">
-      <w:numFmt w:val="bullet"/>
-      <w:lvlText w:val="o"/>
-      <w:lvlJc w:val="left"/>
-      <w:pPr>
-        <w:ind w:left="3600" w:hanging="360"/>
-      </w:pPr>
-      <w:rPr>
-        <w:rFonts w:ascii="Courier New" w:hAnsi="Courier New" w:cs="Courier New" w:hint="default"/>
-      </w:rPr>
-    </w:lvl>
-    <w:lvl w:ilvl="5">
-      <w:numFmt w:val="bullet"/>
-      <w:lvlText w:val=""/>
-      <w:lvlJc w:val="left"/>
-      <w:pPr>
-        <w:ind w:left="4320" w:hanging="360"/>
-      </w:pPr>
-      <w:rPr>
-        <w:rFonts w:ascii="Wingdings" w:hAnsi="Wingdings" w:cs="Wingdings" w:hint="default"/>
-      </w:rPr>
-    </w:lvl>
-    <w:lvl w:ilvl="6">
-      <w:numFmt w:val="bullet"/>
-      <w:lvlText w:val=""/>
-      <w:lvlJc w:val="left"/>
-      <w:pPr>
-        <w:ind w:left="5040" w:hanging="360"/>
-      </w:pPr>
-      <w:rPr>
-        <w:rFonts w:ascii="Symbol" w:hAnsi="Symbol" w:cs="Symbol" w:hint="default"/>
-      </w:rPr>
-    </w:lvl>
-    <w:lvl w:ilvl="7">
-      <w:numFmt w:val="bullet"/>
-      <w:lvlText w:val="o"/>
-      <w:lvlJc w:val="left"/>
-      <w:pPr>
-        <w:ind w:left="5760" w:hanging="360"/>
-      </w:pPr>
-      <w:rPr>
-        <w:rFonts w:ascii="Courier New" w:hAnsi="Courier New" w:cs="Courier New" w:hint="default"/>
-      </w:rPr>
-    </w:lvl>
-    <w:lvl w:ilvl="8">
-      <w:numFmt w:val="bullet"/>
-      <w:lvlText w:val=""/>
-      <w:lvlJc w:val="left"/>
-      <w:pPr>
-        <w:ind w:left="6480" w:hanging="360"/>
-      </w:pPr>
-      <w:rPr>
-        <w:rFonts w:ascii="Wingdings" w:hAnsi="Wingdings" w:cs="Wingdings" w:hint="default"/>
-      </w:rPr>
-    </w:lvl>
-  </w:abstractNum>
   <w:num w:numId="1000">
     <w:abstractNumId w:val="990"/>
-  </w:num>
-  <w:num w:numId="1001">
-    <w:abstractNumId w:val="991"/>
-  </w:num>
-  <w:num w:numId="1002">
-    <w:abstractNumId w:val="991"/>
-  </w:num>
-  <w:num w:numId="1003">
-    <w:abstractNumId w:val="991"/>
   </w:num>
 </w:numbering>
 </file>
@@ -31697,30 +31110,6 @@
       <ns0:color ns0:themeColor="accent1" ns0:themeShade="BF" ns0:val="365F91"/>
     </ns0:rPr>
   </ns0:style>
-  <w:style w:type="paragraph" w:customStyle="1" w:styleId="BodyText">
-    <w:name w:val="Body Text"/>
-    <w:basedOn w:val="BodyText"/>
-    <w:qFormat/>
-    <ns0:rPr>
-      <w:rFonts ns0:ascii="Times New Roman" ns0:hAnsi="Times New Roman" ns0:eastAsia="FangSong" ns0:cs="Times New Roman"/>
-    </ns0:rPr>
-  </w:style>
-  <w:style w:type="paragraph" w:customStyle="1" w:styleId="MethodologyBlock">
-    <w:name w:val="Methodology Block"/>
-    <w:basedOn w:val="BodyText"/>
-    <w:qFormat/>
-    <ns0:rPr>
-      <w:rFonts ns0:ascii="Times New Roman" ns0:hAnsi="Times New Roman" ns0:eastAsia="FangSong" ns0:cs="Times New Roman"/>
-    </ns0:rPr>
-  </w:style>
-  <w:style w:type="paragraph" w:customStyle="1" w:styleId="MistakeBlock">
-    <w:name w:val="Mistake Block"/>
-    <w:basedOn w:val="BodyText"/>
-    <w:qFormat/>
-    <ns0:rPr>
-      <w:rFonts ns0:ascii="Times New Roman" ns0:hAnsi="Times New Roman" ns0:eastAsia="FangSong" ns0:cs="Times New Roman"/>
-    </ns0:rPr>
-  </w:style>
   <w:style w:type="paragraph" w:customStyle="1" w:styleId="SourceCode">
     <w:name w:val="Source Code"/>
     <w:basedOn w:val="Normal"/>

--- a/06-学生侧材料/讲义/_数学工具/数学工具-第2讲-对数与指数.docx
+++ b/06-学生侧材料/讲义/_数学工具/数学工具-第2讲-对数与指数.docx
@@ -13774,9 +13774,9 @@
         </w:tblBorders>
       </w:tblPr>
       <w:tblGrid>
-        <w:gridCol w:w="2640"/>
-        <w:gridCol w:w="2640"/>
-        <w:gridCol w:w="2640"/>
+        <w:gridCol w:w="3564"/>
+        <w:gridCol w:w="1188"/>
+        <w:gridCol w:w="3168"/>
       </w:tblGrid>
       <w:tr>
         <w:trPr>
